--- a/C372 Individual CA2 AI Interaction Journal-24009059-RaphaelaLee.docx
+++ b/C372 Individual CA2 AI Interaction Journal-24009059-RaphaelaLee.docx
@@ -10227,8 +10227,17 @@
           <w:sz w:val="24"/>
           <w:szCs w:val="24"/>
         </w:rPr>
-        <w:t xml:space="preserve">refund </w:t>
-      </w:r>
+        <w:t xml:space="preserve">full and partial refund for stripe and </w:t>
+      </w:r>
+      <w:proofErr w:type="spellStart"/>
+      <w:r>
+        <w:rPr>
+          <w:sz w:val="24"/>
+          <w:szCs w:val="24"/>
+        </w:rPr>
+        <w:t>paypal</w:t>
+      </w:r>
+      <w:proofErr w:type="spellEnd"/>
     </w:p>
     <w:p>
       <w:pPr>
@@ -10321,7 +10330,23 @@
           <w:sz w:val="20"/>
           <w:szCs w:val="20"/>
         </w:rPr>
-        <w:t>28/1/26</w:t>
+        <w:t>2</w:t>
+      </w:r>
+      <w:r>
+        <w:rPr>
+          <w:rFonts w:asciiTheme="minorHAnsi" w:hAnsiTheme="minorHAnsi" w:cstheme="minorHAnsi"/>
+          <w:sz w:val="20"/>
+          <w:szCs w:val="20"/>
+        </w:rPr>
+        <w:t>7</w:t>
+      </w:r>
+      <w:r>
+        <w:rPr>
+          <w:rFonts w:asciiTheme="minorHAnsi" w:hAnsiTheme="minorHAnsi" w:cstheme="minorHAnsi"/>
+          <w:sz w:val="20"/>
+          <w:szCs w:val="20"/>
+        </w:rPr>
+        <w:t>/1/26</w:t>
       </w:r>
     </w:p>
     <w:p>
@@ -10442,20 +10467,9 @@
           <w:rFonts w:asciiTheme="minorHAnsi" w:hAnsiTheme="minorHAnsi" w:cstheme="minorHAnsi"/>
           <w:sz w:val="22"/>
           <w:szCs w:val="22"/>
-          <w:lang w:val="en-US"/>
-        </w:rPr>
-        <w:t>Use AI to assist in designing and implementing refund and transaction handling logic for the payment system, ensuring accurate status updates and error handling.</w:t>
-      </w:r>
-    </w:p>
-    <w:p>
-      <w:pPr>
-        <w:rPr>
-          <w:rFonts w:asciiTheme="minorHAnsi" w:hAnsiTheme="minorHAnsi" w:cstheme="minorHAnsi"/>
-          <w:sz w:val="22"/>
-          <w:szCs w:val="22"/>
-          <w:lang w:val="en-US"/>
-        </w:rPr>
-      </w:pPr>
+        </w:rPr>
+        <w:t>Use GenAI to help design and implement refund and transaction-handling logic for the payment system, ensuring accurate status updates and consistent error handling.</w:t>
+      </w:r>
     </w:p>
     <w:p>
       <w:pPr>
@@ -10485,7 +10499,7 @@
         <w:pStyle w:val="ListParagraph"/>
         <w:numPr>
           <w:ilvl w:val="0"/>
-          <w:numId w:val="26"/>
+          <w:numId w:val="23"/>
         </w:numPr>
         <w:spacing w:after="160" w:line="259" w:lineRule="auto"/>
         <w:contextualSpacing/>
@@ -10503,7 +10517,7 @@
           <w:szCs w:val="20"/>
           <w:lang w:val="en-US"/>
         </w:rPr>
-        <w:t>Implement a refund flow that correctly updates transaction and order status</w:t>
+        <w:t>Implement full and partial refund flows that correctly update transaction and order statuses</w:t>
       </w:r>
     </w:p>
     <w:p>
@@ -10511,7 +10525,7 @@
         <w:pStyle w:val="ListParagraph"/>
         <w:numPr>
           <w:ilvl w:val="0"/>
-          <w:numId w:val="26"/>
+          <w:numId w:val="23"/>
         </w:numPr>
         <w:spacing w:after="160" w:line="259" w:lineRule="auto"/>
         <w:contextualSpacing/>
@@ -10529,7 +10543,27 @@
           <w:szCs w:val="20"/>
           <w:lang w:val="en-US"/>
         </w:rPr>
-        <w:t>Ensure failed or cancelled payments are handled safely and consistently</w:t>
+        <w:t xml:space="preserve">Ensure </w:t>
+      </w:r>
+      <w:proofErr w:type="gramStart"/>
+      <w:r>
+        <w:rPr>
+          <w:rFonts w:asciiTheme="minorHAnsi" w:hAnsiTheme="minorHAnsi" w:cstheme="minorHAnsi"/>
+          <w:sz w:val="20"/>
+          <w:szCs w:val="20"/>
+          <w:lang w:val="en-US"/>
+        </w:rPr>
+        <w:t>failed</w:t>
+      </w:r>
+      <w:proofErr w:type="gramEnd"/>
+      <w:r>
+        <w:rPr>
+          <w:rFonts w:asciiTheme="minorHAnsi" w:hAnsiTheme="minorHAnsi" w:cstheme="minorHAnsi"/>
+          <w:sz w:val="20"/>
+          <w:szCs w:val="20"/>
+          <w:lang w:val="en-US"/>
+        </w:rPr>
+        <w:t>, cancelled, and refunded payments are handled safely and consistently across the system</w:t>
       </w:r>
     </w:p>
     <w:p>
@@ -10668,6 +10702,11 @@
     </w:p>
     <w:p>
       <w:pPr>
+        <w:pStyle w:val="ListParagraph"/>
+        <w:numPr>
+          <w:ilvl w:val="0"/>
+          <w:numId w:val="35"/>
+        </w:numPr>
         <w:spacing w:after="160" w:line="259" w:lineRule="auto"/>
         <w:contextualSpacing/>
         <w:rPr>
@@ -10717,8 +10756,43 @@
           <w:sz w:val="20"/>
           <w:szCs w:val="20"/>
         </w:rPr>
-        <w:t xml:space="preserve">API </w:t>
-      </w:r>
+        <w:t>API</w:t>
+      </w:r>
+    </w:p>
+    <w:p>
+      <w:pPr>
+        <w:pStyle w:val="ListParagraph"/>
+        <w:numPr>
+          <w:ilvl w:val="0"/>
+          <w:numId w:val="35"/>
+        </w:numPr>
+        <w:spacing w:after="160" w:line="259" w:lineRule="auto"/>
+        <w:contextualSpacing/>
+        <w:rPr>
+          <w:rFonts w:asciiTheme="minorHAnsi" w:hAnsiTheme="minorHAnsi" w:cstheme="minorHAnsi"/>
+          <w:sz w:val="20"/>
+          <w:szCs w:val="20"/>
+        </w:rPr>
+      </w:pPr>
+      <w:r>
+        <w:rPr>
+          <w:rFonts w:asciiTheme="minorHAnsi" w:hAnsiTheme="minorHAnsi" w:cstheme="minorHAnsi"/>
+          <w:sz w:val="20"/>
+          <w:szCs w:val="20"/>
+        </w:rPr>
+        <w:t xml:space="preserve">Stripe sandbox </w:t>
+      </w:r>
+    </w:p>
+    <w:p>
+      <w:pPr>
+        <w:spacing w:after="160" w:line="259" w:lineRule="auto"/>
+        <w:contextualSpacing/>
+        <w:rPr>
+          <w:rFonts w:asciiTheme="minorHAnsi" w:hAnsiTheme="minorHAnsi" w:cstheme="minorHAnsi"/>
+          <w:sz w:val="20"/>
+          <w:szCs w:val="20"/>
+        </w:rPr>
+      </w:pPr>
     </w:p>
     <w:p>
       <w:pPr>
@@ -10769,7 +10843,6 @@
           <w:sz w:val="22"/>
           <w:szCs w:val="22"/>
         </w:rPr>
-        <w:lastRenderedPageBreak/>
         <w:t>• paymentController.js</w:t>
       </w:r>
       <w:r>
@@ -11074,6 +11147,139 @@
                 <w:color w:val="000000" w:themeColor="text1"/>
                 <w:sz w:val="20"/>
                 <w:szCs w:val="20"/>
+                <w:lang w:val="en-US"/>
+              </w:rPr>
+            </w:pPr>
+            <w:r>
+              <w:rPr>
+                <w:rFonts w:asciiTheme="minorHAnsi" w:eastAsiaTheme="majorEastAsia" w:hAnsiTheme="minorHAnsi" w:cstheme="minorHAnsi"/>
+                <w:color w:val="000000" w:themeColor="text1"/>
+                <w:sz w:val="20"/>
+                <w:szCs w:val="20"/>
+                <w:lang w:val="en-US"/>
+              </w:rPr>
+              <w:t>The refund logic worked as intended. Testing was performed using PayPal Sandbox transactions, confirming that:</w:t>
+            </w:r>
+          </w:p>
+          <w:p>
+            <w:pPr>
+              <w:numPr>
+                <w:ilvl w:val="0"/>
+                <w:numId w:val="36"/>
+              </w:numPr>
+              <w:spacing w:after="160" w:line="259" w:lineRule="auto"/>
+              <w:rPr>
+                <w:rFonts w:asciiTheme="minorHAnsi" w:eastAsiaTheme="majorEastAsia" w:hAnsiTheme="minorHAnsi" w:cstheme="minorHAnsi"/>
+                <w:color w:val="000000" w:themeColor="text1"/>
+                <w:sz w:val="20"/>
+                <w:szCs w:val="20"/>
+                <w:lang w:val="en-US"/>
+              </w:rPr>
+            </w:pPr>
+            <w:r>
+              <w:rPr>
+                <w:rFonts w:asciiTheme="minorHAnsi" w:eastAsiaTheme="majorEastAsia" w:hAnsiTheme="minorHAnsi" w:cstheme="minorHAnsi"/>
+                <w:color w:val="000000" w:themeColor="text1"/>
+                <w:sz w:val="20"/>
+                <w:szCs w:val="20"/>
+                <w:lang w:val="en-US"/>
+              </w:rPr>
+              <w:t>Refund calls succeed when provided valid transaction identifiers</w:t>
+            </w:r>
+          </w:p>
+          <w:p>
+            <w:pPr>
+              <w:numPr>
+                <w:ilvl w:val="0"/>
+                <w:numId w:val="36"/>
+              </w:numPr>
+              <w:spacing w:after="160" w:line="259" w:lineRule="auto"/>
+              <w:rPr>
+                <w:rFonts w:asciiTheme="minorHAnsi" w:eastAsiaTheme="majorEastAsia" w:hAnsiTheme="minorHAnsi" w:cstheme="minorHAnsi"/>
+                <w:color w:val="000000" w:themeColor="text1"/>
+                <w:sz w:val="20"/>
+                <w:szCs w:val="20"/>
+                <w:lang w:val="en-US"/>
+              </w:rPr>
+            </w:pPr>
+            <w:r>
+              <w:rPr>
+                <w:rFonts w:asciiTheme="minorHAnsi" w:eastAsiaTheme="majorEastAsia" w:hAnsiTheme="minorHAnsi" w:cstheme="minorHAnsi"/>
+                <w:color w:val="000000" w:themeColor="text1"/>
+                <w:sz w:val="20"/>
+                <w:szCs w:val="20"/>
+                <w:lang w:val="en-US"/>
+              </w:rPr>
+              <w:t>Order and payment statuses update correctly after refund completion</w:t>
+            </w:r>
+          </w:p>
+          <w:p>
+            <w:pPr>
+              <w:numPr>
+                <w:ilvl w:val="0"/>
+                <w:numId w:val="36"/>
+              </w:numPr>
+              <w:spacing w:after="160" w:line="259" w:lineRule="auto"/>
+              <w:rPr>
+                <w:rFonts w:asciiTheme="minorHAnsi" w:eastAsiaTheme="majorEastAsia" w:hAnsiTheme="minorHAnsi" w:cstheme="minorHAnsi"/>
+                <w:color w:val="000000" w:themeColor="text1"/>
+                <w:sz w:val="20"/>
+                <w:szCs w:val="20"/>
+                <w:lang w:val="en-US"/>
+              </w:rPr>
+            </w:pPr>
+            <w:r>
+              <w:rPr>
+                <w:rFonts w:asciiTheme="minorHAnsi" w:eastAsiaTheme="majorEastAsia" w:hAnsiTheme="minorHAnsi" w:cstheme="minorHAnsi"/>
+                <w:color w:val="000000" w:themeColor="text1"/>
+                <w:sz w:val="20"/>
+                <w:szCs w:val="20"/>
+                <w:lang w:val="en-US"/>
+              </w:rPr>
+              <w:t>Failed/cancelled flows do not accidentally mark orders as “paid”</w:t>
+            </w:r>
+            <w:r>
+              <w:rPr>
+                <w:rFonts w:asciiTheme="minorHAnsi" w:eastAsiaTheme="majorEastAsia" w:hAnsiTheme="minorHAnsi" w:cstheme="minorHAnsi"/>
+                <w:color w:val="000000" w:themeColor="text1"/>
+                <w:sz w:val="20"/>
+                <w:szCs w:val="20"/>
+                <w:lang w:val="en-US"/>
+              </w:rPr>
+              <w:br/>
+            </w:r>
+            <w:r>
+              <w:rPr>
+                <w:rFonts w:asciiTheme="minorHAnsi" w:eastAsiaTheme="majorEastAsia" w:hAnsiTheme="minorHAnsi" w:cstheme="minorHAnsi"/>
+                <w:b/>
+                <w:bCs/>
+                <w:color w:val="000000" w:themeColor="text1"/>
+                <w:sz w:val="20"/>
+                <w:szCs w:val="20"/>
+                <w:lang w:val="en-US"/>
+              </w:rPr>
+              <w:t>Remaining limitation:</w:t>
+            </w:r>
+            <w:r>
+              <w:rPr>
+                <w:rFonts w:asciiTheme="minorHAnsi" w:eastAsiaTheme="majorEastAsia" w:hAnsiTheme="minorHAnsi" w:cstheme="minorHAnsi"/>
+                <w:color w:val="000000" w:themeColor="text1"/>
+                <w:sz w:val="20"/>
+                <w:szCs w:val="20"/>
+                <w:lang w:val="en-US"/>
+              </w:rPr>
+              <w:t xml:space="preserve"> NETS refunds in the UAT environment require manual handling due to limited/refund constraints of the available API setup.</w:t>
+            </w:r>
+          </w:p>
+          <w:p>
+            <w:pPr>
+              <w:spacing w:after="160" w:line="259" w:lineRule="auto"/>
+              <w:rPr>
+                <w:rFonts w:asciiTheme="minorHAnsi" w:eastAsiaTheme="majorEastAsia" w:hAnsiTheme="minorHAnsi" w:cstheme="minorHAnsi"/>
+                <w:color w:val="000000" w:themeColor="text1"/>
+                <w:sz w:val="20"/>
+                <w:szCs w:val="20"/>
+                <w:lang w:val="en-US"/>
               </w:rPr>
             </w:pPr>
           </w:p>
@@ -11167,114 +11373,242 @@
                 <w:szCs w:val="22"/>
               </w:rPr>
             </w:pPr>
-          </w:p>
-          <w:p>
-            <w:pPr>
-              <w:rPr>
-                <w:rFonts w:asciiTheme="minorHAnsi" w:hAnsiTheme="minorHAnsi" w:cstheme="minorHAnsi"/>
-                <w:sz w:val="22"/>
-                <w:szCs w:val="22"/>
-              </w:rPr>
-            </w:pPr>
-          </w:p>
-          <w:p>
-            <w:pPr>
-              <w:rPr>
-                <w:rFonts w:asciiTheme="minorHAnsi" w:hAnsiTheme="minorHAnsi" w:cstheme="minorHAnsi"/>
-                <w:sz w:val="22"/>
-                <w:szCs w:val="22"/>
-              </w:rPr>
-            </w:pPr>
-          </w:p>
-          <w:p>
-            <w:pPr>
-              <w:rPr>
-                <w:rFonts w:asciiTheme="minorHAnsi" w:hAnsiTheme="minorHAnsi" w:cstheme="minorHAnsi"/>
-                <w:sz w:val="22"/>
-                <w:szCs w:val="22"/>
-              </w:rPr>
-            </w:pPr>
-          </w:p>
-          <w:p>
-            <w:pPr>
-              <w:rPr>
-                <w:rFonts w:asciiTheme="minorHAnsi" w:hAnsiTheme="minorHAnsi" w:cstheme="minorHAnsi"/>
-                <w:sz w:val="22"/>
-                <w:szCs w:val="22"/>
-              </w:rPr>
-            </w:pPr>
-          </w:p>
-          <w:p>
-            <w:pPr>
-              <w:rPr>
-                <w:rFonts w:asciiTheme="minorHAnsi" w:hAnsiTheme="minorHAnsi" w:cstheme="minorHAnsi"/>
-                <w:sz w:val="22"/>
-                <w:szCs w:val="22"/>
-              </w:rPr>
-            </w:pPr>
-          </w:p>
-          <w:p>
-            <w:pPr>
-              <w:rPr>
-                <w:rFonts w:asciiTheme="minorHAnsi" w:hAnsiTheme="minorHAnsi" w:cstheme="minorHAnsi"/>
-                <w:sz w:val="22"/>
-                <w:szCs w:val="22"/>
-              </w:rPr>
-            </w:pPr>
-          </w:p>
-          <w:p>
-            <w:pPr>
-              <w:rPr>
-                <w:rFonts w:asciiTheme="minorHAnsi" w:hAnsiTheme="minorHAnsi" w:cstheme="minorHAnsi"/>
-                <w:sz w:val="22"/>
-                <w:szCs w:val="22"/>
-              </w:rPr>
-            </w:pPr>
-          </w:p>
-          <w:p>
-            <w:pPr>
-              <w:rPr>
-                <w:rFonts w:asciiTheme="minorHAnsi" w:hAnsiTheme="minorHAnsi" w:cstheme="minorHAnsi"/>
-                <w:sz w:val="22"/>
-                <w:szCs w:val="22"/>
-              </w:rPr>
-            </w:pPr>
-          </w:p>
-          <w:p>
-            <w:pPr>
-              <w:rPr>
-                <w:rFonts w:asciiTheme="minorHAnsi" w:hAnsiTheme="minorHAnsi" w:cstheme="minorHAnsi"/>
-                <w:sz w:val="22"/>
-                <w:szCs w:val="22"/>
-              </w:rPr>
-            </w:pPr>
-          </w:p>
-          <w:p>
-            <w:pPr>
-              <w:rPr>
-                <w:rFonts w:asciiTheme="minorHAnsi" w:hAnsiTheme="minorHAnsi" w:cstheme="minorHAnsi"/>
-                <w:sz w:val="22"/>
-                <w:szCs w:val="22"/>
-              </w:rPr>
-            </w:pPr>
-          </w:p>
-          <w:p>
-            <w:pPr>
-              <w:rPr>
-                <w:rFonts w:asciiTheme="minorHAnsi" w:hAnsiTheme="minorHAnsi" w:cstheme="minorHAnsi"/>
-                <w:sz w:val="22"/>
-                <w:szCs w:val="22"/>
-              </w:rPr>
-            </w:pPr>
-          </w:p>
-          <w:p>
-            <w:pPr>
-              <w:rPr>
-                <w:rFonts w:asciiTheme="minorHAnsi" w:hAnsiTheme="minorHAnsi" w:cstheme="minorHAnsi"/>
-                <w:sz w:val="22"/>
-                <w:szCs w:val="22"/>
-              </w:rPr>
-            </w:pPr>
+            <w:r>
+              <w:rPr>
+                <w:rFonts w:asciiTheme="minorHAnsi" w:hAnsiTheme="minorHAnsi" w:cstheme="minorHAnsi"/>
+                <w:sz w:val="22"/>
+                <w:szCs w:val="22"/>
+              </w:rPr>
+              <w:lastRenderedPageBreak/>
+              <w:drawing>
+                <wp:inline distT="0" distB="0" distL="0" distR="0" wp14:anchorId="111B0597" wp14:editId="54B23238">
+                  <wp:extent cx="5731510" cy="3094990"/>
+                  <wp:effectExtent l="0" t="0" r="2540" b="0"/>
+                  <wp:docPr id="762029411" name="Picture 1"/>
+                  <wp:cNvGraphicFramePr>
+                    <a:graphicFrameLocks xmlns:a="http://schemas.openxmlformats.org/drawingml/2006/main" noChangeAspect="1"/>
+                  </wp:cNvGraphicFramePr>
+                  <a:graphic xmlns:a="http://schemas.openxmlformats.org/drawingml/2006/main">
+                    <a:graphicData uri="http://schemas.openxmlformats.org/drawingml/2006/picture">
+                      <pic:pic xmlns:pic="http://schemas.openxmlformats.org/drawingml/2006/picture">
+                        <pic:nvPicPr>
+                          <pic:cNvPr id="762029411" name=""/>
+                          <pic:cNvPicPr/>
+                        </pic:nvPicPr>
+                        <pic:blipFill>
+                          <a:blip r:embed="rId12"/>
+                          <a:stretch>
+                            <a:fillRect/>
+                          </a:stretch>
+                        </pic:blipFill>
+                        <pic:spPr>
+                          <a:xfrm>
+                            <a:off x="0" y="0"/>
+                            <a:ext cx="5731510" cy="3094990"/>
+                          </a:xfrm>
+                          <a:prstGeom prst="rect">
+                            <a:avLst/>
+                          </a:prstGeom>
+                        </pic:spPr>
+                      </pic:pic>
+                    </a:graphicData>
+                  </a:graphic>
+                </wp:inline>
+              </w:drawing>
+            </w:r>
+          </w:p>
+          <w:p>
+            <w:pPr>
+              <w:rPr>
+                <w:rFonts w:asciiTheme="minorHAnsi" w:hAnsiTheme="minorHAnsi" w:cstheme="minorHAnsi"/>
+                <w:sz w:val="22"/>
+                <w:szCs w:val="22"/>
+              </w:rPr>
+            </w:pPr>
+          </w:p>
+          <w:p>
+            <w:pPr>
+              <w:rPr>
+                <w:rFonts w:asciiTheme="minorHAnsi" w:hAnsiTheme="minorHAnsi" w:cstheme="minorHAnsi"/>
+                <w:sz w:val="22"/>
+                <w:szCs w:val="22"/>
+              </w:rPr>
+            </w:pPr>
+          </w:p>
+          <w:p>
+            <w:pPr>
+              <w:rPr>
+                <w:rFonts w:asciiTheme="minorHAnsi" w:hAnsiTheme="minorHAnsi" w:cstheme="minorHAnsi"/>
+                <w:sz w:val="22"/>
+                <w:szCs w:val="22"/>
+              </w:rPr>
+            </w:pPr>
+          </w:p>
+          <w:p>
+            <w:pPr>
+              <w:rPr>
+                <w:rFonts w:asciiTheme="minorHAnsi" w:hAnsiTheme="minorHAnsi" w:cstheme="minorHAnsi"/>
+                <w:sz w:val="22"/>
+                <w:szCs w:val="22"/>
+              </w:rPr>
+            </w:pPr>
+          </w:p>
+          <w:p>
+            <w:pPr>
+              <w:rPr>
+                <w:rFonts w:asciiTheme="minorHAnsi" w:hAnsiTheme="minorHAnsi" w:cstheme="minorHAnsi"/>
+                <w:sz w:val="22"/>
+                <w:szCs w:val="22"/>
+              </w:rPr>
+            </w:pPr>
+          </w:p>
+          <w:p>
+            <w:pPr>
+              <w:rPr>
+                <w:rFonts w:asciiTheme="minorHAnsi" w:hAnsiTheme="minorHAnsi" w:cstheme="minorHAnsi"/>
+                <w:sz w:val="22"/>
+                <w:szCs w:val="22"/>
+              </w:rPr>
+            </w:pPr>
+            <w:r>
+              <w:rPr>
+                <w:rFonts w:asciiTheme="minorHAnsi" w:hAnsiTheme="minorHAnsi" w:cstheme="minorHAnsi"/>
+                <w:sz w:val="22"/>
+                <w:szCs w:val="22"/>
+              </w:rPr>
+              <w:drawing>
+                <wp:inline distT="0" distB="0" distL="0" distR="0" wp14:anchorId="1AD41BA9" wp14:editId="5635E441">
+                  <wp:extent cx="5731510" cy="1239520"/>
+                  <wp:effectExtent l="0" t="0" r="2540" b="0"/>
+                  <wp:docPr id="1982774102" name="Picture 1"/>
+                  <wp:cNvGraphicFramePr>
+                    <a:graphicFrameLocks xmlns:a="http://schemas.openxmlformats.org/drawingml/2006/main" noChangeAspect="1"/>
+                  </wp:cNvGraphicFramePr>
+                  <a:graphic xmlns:a="http://schemas.openxmlformats.org/drawingml/2006/main">
+                    <a:graphicData uri="http://schemas.openxmlformats.org/drawingml/2006/picture">
+                      <pic:pic xmlns:pic="http://schemas.openxmlformats.org/drawingml/2006/picture">
+                        <pic:nvPicPr>
+                          <pic:cNvPr id="1982774102" name=""/>
+                          <pic:cNvPicPr/>
+                        </pic:nvPicPr>
+                        <pic:blipFill>
+                          <a:blip r:embed="rId13"/>
+                          <a:stretch>
+                            <a:fillRect/>
+                          </a:stretch>
+                        </pic:blipFill>
+                        <pic:spPr>
+                          <a:xfrm>
+                            <a:off x="0" y="0"/>
+                            <a:ext cx="5731510" cy="1239520"/>
+                          </a:xfrm>
+                          <a:prstGeom prst="rect">
+                            <a:avLst/>
+                          </a:prstGeom>
+                        </pic:spPr>
+                      </pic:pic>
+                    </a:graphicData>
+                  </a:graphic>
+                </wp:inline>
+              </w:drawing>
+            </w:r>
+          </w:p>
+          <w:p>
+            <w:pPr>
+              <w:rPr>
+                <w:rFonts w:asciiTheme="minorHAnsi" w:hAnsiTheme="minorHAnsi" w:cstheme="minorHAnsi"/>
+                <w:sz w:val="22"/>
+                <w:szCs w:val="22"/>
+              </w:rPr>
+            </w:pPr>
+          </w:p>
+          <w:p>
+            <w:pPr>
+              <w:rPr>
+                <w:rFonts w:asciiTheme="minorHAnsi" w:hAnsiTheme="minorHAnsi" w:cstheme="minorHAnsi"/>
+                <w:sz w:val="22"/>
+                <w:szCs w:val="22"/>
+              </w:rPr>
+            </w:pPr>
+          </w:p>
+          <w:p>
+            <w:pPr>
+              <w:rPr>
+                <w:rFonts w:asciiTheme="minorHAnsi" w:hAnsiTheme="minorHAnsi" w:cstheme="minorHAnsi"/>
+                <w:sz w:val="22"/>
+                <w:szCs w:val="22"/>
+              </w:rPr>
+            </w:pPr>
+          </w:p>
+          <w:p>
+            <w:pPr>
+              <w:rPr>
+                <w:rFonts w:asciiTheme="minorHAnsi" w:hAnsiTheme="minorHAnsi" w:cstheme="minorHAnsi"/>
+                <w:sz w:val="22"/>
+                <w:szCs w:val="22"/>
+              </w:rPr>
+            </w:pPr>
+          </w:p>
+          <w:p>
+            <w:pPr>
+              <w:rPr>
+                <w:rFonts w:asciiTheme="minorHAnsi" w:hAnsiTheme="minorHAnsi" w:cstheme="minorHAnsi"/>
+                <w:sz w:val="22"/>
+                <w:szCs w:val="22"/>
+              </w:rPr>
+            </w:pPr>
+          </w:p>
+          <w:p>
+            <w:pPr>
+              <w:rPr>
+                <w:rFonts w:asciiTheme="minorHAnsi" w:hAnsiTheme="minorHAnsi" w:cstheme="minorHAnsi"/>
+                <w:sz w:val="22"/>
+                <w:szCs w:val="22"/>
+              </w:rPr>
+            </w:pPr>
+            <w:r>
+              <w:rPr>
+                <w:rFonts w:asciiTheme="minorHAnsi" w:hAnsiTheme="minorHAnsi" w:cstheme="minorHAnsi"/>
+                <w:sz w:val="22"/>
+                <w:szCs w:val="22"/>
+              </w:rPr>
+              <w:lastRenderedPageBreak/>
+              <w:drawing>
+                <wp:inline distT="0" distB="0" distL="0" distR="0" wp14:anchorId="1AB45F4B" wp14:editId="14B88E2D">
+                  <wp:extent cx="5731510" cy="3072765"/>
+                  <wp:effectExtent l="0" t="0" r="2540" b="0"/>
+                  <wp:docPr id="607626111" name="Picture 1"/>
+                  <wp:cNvGraphicFramePr>
+                    <a:graphicFrameLocks xmlns:a="http://schemas.openxmlformats.org/drawingml/2006/main" noChangeAspect="1"/>
+                  </wp:cNvGraphicFramePr>
+                  <a:graphic xmlns:a="http://schemas.openxmlformats.org/drawingml/2006/main">
+                    <a:graphicData uri="http://schemas.openxmlformats.org/drawingml/2006/picture">
+                      <pic:pic xmlns:pic="http://schemas.openxmlformats.org/drawingml/2006/picture">
+                        <pic:nvPicPr>
+                          <pic:cNvPr id="607626111" name=""/>
+                          <pic:cNvPicPr/>
+                        </pic:nvPicPr>
+                        <pic:blipFill>
+                          <a:blip r:embed="rId14"/>
+                          <a:stretch>
+                            <a:fillRect/>
+                          </a:stretch>
+                        </pic:blipFill>
+                        <pic:spPr>
+                          <a:xfrm>
+                            <a:off x="0" y="0"/>
+                            <a:ext cx="5731510" cy="3072765"/>
+                          </a:xfrm>
+                          <a:prstGeom prst="rect">
+                            <a:avLst/>
+                          </a:prstGeom>
+                        </pic:spPr>
+                      </pic:pic>
+                    </a:graphicData>
+                  </a:graphic>
+                </wp:inline>
+              </w:drawing>
+            </w:r>
           </w:p>
           <w:p>
             <w:pPr>
@@ -11611,7 +11945,28 @@
           <w:sz w:val="24"/>
           <w:szCs w:val="24"/>
         </w:rPr>
-        <w:t>Task 1 – Task 1 Name</w:t>
+        <w:t xml:space="preserve">Task </w:t>
+      </w:r>
+      <w:r>
+        <w:rPr>
+          <w:sz w:val="24"/>
+          <w:szCs w:val="24"/>
+        </w:rPr>
+        <w:t>5</w:t>
+      </w:r>
+      <w:r>
+        <w:rPr>
+          <w:sz w:val="24"/>
+          <w:szCs w:val="24"/>
+        </w:rPr>
+        <w:t xml:space="preserve"> – </w:t>
+      </w:r>
+      <w:r>
+        <w:rPr>
+          <w:sz w:val="24"/>
+          <w:szCs w:val="24"/>
+        </w:rPr>
+        <w:t>Stripe Payment Integration and Payment Intent Handling</w:t>
       </w:r>
     </w:p>
     <w:p>
@@ -11648,6 +12003,14 @@
         </w:rPr>
         <w:t xml:space="preserve">DD/MM/YYYY): </w:t>
       </w:r>
+      <w:r>
+        <w:rPr>
+          <w:rFonts w:asciiTheme="minorHAnsi" w:hAnsiTheme="minorHAnsi" w:cstheme="minorHAnsi"/>
+          <w:sz w:val="20"/>
+          <w:szCs w:val="20"/>
+        </w:rPr>
+        <w:t>28/1/2026</w:t>
+      </w:r>
     </w:p>
     <w:p>
       <w:pPr>
@@ -11691,6 +12054,14 @@
         </w:rPr>
         <w:tab/>
       </w:r>
+      <w:r>
+        <w:rPr>
+          <w:rFonts w:asciiTheme="minorHAnsi" w:hAnsiTheme="minorHAnsi" w:cstheme="minorHAnsi"/>
+          <w:sz w:val="20"/>
+          <w:szCs w:val="20"/>
+        </w:rPr>
+        <w:t>28/1/2026</w:t>
+      </w:r>
     </w:p>
     <w:p>
       <w:pPr>
@@ -11717,6 +12088,14 @@
           <w:szCs w:val="20"/>
         </w:rPr>
         <w:t xml:space="preserve">Not started/In Progress/Completed): </w:t>
+      </w:r>
+      <w:r>
+        <w:rPr>
+          <w:rFonts w:asciiTheme="minorHAnsi" w:hAnsiTheme="minorHAnsi" w:cstheme="minorHAnsi"/>
+          <w:sz w:val="20"/>
+          <w:szCs w:val="20"/>
+        </w:rPr>
+        <w:t xml:space="preserve">completed </w:t>
       </w:r>
     </w:p>
     <w:p>
@@ -11786,6 +12165,26 @@
           <w:rFonts w:asciiTheme="minorHAnsi" w:hAnsiTheme="minorHAnsi" w:cstheme="minorHAnsi"/>
           <w:sz w:val="22"/>
           <w:szCs w:val="22"/>
+          <w:lang w:val="en-US"/>
+        </w:rPr>
+      </w:pPr>
+      <w:r>
+        <w:rPr>
+          <w:rFonts w:asciiTheme="minorHAnsi" w:hAnsiTheme="minorHAnsi" w:cstheme="minorHAnsi"/>
+          <w:sz w:val="22"/>
+          <w:szCs w:val="22"/>
+          <w:lang w:val="en-US"/>
+        </w:rPr>
+        <w:t>Use GenAI to assist in integrating Stripe payments using Payment Intents, ensuring secure payment processing and accurate transaction status handling.</w:t>
+      </w:r>
+    </w:p>
+    <w:p>
+      <w:pPr>
+        <w:rPr>
+          <w:rFonts w:asciiTheme="minorHAnsi" w:hAnsiTheme="minorHAnsi" w:cstheme="minorHAnsi"/>
+          <w:sz w:val="22"/>
+          <w:szCs w:val="22"/>
+          <w:lang w:val="en-US"/>
         </w:rPr>
       </w:pPr>
     </w:p>
@@ -11817,23 +12216,23 @@
         <w:pStyle w:val="ListParagraph"/>
         <w:numPr>
           <w:ilvl w:val="0"/>
-          <w:numId w:val="1"/>
+          <w:numId w:val="36"/>
         </w:numPr>
-        <w:spacing w:after="160" w:line="259" w:lineRule="auto"/>
-        <w:contextualSpacing/>
-        <w:rPr>
-          <w:rFonts w:asciiTheme="minorHAnsi" w:hAnsiTheme="minorHAnsi" w:cstheme="minorHAnsi"/>
-          <w:sz w:val="20"/>
-          <w:szCs w:val="20"/>
-        </w:rPr>
-      </w:pPr>
-      <w:r>
-        <w:rPr>
-          <w:rFonts w:asciiTheme="minorHAnsi" w:hAnsiTheme="minorHAnsi" w:cstheme="minorHAnsi"/>
-          <w:sz w:val="20"/>
-          <w:szCs w:val="20"/>
-        </w:rPr>
-        <w:t>Goal 1</w:t>
+        <w:rPr>
+          <w:rFonts w:asciiTheme="minorHAnsi" w:hAnsiTheme="minorHAnsi" w:cstheme="minorHAnsi"/>
+          <w:sz w:val="22"/>
+          <w:szCs w:val="22"/>
+          <w:lang w:val="en-US"/>
+        </w:rPr>
+      </w:pPr>
+      <w:r>
+        <w:rPr>
+          <w:rFonts w:asciiTheme="minorHAnsi" w:hAnsiTheme="minorHAnsi" w:cstheme="minorHAnsi"/>
+          <w:sz w:val="22"/>
+          <w:szCs w:val="22"/>
+          <w:lang w:val="en-US"/>
+        </w:rPr>
+        <w:t>Successfully integrate Stripe Checkout / Payment Intents for card-based payments</w:t>
       </w:r>
     </w:p>
     <w:p>
@@ -11841,23 +12240,47 @@
         <w:pStyle w:val="ListParagraph"/>
         <w:numPr>
           <w:ilvl w:val="0"/>
-          <w:numId w:val="1"/>
+          <w:numId w:val="36"/>
         </w:numPr>
-        <w:spacing w:line="259" w:lineRule="auto"/>
-        <w:contextualSpacing/>
-        <w:rPr>
-          <w:rFonts w:asciiTheme="minorHAnsi" w:hAnsiTheme="minorHAnsi" w:cstheme="minorHAnsi"/>
-          <w:sz w:val="20"/>
-          <w:szCs w:val="20"/>
-        </w:rPr>
-      </w:pPr>
-      <w:r>
-        <w:rPr>
-          <w:rFonts w:asciiTheme="minorHAnsi" w:hAnsiTheme="minorHAnsi" w:cstheme="minorHAnsi"/>
-          <w:sz w:val="20"/>
-          <w:szCs w:val="20"/>
-        </w:rPr>
-        <w:t>Goal 2</w:t>
+        <w:rPr>
+          <w:rFonts w:asciiTheme="minorHAnsi" w:hAnsiTheme="minorHAnsi" w:cstheme="minorHAnsi"/>
+          <w:sz w:val="22"/>
+          <w:szCs w:val="22"/>
+          <w:lang w:val="en-US"/>
+        </w:rPr>
+      </w:pPr>
+      <w:r>
+        <w:rPr>
+          <w:rFonts w:asciiTheme="minorHAnsi" w:hAnsiTheme="minorHAnsi" w:cstheme="minorHAnsi"/>
+          <w:sz w:val="22"/>
+          <w:szCs w:val="22"/>
+          <w:lang w:val="en-US"/>
+        </w:rPr>
+        <w:t>Ensure payment confirmation, failure, and cancellation scenarios are handled correctly</w:t>
+      </w:r>
+    </w:p>
+    <w:p>
+      <w:pPr>
+        <w:pStyle w:val="ListParagraph"/>
+        <w:numPr>
+          <w:ilvl w:val="0"/>
+          <w:numId w:val="36"/>
+        </w:numPr>
+        <w:rPr>
+          <w:rFonts w:asciiTheme="minorHAnsi" w:hAnsiTheme="minorHAnsi" w:cstheme="minorHAnsi"/>
+          <w:sz w:val="22"/>
+          <w:szCs w:val="22"/>
+          <w:lang w:val="en-US"/>
+        </w:rPr>
+      </w:pPr>
+      <w:r>
+        <w:rPr>
+          <w:rFonts w:asciiTheme="minorHAnsi" w:hAnsiTheme="minorHAnsi" w:cstheme="minorHAnsi"/>
+          <w:sz w:val="22"/>
+          <w:szCs w:val="22"/>
+          <w:lang w:val="en-US"/>
+        </w:rPr>
+        <w:t>Update order and payment statuses only after verified Stripe responses</w:t>
       </w:r>
     </w:p>
     <w:p>
@@ -11867,6 +12290,7 @@
           <w:sz w:val="22"/>
           <w:szCs w:val="22"/>
           <w:u w:val="single"/>
+          <w:lang w:val="en-US"/>
         </w:rPr>
       </w:pPr>
     </w:p>
@@ -11895,26 +12319,150 @@
     </w:p>
     <w:p>
       <w:pPr>
+        <w:numPr>
+          <w:ilvl w:val="0"/>
+          <w:numId w:val="38"/>
+        </w:numPr>
+        <w:rPr>
+          <w:rFonts w:asciiTheme="minorHAnsi" w:hAnsiTheme="minorHAnsi" w:cstheme="minorHAnsi"/>
+          <w:sz w:val="22"/>
+          <w:szCs w:val="22"/>
+          <w:lang w:val="en-US"/>
+        </w:rPr>
+      </w:pPr>
+      <w:r>
+        <w:rPr>
+          <w:rFonts w:asciiTheme="minorHAnsi" w:hAnsiTheme="minorHAnsi" w:cstheme="minorHAnsi"/>
+          <w:sz w:val="22"/>
+          <w:szCs w:val="22"/>
+          <w:lang w:val="en-US"/>
+        </w:rPr>
+        <w:t>Reviewed Stripe documentation on Payment Intents and client–server payment flow</w:t>
+      </w:r>
+    </w:p>
+    <w:p>
+      <w:pPr>
+        <w:numPr>
+          <w:ilvl w:val="0"/>
+          <w:numId w:val="38"/>
+        </w:numPr>
+        <w:rPr>
+          <w:rFonts w:asciiTheme="minorHAnsi" w:hAnsiTheme="minorHAnsi" w:cstheme="minorHAnsi"/>
+          <w:sz w:val="22"/>
+          <w:szCs w:val="22"/>
+          <w:lang w:val="en-US"/>
+        </w:rPr>
+      </w:pPr>
+      <w:r>
+        <w:rPr>
+          <w:rFonts w:asciiTheme="minorHAnsi" w:hAnsiTheme="minorHAnsi" w:cstheme="minorHAnsi"/>
+          <w:sz w:val="22"/>
+          <w:szCs w:val="22"/>
+          <w:lang w:val="en-US"/>
+        </w:rPr>
+        <w:t>Examined existing order and payment logic to align Stripe responses with internal status updates</w:t>
+      </w:r>
+    </w:p>
+    <w:p>
+      <w:pPr>
+        <w:numPr>
+          <w:ilvl w:val="0"/>
+          <w:numId w:val="38"/>
+        </w:numPr>
+        <w:rPr>
+          <w:rFonts w:asciiTheme="minorHAnsi" w:hAnsiTheme="minorHAnsi" w:cstheme="minorHAnsi"/>
+          <w:sz w:val="22"/>
+          <w:szCs w:val="22"/>
+          <w:lang w:val="en-US"/>
+        </w:rPr>
+      </w:pPr>
+      <w:r>
+        <w:rPr>
+          <w:rFonts w:asciiTheme="minorHAnsi" w:hAnsiTheme="minorHAnsi" w:cstheme="minorHAnsi"/>
+          <w:sz w:val="22"/>
+          <w:szCs w:val="22"/>
+          <w:lang w:val="en-US"/>
+        </w:rPr>
+        <w:t>Identified required Stripe keys and environment variable setup for sandbox testing</w:t>
+      </w:r>
+    </w:p>
+    <w:p>
+      <w:pPr>
+        <w:rPr>
+          <w:rFonts w:asciiTheme="minorHAnsi" w:hAnsiTheme="minorHAnsi" w:cstheme="minorHAnsi"/>
+          <w:sz w:val="22"/>
+          <w:szCs w:val="22"/>
+          <w:lang w:val="en-US"/>
+        </w:rPr>
+      </w:pPr>
+    </w:p>
+    <w:p>
+      <w:pPr>
+        <w:rPr>
+          <w:rFonts w:asciiTheme="majorHAnsi" w:hAnsiTheme="majorHAnsi" w:cstheme="majorHAnsi"/>
+          <w:b/>
+          <w:bCs/>
+          <w:sz w:val="22"/>
+          <w:szCs w:val="22"/>
+          <w:u w:val="single"/>
+        </w:rPr>
+      </w:pPr>
+      <w:r>
+        <w:rPr>
+          <w:rFonts w:asciiTheme="majorHAnsi" w:hAnsiTheme="majorHAnsi" w:cstheme="majorHAnsi"/>
+          <w:b/>
+          <w:bCs/>
+          <w:sz w:val="22"/>
+          <w:szCs w:val="22"/>
+          <w:u w:val="single"/>
+        </w:rPr>
+        <w:t xml:space="preserve">AI TOOL(S) </w:t>
+      </w:r>
+      <w:r>
+        <w:rPr>
+          <w:rFonts w:asciiTheme="majorHAnsi" w:hAnsiTheme="majorHAnsi" w:cstheme="majorHAnsi"/>
+          <w:b/>
+          <w:bCs/>
+          <w:sz w:val="22"/>
+          <w:szCs w:val="22"/>
+          <w:u w:val="single"/>
+        </w:rPr>
+        <w:t xml:space="preserve">OR API </w:t>
+      </w:r>
+      <w:r>
+        <w:rPr>
+          <w:rFonts w:asciiTheme="majorHAnsi" w:hAnsiTheme="majorHAnsi" w:cstheme="majorHAnsi"/>
+          <w:b/>
+          <w:bCs/>
+          <w:sz w:val="22"/>
+          <w:szCs w:val="22"/>
+          <w:u w:val="single"/>
+        </w:rPr>
+        <w:t>USED</w:t>
+      </w:r>
+    </w:p>
+    <w:p>
+      <w:pPr>
         <w:pStyle w:val="ListParagraph"/>
         <w:numPr>
           <w:ilvl w:val="0"/>
-          <w:numId w:val="2"/>
+          <w:numId w:val="38"/>
         </w:numPr>
-        <w:spacing w:after="160" w:line="259" w:lineRule="auto"/>
-        <w:contextualSpacing/>
-        <w:rPr>
-          <w:rFonts w:asciiTheme="minorHAnsi" w:hAnsiTheme="minorHAnsi" w:cstheme="minorHAnsi"/>
-          <w:sz w:val="20"/>
-          <w:szCs w:val="20"/>
-        </w:rPr>
-      </w:pPr>
-      <w:r>
-        <w:rPr>
-          <w:rFonts w:asciiTheme="minorHAnsi" w:hAnsiTheme="minorHAnsi" w:cstheme="minorHAnsi"/>
-          <w:sz w:val="20"/>
-          <w:szCs w:val="20"/>
-        </w:rPr>
-        <w:t>Prepared item 1</w:t>
+        <w:rPr>
+          <w:rFonts w:asciiTheme="minorHAnsi" w:hAnsiTheme="minorHAnsi" w:cstheme="minorHAnsi"/>
+          <w:sz w:val="22"/>
+          <w:szCs w:val="22"/>
+          <w:lang w:val="en-US"/>
+        </w:rPr>
+      </w:pPr>
+      <w:r>
+        <w:rPr>
+          <w:rFonts w:asciiTheme="minorHAnsi" w:hAnsiTheme="minorHAnsi" w:cstheme="minorHAnsi"/>
+          <w:sz w:val="22"/>
+          <w:szCs w:val="22"/>
+          <w:lang w:val="en-US"/>
+        </w:rPr>
+        <w:t>ChatGPT</w:t>
       </w:r>
     </w:p>
     <w:p>
@@ -11922,33 +12470,24 @@
         <w:pStyle w:val="ListParagraph"/>
         <w:numPr>
           <w:ilvl w:val="0"/>
-          <w:numId w:val="2"/>
+          <w:numId w:val="38"/>
         </w:numPr>
-        <w:spacing w:line="259" w:lineRule="auto"/>
-        <w:contextualSpacing/>
-        <w:rPr>
-          <w:rFonts w:asciiTheme="minorHAnsi" w:hAnsiTheme="minorHAnsi" w:cstheme="minorHAnsi"/>
-          <w:sz w:val="20"/>
-          <w:szCs w:val="20"/>
-        </w:rPr>
-      </w:pPr>
-      <w:r>
-        <w:rPr>
-          <w:rFonts w:asciiTheme="minorHAnsi" w:hAnsiTheme="minorHAnsi" w:cstheme="minorHAnsi"/>
-          <w:sz w:val="20"/>
-          <w:szCs w:val="20"/>
-        </w:rPr>
-        <w:t>Prepared item 2</w:t>
-      </w:r>
-    </w:p>
-    <w:p>
-      <w:pPr>
-        <w:rPr>
-          <w:rFonts w:asciiTheme="minorHAnsi" w:hAnsiTheme="minorHAnsi" w:cstheme="minorHAnsi"/>
-          <w:sz w:val="22"/>
-          <w:szCs w:val="22"/>
-        </w:rPr>
-      </w:pPr>
+        <w:rPr>
+          <w:rFonts w:asciiTheme="minorHAnsi" w:hAnsiTheme="minorHAnsi" w:cstheme="minorHAnsi"/>
+          <w:sz w:val="22"/>
+          <w:szCs w:val="22"/>
+          <w:lang w:val="en-US"/>
+        </w:rPr>
+      </w:pPr>
+      <w:r>
+        <w:rPr>
+          <w:rFonts w:asciiTheme="minorHAnsi" w:hAnsiTheme="minorHAnsi" w:cstheme="minorHAnsi"/>
+          <w:sz w:val="22"/>
+          <w:szCs w:val="22"/>
+          <w:lang w:val="en-US"/>
+        </w:rPr>
+        <w:t>Stripe API (Test Mode)</w:t>
+      </w:r>
     </w:p>
     <w:p>
       <w:pPr>
@@ -11959,9 +12498,12 @@
           <w:sz w:val="22"/>
           <w:szCs w:val="22"/>
           <w:u w:val="single"/>
-        </w:rPr>
-      </w:pPr>
-      <w:r>
+          <w:lang w:val="en-US"/>
+        </w:rPr>
+      </w:pPr>
+    </w:p>
+    <w:p>
+      <w:pPr>
         <w:rPr>
           <w:rFonts w:asciiTheme="majorHAnsi" w:hAnsiTheme="majorHAnsi" w:cstheme="majorHAnsi"/>
           <w:b/>
@@ -11970,8 +12512,7 @@
           <w:szCs w:val="22"/>
           <w:u w:val="single"/>
         </w:rPr>
-        <w:t xml:space="preserve">AI TOOL(S) </w:t>
-      </w:r>
+      </w:pPr>
       <w:r>
         <w:rPr>
           <w:rFonts w:asciiTheme="majorHAnsi" w:hAnsiTheme="majorHAnsi" w:cstheme="majorHAnsi"/>
@@ -11981,18 +12522,7 @@
           <w:szCs w:val="22"/>
           <w:u w:val="single"/>
         </w:rPr>
-        <w:t xml:space="preserve">OR API </w:t>
-      </w:r>
-      <w:r>
-        <w:rPr>
-          <w:rFonts w:asciiTheme="majorHAnsi" w:hAnsiTheme="majorHAnsi" w:cstheme="majorHAnsi"/>
-          <w:b/>
-          <w:bCs/>
-          <w:sz w:val="22"/>
-          <w:szCs w:val="22"/>
-          <w:u w:val="single"/>
-        </w:rPr>
-        <w:t>USED</w:t>
+        <w:t>RELEVANT SOURCE CODE FILE(S)</w:t>
       </w:r>
     </w:p>
     <w:p>
@@ -12000,47 +12530,49 @@
         <w:pStyle w:val="ListParagraph"/>
         <w:numPr>
           <w:ilvl w:val="0"/>
-          <w:numId w:val="3"/>
+          <w:numId w:val="38"/>
         </w:numPr>
-        <w:spacing w:after="160" w:line="259" w:lineRule="auto"/>
-        <w:contextualSpacing/>
-        <w:rPr>
-          <w:rFonts w:asciiTheme="minorHAnsi" w:hAnsiTheme="minorHAnsi" w:cstheme="minorHAnsi"/>
-          <w:sz w:val="20"/>
-          <w:szCs w:val="20"/>
-        </w:rPr>
-      </w:pPr>
-      <w:r>
-        <w:rPr>
-          <w:rFonts w:asciiTheme="minorHAnsi" w:hAnsiTheme="minorHAnsi" w:cstheme="minorHAnsi"/>
-          <w:sz w:val="20"/>
-          <w:szCs w:val="20"/>
-        </w:rPr>
-        <w:t>AI tool 1</w:t>
-      </w:r>
+        <w:rPr>
+          <w:rFonts w:asciiTheme="minorHAnsi" w:hAnsiTheme="minorHAnsi" w:cstheme="minorHAnsi"/>
+          <w:sz w:val="22"/>
+          <w:szCs w:val="22"/>
+          <w:lang w:val="en-US"/>
+        </w:rPr>
+      </w:pPr>
+      <w:proofErr w:type="gramStart"/>
+      <w:r>
+        <w:rPr>
+          <w:rFonts w:asciiTheme="minorHAnsi" w:hAnsiTheme="minorHAnsi" w:cstheme="minorHAnsi"/>
+          <w:sz w:val="22"/>
+          <w:szCs w:val="22"/>
+          <w:lang w:val="en-US"/>
+        </w:rPr>
+        <w:t>paymentController.js</w:t>
+      </w:r>
+      <w:proofErr w:type="gramEnd"/>
     </w:p>
     <w:p>
       <w:pPr>
         <w:pStyle w:val="ListParagraph"/>
         <w:numPr>
           <w:ilvl w:val="0"/>
-          <w:numId w:val="3"/>
+          <w:numId w:val="38"/>
         </w:numPr>
-        <w:spacing w:line="259" w:lineRule="auto"/>
-        <w:contextualSpacing/>
-        <w:rPr>
-          <w:rFonts w:asciiTheme="minorHAnsi" w:hAnsiTheme="minorHAnsi" w:cstheme="minorHAnsi"/>
-          <w:sz w:val="20"/>
-          <w:szCs w:val="20"/>
-        </w:rPr>
-      </w:pPr>
-      <w:r>
-        <w:rPr>
-          <w:rFonts w:asciiTheme="minorHAnsi" w:hAnsiTheme="minorHAnsi" w:cstheme="minorHAnsi"/>
-          <w:sz w:val="20"/>
-          <w:szCs w:val="20"/>
-        </w:rPr>
-        <w:t>AI tool 2</w:t>
+        <w:rPr>
+          <w:rFonts w:asciiTheme="minorHAnsi" w:hAnsiTheme="minorHAnsi" w:cstheme="minorHAnsi"/>
+          <w:sz w:val="22"/>
+          <w:szCs w:val="22"/>
+          <w:lang w:val="en-US"/>
+        </w:rPr>
+      </w:pPr>
+      <w:r>
+        <w:rPr>
+          <w:rFonts w:asciiTheme="minorHAnsi" w:hAnsiTheme="minorHAnsi" w:cstheme="minorHAnsi"/>
+          <w:sz w:val="22"/>
+          <w:szCs w:val="22"/>
+          <w:lang w:val="en-US"/>
+        </w:rPr>
+        <w:t>orderController.js</w:t>
       </w:r>
     </w:p>
     <w:p>
@@ -12048,139 +12580,34 @@
         <w:pStyle w:val="ListParagraph"/>
         <w:numPr>
           <w:ilvl w:val="0"/>
-          <w:numId w:val="3"/>
+          <w:numId w:val="38"/>
         </w:numPr>
-        <w:spacing w:line="259" w:lineRule="auto"/>
-        <w:contextualSpacing/>
-        <w:rPr>
-          <w:rFonts w:asciiTheme="minorHAnsi" w:hAnsiTheme="minorHAnsi" w:cstheme="minorHAnsi"/>
-          <w:sz w:val="20"/>
-          <w:szCs w:val="20"/>
-        </w:rPr>
-      </w:pPr>
-      <w:r>
-        <w:rPr>
-          <w:rFonts w:asciiTheme="minorHAnsi" w:hAnsiTheme="minorHAnsi" w:cstheme="minorHAnsi"/>
-          <w:sz w:val="20"/>
-          <w:szCs w:val="20"/>
-        </w:rPr>
-        <w:t>API 1</w:t>
-      </w:r>
-    </w:p>
-    <w:p>
-      <w:pPr>
-        <w:pStyle w:val="ListParagraph"/>
-        <w:numPr>
-          <w:ilvl w:val="0"/>
-          <w:numId w:val="3"/>
-        </w:numPr>
-        <w:spacing w:line="259" w:lineRule="auto"/>
-        <w:contextualSpacing/>
-        <w:rPr>
-          <w:rFonts w:asciiTheme="minorHAnsi" w:hAnsiTheme="minorHAnsi" w:cstheme="minorHAnsi"/>
-          <w:sz w:val="20"/>
-          <w:szCs w:val="20"/>
-        </w:rPr>
-      </w:pPr>
-      <w:r>
-        <w:rPr>
-          <w:rFonts w:asciiTheme="minorHAnsi" w:hAnsiTheme="minorHAnsi" w:cstheme="minorHAnsi"/>
-          <w:sz w:val="20"/>
-          <w:szCs w:val="20"/>
-        </w:rPr>
-        <w:t>API 2</w:t>
-      </w:r>
-    </w:p>
-    <w:p>
-      <w:pPr>
-        <w:rPr>
-          <w:rFonts w:asciiTheme="majorHAnsi" w:hAnsiTheme="majorHAnsi" w:cstheme="majorHAnsi"/>
-          <w:b/>
-          <w:bCs/>
-          <w:sz w:val="22"/>
-          <w:szCs w:val="22"/>
-          <w:u w:val="single"/>
-        </w:rPr>
-      </w:pPr>
-    </w:p>
-    <w:p>
-      <w:pPr>
-        <w:rPr>
-          <w:rFonts w:asciiTheme="majorHAnsi" w:hAnsiTheme="majorHAnsi" w:cstheme="majorHAnsi"/>
-          <w:b/>
-          <w:bCs/>
-          <w:sz w:val="22"/>
-          <w:szCs w:val="22"/>
-          <w:u w:val="single"/>
-        </w:rPr>
-      </w:pPr>
-      <w:r>
-        <w:rPr>
-          <w:rFonts w:asciiTheme="majorHAnsi" w:hAnsiTheme="majorHAnsi" w:cstheme="majorHAnsi"/>
-          <w:b/>
-          <w:bCs/>
-          <w:sz w:val="22"/>
-          <w:szCs w:val="22"/>
-          <w:u w:val="single"/>
-        </w:rPr>
-        <w:lastRenderedPageBreak/>
-        <w:t>RELEVANT SOURCE CODE FILE(S)</w:t>
-      </w:r>
-    </w:p>
-    <w:p>
-      <w:pPr>
-        <w:pStyle w:val="ListParagraph"/>
-        <w:numPr>
-          <w:ilvl w:val="0"/>
-          <w:numId w:val="4"/>
-        </w:numPr>
-        <w:spacing w:after="160" w:line="259" w:lineRule="auto"/>
-        <w:contextualSpacing/>
-        <w:rPr>
-          <w:rFonts w:asciiTheme="minorHAnsi" w:hAnsiTheme="minorHAnsi" w:cstheme="minorHAnsi"/>
-          <w:sz w:val="20"/>
-          <w:szCs w:val="20"/>
-        </w:rPr>
-      </w:pPr>
-      <w:r>
-        <w:rPr>
-          <w:rFonts w:asciiTheme="minorHAnsi" w:hAnsiTheme="minorHAnsi" w:cstheme="minorHAnsi"/>
-          <w:sz w:val="20"/>
-          <w:szCs w:val="20"/>
-        </w:rPr>
-        <w:t>File1.js</w:t>
-      </w:r>
-    </w:p>
-    <w:p>
-      <w:pPr>
-        <w:pStyle w:val="ListParagraph"/>
-        <w:numPr>
-          <w:ilvl w:val="0"/>
-          <w:numId w:val="4"/>
-        </w:numPr>
-        <w:spacing w:line="259" w:lineRule="auto"/>
-        <w:contextualSpacing/>
-        <w:rPr>
-          <w:rFonts w:asciiTheme="minorHAnsi" w:hAnsiTheme="minorHAnsi" w:cstheme="minorHAnsi"/>
-          <w:sz w:val="20"/>
-          <w:szCs w:val="20"/>
-        </w:rPr>
-      </w:pPr>
-      <w:r>
-        <w:rPr>
-          <w:rFonts w:asciiTheme="minorHAnsi" w:hAnsiTheme="minorHAnsi" w:cstheme="minorHAnsi"/>
-          <w:sz w:val="20"/>
-          <w:szCs w:val="20"/>
-        </w:rPr>
-        <w:t>File2.js</w:t>
-      </w:r>
-    </w:p>
-    <w:p>
-      <w:pPr>
-        <w:rPr>
-          <w:rFonts w:asciiTheme="minorHAnsi" w:hAnsiTheme="minorHAnsi" w:cstheme="minorHAnsi"/>
-          <w:sz w:val="22"/>
-          <w:szCs w:val="22"/>
+        <w:rPr>
+          <w:rFonts w:asciiTheme="minorHAnsi" w:hAnsiTheme="minorHAnsi" w:cstheme="minorHAnsi"/>
+          <w:sz w:val="22"/>
+          <w:szCs w:val="22"/>
+          <w:lang w:val="en-US"/>
+        </w:rPr>
+      </w:pPr>
+      <w:proofErr w:type="spellStart"/>
+      <w:r>
+        <w:rPr>
+          <w:rFonts w:asciiTheme="minorHAnsi" w:hAnsiTheme="minorHAnsi" w:cstheme="minorHAnsi"/>
+          <w:sz w:val="22"/>
+          <w:szCs w:val="22"/>
+          <w:lang w:val="en-US"/>
+        </w:rPr>
+        <w:t>checkout.ejs</w:t>
+      </w:r>
+      <w:proofErr w:type="spellEnd"/>
+    </w:p>
+    <w:p>
+      <w:pPr>
+        <w:rPr>
+          <w:rFonts w:asciiTheme="minorHAnsi" w:hAnsiTheme="minorHAnsi" w:cstheme="minorHAnsi"/>
+          <w:sz w:val="22"/>
+          <w:szCs w:val="22"/>
+          <w:lang w:val="en-US"/>
         </w:rPr>
       </w:pPr>
     </w:p>
@@ -12235,10 +12662,59 @@
           </w:tcPr>
           <w:p>
             <w:pPr>
-              <w:rPr>
-                <w:rFonts w:asciiTheme="minorHAnsi" w:hAnsiTheme="minorHAnsi" w:cstheme="minorHAnsi"/>
-                <w:sz w:val="20"/>
-                <w:szCs w:val="20"/>
+              <w:pStyle w:val="ListParagraph"/>
+              <w:numPr>
+                <w:ilvl w:val="0"/>
+                <w:numId w:val="38"/>
+              </w:numPr>
+              <w:rPr>
+                <w:rFonts w:asciiTheme="minorHAnsi" w:hAnsiTheme="minorHAnsi" w:cstheme="minorHAnsi"/>
+                <w:sz w:val="20"/>
+                <w:szCs w:val="20"/>
+                <w:lang w:val="en-US"/>
+              </w:rPr>
+            </w:pPr>
+            <w:r>
+              <w:rPr>
+                <w:rFonts w:asciiTheme="minorHAnsi" w:hAnsiTheme="minorHAnsi" w:cstheme="minorHAnsi"/>
+                <w:sz w:val="20"/>
+                <w:szCs w:val="20"/>
+                <w:lang w:val="en-US"/>
+              </w:rPr>
+              <w:t>“How do I integrate Stripe payments using Payment Intents in Node.js?”</w:t>
+            </w:r>
+          </w:p>
+          <w:p>
+            <w:pPr>
+              <w:pStyle w:val="ListParagraph"/>
+              <w:numPr>
+                <w:ilvl w:val="0"/>
+                <w:numId w:val="38"/>
+              </w:numPr>
+              <w:rPr>
+                <w:rFonts w:asciiTheme="minorHAnsi" w:hAnsiTheme="minorHAnsi" w:cstheme="minorHAnsi"/>
+                <w:sz w:val="20"/>
+                <w:szCs w:val="20"/>
+                <w:lang w:val="en-US"/>
+              </w:rPr>
+            </w:pPr>
+            <w:r>
+              <w:rPr>
+                <w:rFonts w:asciiTheme="minorHAnsi" w:hAnsiTheme="minorHAnsi" w:cstheme="minorHAnsi"/>
+                <w:sz w:val="20"/>
+                <w:szCs w:val="20"/>
+                <w:lang w:val="en-US"/>
+              </w:rPr>
+              <w:t>“How should payment status be handled after Stripe payment confirmation?”</w:t>
+            </w:r>
+          </w:p>
+          <w:p>
+            <w:pPr>
+              <w:rPr>
+                <w:rFonts w:asciiTheme="minorHAnsi" w:hAnsiTheme="minorHAnsi" w:cstheme="minorHAnsi"/>
+                <w:sz w:val="20"/>
+                <w:szCs w:val="20"/>
+                <w:lang w:val="en-US"/>
               </w:rPr>
             </w:pPr>
           </w:p>
@@ -12334,6 +12810,137 @@
                 <w:rFonts w:asciiTheme="minorHAnsi" w:hAnsiTheme="minorHAnsi" w:cstheme="minorHAnsi"/>
                 <w:sz w:val="20"/>
                 <w:szCs w:val="20"/>
+                <w:lang w:val="en-US"/>
+              </w:rPr>
+            </w:pPr>
+            <w:r>
+              <w:rPr>
+                <w:rFonts w:asciiTheme="minorHAnsi" w:hAnsiTheme="minorHAnsi" w:cstheme="minorHAnsi"/>
+                <w:sz w:val="20"/>
+                <w:szCs w:val="20"/>
+                <w:lang w:val="en-US"/>
+              </w:rPr>
+              <w:t>GenAI provided guidance on implementing Stripe Payment Intents, including:</w:t>
+            </w:r>
+          </w:p>
+          <w:p>
+            <w:pPr>
+              <w:numPr>
+                <w:ilvl w:val="0"/>
+                <w:numId w:val="42"/>
+              </w:numPr>
+              <w:rPr>
+                <w:rFonts w:asciiTheme="minorHAnsi" w:hAnsiTheme="minorHAnsi" w:cstheme="minorHAnsi"/>
+                <w:sz w:val="20"/>
+                <w:szCs w:val="20"/>
+                <w:lang w:val="en-US"/>
+              </w:rPr>
+            </w:pPr>
+            <w:r>
+              <w:rPr>
+                <w:rFonts w:asciiTheme="minorHAnsi" w:hAnsiTheme="minorHAnsi" w:cstheme="minorHAnsi"/>
+                <w:sz w:val="20"/>
+                <w:szCs w:val="20"/>
+                <w:lang w:val="en-US"/>
+              </w:rPr>
+              <w:t>Creating a Payment Intent on the server to prevent exposing sensitive logic to the client</w:t>
+            </w:r>
+          </w:p>
+          <w:p>
+            <w:pPr>
+              <w:numPr>
+                <w:ilvl w:val="0"/>
+                <w:numId w:val="42"/>
+              </w:numPr>
+              <w:rPr>
+                <w:rFonts w:asciiTheme="minorHAnsi" w:hAnsiTheme="minorHAnsi" w:cstheme="minorHAnsi"/>
+                <w:sz w:val="20"/>
+                <w:szCs w:val="20"/>
+                <w:lang w:val="en-US"/>
+              </w:rPr>
+            </w:pPr>
+            <w:r>
+              <w:rPr>
+                <w:rFonts w:asciiTheme="minorHAnsi" w:hAnsiTheme="minorHAnsi" w:cstheme="minorHAnsi"/>
+                <w:sz w:val="20"/>
+                <w:szCs w:val="20"/>
+                <w:lang w:val="en-US"/>
+              </w:rPr>
+              <w:t>Using Stripe’s confirmation response to determine payment success, failure, or required action</w:t>
+            </w:r>
+          </w:p>
+          <w:p>
+            <w:pPr>
+              <w:numPr>
+                <w:ilvl w:val="0"/>
+                <w:numId w:val="42"/>
+              </w:numPr>
+              <w:rPr>
+                <w:rFonts w:asciiTheme="minorHAnsi" w:hAnsiTheme="minorHAnsi" w:cstheme="minorHAnsi"/>
+                <w:sz w:val="20"/>
+                <w:szCs w:val="20"/>
+                <w:lang w:val="en-US"/>
+              </w:rPr>
+            </w:pPr>
+            <w:r>
+              <w:rPr>
+                <w:rFonts w:asciiTheme="minorHAnsi" w:hAnsiTheme="minorHAnsi" w:cstheme="minorHAnsi"/>
+                <w:sz w:val="20"/>
+                <w:szCs w:val="20"/>
+                <w:lang w:val="en-US"/>
+              </w:rPr>
+              <w:t>Updating internal payment and order statuses only after receiving a confirmed Stripe response</w:t>
+            </w:r>
+          </w:p>
+          <w:p>
+            <w:pPr>
+              <w:numPr>
+                <w:ilvl w:val="0"/>
+                <w:numId w:val="42"/>
+              </w:numPr>
+              <w:rPr>
+                <w:rFonts w:asciiTheme="minorHAnsi" w:hAnsiTheme="minorHAnsi" w:cstheme="minorHAnsi"/>
+                <w:sz w:val="20"/>
+                <w:szCs w:val="20"/>
+                <w:lang w:val="en-US"/>
+              </w:rPr>
+            </w:pPr>
+            <w:r>
+              <w:rPr>
+                <w:rFonts w:asciiTheme="minorHAnsi" w:hAnsiTheme="minorHAnsi" w:cstheme="minorHAnsi"/>
+                <w:sz w:val="20"/>
+                <w:szCs w:val="20"/>
+                <w:lang w:val="en-US"/>
+              </w:rPr>
+              <w:t>Avoiding reliance on frontend-only success callbacks for transaction validation</w:t>
+            </w:r>
+          </w:p>
+          <w:p>
+            <w:pPr>
+              <w:rPr>
+                <w:rFonts w:asciiTheme="minorHAnsi" w:hAnsiTheme="minorHAnsi" w:cstheme="minorHAnsi"/>
+                <w:sz w:val="20"/>
+                <w:szCs w:val="20"/>
+                <w:lang w:val="en-US"/>
+              </w:rPr>
+            </w:pPr>
+            <w:r>
+              <w:rPr>
+                <w:rFonts w:asciiTheme="minorHAnsi" w:hAnsiTheme="minorHAnsi" w:cstheme="minorHAnsi"/>
+                <w:sz w:val="20"/>
+                <w:szCs w:val="20"/>
+                <w:lang w:val="en-US"/>
+              </w:rPr>
+              <w:t>I adapted the sample logic to fit my existing Express controllers and order lifecycle instead of directly copying the provided code.</w:t>
+            </w:r>
+          </w:p>
+          <w:p>
+            <w:pPr>
+              <w:rPr>
+                <w:rFonts w:asciiTheme="minorHAnsi" w:hAnsiTheme="minorHAnsi" w:cstheme="minorHAnsi"/>
+                <w:sz w:val="20"/>
+                <w:szCs w:val="20"/>
+                <w:lang w:val="en-US"/>
               </w:rPr>
             </w:pPr>
           </w:p>
@@ -12423,6 +13030,143 @@
                 <w:rFonts w:asciiTheme="minorHAnsi" w:hAnsiTheme="minorHAnsi" w:cstheme="minorHAnsi"/>
                 <w:sz w:val="20"/>
                 <w:szCs w:val="20"/>
+                <w:lang w:val="en-US"/>
+              </w:rPr>
+            </w:pPr>
+            <w:r>
+              <w:rPr>
+                <w:rFonts w:asciiTheme="minorHAnsi" w:hAnsiTheme="minorHAnsi" w:cstheme="minorHAnsi"/>
+                <w:sz w:val="20"/>
+                <w:szCs w:val="20"/>
+                <w:lang w:val="en-US"/>
+              </w:rPr>
+              <w:t>Stripe payments were successfully integrated and tested using Stripe Test Mode. Payment flows correctly handled:</w:t>
+            </w:r>
+          </w:p>
+          <w:p>
+            <w:pPr>
+              <w:numPr>
+                <w:ilvl w:val="0"/>
+                <w:numId w:val="43"/>
+              </w:numPr>
+              <w:rPr>
+                <w:rFonts w:asciiTheme="minorHAnsi" w:hAnsiTheme="minorHAnsi" w:cstheme="minorHAnsi"/>
+                <w:sz w:val="20"/>
+                <w:szCs w:val="20"/>
+                <w:lang w:val="en-US"/>
+              </w:rPr>
+            </w:pPr>
+            <w:r>
+              <w:rPr>
+                <w:rFonts w:asciiTheme="minorHAnsi" w:hAnsiTheme="minorHAnsi" w:cstheme="minorHAnsi"/>
+                <w:sz w:val="20"/>
+                <w:szCs w:val="20"/>
+                <w:lang w:val="en-US"/>
+              </w:rPr>
+              <w:t>Successful card payments</w:t>
+            </w:r>
+          </w:p>
+          <w:p>
+            <w:pPr>
+              <w:numPr>
+                <w:ilvl w:val="0"/>
+                <w:numId w:val="43"/>
+              </w:numPr>
+              <w:rPr>
+                <w:rFonts w:asciiTheme="minorHAnsi" w:hAnsiTheme="minorHAnsi" w:cstheme="minorHAnsi"/>
+                <w:sz w:val="20"/>
+                <w:szCs w:val="20"/>
+                <w:lang w:val="en-US"/>
+              </w:rPr>
+            </w:pPr>
+            <w:r>
+              <w:rPr>
+                <w:rFonts w:asciiTheme="minorHAnsi" w:hAnsiTheme="minorHAnsi" w:cstheme="minorHAnsi"/>
+                <w:sz w:val="20"/>
+                <w:szCs w:val="20"/>
+                <w:lang w:val="en-US"/>
+              </w:rPr>
+              <w:t>Failed or cancelled transactions</w:t>
+            </w:r>
+          </w:p>
+          <w:p>
+            <w:pPr>
+              <w:numPr>
+                <w:ilvl w:val="0"/>
+                <w:numId w:val="43"/>
+              </w:numPr>
+              <w:rPr>
+                <w:rFonts w:asciiTheme="minorHAnsi" w:hAnsiTheme="minorHAnsi" w:cstheme="minorHAnsi"/>
+                <w:sz w:val="20"/>
+                <w:szCs w:val="20"/>
+                <w:lang w:val="en-US"/>
+              </w:rPr>
+            </w:pPr>
+            <w:r>
+              <w:rPr>
+                <w:rFonts w:asciiTheme="minorHAnsi" w:hAnsiTheme="minorHAnsi" w:cstheme="minorHAnsi"/>
+                <w:sz w:val="20"/>
+                <w:szCs w:val="20"/>
+                <w:lang w:val="en-US"/>
+              </w:rPr>
+              <w:t>Proper redirection and confirmation after payment completion</w:t>
+            </w:r>
+          </w:p>
+          <w:p>
+            <w:pPr>
+              <w:rPr>
+                <w:rFonts w:asciiTheme="minorHAnsi" w:hAnsiTheme="minorHAnsi" w:cstheme="minorHAnsi"/>
+                <w:sz w:val="20"/>
+                <w:szCs w:val="20"/>
+                <w:lang w:val="en-US"/>
+              </w:rPr>
+            </w:pPr>
+            <w:r>
+              <w:rPr>
+                <w:rFonts w:asciiTheme="minorHAnsi" w:hAnsiTheme="minorHAnsi" w:cstheme="minorHAnsi"/>
+                <w:sz w:val="20"/>
+                <w:szCs w:val="20"/>
+                <w:lang w:val="en-US"/>
+              </w:rPr>
+              <w:t>Order and payment statuses were updated accurately based on Stripe’s verified responses.</w:t>
+            </w:r>
+            <w:r>
+              <w:rPr>
+                <w:rFonts w:asciiTheme="minorHAnsi" w:hAnsiTheme="minorHAnsi" w:cstheme="minorHAnsi"/>
+                <w:sz w:val="20"/>
+                <w:szCs w:val="20"/>
+                <w:lang w:val="en-US"/>
+              </w:rPr>
+              <w:br/>
+            </w:r>
+            <w:r>
+              <w:rPr>
+                <w:rFonts w:asciiTheme="minorHAnsi" w:hAnsiTheme="minorHAnsi" w:cstheme="minorHAnsi"/>
+                <w:b/>
+                <w:bCs/>
+                <w:sz w:val="20"/>
+                <w:szCs w:val="20"/>
+                <w:lang w:val="en-US"/>
+              </w:rPr>
+              <w:t>Remaining limitation:</w:t>
+            </w:r>
+            <w:r>
+              <w:rPr>
+                <w:rFonts w:asciiTheme="minorHAnsi" w:hAnsiTheme="minorHAnsi" w:cstheme="minorHAnsi"/>
+                <w:sz w:val="20"/>
+                <w:szCs w:val="20"/>
+                <w:lang w:val="en-US"/>
+              </w:rPr>
+              <w:t xml:space="preserve"> Advanced Stripe features such as webhooks and dispute handling were not fully implemented due to project scope and time constraints.</w:t>
+            </w:r>
+          </w:p>
+          <w:p>
+            <w:pPr>
+              <w:rPr>
+                <w:rFonts w:asciiTheme="minorHAnsi" w:hAnsiTheme="minorHAnsi" w:cstheme="minorHAnsi"/>
+                <w:sz w:val="20"/>
+                <w:szCs w:val="20"/>
+                <w:lang w:val="en-US"/>
               </w:rPr>
             </w:pPr>
           </w:p>
@@ -12536,6 +13280,48 @@
                 <w:szCs w:val="22"/>
               </w:rPr>
             </w:pPr>
+            <w:r>
+              <w:rPr>
+                <w:rFonts w:asciiTheme="minorHAnsi" w:hAnsiTheme="minorHAnsi" w:cstheme="minorHAnsi"/>
+                <w:sz w:val="22"/>
+                <w:szCs w:val="22"/>
+              </w:rPr>
+              <w:drawing>
+                <wp:inline distT="0" distB="0" distL="0" distR="0" wp14:anchorId="224D9305" wp14:editId="150DEFF3">
+                  <wp:extent cx="5731510" cy="3342640"/>
+                  <wp:effectExtent l="0" t="0" r="2540" b="0"/>
+                  <wp:docPr id="283655612" name="Picture 1"/>
+                  <wp:cNvGraphicFramePr>
+                    <a:graphicFrameLocks xmlns:a="http://schemas.openxmlformats.org/drawingml/2006/main" noChangeAspect="1"/>
+                  </wp:cNvGraphicFramePr>
+                  <a:graphic xmlns:a="http://schemas.openxmlformats.org/drawingml/2006/main">
+                    <a:graphicData uri="http://schemas.openxmlformats.org/drawingml/2006/picture">
+                      <pic:pic xmlns:pic="http://schemas.openxmlformats.org/drawingml/2006/picture">
+                        <pic:nvPicPr>
+                          <pic:cNvPr id="283655612" name=""/>
+                          <pic:cNvPicPr/>
+                        </pic:nvPicPr>
+                        <pic:blipFill>
+                          <a:blip r:embed="rId15"/>
+                          <a:stretch>
+                            <a:fillRect/>
+                          </a:stretch>
+                        </pic:blipFill>
+                        <pic:spPr>
+                          <a:xfrm>
+                            <a:off x="0" y="0"/>
+                            <a:ext cx="5731510" cy="3342640"/>
+                          </a:xfrm>
+                          <a:prstGeom prst="rect">
+                            <a:avLst/>
+                          </a:prstGeom>
+                        </pic:spPr>
+                      </pic:pic>
+                    </a:graphicData>
+                  </a:graphic>
+                </wp:inline>
+              </w:drawing>
+            </w:r>
           </w:p>
           <w:p>
             <w:pPr>
@@ -13070,16 +13856,66 @@
                 <w:szCs w:val="22"/>
               </w:rPr>
             </w:pPr>
-          </w:p>
-          <w:p>
-            <w:pPr>
+            <w:proofErr w:type="spellStart"/>
+            <w:r>
               <w:rPr>
                 <w:rFonts w:asciiTheme="minorHAnsi" w:hAnsiTheme="minorHAnsi" w:cstheme="minorHAnsi"/>
                 <w:color w:val="000000" w:themeColor="text1"/>
                 <w:sz w:val="22"/>
                 <w:szCs w:val="22"/>
               </w:rPr>
-            </w:pPr>
+              <w:t>i</w:t>
+            </w:r>
+            <w:proofErr w:type="spellEnd"/>
+            <w:r>
+              <w:rPr>
+                <w:rFonts w:asciiTheme="minorHAnsi" w:hAnsiTheme="minorHAnsi" w:cstheme="minorHAnsi"/>
+                <w:color w:val="000000" w:themeColor="text1"/>
+                <w:sz w:val="22"/>
+                <w:szCs w:val="22"/>
+              </w:rPr>
+              <w:t xml:space="preserve"> used </w:t>
+            </w:r>
+            <w:proofErr w:type="spellStart"/>
+            <w:r>
+              <w:rPr>
+                <w:rFonts w:asciiTheme="minorHAnsi" w:hAnsiTheme="minorHAnsi" w:cstheme="minorHAnsi"/>
+                <w:color w:val="000000" w:themeColor="text1"/>
+                <w:sz w:val="22"/>
+                <w:szCs w:val="22"/>
+              </w:rPr>
+              <w:t>genai</w:t>
+            </w:r>
+            <w:proofErr w:type="spellEnd"/>
+            <w:r>
+              <w:rPr>
+                <w:rFonts w:asciiTheme="minorHAnsi" w:hAnsiTheme="minorHAnsi" w:cstheme="minorHAnsi"/>
+                <w:color w:val="000000" w:themeColor="text1"/>
+                <w:sz w:val="22"/>
+                <w:szCs w:val="22"/>
+              </w:rPr>
+              <w:t xml:space="preserve"> to help me understand how payment systems are supposed to work and what steps are needed to handle payments properly. </w:t>
+            </w:r>
+            <w:proofErr w:type="spellStart"/>
+            <w:r>
+              <w:rPr>
+                <w:rFonts w:asciiTheme="minorHAnsi" w:hAnsiTheme="minorHAnsi" w:cstheme="minorHAnsi"/>
+                <w:color w:val="000000" w:themeColor="text1"/>
+                <w:sz w:val="22"/>
+                <w:szCs w:val="22"/>
+              </w:rPr>
+              <w:t>i</w:t>
+            </w:r>
+            <w:proofErr w:type="spellEnd"/>
+            <w:r>
+              <w:rPr>
+                <w:rFonts w:asciiTheme="minorHAnsi" w:hAnsiTheme="minorHAnsi" w:cstheme="minorHAnsi"/>
+                <w:color w:val="000000" w:themeColor="text1"/>
+                <w:sz w:val="22"/>
+                <w:szCs w:val="22"/>
+              </w:rPr>
+              <w:t xml:space="preserve"> asked questions about payment flows and refunds, and it helped me understand that payment status and order status should be handled separately. for example, a payment can be refunded but the order might still exist in the system. this helped me design my payment logic more clearly and avoid mixing up payment results with order progress.</w:t>
+            </w:r>
           </w:p>
           <w:p>
             <w:pPr>
@@ -13120,6 +13956,7 @@
           <w:sz w:val="22"/>
           <w:szCs w:val="22"/>
         </w:rPr>
+        <w:lastRenderedPageBreak/>
         <w:t> </w:t>
       </w:r>
     </w:p>
@@ -13198,16 +14035,95 @@
                 <w:szCs w:val="22"/>
               </w:rPr>
             </w:pPr>
-          </w:p>
-          <w:p>
-            <w:pPr>
+            <w:r>
               <w:rPr>
                 <w:rFonts w:asciiTheme="minorHAnsi" w:hAnsiTheme="minorHAnsi" w:cstheme="minorHAnsi"/>
                 <w:color w:val="000000" w:themeColor="text1"/>
                 <w:sz w:val="22"/>
                 <w:szCs w:val="22"/>
               </w:rPr>
-            </w:pPr>
+              <w:t xml:space="preserve">one challenge </w:t>
+            </w:r>
+            <w:proofErr w:type="spellStart"/>
+            <w:r>
+              <w:rPr>
+                <w:rFonts w:asciiTheme="minorHAnsi" w:hAnsiTheme="minorHAnsi" w:cstheme="minorHAnsi"/>
+                <w:color w:val="000000" w:themeColor="text1"/>
+                <w:sz w:val="22"/>
+                <w:szCs w:val="22"/>
+              </w:rPr>
+              <w:t>i</w:t>
+            </w:r>
+            <w:proofErr w:type="spellEnd"/>
+            <w:r>
+              <w:rPr>
+                <w:rFonts w:asciiTheme="minorHAnsi" w:hAnsiTheme="minorHAnsi" w:cstheme="minorHAnsi"/>
+                <w:color w:val="000000" w:themeColor="text1"/>
+                <w:sz w:val="22"/>
+                <w:szCs w:val="22"/>
+              </w:rPr>
+              <w:t xml:space="preserve"> faced was handling different situations such as failed payments, cancelled payments, and refunds without breaking the order records. </w:t>
+            </w:r>
+            <w:proofErr w:type="spellStart"/>
+            <w:r>
+              <w:rPr>
+                <w:rFonts w:asciiTheme="minorHAnsi" w:hAnsiTheme="minorHAnsi" w:cstheme="minorHAnsi"/>
+                <w:color w:val="000000" w:themeColor="text1"/>
+                <w:sz w:val="22"/>
+                <w:szCs w:val="22"/>
+              </w:rPr>
+              <w:t>genai</w:t>
+            </w:r>
+            <w:proofErr w:type="spellEnd"/>
+            <w:r>
+              <w:rPr>
+                <w:rFonts w:asciiTheme="minorHAnsi" w:hAnsiTheme="minorHAnsi" w:cstheme="minorHAnsi"/>
+                <w:color w:val="000000" w:themeColor="text1"/>
+                <w:sz w:val="22"/>
+                <w:szCs w:val="22"/>
+              </w:rPr>
+              <w:t xml:space="preserve"> helped by explaining that </w:t>
+            </w:r>
+            <w:proofErr w:type="spellStart"/>
+            <w:r>
+              <w:rPr>
+                <w:rFonts w:asciiTheme="minorHAnsi" w:hAnsiTheme="minorHAnsi" w:cstheme="minorHAnsi"/>
+                <w:color w:val="000000" w:themeColor="text1"/>
+                <w:sz w:val="22"/>
+                <w:szCs w:val="22"/>
+              </w:rPr>
+              <w:t>i</w:t>
+            </w:r>
+            <w:proofErr w:type="spellEnd"/>
+            <w:r>
+              <w:rPr>
+                <w:rFonts w:asciiTheme="minorHAnsi" w:hAnsiTheme="minorHAnsi" w:cstheme="minorHAnsi"/>
+                <w:color w:val="000000" w:themeColor="text1"/>
+                <w:sz w:val="22"/>
+                <w:szCs w:val="22"/>
+              </w:rPr>
+              <w:t xml:space="preserve"> should always confirm the payment result with the payment provider first before updating my system. another challenge was that the example code provided by ai did not fully match my project structure. </w:t>
+            </w:r>
+            <w:proofErr w:type="spellStart"/>
+            <w:r>
+              <w:rPr>
+                <w:rFonts w:asciiTheme="minorHAnsi" w:hAnsiTheme="minorHAnsi" w:cstheme="minorHAnsi"/>
+                <w:color w:val="000000" w:themeColor="text1"/>
+                <w:sz w:val="22"/>
+                <w:szCs w:val="22"/>
+              </w:rPr>
+              <w:t>i</w:t>
+            </w:r>
+            <w:proofErr w:type="spellEnd"/>
+            <w:r>
+              <w:rPr>
+                <w:rFonts w:asciiTheme="minorHAnsi" w:hAnsiTheme="minorHAnsi" w:cstheme="minorHAnsi"/>
+                <w:color w:val="000000" w:themeColor="text1"/>
+                <w:sz w:val="22"/>
+                <w:szCs w:val="22"/>
+              </w:rPr>
+              <w:t xml:space="preserve"> used it as a reference and then modified it to fit my own controllers and database instead of copying it directly.</w:t>
+            </w:r>
           </w:p>
           <w:p>
             <w:pPr>
@@ -13361,6 +14277,95 @@
                 <w:szCs w:val="22"/>
               </w:rPr>
             </w:pPr>
+            <w:r>
+              <w:rPr>
+                <w:rFonts w:asciiTheme="minorHAnsi" w:hAnsiTheme="minorHAnsi" w:cstheme="minorHAnsi"/>
+                <w:color w:val="000000" w:themeColor="text1"/>
+                <w:sz w:val="22"/>
+                <w:szCs w:val="22"/>
+              </w:rPr>
+              <w:t xml:space="preserve">to make the payment feature more secure, </w:t>
+            </w:r>
+            <w:proofErr w:type="spellStart"/>
+            <w:r>
+              <w:rPr>
+                <w:rFonts w:asciiTheme="minorHAnsi" w:hAnsiTheme="minorHAnsi" w:cstheme="minorHAnsi"/>
+                <w:color w:val="000000" w:themeColor="text1"/>
+                <w:sz w:val="22"/>
+                <w:szCs w:val="22"/>
+              </w:rPr>
+              <w:t>i</w:t>
+            </w:r>
+            <w:proofErr w:type="spellEnd"/>
+            <w:r>
+              <w:rPr>
+                <w:rFonts w:asciiTheme="minorHAnsi" w:hAnsiTheme="minorHAnsi" w:cstheme="minorHAnsi"/>
+                <w:color w:val="000000" w:themeColor="text1"/>
+                <w:sz w:val="22"/>
+                <w:szCs w:val="22"/>
+              </w:rPr>
+              <w:t xml:space="preserve"> made sure my system does not rely only on frontend success messages. </w:t>
+            </w:r>
+            <w:proofErr w:type="spellStart"/>
+            <w:r>
+              <w:rPr>
+                <w:rFonts w:asciiTheme="minorHAnsi" w:hAnsiTheme="minorHAnsi" w:cstheme="minorHAnsi"/>
+                <w:color w:val="000000" w:themeColor="text1"/>
+                <w:sz w:val="22"/>
+                <w:szCs w:val="22"/>
+              </w:rPr>
+              <w:t>genai</w:t>
+            </w:r>
+            <w:proofErr w:type="spellEnd"/>
+            <w:r>
+              <w:rPr>
+                <w:rFonts w:asciiTheme="minorHAnsi" w:hAnsiTheme="minorHAnsi" w:cstheme="minorHAnsi"/>
+                <w:color w:val="000000" w:themeColor="text1"/>
+                <w:sz w:val="22"/>
+                <w:szCs w:val="22"/>
+              </w:rPr>
+              <w:t xml:space="preserve"> suggested that payment confirmation should come from the payment provider’s response, such as </w:t>
+            </w:r>
+            <w:proofErr w:type="spellStart"/>
+            <w:r>
+              <w:rPr>
+                <w:rFonts w:asciiTheme="minorHAnsi" w:hAnsiTheme="minorHAnsi" w:cstheme="minorHAnsi"/>
+                <w:color w:val="000000" w:themeColor="text1"/>
+                <w:sz w:val="22"/>
+                <w:szCs w:val="22"/>
+              </w:rPr>
+              <w:t>paypal</w:t>
+            </w:r>
+            <w:proofErr w:type="spellEnd"/>
+            <w:r>
+              <w:rPr>
+                <w:rFonts w:asciiTheme="minorHAnsi" w:hAnsiTheme="minorHAnsi" w:cstheme="minorHAnsi"/>
+                <w:color w:val="000000" w:themeColor="text1"/>
+                <w:sz w:val="22"/>
+                <w:szCs w:val="22"/>
+              </w:rPr>
+              <w:t xml:space="preserve"> or stripe, before updating any order or payment status. </w:t>
+            </w:r>
+            <w:proofErr w:type="spellStart"/>
+            <w:r>
+              <w:rPr>
+                <w:rFonts w:asciiTheme="minorHAnsi" w:hAnsiTheme="minorHAnsi" w:cstheme="minorHAnsi"/>
+                <w:color w:val="000000" w:themeColor="text1"/>
+                <w:sz w:val="22"/>
+                <w:szCs w:val="22"/>
+              </w:rPr>
+              <w:t>i</w:t>
+            </w:r>
+            <w:proofErr w:type="spellEnd"/>
+            <w:r>
+              <w:rPr>
+                <w:rFonts w:asciiTheme="minorHAnsi" w:hAnsiTheme="minorHAnsi" w:cstheme="minorHAnsi"/>
+                <w:color w:val="000000" w:themeColor="text1"/>
+                <w:sz w:val="22"/>
+                <w:szCs w:val="22"/>
+              </w:rPr>
+              <w:t xml:space="preserve"> also added checks to prevent the same payment or refund from being processed more than once. this helped ensure that failed or cancelled payments do not accidentally get marked as successful.</w:t>
+            </w:r>
           </w:p>
           <w:p>
             <w:pPr>
@@ -13480,6 +14485,115 @@
                 <w:szCs w:val="22"/>
               </w:rPr>
             </w:pPr>
+            <w:proofErr w:type="spellStart"/>
+            <w:r>
+              <w:rPr>
+                <w:rFonts w:asciiTheme="minorHAnsi" w:hAnsiTheme="minorHAnsi" w:cstheme="minorHAnsi"/>
+                <w:color w:val="000000" w:themeColor="text1"/>
+                <w:sz w:val="22"/>
+                <w:szCs w:val="22"/>
+              </w:rPr>
+              <w:t>i</w:t>
+            </w:r>
+            <w:proofErr w:type="spellEnd"/>
+            <w:r>
+              <w:rPr>
+                <w:rFonts w:asciiTheme="minorHAnsi" w:hAnsiTheme="minorHAnsi" w:cstheme="minorHAnsi"/>
+                <w:color w:val="000000" w:themeColor="text1"/>
+                <w:sz w:val="22"/>
+                <w:szCs w:val="22"/>
+              </w:rPr>
+              <w:t xml:space="preserve"> tested the payment functionality using sandbox and test modes provided by the payment </w:t>
+            </w:r>
+            <w:r>
+              <w:rPr>
+                <w:rFonts w:asciiTheme="minorHAnsi" w:hAnsiTheme="minorHAnsi" w:cstheme="minorHAnsi"/>
+                <w:color w:val="000000" w:themeColor="text1"/>
+                <w:sz w:val="22"/>
+                <w:szCs w:val="22"/>
+              </w:rPr>
+              <w:t xml:space="preserve">platforms, such as </w:t>
+            </w:r>
+            <w:proofErr w:type="spellStart"/>
+            <w:r>
+              <w:rPr>
+                <w:rFonts w:asciiTheme="minorHAnsi" w:hAnsiTheme="minorHAnsi" w:cstheme="minorHAnsi"/>
+                <w:color w:val="000000" w:themeColor="text1"/>
+                <w:sz w:val="22"/>
+                <w:szCs w:val="22"/>
+              </w:rPr>
+              <w:t>paypal</w:t>
+            </w:r>
+            <w:proofErr w:type="spellEnd"/>
+            <w:r>
+              <w:rPr>
+                <w:rFonts w:asciiTheme="minorHAnsi" w:hAnsiTheme="minorHAnsi" w:cstheme="minorHAnsi"/>
+                <w:color w:val="000000" w:themeColor="text1"/>
+                <w:sz w:val="22"/>
+                <w:szCs w:val="22"/>
+              </w:rPr>
+              <w:t xml:space="preserve"> sandbox and stripe test mode. </w:t>
+            </w:r>
+            <w:proofErr w:type="spellStart"/>
+            <w:r>
+              <w:rPr>
+                <w:rFonts w:asciiTheme="minorHAnsi" w:hAnsiTheme="minorHAnsi" w:cstheme="minorHAnsi"/>
+                <w:color w:val="000000" w:themeColor="text1"/>
+                <w:sz w:val="22"/>
+                <w:szCs w:val="22"/>
+              </w:rPr>
+              <w:t>genai</w:t>
+            </w:r>
+            <w:proofErr w:type="spellEnd"/>
+            <w:r>
+              <w:rPr>
+                <w:rFonts w:asciiTheme="minorHAnsi" w:hAnsiTheme="minorHAnsi" w:cstheme="minorHAnsi"/>
+                <w:color w:val="000000" w:themeColor="text1"/>
+                <w:sz w:val="22"/>
+                <w:szCs w:val="22"/>
+              </w:rPr>
+              <w:t xml:space="preserve"> helped suggest different test scenarios, including successful payments, cancelled payments, and refunds. </w:t>
+            </w:r>
+            <w:proofErr w:type="spellStart"/>
+            <w:r>
+              <w:rPr>
+                <w:rFonts w:asciiTheme="minorHAnsi" w:hAnsiTheme="minorHAnsi" w:cstheme="minorHAnsi"/>
+                <w:color w:val="000000" w:themeColor="text1"/>
+                <w:sz w:val="22"/>
+                <w:szCs w:val="22"/>
+              </w:rPr>
+              <w:t>i</w:t>
+            </w:r>
+            <w:proofErr w:type="spellEnd"/>
+            <w:r>
+              <w:rPr>
+                <w:rFonts w:asciiTheme="minorHAnsi" w:hAnsiTheme="minorHAnsi" w:cstheme="minorHAnsi"/>
+                <w:color w:val="000000" w:themeColor="text1"/>
+                <w:sz w:val="22"/>
+                <w:szCs w:val="22"/>
+              </w:rPr>
+              <w:t xml:space="preserve"> checked that after each test, the payment status and order status were updated correctly. when issues occurred, </w:t>
+            </w:r>
+            <w:proofErr w:type="spellStart"/>
+            <w:r>
+              <w:rPr>
+                <w:rFonts w:asciiTheme="minorHAnsi" w:hAnsiTheme="minorHAnsi" w:cstheme="minorHAnsi"/>
+                <w:color w:val="000000" w:themeColor="text1"/>
+                <w:sz w:val="22"/>
+                <w:szCs w:val="22"/>
+              </w:rPr>
+              <w:t>i</w:t>
+            </w:r>
+            <w:proofErr w:type="spellEnd"/>
+            <w:r>
+              <w:rPr>
+                <w:rFonts w:asciiTheme="minorHAnsi" w:hAnsiTheme="minorHAnsi" w:cstheme="minorHAnsi"/>
+                <w:color w:val="000000" w:themeColor="text1"/>
+                <w:sz w:val="22"/>
+                <w:szCs w:val="22"/>
+              </w:rPr>
+              <w:t xml:space="preserve"> used ai guidance to adjust my logic so that updates only happen after confirmed payment responses.</w:t>
+            </w:r>
           </w:p>
           <w:p>
             <w:pPr>
@@ -13608,16 +14722,95 @@
               </w:rPr>
               <w:t> </w:t>
             </w:r>
-          </w:p>
-          <w:p>
-            <w:pPr>
+            <w:r>
               <w:rPr>
                 <w:rFonts w:asciiTheme="minorHAnsi" w:hAnsiTheme="minorHAnsi" w:cstheme="minorHAnsi"/>
                 <w:color w:val="000000" w:themeColor="text1"/>
                 <w:sz w:val="22"/>
                 <w:szCs w:val="22"/>
               </w:rPr>
-            </w:pPr>
+              <w:t xml:space="preserve">some of the ai suggestions were too general and could not be used directly in my project. if </w:t>
+            </w:r>
+            <w:proofErr w:type="spellStart"/>
+            <w:r>
+              <w:rPr>
+                <w:rFonts w:asciiTheme="minorHAnsi" w:hAnsiTheme="minorHAnsi" w:cstheme="minorHAnsi"/>
+                <w:color w:val="000000" w:themeColor="text1"/>
+                <w:sz w:val="22"/>
+                <w:szCs w:val="22"/>
+              </w:rPr>
+              <w:t>i</w:t>
+            </w:r>
+            <w:proofErr w:type="spellEnd"/>
+            <w:r>
+              <w:rPr>
+                <w:rFonts w:asciiTheme="minorHAnsi" w:hAnsiTheme="minorHAnsi" w:cstheme="minorHAnsi"/>
+                <w:color w:val="000000" w:themeColor="text1"/>
+                <w:sz w:val="22"/>
+                <w:szCs w:val="22"/>
+              </w:rPr>
+              <w:t xml:space="preserve"> followed them exactly, they would not match my existing controller structure. also, some suggestions did not fully consider real-world limitations, such as nets refund restrictions in the </w:t>
+            </w:r>
+            <w:proofErr w:type="spellStart"/>
+            <w:r>
+              <w:rPr>
+                <w:rFonts w:asciiTheme="minorHAnsi" w:hAnsiTheme="minorHAnsi" w:cstheme="minorHAnsi"/>
+                <w:color w:val="000000" w:themeColor="text1"/>
+                <w:sz w:val="22"/>
+                <w:szCs w:val="22"/>
+              </w:rPr>
+              <w:t>uat</w:t>
+            </w:r>
+            <w:proofErr w:type="spellEnd"/>
+            <w:r>
+              <w:rPr>
+                <w:rFonts w:asciiTheme="minorHAnsi" w:hAnsiTheme="minorHAnsi" w:cstheme="minorHAnsi"/>
+                <w:color w:val="000000" w:themeColor="text1"/>
+                <w:sz w:val="22"/>
+                <w:szCs w:val="22"/>
+              </w:rPr>
+              <w:t xml:space="preserve"> environment. </w:t>
+            </w:r>
+            <w:proofErr w:type="spellStart"/>
+            <w:r>
+              <w:rPr>
+                <w:rFonts w:asciiTheme="minorHAnsi" w:hAnsiTheme="minorHAnsi" w:cstheme="minorHAnsi"/>
+                <w:color w:val="000000" w:themeColor="text1"/>
+                <w:sz w:val="22"/>
+                <w:szCs w:val="22"/>
+              </w:rPr>
+              <w:t>i</w:t>
+            </w:r>
+            <w:proofErr w:type="spellEnd"/>
+            <w:r>
+              <w:rPr>
+                <w:rFonts w:asciiTheme="minorHAnsi" w:hAnsiTheme="minorHAnsi" w:cstheme="minorHAnsi"/>
+                <w:color w:val="000000" w:themeColor="text1"/>
+                <w:sz w:val="22"/>
+                <w:szCs w:val="22"/>
+              </w:rPr>
+              <w:t xml:space="preserve"> identified these issues by comparing the ai suggestions with my own code and testing results, and </w:t>
+            </w:r>
+            <w:proofErr w:type="spellStart"/>
+            <w:r>
+              <w:rPr>
+                <w:rFonts w:asciiTheme="minorHAnsi" w:hAnsiTheme="minorHAnsi" w:cstheme="minorHAnsi"/>
+                <w:color w:val="000000" w:themeColor="text1"/>
+                <w:sz w:val="22"/>
+                <w:szCs w:val="22"/>
+              </w:rPr>
+              <w:t>i</w:t>
+            </w:r>
+            <w:proofErr w:type="spellEnd"/>
+            <w:r>
+              <w:rPr>
+                <w:rFonts w:asciiTheme="minorHAnsi" w:hAnsiTheme="minorHAnsi" w:cstheme="minorHAnsi"/>
+                <w:color w:val="000000" w:themeColor="text1"/>
+                <w:sz w:val="22"/>
+                <w:szCs w:val="22"/>
+              </w:rPr>
+              <w:t xml:space="preserve"> adjusted the implementation where needed.</w:t>
+            </w:r>
           </w:p>
           <w:p>
             <w:pPr>
@@ -13727,6 +14920,136 @@
             <w:pPr>
               <w:rPr>
                 <w:rFonts w:asciiTheme="minorHAnsi" w:hAnsiTheme="minorHAnsi" w:cstheme="minorHAnsi"/>
+                <w:color w:val="000000" w:themeColor="text1"/>
+                <w:sz w:val="22"/>
+                <w:szCs w:val="22"/>
+              </w:rPr>
+            </w:pPr>
+            <w:proofErr w:type="spellStart"/>
+            <w:r>
+              <w:rPr>
+                <w:rFonts w:asciiTheme="minorHAnsi" w:hAnsiTheme="minorHAnsi" w:cstheme="minorHAnsi"/>
+                <w:color w:val="000000" w:themeColor="text1"/>
+                <w:sz w:val="22"/>
+                <w:szCs w:val="22"/>
+              </w:rPr>
+              <w:t>i</w:t>
+            </w:r>
+            <w:proofErr w:type="spellEnd"/>
+            <w:r>
+              <w:rPr>
+                <w:rFonts w:asciiTheme="minorHAnsi" w:hAnsiTheme="minorHAnsi" w:cstheme="minorHAnsi"/>
+                <w:color w:val="000000" w:themeColor="text1"/>
+                <w:sz w:val="22"/>
+                <w:szCs w:val="22"/>
+              </w:rPr>
+              <w:t xml:space="preserve"> used </w:t>
+            </w:r>
+            <w:proofErr w:type="spellStart"/>
+            <w:r>
+              <w:rPr>
+                <w:rFonts w:asciiTheme="minorHAnsi" w:hAnsiTheme="minorHAnsi" w:cstheme="minorHAnsi"/>
+                <w:color w:val="000000" w:themeColor="text1"/>
+                <w:sz w:val="22"/>
+                <w:szCs w:val="22"/>
+              </w:rPr>
+              <w:t>genai</w:t>
+            </w:r>
+            <w:proofErr w:type="spellEnd"/>
+            <w:r>
+              <w:rPr>
+                <w:rFonts w:asciiTheme="minorHAnsi" w:hAnsiTheme="minorHAnsi" w:cstheme="minorHAnsi"/>
+                <w:color w:val="000000" w:themeColor="text1"/>
+                <w:sz w:val="22"/>
+                <w:szCs w:val="22"/>
+              </w:rPr>
+              <w:t xml:space="preserve"> as a guide to understand concepts and possible approaches, but </w:t>
+            </w:r>
+            <w:proofErr w:type="spellStart"/>
+            <w:r>
+              <w:rPr>
+                <w:rFonts w:asciiTheme="minorHAnsi" w:hAnsiTheme="minorHAnsi" w:cstheme="minorHAnsi"/>
+                <w:color w:val="000000" w:themeColor="text1"/>
+                <w:sz w:val="22"/>
+                <w:szCs w:val="22"/>
+              </w:rPr>
+              <w:t>i</w:t>
+            </w:r>
+            <w:proofErr w:type="spellEnd"/>
+            <w:r>
+              <w:rPr>
+                <w:rFonts w:asciiTheme="minorHAnsi" w:hAnsiTheme="minorHAnsi" w:cstheme="minorHAnsi"/>
+                <w:color w:val="000000" w:themeColor="text1"/>
+                <w:sz w:val="22"/>
+                <w:szCs w:val="22"/>
+              </w:rPr>
+              <w:t xml:space="preserve"> did not rely on it blindly. after getting suggestions, </w:t>
+            </w:r>
+            <w:proofErr w:type="spellStart"/>
+            <w:r>
+              <w:rPr>
+                <w:rFonts w:asciiTheme="minorHAnsi" w:hAnsiTheme="minorHAnsi" w:cstheme="minorHAnsi"/>
+                <w:color w:val="000000" w:themeColor="text1"/>
+                <w:sz w:val="22"/>
+                <w:szCs w:val="22"/>
+              </w:rPr>
+              <w:t>i</w:t>
+            </w:r>
+            <w:proofErr w:type="spellEnd"/>
+            <w:r>
+              <w:rPr>
+                <w:rFonts w:asciiTheme="minorHAnsi" w:hAnsiTheme="minorHAnsi" w:cstheme="minorHAnsi"/>
+                <w:color w:val="000000" w:themeColor="text1"/>
+                <w:sz w:val="22"/>
+                <w:szCs w:val="22"/>
+              </w:rPr>
+              <w:t xml:space="preserve"> reviewed my own code and decided how to apply the ideas properly. </w:t>
+            </w:r>
+            <w:proofErr w:type="spellStart"/>
+            <w:r>
+              <w:rPr>
+                <w:rFonts w:asciiTheme="minorHAnsi" w:hAnsiTheme="minorHAnsi" w:cstheme="minorHAnsi"/>
+                <w:color w:val="000000" w:themeColor="text1"/>
+                <w:sz w:val="22"/>
+                <w:szCs w:val="22"/>
+              </w:rPr>
+              <w:t>i</w:t>
+            </w:r>
+            <w:proofErr w:type="spellEnd"/>
+            <w:r>
+              <w:rPr>
+                <w:rFonts w:asciiTheme="minorHAnsi" w:hAnsiTheme="minorHAnsi" w:cstheme="minorHAnsi"/>
+                <w:color w:val="000000" w:themeColor="text1"/>
+                <w:sz w:val="22"/>
+                <w:szCs w:val="22"/>
+              </w:rPr>
+              <w:t xml:space="preserve"> tested each change myself and only kept what worked correctly in my system. this helped me learn how payment systems work instead of just copying code, and </w:t>
+            </w:r>
+            <w:proofErr w:type="spellStart"/>
+            <w:r>
+              <w:rPr>
+                <w:rFonts w:asciiTheme="minorHAnsi" w:hAnsiTheme="minorHAnsi" w:cstheme="minorHAnsi"/>
+                <w:color w:val="000000" w:themeColor="text1"/>
+                <w:sz w:val="22"/>
+                <w:szCs w:val="22"/>
+              </w:rPr>
+              <w:t>i</w:t>
+            </w:r>
+            <w:proofErr w:type="spellEnd"/>
+            <w:r>
+              <w:rPr>
+                <w:rFonts w:asciiTheme="minorHAnsi" w:hAnsiTheme="minorHAnsi" w:cstheme="minorHAnsi"/>
+                <w:color w:val="000000" w:themeColor="text1"/>
+                <w:sz w:val="22"/>
+                <w:szCs w:val="22"/>
+              </w:rPr>
+              <w:t xml:space="preserve"> documented limitations such as manual nets refunds instead of forcing incomplete solutions.</w:t>
+            </w:r>
+          </w:p>
+          <w:p>
+            <w:pPr>
+              <w:rPr>
+                <w:rFonts w:asciiTheme="minorHAnsi" w:hAnsiTheme="minorHAnsi" w:cstheme="minorHAnsi"/>
                 <w:b/>
                 <w:bCs/>
                 <w:color w:val="000000" w:themeColor="text1"/>
@@ -13747,18 +15070,6 @@
               </w:rPr>
             </w:pPr>
           </w:p>
-          <w:p>
-            <w:pPr>
-              <w:rPr>
-                <w:rFonts w:asciiTheme="minorHAnsi" w:hAnsiTheme="minorHAnsi" w:cstheme="minorHAnsi"/>
-                <w:b/>
-                <w:bCs/>
-                <w:color w:val="000000" w:themeColor="text1"/>
-                <w:sz w:val="22"/>
-                <w:szCs w:val="22"/>
-              </w:rPr>
-            </w:pPr>
-          </w:p>
         </w:tc>
       </w:tr>
     </w:tbl>
@@ -13787,8 +15098,8 @@
       </w:pPr>
     </w:p>
     <w:sectPr>
-      <w:headerReference w:type="default" r:id="rId12"/>
-      <w:footerReference w:type="default" r:id="rId13"/>
+      <w:headerReference w:type="default" r:id="rId16"/>
+      <w:footerReference w:type="default" r:id="rId17"/>
       <w:pgSz w:w="11906" w:h="16838"/>
       <w:pgMar w:top="1440" w:right="1440" w:bottom="1440" w:left="1440" w:header="708" w:footer="708" w:gutter="0"/>
       <w:cols w:space="708"/>
@@ -14843,6 +16154,304 @@
     </w:lvl>
   </w:abstractNum>
   <w:abstractNum w:abstractNumId="4" w15:restartNumberingAfterBreak="0">
+    <w:nsid w:val="0B9619EF"/>
+    <w:multiLevelType w:val="multilevel"/>
+    <w:tmpl w:val="2C32C616"/>
+    <w:lvl w:ilvl="0">
+      <w:start w:val="1"/>
+      <w:numFmt w:val="bullet"/>
+      <w:lvlText w:val=""/>
+      <w:lvlJc w:val="left"/>
+      <w:pPr>
+        <w:tabs>
+          <w:tab w:val="num" w:pos="720"/>
+        </w:tabs>
+        <w:ind w:left="720" w:hanging="360"/>
+      </w:pPr>
+      <w:rPr>
+        <w:rFonts w:ascii="Symbol" w:hAnsi="Symbol" w:hint="default"/>
+        <w:sz w:val="20"/>
+      </w:rPr>
+    </w:lvl>
+    <w:lvl w:ilvl="1" w:tentative="1">
+      <w:start w:val="1"/>
+      <w:numFmt w:val="bullet"/>
+      <w:lvlText w:val="o"/>
+      <w:lvlJc w:val="left"/>
+      <w:pPr>
+        <w:tabs>
+          <w:tab w:val="num" w:pos="1440"/>
+        </w:tabs>
+        <w:ind w:left="1440" w:hanging="360"/>
+      </w:pPr>
+      <w:rPr>
+        <w:rFonts w:ascii="Courier New" w:hAnsi="Courier New" w:hint="default"/>
+        <w:sz w:val="20"/>
+      </w:rPr>
+    </w:lvl>
+    <w:lvl w:ilvl="2" w:tentative="1">
+      <w:start w:val="1"/>
+      <w:numFmt w:val="bullet"/>
+      <w:lvlText w:val=""/>
+      <w:lvlJc w:val="left"/>
+      <w:pPr>
+        <w:tabs>
+          <w:tab w:val="num" w:pos="2160"/>
+        </w:tabs>
+        <w:ind w:left="2160" w:hanging="360"/>
+      </w:pPr>
+      <w:rPr>
+        <w:rFonts w:ascii="Wingdings" w:hAnsi="Wingdings" w:hint="default"/>
+        <w:sz w:val="20"/>
+      </w:rPr>
+    </w:lvl>
+    <w:lvl w:ilvl="3" w:tentative="1">
+      <w:start w:val="1"/>
+      <w:numFmt w:val="bullet"/>
+      <w:lvlText w:val=""/>
+      <w:lvlJc w:val="left"/>
+      <w:pPr>
+        <w:tabs>
+          <w:tab w:val="num" w:pos="2880"/>
+        </w:tabs>
+        <w:ind w:left="2880" w:hanging="360"/>
+      </w:pPr>
+      <w:rPr>
+        <w:rFonts w:ascii="Wingdings" w:hAnsi="Wingdings" w:hint="default"/>
+        <w:sz w:val="20"/>
+      </w:rPr>
+    </w:lvl>
+    <w:lvl w:ilvl="4" w:tentative="1">
+      <w:start w:val="1"/>
+      <w:numFmt w:val="bullet"/>
+      <w:lvlText w:val=""/>
+      <w:lvlJc w:val="left"/>
+      <w:pPr>
+        <w:tabs>
+          <w:tab w:val="num" w:pos="3600"/>
+        </w:tabs>
+        <w:ind w:left="3600" w:hanging="360"/>
+      </w:pPr>
+      <w:rPr>
+        <w:rFonts w:ascii="Wingdings" w:hAnsi="Wingdings" w:hint="default"/>
+        <w:sz w:val="20"/>
+      </w:rPr>
+    </w:lvl>
+    <w:lvl w:ilvl="5" w:tentative="1">
+      <w:start w:val="1"/>
+      <w:numFmt w:val="bullet"/>
+      <w:lvlText w:val=""/>
+      <w:lvlJc w:val="left"/>
+      <w:pPr>
+        <w:tabs>
+          <w:tab w:val="num" w:pos="4320"/>
+        </w:tabs>
+        <w:ind w:left="4320" w:hanging="360"/>
+      </w:pPr>
+      <w:rPr>
+        <w:rFonts w:ascii="Wingdings" w:hAnsi="Wingdings" w:hint="default"/>
+        <w:sz w:val="20"/>
+      </w:rPr>
+    </w:lvl>
+    <w:lvl w:ilvl="6" w:tentative="1">
+      <w:start w:val="1"/>
+      <w:numFmt w:val="bullet"/>
+      <w:lvlText w:val=""/>
+      <w:lvlJc w:val="left"/>
+      <w:pPr>
+        <w:tabs>
+          <w:tab w:val="num" w:pos="5040"/>
+        </w:tabs>
+        <w:ind w:left="5040" w:hanging="360"/>
+      </w:pPr>
+      <w:rPr>
+        <w:rFonts w:ascii="Wingdings" w:hAnsi="Wingdings" w:hint="default"/>
+        <w:sz w:val="20"/>
+      </w:rPr>
+    </w:lvl>
+    <w:lvl w:ilvl="7" w:tentative="1">
+      <w:start w:val="1"/>
+      <w:numFmt w:val="bullet"/>
+      <w:lvlText w:val=""/>
+      <w:lvlJc w:val="left"/>
+      <w:pPr>
+        <w:tabs>
+          <w:tab w:val="num" w:pos="5760"/>
+        </w:tabs>
+        <w:ind w:left="5760" w:hanging="360"/>
+      </w:pPr>
+      <w:rPr>
+        <w:rFonts w:ascii="Wingdings" w:hAnsi="Wingdings" w:hint="default"/>
+        <w:sz w:val="20"/>
+      </w:rPr>
+    </w:lvl>
+    <w:lvl w:ilvl="8" w:tentative="1">
+      <w:start w:val="1"/>
+      <w:numFmt w:val="bullet"/>
+      <w:lvlText w:val=""/>
+      <w:lvlJc w:val="left"/>
+      <w:pPr>
+        <w:tabs>
+          <w:tab w:val="num" w:pos="6480"/>
+        </w:tabs>
+        <w:ind w:left="6480" w:hanging="360"/>
+      </w:pPr>
+      <w:rPr>
+        <w:rFonts w:ascii="Wingdings" w:hAnsi="Wingdings" w:hint="default"/>
+        <w:sz w:val="20"/>
+      </w:rPr>
+    </w:lvl>
+  </w:abstractNum>
+  <w:abstractNum w:abstractNumId="5" w15:restartNumberingAfterBreak="0">
+    <w:nsid w:val="0DA5379E"/>
+    <w:multiLevelType w:val="multilevel"/>
+    <w:tmpl w:val="B83692D6"/>
+    <w:lvl w:ilvl="0">
+      <w:start w:val="1"/>
+      <w:numFmt w:val="bullet"/>
+      <w:lvlText w:val=""/>
+      <w:lvlJc w:val="left"/>
+      <w:pPr>
+        <w:tabs>
+          <w:tab w:val="num" w:pos="720"/>
+        </w:tabs>
+        <w:ind w:left="720" w:hanging="360"/>
+      </w:pPr>
+      <w:rPr>
+        <w:rFonts w:ascii="Symbol" w:hAnsi="Symbol" w:hint="default"/>
+        <w:sz w:val="20"/>
+      </w:rPr>
+    </w:lvl>
+    <w:lvl w:ilvl="1" w:tentative="1">
+      <w:start w:val="1"/>
+      <w:numFmt w:val="bullet"/>
+      <w:lvlText w:val="o"/>
+      <w:lvlJc w:val="left"/>
+      <w:pPr>
+        <w:tabs>
+          <w:tab w:val="num" w:pos="1440"/>
+        </w:tabs>
+        <w:ind w:left="1440" w:hanging="360"/>
+      </w:pPr>
+      <w:rPr>
+        <w:rFonts w:ascii="Courier New" w:hAnsi="Courier New" w:hint="default"/>
+        <w:sz w:val="20"/>
+      </w:rPr>
+    </w:lvl>
+    <w:lvl w:ilvl="2" w:tentative="1">
+      <w:start w:val="1"/>
+      <w:numFmt w:val="bullet"/>
+      <w:lvlText w:val=""/>
+      <w:lvlJc w:val="left"/>
+      <w:pPr>
+        <w:tabs>
+          <w:tab w:val="num" w:pos="2160"/>
+        </w:tabs>
+        <w:ind w:left="2160" w:hanging="360"/>
+      </w:pPr>
+      <w:rPr>
+        <w:rFonts w:ascii="Wingdings" w:hAnsi="Wingdings" w:hint="default"/>
+        <w:sz w:val="20"/>
+      </w:rPr>
+    </w:lvl>
+    <w:lvl w:ilvl="3" w:tentative="1">
+      <w:start w:val="1"/>
+      <w:numFmt w:val="bullet"/>
+      <w:lvlText w:val=""/>
+      <w:lvlJc w:val="left"/>
+      <w:pPr>
+        <w:tabs>
+          <w:tab w:val="num" w:pos="2880"/>
+        </w:tabs>
+        <w:ind w:left="2880" w:hanging="360"/>
+      </w:pPr>
+      <w:rPr>
+        <w:rFonts w:ascii="Wingdings" w:hAnsi="Wingdings" w:hint="default"/>
+        <w:sz w:val="20"/>
+      </w:rPr>
+    </w:lvl>
+    <w:lvl w:ilvl="4" w:tentative="1">
+      <w:start w:val="1"/>
+      <w:numFmt w:val="bullet"/>
+      <w:lvlText w:val=""/>
+      <w:lvlJc w:val="left"/>
+      <w:pPr>
+        <w:tabs>
+          <w:tab w:val="num" w:pos="3600"/>
+        </w:tabs>
+        <w:ind w:left="3600" w:hanging="360"/>
+      </w:pPr>
+      <w:rPr>
+        <w:rFonts w:ascii="Wingdings" w:hAnsi="Wingdings" w:hint="default"/>
+        <w:sz w:val="20"/>
+      </w:rPr>
+    </w:lvl>
+    <w:lvl w:ilvl="5" w:tentative="1">
+      <w:start w:val="1"/>
+      <w:numFmt w:val="bullet"/>
+      <w:lvlText w:val=""/>
+      <w:lvlJc w:val="left"/>
+      <w:pPr>
+        <w:tabs>
+          <w:tab w:val="num" w:pos="4320"/>
+        </w:tabs>
+        <w:ind w:left="4320" w:hanging="360"/>
+      </w:pPr>
+      <w:rPr>
+        <w:rFonts w:ascii="Wingdings" w:hAnsi="Wingdings" w:hint="default"/>
+        <w:sz w:val="20"/>
+      </w:rPr>
+    </w:lvl>
+    <w:lvl w:ilvl="6" w:tentative="1">
+      <w:start w:val="1"/>
+      <w:numFmt w:val="bullet"/>
+      <w:lvlText w:val=""/>
+      <w:lvlJc w:val="left"/>
+      <w:pPr>
+        <w:tabs>
+          <w:tab w:val="num" w:pos="5040"/>
+        </w:tabs>
+        <w:ind w:left="5040" w:hanging="360"/>
+      </w:pPr>
+      <w:rPr>
+        <w:rFonts w:ascii="Wingdings" w:hAnsi="Wingdings" w:hint="default"/>
+        <w:sz w:val="20"/>
+      </w:rPr>
+    </w:lvl>
+    <w:lvl w:ilvl="7" w:tentative="1">
+      <w:start w:val="1"/>
+      <w:numFmt w:val="bullet"/>
+      <w:lvlText w:val=""/>
+      <w:lvlJc w:val="left"/>
+      <w:pPr>
+        <w:tabs>
+          <w:tab w:val="num" w:pos="5760"/>
+        </w:tabs>
+        <w:ind w:left="5760" w:hanging="360"/>
+      </w:pPr>
+      <w:rPr>
+        <w:rFonts w:ascii="Wingdings" w:hAnsi="Wingdings" w:hint="default"/>
+        <w:sz w:val="20"/>
+      </w:rPr>
+    </w:lvl>
+    <w:lvl w:ilvl="8" w:tentative="1">
+      <w:start w:val="1"/>
+      <w:numFmt w:val="bullet"/>
+      <w:lvlText w:val=""/>
+      <w:lvlJc w:val="left"/>
+      <w:pPr>
+        <w:tabs>
+          <w:tab w:val="num" w:pos="6480"/>
+        </w:tabs>
+        <w:ind w:left="6480" w:hanging="360"/>
+      </w:pPr>
+      <w:rPr>
+        <w:rFonts w:ascii="Wingdings" w:hAnsi="Wingdings" w:hint="default"/>
+        <w:sz w:val="20"/>
+      </w:rPr>
+    </w:lvl>
+  </w:abstractNum>
+  <w:abstractNum w:abstractNumId="6" w15:restartNumberingAfterBreak="0">
     <w:nsid w:val="18F22928"/>
     <w:multiLevelType w:val="hybridMultilevel"/>
     <w:tmpl w:val="32A08FEC"/>
@@ -14955,7 +16564,120 @@
       </w:rPr>
     </w:lvl>
   </w:abstractNum>
-  <w:abstractNum w:abstractNumId="5" w15:restartNumberingAfterBreak="0">
+  <w:abstractNum w:abstractNumId="7" w15:restartNumberingAfterBreak="0">
+    <w:nsid w:val="1B6B04D3"/>
+    <w:multiLevelType w:val="hybridMultilevel"/>
+    <w:tmpl w:val="A97C993C"/>
+    <w:lvl w:ilvl="0" w:tplc="04090001">
+      <w:start w:val="1"/>
+      <w:numFmt w:val="bullet"/>
+      <w:lvlText w:val=""/>
+      <w:lvlJc w:val="left"/>
+      <w:pPr>
+        <w:ind w:left="720" w:hanging="360"/>
+      </w:pPr>
+      <w:rPr>
+        <w:rFonts w:ascii="Symbol" w:hAnsi="Symbol" w:hint="default"/>
+      </w:rPr>
+    </w:lvl>
+    <w:lvl w:ilvl="1" w:tplc="04090003" w:tentative="1">
+      <w:start w:val="1"/>
+      <w:numFmt w:val="bullet"/>
+      <w:lvlText w:val="o"/>
+      <w:lvlJc w:val="left"/>
+      <w:pPr>
+        <w:ind w:left="1440" w:hanging="360"/>
+      </w:pPr>
+      <w:rPr>
+        <w:rFonts w:ascii="Courier New" w:hAnsi="Courier New" w:cs="Courier New" w:hint="default"/>
+      </w:rPr>
+    </w:lvl>
+    <w:lvl w:ilvl="2" w:tplc="04090005" w:tentative="1">
+      <w:start w:val="1"/>
+      <w:numFmt w:val="bullet"/>
+      <w:lvlText w:val=""/>
+      <w:lvlJc w:val="left"/>
+      <w:pPr>
+        <w:ind w:left="2160" w:hanging="360"/>
+      </w:pPr>
+      <w:rPr>
+        <w:rFonts w:ascii="Wingdings" w:hAnsi="Wingdings" w:hint="default"/>
+      </w:rPr>
+    </w:lvl>
+    <w:lvl w:ilvl="3" w:tplc="04090001" w:tentative="1">
+      <w:start w:val="1"/>
+      <w:numFmt w:val="bullet"/>
+      <w:lvlText w:val=""/>
+      <w:lvlJc w:val="left"/>
+      <w:pPr>
+        <w:ind w:left="2880" w:hanging="360"/>
+      </w:pPr>
+      <w:rPr>
+        <w:rFonts w:ascii="Symbol" w:hAnsi="Symbol" w:hint="default"/>
+      </w:rPr>
+    </w:lvl>
+    <w:lvl w:ilvl="4" w:tplc="04090003" w:tentative="1">
+      <w:start w:val="1"/>
+      <w:numFmt w:val="bullet"/>
+      <w:lvlText w:val="o"/>
+      <w:lvlJc w:val="left"/>
+      <w:pPr>
+        <w:ind w:left="3600" w:hanging="360"/>
+      </w:pPr>
+      <w:rPr>
+        <w:rFonts w:ascii="Courier New" w:hAnsi="Courier New" w:cs="Courier New" w:hint="default"/>
+      </w:rPr>
+    </w:lvl>
+    <w:lvl w:ilvl="5" w:tplc="04090005" w:tentative="1">
+      <w:start w:val="1"/>
+      <w:numFmt w:val="bullet"/>
+      <w:lvlText w:val=""/>
+      <w:lvlJc w:val="left"/>
+      <w:pPr>
+        <w:ind w:left="4320" w:hanging="360"/>
+      </w:pPr>
+      <w:rPr>
+        <w:rFonts w:ascii="Wingdings" w:hAnsi="Wingdings" w:hint="default"/>
+      </w:rPr>
+    </w:lvl>
+    <w:lvl w:ilvl="6" w:tplc="04090001" w:tentative="1">
+      <w:start w:val="1"/>
+      <w:numFmt w:val="bullet"/>
+      <w:lvlText w:val=""/>
+      <w:lvlJc w:val="left"/>
+      <w:pPr>
+        <w:ind w:left="5040" w:hanging="360"/>
+      </w:pPr>
+      <w:rPr>
+        <w:rFonts w:ascii="Symbol" w:hAnsi="Symbol" w:hint="default"/>
+      </w:rPr>
+    </w:lvl>
+    <w:lvl w:ilvl="7" w:tplc="04090003" w:tentative="1">
+      <w:start w:val="1"/>
+      <w:numFmt w:val="bullet"/>
+      <w:lvlText w:val="o"/>
+      <w:lvlJc w:val="left"/>
+      <w:pPr>
+        <w:ind w:left="5760" w:hanging="360"/>
+      </w:pPr>
+      <w:rPr>
+        <w:rFonts w:ascii="Courier New" w:hAnsi="Courier New" w:cs="Courier New" w:hint="default"/>
+      </w:rPr>
+    </w:lvl>
+    <w:lvl w:ilvl="8" w:tplc="04090005" w:tentative="1">
+      <w:start w:val="1"/>
+      <w:numFmt w:val="bullet"/>
+      <w:lvlText w:val=""/>
+      <w:lvlJc w:val="left"/>
+      <w:pPr>
+        <w:ind w:left="6480" w:hanging="360"/>
+      </w:pPr>
+      <w:rPr>
+        <w:rFonts w:ascii="Wingdings" w:hAnsi="Wingdings" w:hint="default"/>
+      </w:rPr>
+    </w:lvl>
+  </w:abstractNum>
+  <w:abstractNum w:abstractNumId="8" w15:restartNumberingAfterBreak="0">
     <w:nsid w:val="1B831BAD"/>
     <w:multiLevelType w:val="hybridMultilevel"/>
     <w:tmpl w:val="C0BEF384"/>
@@ -15068,7 +16790,7 @@
       </w:rPr>
     </w:lvl>
   </w:abstractNum>
-  <w:abstractNum w:abstractNumId="6" w15:restartNumberingAfterBreak="0">
+  <w:abstractNum w:abstractNumId="9" w15:restartNumberingAfterBreak="0">
     <w:nsid w:val="1C3D7FDC"/>
     <w:multiLevelType w:val="hybridMultilevel"/>
     <w:tmpl w:val="E8C8BF1E"/>
@@ -15181,7 +16903,233 @@
       </w:rPr>
     </w:lvl>
   </w:abstractNum>
-  <w:abstractNum w:abstractNumId="7" w15:restartNumberingAfterBreak="0">
+  <w:abstractNum w:abstractNumId="10" w15:restartNumberingAfterBreak="0">
+    <w:nsid w:val="1DB0108E"/>
+    <w:multiLevelType w:val="hybridMultilevel"/>
+    <w:tmpl w:val="9E107976"/>
+    <w:lvl w:ilvl="0" w:tplc="04090001">
+      <w:start w:val="1"/>
+      <w:numFmt w:val="bullet"/>
+      <w:lvlText w:val=""/>
+      <w:lvlJc w:val="left"/>
+      <w:pPr>
+        <w:ind w:left="720" w:hanging="360"/>
+      </w:pPr>
+      <w:rPr>
+        <w:rFonts w:ascii="Symbol" w:hAnsi="Symbol" w:hint="default"/>
+      </w:rPr>
+    </w:lvl>
+    <w:lvl w:ilvl="1" w:tplc="04090003" w:tentative="1">
+      <w:start w:val="1"/>
+      <w:numFmt w:val="bullet"/>
+      <w:lvlText w:val="o"/>
+      <w:lvlJc w:val="left"/>
+      <w:pPr>
+        <w:ind w:left="1440" w:hanging="360"/>
+      </w:pPr>
+      <w:rPr>
+        <w:rFonts w:ascii="Courier New" w:hAnsi="Courier New" w:cs="Courier New" w:hint="default"/>
+      </w:rPr>
+    </w:lvl>
+    <w:lvl w:ilvl="2" w:tplc="04090005" w:tentative="1">
+      <w:start w:val="1"/>
+      <w:numFmt w:val="bullet"/>
+      <w:lvlText w:val=""/>
+      <w:lvlJc w:val="left"/>
+      <w:pPr>
+        <w:ind w:left="2160" w:hanging="360"/>
+      </w:pPr>
+      <w:rPr>
+        <w:rFonts w:ascii="Wingdings" w:hAnsi="Wingdings" w:hint="default"/>
+      </w:rPr>
+    </w:lvl>
+    <w:lvl w:ilvl="3" w:tplc="04090001" w:tentative="1">
+      <w:start w:val="1"/>
+      <w:numFmt w:val="bullet"/>
+      <w:lvlText w:val=""/>
+      <w:lvlJc w:val="left"/>
+      <w:pPr>
+        <w:ind w:left="2880" w:hanging="360"/>
+      </w:pPr>
+      <w:rPr>
+        <w:rFonts w:ascii="Symbol" w:hAnsi="Symbol" w:hint="default"/>
+      </w:rPr>
+    </w:lvl>
+    <w:lvl w:ilvl="4" w:tplc="04090003" w:tentative="1">
+      <w:start w:val="1"/>
+      <w:numFmt w:val="bullet"/>
+      <w:lvlText w:val="o"/>
+      <w:lvlJc w:val="left"/>
+      <w:pPr>
+        <w:ind w:left="3600" w:hanging="360"/>
+      </w:pPr>
+      <w:rPr>
+        <w:rFonts w:ascii="Courier New" w:hAnsi="Courier New" w:cs="Courier New" w:hint="default"/>
+      </w:rPr>
+    </w:lvl>
+    <w:lvl w:ilvl="5" w:tplc="04090005" w:tentative="1">
+      <w:start w:val="1"/>
+      <w:numFmt w:val="bullet"/>
+      <w:lvlText w:val=""/>
+      <w:lvlJc w:val="left"/>
+      <w:pPr>
+        <w:ind w:left="4320" w:hanging="360"/>
+      </w:pPr>
+      <w:rPr>
+        <w:rFonts w:ascii="Wingdings" w:hAnsi="Wingdings" w:hint="default"/>
+      </w:rPr>
+    </w:lvl>
+    <w:lvl w:ilvl="6" w:tplc="04090001" w:tentative="1">
+      <w:start w:val="1"/>
+      <w:numFmt w:val="bullet"/>
+      <w:lvlText w:val=""/>
+      <w:lvlJc w:val="left"/>
+      <w:pPr>
+        <w:ind w:left="5040" w:hanging="360"/>
+      </w:pPr>
+      <w:rPr>
+        <w:rFonts w:ascii="Symbol" w:hAnsi="Symbol" w:hint="default"/>
+      </w:rPr>
+    </w:lvl>
+    <w:lvl w:ilvl="7" w:tplc="04090003" w:tentative="1">
+      <w:start w:val="1"/>
+      <w:numFmt w:val="bullet"/>
+      <w:lvlText w:val="o"/>
+      <w:lvlJc w:val="left"/>
+      <w:pPr>
+        <w:ind w:left="5760" w:hanging="360"/>
+      </w:pPr>
+      <w:rPr>
+        <w:rFonts w:ascii="Courier New" w:hAnsi="Courier New" w:cs="Courier New" w:hint="default"/>
+      </w:rPr>
+    </w:lvl>
+    <w:lvl w:ilvl="8" w:tplc="04090005" w:tentative="1">
+      <w:start w:val="1"/>
+      <w:numFmt w:val="bullet"/>
+      <w:lvlText w:val=""/>
+      <w:lvlJc w:val="left"/>
+      <w:pPr>
+        <w:ind w:left="6480" w:hanging="360"/>
+      </w:pPr>
+      <w:rPr>
+        <w:rFonts w:ascii="Wingdings" w:hAnsi="Wingdings" w:hint="default"/>
+      </w:rPr>
+    </w:lvl>
+  </w:abstractNum>
+  <w:abstractNum w:abstractNumId="11" w15:restartNumberingAfterBreak="0">
+    <w:nsid w:val="1F56611D"/>
+    <w:multiLevelType w:val="hybridMultilevel"/>
+    <w:tmpl w:val="A4CE2640"/>
+    <w:lvl w:ilvl="0" w:tplc="04090001">
+      <w:start w:val="1"/>
+      <w:numFmt w:val="bullet"/>
+      <w:lvlText w:val=""/>
+      <w:lvlJc w:val="left"/>
+      <w:pPr>
+        <w:ind w:left="720" w:hanging="360"/>
+      </w:pPr>
+      <w:rPr>
+        <w:rFonts w:ascii="Symbol" w:hAnsi="Symbol" w:hint="default"/>
+      </w:rPr>
+    </w:lvl>
+    <w:lvl w:ilvl="1" w:tplc="04090003" w:tentative="1">
+      <w:start w:val="1"/>
+      <w:numFmt w:val="bullet"/>
+      <w:lvlText w:val="o"/>
+      <w:lvlJc w:val="left"/>
+      <w:pPr>
+        <w:ind w:left="1440" w:hanging="360"/>
+      </w:pPr>
+      <w:rPr>
+        <w:rFonts w:ascii="Courier New" w:hAnsi="Courier New" w:cs="Courier New" w:hint="default"/>
+      </w:rPr>
+    </w:lvl>
+    <w:lvl w:ilvl="2" w:tplc="04090005" w:tentative="1">
+      <w:start w:val="1"/>
+      <w:numFmt w:val="bullet"/>
+      <w:lvlText w:val=""/>
+      <w:lvlJc w:val="left"/>
+      <w:pPr>
+        <w:ind w:left="2160" w:hanging="360"/>
+      </w:pPr>
+      <w:rPr>
+        <w:rFonts w:ascii="Wingdings" w:hAnsi="Wingdings" w:hint="default"/>
+      </w:rPr>
+    </w:lvl>
+    <w:lvl w:ilvl="3" w:tplc="04090001" w:tentative="1">
+      <w:start w:val="1"/>
+      <w:numFmt w:val="bullet"/>
+      <w:lvlText w:val=""/>
+      <w:lvlJc w:val="left"/>
+      <w:pPr>
+        <w:ind w:left="2880" w:hanging="360"/>
+      </w:pPr>
+      <w:rPr>
+        <w:rFonts w:ascii="Symbol" w:hAnsi="Symbol" w:hint="default"/>
+      </w:rPr>
+    </w:lvl>
+    <w:lvl w:ilvl="4" w:tplc="04090003" w:tentative="1">
+      <w:start w:val="1"/>
+      <w:numFmt w:val="bullet"/>
+      <w:lvlText w:val="o"/>
+      <w:lvlJc w:val="left"/>
+      <w:pPr>
+        <w:ind w:left="3600" w:hanging="360"/>
+      </w:pPr>
+      <w:rPr>
+        <w:rFonts w:ascii="Courier New" w:hAnsi="Courier New" w:cs="Courier New" w:hint="default"/>
+      </w:rPr>
+    </w:lvl>
+    <w:lvl w:ilvl="5" w:tplc="04090005" w:tentative="1">
+      <w:start w:val="1"/>
+      <w:numFmt w:val="bullet"/>
+      <w:lvlText w:val=""/>
+      <w:lvlJc w:val="left"/>
+      <w:pPr>
+        <w:ind w:left="4320" w:hanging="360"/>
+      </w:pPr>
+      <w:rPr>
+        <w:rFonts w:ascii="Wingdings" w:hAnsi="Wingdings" w:hint="default"/>
+      </w:rPr>
+    </w:lvl>
+    <w:lvl w:ilvl="6" w:tplc="04090001" w:tentative="1">
+      <w:start w:val="1"/>
+      <w:numFmt w:val="bullet"/>
+      <w:lvlText w:val=""/>
+      <w:lvlJc w:val="left"/>
+      <w:pPr>
+        <w:ind w:left="5040" w:hanging="360"/>
+      </w:pPr>
+      <w:rPr>
+        <w:rFonts w:ascii="Symbol" w:hAnsi="Symbol" w:hint="default"/>
+      </w:rPr>
+    </w:lvl>
+    <w:lvl w:ilvl="7" w:tplc="04090003" w:tentative="1">
+      <w:start w:val="1"/>
+      <w:numFmt w:val="bullet"/>
+      <w:lvlText w:val="o"/>
+      <w:lvlJc w:val="left"/>
+      <w:pPr>
+        <w:ind w:left="5760" w:hanging="360"/>
+      </w:pPr>
+      <w:rPr>
+        <w:rFonts w:ascii="Courier New" w:hAnsi="Courier New" w:cs="Courier New" w:hint="default"/>
+      </w:rPr>
+    </w:lvl>
+    <w:lvl w:ilvl="8" w:tplc="04090005" w:tentative="1">
+      <w:start w:val="1"/>
+      <w:numFmt w:val="bullet"/>
+      <w:lvlText w:val=""/>
+      <w:lvlJc w:val="left"/>
+      <w:pPr>
+        <w:ind w:left="6480" w:hanging="360"/>
+      </w:pPr>
+      <w:rPr>
+        <w:rFonts w:ascii="Wingdings" w:hAnsi="Wingdings" w:hint="default"/>
+      </w:rPr>
+    </w:lvl>
+  </w:abstractNum>
+  <w:abstractNum w:abstractNumId="12" w15:restartNumberingAfterBreak="0">
     <w:nsid w:val="26606004"/>
     <w:multiLevelType w:val="hybridMultilevel"/>
     <w:tmpl w:val="656AF67C"/>
@@ -15294,7 +17242,7 @@
       </w:rPr>
     </w:lvl>
   </w:abstractNum>
-  <w:abstractNum w:abstractNumId="8" w15:restartNumberingAfterBreak="0">
+  <w:abstractNum w:abstractNumId="13" w15:restartNumberingAfterBreak="0">
     <w:nsid w:val="29D91C08"/>
     <w:multiLevelType w:val="hybridMultilevel"/>
     <w:tmpl w:val="48985BC2"/>
@@ -15407,7 +17355,7 @@
       </w:rPr>
     </w:lvl>
   </w:abstractNum>
-  <w:abstractNum w:abstractNumId="9" w15:restartNumberingAfterBreak="0">
+  <w:abstractNum w:abstractNumId="14" w15:restartNumberingAfterBreak="0">
     <w:nsid w:val="2AF6642F"/>
     <w:multiLevelType w:val="hybridMultilevel"/>
     <w:tmpl w:val="54F0F22C"/>
@@ -15520,7 +17468,120 @@
       </w:rPr>
     </w:lvl>
   </w:abstractNum>
-  <w:abstractNum w:abstractNumId="10" w15:restartNumberingAfterBreak="0">
+  <w:abstractNum w:abstractNumId="15" w15:restartNumberingAfterBreak="0">
+    <w:nsid w:val="2B61519B"/>
+    <w:multiLevelType w:val="hybridMultilevel"/>
+    <w:tmpl w:val="FBDA72E0"/>
+    <w:lvl w:ilvl="0" w:tplc="04090001">
+      <w:start w:val="1"/>
+      <w:numFmt w:val="bullet"/>
+      <w:lvlText w:val=""/>
+      <w:lvlJc w:val="left"/>
+      <w:pPr>
+        <w:ind w:left="720" w:hanging="360"/>
+      </w:pPr>
+      <w:rPr>
+        <w:rFonts w:ascii="Symbol" w:hAnsi="Symbol" w:hint="default"/>
+      </w:rPr>
+    </w:lvl>
+    <w:lvl w:ilvl="1" w:tplc="04090003" w:tentative="1">
+      <w:start w:val="1"/>
+      <w:numFmt w:val="bullet"/>
+      <w:lvlText w:val="o"/>
+      <w:lvlJc w:val="left"/>
+      <w:pPr>
+        <w:ind w:left="1440" w:hanging="360"/>
+      </w:pPr>
+      <w:rPr>
+        <w:rFonts w:ascii="Courier New" w:hAnsi="Courier New" w:cs="Courier New" w:hint="default"/>
+      </w:rPr>
+    </w:lvl>
+    <w:lvl w:ilvl="2" w:tplc="04090005" w:tentative="1">
+      <w:start w:val="1"/>
+      <w:numFmt w:val="bullet"/>
+      <w:lvlText w:val=""/>
+      <w:lvlJc w:val="left"/>
+      <w:pPr>
+        <w:ind w:left="2160" w:hanging="360"/>
+      </w:pPr>
+      <w:rPr>
+        <w:rFonts w:ascii="Wingdings" w:hAnsi="Wingdings" w:hint="default"/>
+      </w:rPr>
+    </w:lvl>
+    <w:lvl w:ilvl="3" w:tplc="04090001" w:tentative="1">
+      <w:start w:val="1"/>
+      <w:numFmt w:val="bullet"/>
+      <w:lvlText w:val=""/>
+      <w:lvlJc w:val="left"/>
+      <w:pPr>
+        <w:ind w:left="2880" w:hanging="360"/>
+      </w:pPr>
+      <w:rPr>
+        <w:rFonts w:ascii="Symbol" w:hAnsi="Symbol" w:hint="default"/>
+      </w:rPr>
+    </w:lvl>
+    <w:lvl w:ilvl="4" w:tplc="04090003" w:tentative="1">
+      <w:start w:val="1"/>
+      <w:numFmt w:val="bullet"/>
+      <w:lvlText w:val="o"/>
+      <w:lvlJc w:val="left"/>
+      <w:pPr>
+        <w:ind w:left="3600" w:hanging="360"/>
+      </w:pPr>
+      <w:rPr>
+        <w:rFonts w:ascii="Courier New" w:hAnsi="Courier New" w:cs="Courier New" w:hint="default"/>
+      </w:rPr>
+    </w:lvl>
+    <w:lvl w:ilvl="5" w:tplc="04090005" w:tentative="1">
+      <w:start w:val="1"/>
+      <w:numFmt w:val="bullet"/>
+      <w:lvlText w:val=""/>
+      <w:lvlJc w:val="left"/>
+      <w:pPr>
+        <w:ind w:left="4320" w:hanging="360"/>
+      </w:pPr>
+      <w:rPr>
+        <w:rFonts w:ascii="Wingdings" w:hAnsi="Wingdings" w:hint="default"/>
+      </w:rPr>
+    </w:lvl>
+    <w:lvl w:ilvl="6" w:tplc="04090001" w:tentative="1">
+      <w:start w:val="1"/>
+      <w:numFmt w:val="bullet"/>
+      <w:lvlText w:val=""/>
+      <w:lvlJc w:val="left"/>
+      <w:pPr>
+        <w:ind w:left="5040" w:hanging="360"/>
+      </w:pPr>
+      <w:rPr>
+        <w:rFonts w:ascii="Symbol" w:hAnsi="Symbol" w:hint="default"/>
+      </w:rPr>
+    </w:lvl>
+    <w:lvl w:ilvl="7" w:tplc="04090003" w:tentative="1">
+      <w:start w:val="1"/>
+      <w:numFmt w:val="bullet"/>
+      <w:lvlText w:val="o"/>
+      <w:lvlJc w:val="left"/>
+      <w:pPr>
+        <w:ind w:left="5760" w:hanging="360"/>
+      </w:pPr>
+      <w:rPr>
+        <w:rFonts w:ascii="Courier New" w:hAnsi="Courier New" w:cs="Courier New" w:hint="default"/>
+      </w:rPr>
+    </w:lvl>
+    <w:lvl w:ilvl="8" w:tplc="04090005" w:tentative="1">
+      <w:start w:val="1"/>
+      <w:numFmt w:val="bullet"/>
+      <w:lvlText w:val=""/>
+      <w:lvlJc w:val="left"/>
+      <w:pPr>
+        <w:ind w:left="6480" w:hanging="360"/>
+      </w:pPr>
+      <w:rPr>
+        <w:rFonts w:ascii="Wingdings" w:hAnsi="Wingdings" w:hint="default"/>
+      </w:rPr>
+    </w:lvl>
+  </w:abstractNum>
+  <w:abstractNum w:abstractNumId="16" w15:restartNumberingAfterBreak="0">
     <w:nsid w:val="2F5B6617"/>
     <w:multiLevelType w:val="hybridMultilevel"/>
     <w:tmpl w:val="267255DC"/>
@@ -15633,7 +17694,7 @@
       </w:rPr>
     </w:lvl>
   </w:abstractNum>
-  <w:abstractNum w:abstractNumId="11" w15:restartNumberingAfterBreak="0">
+  <w:abstractNum w:abstractNumId="17" w15:restartNumberingAfterBreak="0">
     <w:nsid w:val="2FD42547"/>
     <w:multiLevelType w:val="hybridMultilevel"/>
     <w:tmpl w:val="AF20E288"/>
@@ -15746,7 +17807,233 @@
       </w:rPr>
     </w:lvl>
   </w:abstractNum>
-  <w:abstractNum w:abstractNumId="12" w15:restartNumberingAfterBreak="0">
+  <w:abstractNum w:abstractNumId="18" w15:restartNumberingAfterBreak="0">
+    <w:nsid w:val="39884CD2"/>
+    <w:multiLevelType w:val="hybridMultilevel"/>
+    <w:tmpl w:val="9FAAE076"/>
+    <w:lvl w:ilvl="0" w:tplc="04090001">
+      <w:start w:val="1"/>
+      <w:numFmt w:val="bullet"/>
+      <w:lvlText w:val=""/>
+      <w:lvlJc w:val="left"/>
+      <w:pPr>
+        <w:ind w:left="720" w:hanging="360"/>
+      </w:pPr>
+      <w:rPr>
+        <w:rFonts w:ascii="Symbol" w:hAnsi="Symbol" w:hint="default"/>
+      </w:rPr>
+    </w:lvl>
+    <w:lvl w:ilvl="1" w:tplc="04090003" w:tentative="1">
+      <w:start w:val="1"/>
+      <w:numFmt w:val="bullet"/>
+      <w:lvlText w:val="o"/>
+      <w:lvlJc w:val="left"/>
+      <w:pPr>
+        <w:ind w:left="1440" w:hanging="360"/>
+      </w:pPr>
+      <w:rPr>
+        <w:rFonts w:ascii="Courier New" w:hAnsi="Courier New" w:cs="Courier New" w:hint="default"/>
+      </w:rPr>
+    </w:lvl>
+    <w:lvl w:ilvl="2" w:tplc="04090005" w:tentative="1">
+      <w:start w:val="1"/>
+      <w:numFmt w:val="bullet"/>
+      <w:lvlText w:val=""/>
+      <w:lvlJc w:val="left"/>
+      <w:pPr>
+        <w:ind w:left="2160" w:hanging="360"/>
+      </w:pPr>
+      <w:rPr>
+        <w:rFonts w:ascii="Wingdings" w:hAnsi="Wingdings" w:hint="default"/>
+      </w:rPr>
+    </w:lvl>
+    <w:lvl w:ilvl="3" w:tplc="04090001" w:tentative="1">
+      <w:start w:val="1"/>
+      <w:numFmt w:val="bullet"/>
+      <w:lvlText w:val=""/>
+      <w:lvlJc w:val="left"/>
+      <w:pPr>
+        <w:ind w:left="2880" w:hanging="360"/>
+      </w:pPr>
+      <w:rPr>
+        <w:rFonts w:ascii="Symbol" w:hAnsi="Symbol" w:hint="default"/>
+      </w:rPr>
+    </w:lvl>
+    <w:lvl w:ilvl="4" w:tplc="04090003" w:tentative="1">
+      <w:start w:val="1"/>
+      <w:numFmt w:val="bullet"/>
+      <w:lvlText w:val="o"/>
+      <w:lvlJc w:val="left"/>
+      <w:pPr>
+        <w:ind w:left="3600" w:hanging="360"/>
+      </w:pPr>
+      <w:rPr>
+        <w:rFonts w:ascii="Courier New" w:hAnsi="Courier New" w:cs="Courier New" w:hint="default"/>
+      </w:rPr>
+    </w:lvl>
+    <w:lvl w:ilvl="5" w:tplc="04090005" w:tentative="1">
+      <w:start w:val="1"/>
+      <w:numFmt w:val="bullet"/>
+      <w:lvlText w:val=""/>
+      <w:lvlJc w:val="left"/>
+      <w:pPr>
+        <w:ind w:left="4320" w:hanging="360"/>
+      </w:pPr>
+      <w:rPr>
+        <w:rFonts w:ascii="Wingdings" w:hAnsi="Wingdings" w:hint="default"/>
+      </w:rPr>
+    </w:lvl>
+    <w:lvl w:ilvl="6" w:tplc="04090001" w:tentative="1">
+      <w:start w:val="1"/>
+      <w:numFmt w:val="bullet"/>
+      <w:lvlText w:val=""/>
+      <w:lvlJc w:val="left"/>
+      <w:pPr>
+        <w:ind w:left="5040" w:hanging="360"/>
+      </w:pPr>
+      <w:rPr>
+        <w:rFonts w:ascii="Symbol" w:hAnsi="Symbol" w:hint="default"/>
+      </w:rPr>
+    </w:lvl>
+    <w:lvl w:ilvl="7" w:tplc="04090003" w:tentative="1">
+      <w:start w:val="1"/>
+      <w:numFmt w:val="bullet"/>
+      <w:lvlText w:val="o"/>
+      <w:lvlJc w:val="left"/>
+      <w:pPr>
+        <w:ind w:left="5760" w:hanging="360"/>
+      </w:pPr>
+      <w:rPr>
+        <w:rFonts w:ascii="Courier New" w:hAnsi="Courier New" w:cs="Courier New" w:hint="default"/>
+      </w:rPr>
+    </w:lvl>
+    <w:lvl w:ilvl="8" w:tplc="04090005" w:tentative="1">
+      <w:start w:val="1"/>
+      <w:numFmt w:val="bullet"/>
+      <w:lvlText w:val=""/>
+      <w:lvlJc w:val="left"/>
+      <w:pPr>
+        <w:ind w:left="6480" w:hanging="360"/>
+      </w:pPr>
+      <w:rPr>
+        <w:rFonts w:ascii="Wingdings" w:hAnsi="Wingdings" w:hint="default"/>
+      </w:rPr>
+    </w:lvl>
+  </w:abstractNum>
+  <w:abstractNum w:abstractNumId="19" w15:restartNumberingAfterBreak="0">
+    <w:nsid w:val="3EA15622"/>
+    <w:multiLevelType w:val="hybridMultilevel"/>
+    <w:tmpl w:val="3604AA70"/>
+    <w:lvl w:ilvl="0" w:tplc="04090001">
+      <w:start w:val="1"/>
+      <w:numFmt w:val="bullet"/>
+      <w:lvlText w:val=""/>
+      <w:lvlJc w:val="left"/>
+      <w:pPr>
+        <w:ind w:left="720" w:hanging="360"/>
+      </w:pPr>
+      <w:rPr>
+        <w:rFonts w:ascii="Symbol" w:hAnsi="Symbol" w:hint="default"/>
+      </w:rPr>
+    </w:lvl>
+    <w:lvl w:ilvl="1" w:tplc="04090003" w:tentative="1">
+      <w:start w:val="1"/>
+      <w:numFmt w:val="bullet"/>
+      <w:lvlText w:val="o"/>
+      <w:lvlJc w:val="left"/>
+      <w:pPr>
+        <w:ind w:left="1440" w:hanging="360"/>
+      </w:pPr>
+      <w:rPr>
+        <w:rFonts w:ascii="Courier New" w:hAnsi="Courier New" w:cs="Courier New" w:hint="default"/>
+      </w:rPr>
+    </w:lvl>
+    <w:lvl w:ilvl="2" w:tplc="04090005" w:tentative="1">
+      <w:start w:val="1"/>
+      <w:numFmt w:val="bullet"/>
+      <w:lvlText w:val=""/>
+      <w:lvlJc w:val="left"/>
+      <w:pPr>
+        <w:ind w:left="2160" w:hanging="360"/>
+      </w:pPr>
+      <w:rPr>
+        <w:rFonts w:ascii="Wingdings" w:hAnsi="Wingdings" w:hint="default"/>
+      </w:rPr>
+    </w:lvl>
+    <w:lvl w:ilvl="3" w:tplc="04090001" w:tentative="1">
+      <w:start w:val="1"/>
+      <w:numFmt w:val="bullet"/>
+      <w:lvlText w:val=""/>
+      <w:lvlJc w:val="left"/>
+      <w:pPr>
+        <w:ind w:left="2880" w:hanging="360"/>
+      </w:pPr>
+      <w:rPr>
+        <w:rFonts w:ascii="Symbol" w:hAnsi="Symbol" w:hint="default"/>
+      </w:rPr>
+    </w:lvl>
+    <w:lvl w:ilvl="4" w:tplc="04090003" w:tentative="1">
+      <w:start w:val="1"/>
+      <w:numFmt w:val="bullet"/>
+      <w:lvlText w:val="o"/>
+      <w:lvlJc w:val="left"/>
+      <w:pPr>
+        <w:ind w:left="3600" w:hanging="360"/>
+      </w:pPr>
+      <w:rPr>
+        <w:rFonts w:ascii="Courier New" w:hAnsi="Courier New" w:cs="Courier New" w:hint="default"/>
+      </w:rPr>
+    </w:lvl>
+    <w:lvl w:ilvl="5" w:tplc="04090005" w:tentative="1">
+      <w:start w:val="1"/>
+      <w:numFmt w:val="bullet"/>
+      <w:lvlText w:val=""/>
+      <w:lvlJc w:val="left"/>
+      <w:pPr>
+        <w:ind w:left="4320" w:hanging="360"/>
+      </w:pPr>
+      <w:rPr>
+        <w:rFonts w:ascii="Wingdings" w:hAnsi="Wingdings" w:hint="default"/>
+      </w:rPr>
+    </w:lvl>
+    <w:lvl w:ilvl="6" w:tplc="04090001" w:tentative="1">
+      <w:start w:val="1"/>
+      <w:numFmt w:val="bullet"/>
+      <w:lvlText w:val=""/>
+      <w:lvlJc w:val="left"/>
+      <w:pPr>
+        <w:ind w:left="5040" w:hanging="360"/>
+      </w:pPr>
+      <w:rPr>
+        <w:rFonts w:ascii="Symbol" w:hAnsi="Symbol" w:hint="default"/>
+      </w:rPr>
+    </w:lvl>
+    <w:lvl w:ilvl="7" w:tplc="04090003" w:tentative="1">
+      <w:start w:val="1"/>
+      <w:numFmt w:val="bullet"/>
+      <w:lvlText w:val="o"/>
+      <w:lvlJc w:val="left"/>
+      <w:pPr>
+        <w:ind w:left="5760" w:hanging="360"/>
+      </w:pPr>
+      <w:rPr>
+        <w:rFonts w:ascii="Courier New" w:hAnsi="Courier New" w:cs="Courier New" w:hint="default"/>
+      </w:rPr>
+    </w:lvl>
+    <w:lvl w:ilvl="8" w:tplc="04090005" w:tentative="1">
+      <w:start w:val="1"/>
+      <w:numFmt w:val="bullet"/>
+      <w:lvlText w:val=""/>
+      <w:lvlJc w:val="left"/>
+      <w:pPr>
+        <w:ind w:left="6480" w:hanging="360"/>
+      </w:pPr>
+      <w:rPr>
+        <w:rFonts w:ascii="Wingdings" w:hAnsi="Wingdings" w:hint="default"/>
+      </w:rPr>
+    </w:lvl>
+  </w:abstractNum>
+  <w:abstractNum w:abstractNumId="20" w15:restartNumberingAfterBreak="0">
     <w:nsid w:val="408C6981"/>
     <w:multiLevelType w:val="hybridMultilevel"/>
     <w:tmpl w:val="AAAAB4C2"/>
@@ -15859,7 +18146,7 @@
       </w:rPr>
     </w:lvl>
   </w:abstractNum>
-  <w:abstractNum w:abstractNumId="13" w15:restartNumberingAfterBreak="0">
+  <w:abstractNum w:abstractNumId="21" w15:restartNumberingAfterBreak="0">
     <w:nsid w:val="408E4F49"/>
     <w:multiLevelType w:val="hybridMultilevel"/>
     <w:tmpl w:val="BE6E0FB8"/>
@@ -15972,7 +18259,156 @@
       </w:rPr>
     </w:lvl>
   </w:abstractNum>
-  <w:abstractNum w:abstractNumId="14" w15:restartNumberingAfterBreak="0">
+  <w:abstractNum w:abstractNumId="22" w15:restartNumberingAfterBreak="0">
+    <w:nsid w:val="41E41316"/>
+    <w:multiLevelType w:val="multilevel"/>
+    <w:tmpl w:val="AA10B74C"/>
+    <w:lvl w:ilvl="0">
+      <w:start w:val="1"/>
+      <w:numFmt w:val="bullet"/>
+      <w:lvlText w:val=""/>
+      <w:lvlJc w:val="left"/>
+      <w:pPr>
+        <w:tabs>
+          <w:tab w:val="num" w:pos="720"/>
+        </w:tabs>
+        <w:ind w:left="720" w:hanging="360"/>
+      </w:pPr>
+      <w:rPr>
+        <w:rFonts w:ascii="Symbol" w:hAnsi="Symbol" w:hint="default"/>
+        <w:sz w:val="20"/>
+      </w:rPr>
+    </w:lvl>
+    <w:lvl w:ilvl="1" w:tentative="1">
+      <w:start w:val="1"/>
+      <w:numFmt w:val="bullet"/>
+      <w:lvlText w:val="o"/>
+      <w:lvlJc w:val="left"/>
+      <w:pPr>
+        <w:tabs>
+          <w:tab w:val="num" w:pos="1440"/>
+        </w:tabs>
+        <w:ind w:left="1440" w:hanging="360"/>
+      </w:pPr>
+      <w:rPr>
+        <w:rFonts w:ascii="Courier New" w:hAnsi="Courier New" w:hint="default"/>
+        <w:sz w:val="20"/>
+      </w:rPr>
+    </w:lvl>
+    <w:lvl w:ilvl="2" w:tentative="1">
+      <w:start w:val="1"/>
+      <w:numFmt w:val="bullet"/>
+      <w:lvlText w:val=""/>
+      <w:lvlJc w:val="left"/>
+      <w:pPr>
+        <w:tabs>
+          <w:tab w:val="num" w:pos="2160"/>
+        </w:tabs>
+        <w:ind w:left="2160" w:hanging="360"/>
+      </w:pPr>
+      <w:rPr>
+        <w:rFonts w:ascii="Wingdings" w:hAnsi="Wingdings" w:hint="default"/>
+        <w:sz w:val="20"/>
+      </w:rPr>
+    </w:lvl>
+    <w:lvl w:ilvl="3" w:tentative="1">
+      <w:start w:val="1"/>
+      <w:numFmt w:val="bullet"/>
+      <w:lvlText w:val=""/>
+      <w:lvlJc w:val="left"/>
+      <w:pPr>
+        <w:tabs>
+          <w:tab w:val="num" w:pos="2880"/>
+        </w:tabs>
+        <w:ind w:left="2880" w:hanging="360"/>
+      </w:pPr>
+      <w:rPr>
+        <w:rFonts w:ascii="Wingdings" w:hAnsi="Wingdings" w:hint="default"/>
+        <w:sz w:val="20"/>
+      </w:rPr>
+    </w:lvl>
+    <w:lvl w:ilvl="4" w:tentative="1">
+      <w:start w:val="1"/>
+      <w:numFmt w:val="bullet"/>
+      <w:lvlText w:val=""/>
+      <w:lvlJc w:val="left"/>
+      <w:pPr>
+        <w:tabs>
+          <w:tab w:val="num" w:pos="3600"/>
+        </w:tabs>
+        <w:ind w:left="3600" w:hanging="360"/>
+      </w:pPr>
+      <w:rPr>
+        <w:rFonts w:ascii="Wingdings" w:hAnsi="Wingdings" w:hint="default"/>
+        <w:sz w:val="20"/>
+      </w:rPr>
+    </w:lvl>
+    <w:lvl w:ilvl="5" w:tentative="1">
+      <w:start w:val="1"/>
+      <w:numFmt w:val="bullet"/>
+      <w:lvlText w:val=""/>
+      <w:lvlJc w:val="left"/>
+      <w:pPr>
+        <w:tabs>
+          <w:tab w:val="num" w:pos="4320"/>
+        </w:tabs>
+        <w:ind w:left="4320" w:hanging="360"/>
+      </w:pPr>
+      <w:rPr>
+        <w:rFonts w:ascii="Wingdings" w:hAnsi="Wingdings" w:hint="default"/>
+        <w:sz w:val="20"/>
+      </w:rPr>
+    </w:lvl>
+    <w:lvl w:ilvl="6" w:tentative="1">
+      <w:start w:val="1"/>
+      <w:numFmt w:val="bullet"/>
+      <w:lvlText w:val=""/>
+      <w:lvlJc w:val="left"/>
+      <w:pPr>
+        <w:tabs>
+          <w:tab w:val="num" w:pos="5040"/>
+        </w:tabs>
+        <w:ind w:left="5040" w:hanging="360"/>
+      </w:pPr>
+      <w:rPr>
+        <w:rFonts w:ascii="Wingdings" w:hAnsi="Wingdings" w:hint="default"/>
+        <w:sz w:val="20"/>
+      </w:rPr>
+    </w:lvl>
+    <w:lvl w:ilvl="7" w:tentative="1">
+      <w:start w:val="1"/>
+      <w:numFmt w:val="bullet"/>
+      <w:lvlText w:val=""/>
+      <w:lvlJc w:val="left"/>
+      <w:pPr>
+        <w:tabs>
+          <w:tab w:val="num" w:pos="5760"/>
+        </w:tabs>
+        <w:ind w:left="5760" w:hanging="360"/>
+      </w:pPr>
+      <w:rPr>
+        <w:rFonts w:ascii="Wingdings" w:hAnsi="Wingdings" w:hint="default"/>
+        <w:sz w:val="20"/>
+      </w:rPr>
+    </w:lvl>
+    <w:lvl w:ilvl="8" w:tentative="1">
+      <w:start w:val="1"/>
+      <w:numFmt w:val="bullet"/>
+      <w:lvlText w:val=""/>
+      <w:lvlJc w:val="left"/>
+      <w:pPr>
+        <w:tabs>
+          <w:tab w:val="num" w:pos="6480"/>
+        </w:tabs>
+        <w:ind w:left="6480" w:hanging="360"/>
+      </w:pPr>
+      <w:rPr>
+        <w:rFonts w:ascii="Wingdings" w:hAnsi="Wingdings" w:hint="default"/>
+        <w:sz w:val="20"/>
+      </w:rPr>
+    </w:lvl>
+  </w:abstractNum>
+  <w:abstractNum w:abstractNumId="23" w15:restartNumberingAfterBreak="0">
     <w:nsid w:val="42ED519D"/>
     <w:multiLevelType w:val="multilevel"/>
     <w:tmpl w:val="60843310"/>
@@ -16121,7 +18557,7 @@
       </w:rPr>
     </w:lvl>
   </w:abstractNum>
-  <w:abstractNum w:abstractNumId="15" w15:restartNumberingAfterBreak="0">
+  <w:abstractNum w:abstractNumId="24" w15:restartNumberingAfterBreak="0">
     <w:nsid w:val="43A143C7"/>
     <w:multiLevelType w:val="hybridMultilevel"/>
     <w:tmpl w:val="DCCE8166"/>
@@ -16234,7 +18670,7 @@
       </w:rPr>
     </w:lvl>
   </w:abstractNum>
-  <w:abstractNum w:abstractNumId="16" w15:restartNumberingAfterBreak="0">
+  <w:abstractNum w:abstractNumId="25" w15:restartNumberingAfterBreak="0">
     <w:nsid w:val="4CA47DB8"/>
     <w:multiLevelType w:val="hybridMultilevel"/>
     <w:tmpl w:val="7F0C7192"/>
@@ -16347,7 +18783,120 @@
       </w:rPr>
     </w:lvl>
   </w:abstractNum>
-  <w:abstractNum w:abstractNumId="17" w15:restartNumberingAfterBreak="0">
+  <w:abstractNum w:abstractNumId="26" w15:restartNumberingAfterBreak="0">
+    <w:nsid w:val="4D521642"/>
+    <w:multiLevelType w:val="hybridMultilevel"/>
+    <w:tmpl w:val="4BF8D668"/>
+    <w:lvl w:ilvl="0" w:tplc="04090001">
+      <w:start w:val="1"/>
+      <w:numFmt w:val="bullet"/>
+      <w:lvlText w:val=""/>
+      <w:lvlJc w:val="left"/>
+      <w:pPr>
+        <w:ind w:left="720" w:hanging="360"/>
+      </w:pPr>
+      <w:rPr>
+        <w:rFonts w:ascii="Symbol" w:hAnsi="Symbol" w:hint="default"/>
+      </w:rPr>
+    </w:lvl>
+    <w:lvl w:ilvl="1" w:tplc="04090003" w:tentative="1">
+      <w:start w:val="1"/>
+      <w:numFmt w:val="bullet"/>
+      <w:lvlText w:val="o"/>
+      <w:lvlJc w:val="left"/>
+      <w:pPr>
+        <w:ind w:left="1440" w:hanging="360"/>
+      </w:pPr>
+      <w:rPr>
+        <w:rFonts w:ascii="Courier New" w:hAnsi="Courier New" w:cs="Courier New" w:hint="default"/>
+      </w:rPr>
+    </w:lvl>
+    <w:lvl w:ilvl="2" w:tplc="04090005" w:tentative="1">
+      <w:start w:val="1"/>
+      <w:numFmt w:val="bullet"/>
+      <w:lvlText w:val=""/>
+      <w:lvlJc w:val="left"/>
+      <w:pPr>
+        <w:ind w:left="2160" w:hanging="360"/>
+      </w:pPr>
+      <w:rPr>
+        <w:rFonts w:ascii="Wingdings" w:hAnsi="Wingdings" w:hint="default"/>
+      </w:rPr>
+    </w:lvl>
+    <w:lvl w:ilvl="3" w:tplc="04090001" w:tentative="1">
+      <w:start w:val="1"/>
+      <w:numFmt w:val="bullet"/>
+      <w:lvlText w:val=""/>
+      <w:lvlJc w:val="left"/>
+      <w:pPr>
+        <w:ind w:left="2880" w:hanging="360"/>
+      </w:pPr>
+      <w:rPr>
+        <w:rFonts w:ascii="Symbol" w:hAnsi="Symbol" w:hint="default"/>
+      </w:rPr>
+    </w:lvl>
+    <w:lvl w:ilvl="4" w:tplc="04090003" w:tentative="1">
+      <w:start w:val="1"/>
+      <w:numFmt w:val="bullet"/>
+      <w:lvlText w:val="o"/>
+      <w:lvlJc w:val="left"/>
+      <w:pPr>
+        <w:ind w:left="3600" w:hanging="360"/>
+      </w:pPr>
+      <w:rPr>
+        <w:rFonts w:ascii="Courier New" w:hAnsi="Courier New" w:cs="Courier New" w:hint="default"/>
+      </w:rPr>
+    </w:lvl>
+    <w:lvl w:ilvl="5" w:tplc="04090005" w:tentative="1">
+      <w:start w:val="1"/>
+      <w:numFmt w:val="bullet"/>
+      <w:lvlText w:val=""/>
+      <w:lvlJc w:val="left"/>
+      <w:pPr>
+        <w:ind w:left="4320" w:hanging="360"/>
+      </w:pPr>
+      <w:rPr>
+        <w:rFonts w:ascii="Wingdings" w:hAnsi="Wingdings" w:hint="default"/>
+      </w:rPr>
+    </w:lvl>
+    <w:lvl w:ilvl="6" w:tplc="04090001" w:tentative="1">
+      <w:start w:val="1"/>
+      <w:numFmt w:val="bullet"/>
+      <w:lvlText w:val=""/>
+      <w:lvlJc w:val="left"/>
+      <w:pPr>
+        <w:ind w:left="5040" w:hanging="360"/>
+      </w:pPr>
+      <w:rPr>
+        <w:rFonts w:ascii="Symbol" w:hAnsi="Symbol" w:hint="default"/>
+      </w:rPr>
+    </w:lvl>
+    <w:lvl w:ilvl="7" w:tplc="04090003" w:tentative="1">
+      <w:start w:val="1"/>
+      <w:numFmt w:val="bullet"/>
+      <w:lvlText w:val="o"/>
+      <w:lvlJc w:val="left"/>
+      <w:pPr>
+        <w:ind w:left="5760" w:hanging="360"/>
+      </w:pPr>
+      <w:rPr>
+        <w:rFonts w:ascii="Courier New" w:hAnsi="Courier New" w:cs="Courier New" w:hint="default"/>
+      </w:rPr>
+    </w:lvl>
+    <w:lvl w:ilvl="8" w:tplc="04090005" w:tentative="1">
+      <w:start w:val="1"/>
+      <w:numFmt w:val="bullet"/>
+      <w:lvlText w:val=""/>
+      <w:lvlJc w:val="left"/>
+      <w:pPr>
+        <w:ind w:left="6480" w:hanging="360"/>
+      </w:pPr>
+      <w:rPr>
+        <w:rFonts w:ascii="Wingdings" w:hAnsi="Wingdings" w:hint="default"/>
+      </w:rPr>
+    </w:lvl>
+  </w:abstractNum>
+  <w:abstractNum w:abstractNumId="27" w15:restartNumberingAfterBreak="0">
     <w:nsid w:val="560A1228"/>
     <w:multiLevelType w:val="hybridMultilevel"/>
     <w:tmpl w:val="23EA53DA"/>
@@ -16436,7 +18985,156 @@
       </w:pPr>
     </w:lvl>
   </w:abstractNum>
-  <w:abstractNum w:abstractNumId="18" w15:restartNumberingAfterBreak="0">
+  <w:abstractNum w:abstractNumId="28" w15:restartNumberingAfterBreak="0">
+    <w:nsid w:val="566651BA"/>
+    <w:multiLevelType w:val="multilevel"/>
+    <w:tmpl w:val="37644CF6"/>
+    <w:lvl w:ilvl="0">
+      <w:start w:val="1"/>
+      <w:numFmt w:val="bullet"/>
+      <w:lvlText w:val=""/>
+      <w:lvlJc w:val="left"/>
+      <w:pPr>
+        <w:tabs>
+          <w:tab w:val="num" w:pos="720"/>
+        </w:tabs>
+        <w:ind w:left="720" w:hanging="360"/>
+      </w:pPr>
+      <w:rPr>
+        <w:rFonts w:ascii="Symbol" w:hAnsi="Symbol" w:hint="default"/>
+        <w:sz w:val="20"/>
+      </w:rPr>
+    </w:lvl>
+    <w:lvl w:ilvl="1" w:tentative="1">
+      <w:start w:val="1"/>
+      <w:numFmt w:val="bullet"/>
+      <w:lvlText w:val="o"/>
+      <w:lvlJc w:val="left"/>
+      <w:pPr>
+        <w:tabs>
+          <w:tab w:val="num" w:pos="1440"/>
+        </w:tabs>
+        <w:ind w:left="1440" w:hanging="360"/>
+      </w:pPr>
+      <w:rPr>
+        <w:rFonts w:ascii="Courier New" w:hAnsi="Courier New" w:hint="default"/>
+        <w:sz w:val="20"/>
+      </w:rPr>
+    </w:lvl>
+    <w:lvl w:ilvl="2" w:tentative="1">
+      <w:start w:val="1"/>
+      <w:numFmt w:val="bullet"/>
+      <w:lvlText w:val=""/>
+      <w:lvlJc w:val="left"/>
+      <w:pPr>
+        <w:tabs>
+          <w:tab w:val="num" w:pos="2160"/>
+        </w:tabs>
+        <w:ind w:left="2160" w:hanging="360"/>
+      </w:pPr>
+      <w:rPr>
+        <w:rFonts w:ascii="Wingdings" w:hAnsi="Wingdings" w:hint="default"/>
+        <w:sz w:val="20"/>
+      </w:rPr>
+    </w:lvl>
+    <w:lvl w:ilvl="3" w:tentative="1">
+      <w:start w:val="1"/>
+      <w:numFmt w:val="bullet"/>
+      <w:lvlText w:val=""/>
+      <w:lvlJc w:val="left"/>
+      <w:pPr>
+        <w:tabs>
+          <w:tab w:val="num" w:pos="2880"/>
+        </w:tabs>
+        <w:ind w:left="2880" w:hanging="360"/>
+      </w:pPr>
+      <w:rPr>
+        <w:rFonts w:ascii="Wingdings" w:hAnsi="Wingdings" w:hint="default"/>
+        <w:sz w:val="20"/>
+      </w:rPr>
+    </w:lvl>
+    <w:lvl w:ilvl="4" w:tentative="1">
+      <w:start w:val="1"/>
+      <w:numFmt w:val="bullet"/>
+      <w:lvlText w:val=""/>
+      <w:lvlJc w:val="left"/>
+      <w:pPr>
+        <w:tabs>
+          <w:tab w:val="num" w:pos="3600"/>
+        </w:tabs>
+        <w:ind w:left="3600" w:hanging="360"/>
+      </w:pPr>
+      <w:rPr>
+        <w:rFonts w:ascii="Wingdings" w:hAnsi="Wingdings" w:hint="default"/>
+        <w:sz w:val="20"/>
+      </w:rPr>
+    </w:lvl>
+    <w:lvl w:ilvl="5" w:tentative="1">
+      <w:start w:val="1"/>
+      <w:numFmt w:val="bullet"/>
+      <w:lvlText w:val=""/>
+      <w:lvlJc w:val="left"/>
+      <w:pPr>
+        <w:tabs>
+          <w:tab w:val="num" w:pos="4320"/>
+        </w:tabs>
+        <w:ind w:left="4320" w:hanging="360"/>
+      </w:pPr>
+      <w:rPr>
+        <w:rFonts w:ascii="Wingdings" w:hAnsi="Wingdings" w:hint="default"/>
+        <w:sz w:val="20"/>
+      </w:rPr>
+    </w:lvl>
+    <w:lvl w:ilvl="6" w:tentative="1">
+      <w:start w:val="1"/>
+      <w:numFmt w:val="bullet"/>
+      <w:lvlText w:val=""/>
+      <w:lvlJc w:val="left"/>
+      <w:pPr>
+        <w:tabs>
+          <w:tab w:val="num" w:pos="5040"/>
+        </w:tabs>
+        <w:ind w:left="5040" w:hanging="360"/>
+      </w:pPr>
+      <w:rPr>
+        <w:rFonts w:ascii="Wingdings" w:hAnsi="Wingdings" w:hint="default"/>
+        <w:sz w:val="20"/>
+      </w:rPr>
+    </w:lvl>
+    <w:lvl w:ilvl="7" w:tentative="1">
+      <w:start w:val="1"/>
+      <w:numFmt w:val="bullet"/>
+      <w:lvlText w:val=""/>
+      <w:lvlJc w:val="left"/>
+      <w:pPr>
+        <w:tabs>
+          <w:tab w:val="num" w:pos="5760"/>
+        </w:tabs>
+        <w:ind w:left="5760" w:hanging="360"/>
+      </w:pPr>
+      <w:rPr>
+        <w:rFonts w:ascii="Wingdings" w:hAnsi="Wingdings" w:hint="default"/>
+        <w:sz w:val="20"/>
+      </w:rPr>
+    </w:lvl>
+    <w:lvl w:ilvl="8" w:tentative="1">
+      <w:start w:val="1"/>
+      <w:numFmt w:val="bullet"/>
+      <w:lvlText w:val=""/>
+      <w:lvlJc w:val="left"/>
+      <w:pPr>
+        <w:tabs>
+          <w:tab w:val="num" w:pos="6480"/>
+        </w:tabs>
+        <w:ind w:left="6480" w:hanging="360"/>
+      </w:pPr>
+      <w:rPr>
+        <w:rFonts w:ascii="Wingdings" w:hAnsi="Wingdings" w:hint="default"/>
+        <w:sz w:val="20"/>
+      </w:rPr>
+    </w:lvl>
+  </w:abstractNum>
+  <w:abstractNum w:abstractNumId="29" w15:restartNumberingAfterBreak="0">
     <w:nsid w:val="570775AB"/>
     <w:multiLevelType w:val="multilevel"/>
     <w:tmpl w:val="FF48FE6E"/>
@@ -16585,7 +19283,7 @@
       </w:rPr>
     </w:lvl>
   </w:abstractNum>
-  <w:abstractNum w:abstractNumId="19" w15:restartNumberingAfterBreak="0">
+  <w:abstractNum w:abstractNumId="30" w15:restartNumberingAfterBreak="0">
     <w:nsid w:val="589B04DD"/>
     <w:multiLevelType w:val="hybridMultilevel"/>
     <w:tmpl w:val="9F420F22"/>
@@ -16698,7 +19396,7 @@
       </w:rPr>
     </w:lvl>
   </w:abstractNum>
-  <w:abstractNum w:abstractNumId="20" w15:restartNumberingAfterBreak="0">
+  <w:abstractNum w:abstractNumId="31" w15:restartNumberingAfterBreak="0">
     <w:nsid w:val="5A78093A"/>
     <w:multiLevelType w:val="multilevel"/>
     <w:tmpl w:val="5A78093A"/>
@@ -16811,7 +19509,7 @@
       </w:rPr>
     </w:lvl>
   </w:abstractNum>
-  <w:abstractNum w:abstractNumId="21" w15:restartNumberingAfterBreak="0">
+  <w:abstractNum w:abstractNumId="32" w15:restartNumberingAfterBreak="0">
     <w:nsid w:val="604C2053"/>
     <w:multiLevelType w:val="hybridMultilevel"/>
     <w:tmpl w:val="C598F55E"/>
@@ -16900,7 +19598,7 @@
       </w:pPr>
     </w:lvl>
   </w:abstractNum>
-  <w:abstractNum w:abstractNumId="22" w15:restartNumberingAfterBreak="0">
+  <w:abstractNum w:abstractNumId="33" w15:restartNumberingAfterBreak="0">
     <w:nsid w:val="63A33469"/>
     <w:multiLevelType w:val="multilevel"/>
     <w:tmpl w:val="FA621722"/>
@@ -17044,7 +19742,7 @@
       </w:rPr>
     </w:lvl>
   </w:abstractNum>
-  <w:abstractNum w:abstractNumId="23" w15:restartNumberingAfterBreak="0">
+  <w:abstractNum w:abstractNumId="34" w15:restartNumberingAfterBreak="0">
     <w:nsid w:val="645D0606"/>
     <w:multiLevelType w:val="multilevel"/>
     <w:tmpl w:val="645D0606"/>
@@ -17157,7 +19855,7 @@
       </w:rPr>
     </w:lvl>
   </w:abstractNum>
-  <w:abstractNum w:abstractNumId="24" w15:restartNumberingAfterBreak="0">
+  <w:abstractNum w:abstractNumId="35" w15:restartNumberingAfterBreak="0">
     <w:nsid w:val="671B3B73"/>
     <w:multiLevelType w:val="hybridMultilevel"/>
     <w:tmpl w:val="F15E619E"/>
@@ -17270,7 +19968,7 @@
       </w:rPr>
     </w:lvl>
   </w:abstractNum>
-  <w:abstractNum w:abstractNumId="25" w15:restartNumberingAfterBreak="0">
+  <w:abstractNum w:abstractNumId="36" w15:restartNumberingAfterBreak="0">
     <w:nsid w:val="677B359E"/>
     <w:multiLevelType w:val="hybridMultilevel"/>
     <w:tmpl w:val="73249ED4"/>
@@ -17383,7 +20081,7 @@
       </w:rPr>
     </w:lvl>
   </w:abstractNum>
-  <w:abstractNum w:abstractNumId="26" w15:restartNumberingAfterBreak="0">
+  <w:abstractNum w:abstractNumId="37" w15:restartNumberingAfterBreak="0">
     <w:nsid w:val="6A2E34DA"/>
     <w:multiLevelType w:val="multilevel"/>
     <w:tmpl w:val="80688222"/>
@@ -17532,7 +20230,7 @@
       </w:rPr>
     </w:lvl>
   </w:abstractNum>
-  <w:abstractNum w:abstractNumId="27" w15:restartNumberingAfterBreak="0">
+  <w:abstractNum w:abstractNumId="38" w15:restartNumberingAfterBreak="0">
     <w:nsid w:val="6D9B1619"/>
     <w:multiLevelType w:val="multilevel"/>
     <w:tmpl w:val="6D9B1619"/>
@@ -17645,7 +20343,7 @@
       </w:rPr>
     </w:lvl>
   </w:abstractNum>
-  <w:abstractNum w:abstractNumId="28" w15:restartNumberingAfterBreak="0">
+  <w:abstractNum w:abstractNumId="39" w15:restartNumberingAfterBreak="0">
     <w:nsid w:val="6FEF62B6"/>
     <w:multiLevelType w:val="hybridMultilevel"/>
     <w:tmpl w:val="5E207DD8"/>
@@ -17758,7 +20456,7 @@
       </w:rPr>
     </w:lvl>
   </w:abstractNum>
-  <w:abstractNum w:abstractNumId="29" w15:restartNumberingAfterBreak="0">
+  <w:abstractNum w:abstractNumId="40" w15:restartNumberingAfterBreak="0">
     <w:nsid w:val="77EC7187"/>
     <w:multiLevelType w:val="hybridMultilevel"/>
     <w:tmpl w:val="3E12A508"/>
@@ -17871,7 +20569,7 @@
       </w:rPr>
     </w:lvl>
   </w:abstractNum>
-  <w:abstractNum w:abstractNumId="30" w15:restartNumberingAfterBreak="0">
+  <w:abstractNum w:abstractNumId="41" w15:restartNumberingAfterBreak="0">
     <w:nsid w:val="78CB44C5"/>
     <w:multiLevelType w:val="multilevel"/>
     <w:tmpl w:val="78CB44C5"/>
@@ -17984,7 +20682,7 @@
       </w:rPr>
     </w:lvl>
   </w:abstractNum>
-  <w:abstractNum w:abstractNumId="31" w15:restartNumberingAfterBreak="0">
+  <w:abstractNum w:abstractNumId="42" w15:restartNumberingAfterBreak="0">
     <w:nsid w:val="7D266D37"/>
     <w:multiLevelType w:val="hybridMultilevel"/>
     <w:tmpl w:val="524A4352"/>
@@ -18098,100 +20796,133 @@
     </w:lvl>
   </w:abstractNum>
   <w:num w:numId="1" w16cid:durableId="2098091743">
-    <w:abstractNumId w:val="20"/>
+    <w:abstractNumId w:val="31"/>
   </w:num>
   <w:num w:numId="2" w16cid:durableId="1477721924">
-    <w:abstractNumId w:val="23"/>
+    <w:abstractNumId w:val="34"/>
   </w:num>
   <w:num w:numId="3" w16cid:durableId="671179154">
+    <w:abstractNumId w:val="38"/>
+  </w:num>
+  <w:num w:numId="4" w16cid:durableId="1504053822">
+    <w:abstractNumId w:val="41"/>
+  </w:num>
+  <w:num w:numId="5" w16cid:durableId="1557928818">
+    <w:abstractNumId w:val="9"/>
+  </w:num>
+  <w:num w:numId="6" w16cid:durableId="1480537614">
+    <w:abstractNumId w:val="32"/>
+  </w:num>
+  <w:num w:numId="7" w16cid:durableId="29839110">
+    <w:abstractNumId w:val="39"/>
+  </w:num>
+  <w:num w:numId="8" w16cid:durableId="927664438">
     <w:abstractNumId w:val="27"/>
   </w:num>
-  <w:num w:numId="4" w16cid:durableId="1504053822">
-    <w:abstractNumId w:val="30"/>
+  <w:num w:numId="9" w16cid:durableId="1476336876">
+    <w:abstractNumId w:val="16"/>
   </w:num>
-  <w:num w:numId="5" w16cid:durableId="1557928818">
+  <w:num w:numId="10" w16cid:durableId="888079837">
     <w:abstractNumId w:val="6"/>
   </w:num>
-  <w:num w:numId="6" w16cid:durableId="1480537614">
-    <w:abstractNumId w:val="21"/>
-  </w:num>
-  <w:num w:numId="7" w16cid:durableId="29839110">
-    <w:abstractNumId w:val="28"/>
-  </w:num>
-  <w:num w:numId="8" w16cid:durableId="927664438">
-    <w:abstractNumId w:val="17"/>
-  </w:num>
-  <w:num w:numId="9" w16cid:durableId="1476336876">
-    <w:abstractNumId w:val="10"/>
-  </w:num>
-  <w:num w:numId="10" w16cid:durableId="888079837">
-    <w:abstractNumId w:val="4"/>
-  </w:num>
   <w:num w:numId="11" w16cid:durableId="1399133531">
-    <w:abstractNumId w:val="29"/>
+    <w:abstractNumId w:val="40"/>
   </w:num>
   <w:num w:numId="12" w16cid:durableId="565334340">
-    <w:abstractNumId w:val="14"/>
+    <w:abstractNumId w:val="23"/>
   </w:num>
   <w:num w:numId="13" w16cid:durableId="1615090848">
     <w:abstractNumId w:val="0"/>
   </w:num>
   <w:num w:numId="14" w16cid:durableId="1364868480">
-    <w:abstractNumId w:val="9"/>
+    <w:abstractNumId w:val="14"/>
   </w:num>
   <w:num w:numId="15" w16cid:durableId="1145926130">
-    <w:abstractNumId w:val="8"/>
+    <w:abstractNumId w:val="13"/>
   </w:num>
   <w:num w:numId="16" w16cid:durableId="1032459683">
-    <w:abstractNumId w:val="11"/>
+    <w:abstractNumId w:val="17"/>
   </w:num>
   <w:num w:numId="17" w16cid:durableId="1834953979">
-    <w:abstractNumId w:val="26"/>
+    <w:abstractNumId w:val="37"/>
   </w:num>
   <w:num w:numId="18" w16cid:durableId="447315385">
-    <w:abstractNumId w:val="22"/>
+    <w:abstractNumId w:val="33"/>
   </w:num>
   <w:num w:numId="19" w16cid:durableId="2033650318">
-    <w:abstractNumId w:val="7"/>
+    <w:abstractNumId w:val="12"/>
   </w:num>
   <w:num w:numId="20" w16cid:durableId="1638146059">
-    <w:abstractNumId w:val="31"/>
+    <w:abstractNumId w:val="42"/>
   </w:num>
   <w:num w:numId="21" w16cid:durableId="432752940">
-    <w:abstractNumId w:val="25"/>
+    <w:abstractNumId w:val="36"/>
   </w:num>
   <w:num w:numId="22" w16cid:durableId="1857037448">
     <w:abstractNumId w:val="3"/>
   </w:num>
   <w:num w:numId="23" w16cid:durableId="1089422521">
-    <w:abstractNumId w:val="18"/>
+    <w:abstractNumId w:val="29"/>
   </w:num>
   <w:num w:numId="24" w16cid:durableId="448279094">
     <w:abstractNumId w:val="2"/>
   </w:num>
   <w:num w:numId="25" w16cid:durableId="882404817">
-    <w:abstractNumId w:val="16"/>
+    <w:abstractNumId w:val="25"/>
   </w:num>
   <w:num w:numId="26" w16cid:durableId="1928489943">
-    <w:abstractNumId w:val="19"/>
+    <w:abstractNumId w:val="30"/>
   </w:num>
   <w:num w:numId="27" w16cid:durableId="292836397">
     <w:abstractNumId w:val="1"/>
   </w:num>
   <w:num w:numId="28" w16cid:durableId="985426795">
-    <w:abstractNumId w:val="12"/>
+    <w:abstractNumId w:val="20"/>
   </w:num>
   <w:num w:numId="29" w16cid:durableId="2110194903">
+    <w:abstractNumId w:val="35"/>
+  </w:num>
+  <w:num w:numId="30" w16cid:durableId="898785744">
+    <w:abstractNumId w:val="21"/>
+  </w:num>
+  <w:num w:numId="31" w16cid:durableId="691301997">
+    <w:abstractNumId w:val="8"/>
+  </w:num>
+  <w:num w:numId="32" w16cid:durableId="1800224323">
     <w:abstractNumId w:val="24"/>
   </w:num>
-  <w:num w:numId="30" w16cid:durableId="898785744">
-    <w:abstractNumId w:val="13"/>
+  <w:num w:numId="33" w16cid:durableId="1794787013">
+    <w:abstractNumId w:val="18"/>
   </w:num>
-  <w:num w:numId="31" w16cid:durableId="691301997">
+  <w:num w:numId="34" w16cid:durableId="492843331">
+    <w:abstractNumId w:val="10"/>
+  </w:num>
+  <w:num w:numId="35" w16cid:durableId="313221787">
+    <w:abstractNumId w:val="11"/>
+  </w:num>
+  <w:num w:numId="36" w16cid:durableId="1282299407">
     <w:abstractNumId w:val="5"/>
   </w:num>
-  <w:num w:numId="32" w16cid:durableId="1800224323">
+  <w:num w:numId="37" w16cid:durableId="958950912">
+    <w:abstractNumId w:val="26"/>
+  </w:num>
+  <w:num w:numId="38" w16cid:durableId="1528718733">
+    <w:abstractNumId w:val="4"/>
+  </w:num>
+  <w:num w:numId="39" w16cid:durableId="658850497">
+    <w:abstractNumId w:val="7"/>
+  </w:num>
+  <w:num w:numId="40" w16cid:durableId="1147013878">
+    <w:abstractNumId w:val="19"/>
+  </w:num>
+  <w:num w:numId="41" w16cid:durableId="806436531">
     <w:abstractNumId w:val="15"/>
+  </w:num>
+  <w:num w:numId="42" w16cid:durableId="1008026093">
+    <w:abstractNumId w:val="22"/>
+  </w:num>
+  <w:num w:numId="43" w16cid:durableId="2137942122">
+    <w:abstractNumId w:val="28"/>
   </w:num>
   <w:numIdMacAtCleanup w:val="8"/>
 </w:numbering>

--- a/C372 Individual CA2 AI Interaction Journal-24009059-RaphaelaLee.docx
+++ b/C372 Individual CA2 AI Interaction Journal-24009059-RaphaelaLee.docx
@@ -5757,7 +5757,7 @@
                 <w:szCs w:val="20"/>
                 <w:lang w:val="en-US"/>
               </w:rPr>
-              <w:t xml:space="preserve">For PayPal payments, orders were successfully created and captured using the PayPal Sandbox environment. The application correctly validated that the payment status was "COMPLETED" before marking the order as paid and redirecting the user to the receipt page </w:t>
+              <w:t xml:space="preserve">for </w:t>
             </w:r>
             <w:proofErr w:type="spellStart"/>
             <w:r>
@@ -5767,6 +5767,67 @@
                 <w:szCs w:val="20"/>
                 <w:lang w:val="en-US"/>
               </w:rPr>
+              <w:t>paypal</w:t>
+            </w:r>
+            <w:proofErr w:type="spellEnd"/>
+            <w:r>
+              <w:rPr>
+                <w:rFonts w:asciiTheme="minorHAnsi" w:hAnsiTheme="minorHAnsi" w:cstheme="minorHAnsi"/>
+                <w:sz w:val="20"/>
+                <w:szCs w:val="20"/>
+                <w:lang w:val="en-US"/>
+              </w:rPr>
+              <w:t xml:space="preserve"> payments, orders were successfully created and captured using the </w:t>
+            </w:r>
+            <w:proofErr w:type="spellStart"/>
+            <w:r>
+              <w:rPr>
+                <w:rFonts w:asciiTheme="minorHAnsi" w:hAnsiTheme="minorHAnsi" w:cstheme="minorHAnsi"/>
+                <w:sz w:val="20"/>
+                <w:szCs w:val="20"/>
+                <w:lang w:val="en-US"/>
+              </w:rPr>
+              <w:t>paypal</w:t>
+            </w:r>
+            <w:proofErr w:type="spellEnd"/>
+            <w:r>
+              <w:rPr>
+                <w:rFonts w:asciiTheme="minorHAnsi" w:hAnsiTheme="minorHAnsi" w:cstheme="minorHAnsi"/>
+                <w:sz w:val="20"/>
+                <w:szCs w:val="20"/>
+                <w:lang w:val="en-US"/>
+              </w:rPr>
+              <w:t xml:space="preserve"> sandbox environment. </w:t>
+            </w:r>
+            <w:proofErr w:type="gramStart"/>
+            <w:r>
+              <w:rPr>
+                <w:rFonts w:asciiTheme="minorHAnsi" w:hAnsiTheme="minorHAnsi" w:cstheme="minorHAnsi"/>
+                <w:sz w:val="20"/>
+                <w:szCs w:val="20"/>
+                <w:lang w:val="en-US"/>
+              </w:rPr>
+              <w:t>the</w:t>
+            </w:r>
+            <w:proofErr w:type="gramEnd"/>
+            <w:r>
+              <w:rPr>
+                <w:rFonts w:asciiTheme="minorHAnsi" w:hAnsiTheme="minorHAnsi" w:cstheme="minorHAnsi"/>
+                <w:sz w:val="20"/>
+                <w:szCs w:val="20"/>
+                <w:lang w:val="en-US"/>
+              </w:rPr>
+              <w:t xml:space="preserve"> application correctly validated that the payment status was "completed" before marking the order as paid and redirecting the user to the receipt page </w:t>
+            </w:r>
+            <w:proofErr w:type="spellStart"/>
+            <w:proofErr w:type="gramStart"/>
+            <w:r>
+              <w:rPr>
+                <w:rFonts w:asciiTheme="minorHAnsi" w:hAnsiTheme="minorHAnsi" w:cstheme="minorHAnsi"/>
+                <w:sz w:val="20"/>
+                <w:szCs w:val="20"/>
+                <w:lang w:val="en-US"/>
+              </w:rPr>
               <w:t>c</w:t>
             </w:r>
             <w:r>
@@ -5776,9 +5837,10 @@
                 <w:szCs w:val="20"/>
                 <w:lang w:val="en-US"/>
               </w:rPr>
-              <w:t>heckoutController</w:t>
+              <w:t>heckoutcontroller</w:t>
             </w:r>
             <w:proofErr w:type="spellEnd"/>
+            <w:proofErr w:type="gramEnd"/>
             <w:r>
               <w:rPr>
                 <w:rFonts w:asciiTheme="minorHAnsi" w:hAnsiTheme="minorHAnsi" w:cstheme="minorHAnsi"/>
@@ -5814,26 +5876,7 @@
                 <w:szCs w:val="20"/>
                 <w:lang w:val="en-US"/>
               </w:rPr>
-              <w:t xml:space="preserve">For NETS QR payments, QR codes were generated successfully when valid cart totals were provided. The application correctly rendered success or failure views based on NETS API responses, ensuring that users were informed if a transaction failed or timed out </w:t>
-            </w:r>
-          </w:p>
-          <w:p>
-            <w:pPr>
-              <w:rPr>
-                <w:rFonts w:asciiTheme="minorHAnsi" w:hAnsiTheme="minorHAnsi" w:cstheme="minorHAnsi"/>
-                <w:sz w:val="20"/>
-                <w:szCs w:val="20"/>
-                <w:lang w:val="en-US"/>
-              </w:rPr>
-            </w:pPr>
-            <w:r>
-              <w:rPr>
-                <w:rFonts w:asciiTheme="minorHAnsi" w:hAnsiTheme="minorHAnsi" w:cstheme="minorHAnsi"/>
-                <w:sz w:val="20"/>
-                <w:szCs w:val="20"/>
-                <w:lang w:val="en-US"/>
-              </w:rPr>
-              <w:t xml:space="preserve">Nets. I did the </w:t>
+              <w:t xml:space="preserve">for </w:t>
             </w:r>
             <w:proofErr w:type="gramStart"/>
             <w:r>
@@ -5843,6 +5886,136 @@
                 <w:szCs w:val="20"/>
                 <w:lang w:val="en-US"/>
               </w:rPr>
+              <w:t>nets</w:t>
+            </w:r>
+            <w:proofErr w:type="gramEnd"/>
+            <w:r>
+              <w:rPr>
+                <w:rFonts w:asciiTheme="minorHAnsi" w:hAnsiTheme="minorHAnsi" w:cstheme="minorHAnsi"/>
+                <w:sz w:val="20"/>
+                <w:szCs w:val="20"/>
+                <w:lang w:val="en-US"/>
+              </w:rPr>
+              <w:t xml:space="preserve"> </w:t>
+            </w:r>
+            <w:proofErr w:type="spellStart"/>
+            <w:r>
+              <w:rPr>
+                <w:rFonts w:asciiTheme="minorHAnsi" w:hAnsiTheme="minorHAnsi" w:cstheme="minorHAnsi"/>
+                <w:sz w:val="20"/>
+                <w:szCs w:val="20"/>
+                <w:lang w:val="en-US"/>
+              </w:rPr>
+              <w:t>qr</w:t>
+            </w:r>
+            <w:proofErr w:type="spellEnd"/>
+            <w:r>
+              <w:rPr>
+                <w:rFonts w:asciiTheme="minorHAnsi" w:hAnsiTheme="minorHAnsi" w:cstheme="minorHAnsi"/>
+                <w:sz w:val="20"/>
+                <w:szCs w:val="20"/>
+                <w:lang w:val="en-US"/>
+              </w:rPr>
+              <w:t xml:space="preserve"> payments, </w:t>
+            </w:r>
+            <w:proofErr w:type="spellStart"/>
+            <w:r>
+              <w:rPr>
+                <w:rFonts w:asciiTheme="minorHAnsi" w:hAnsiTheme="minorHAnsi" w:cstheme="minorHAnsi"/>
+                <w:sz w:val="20"/>
+                <w:szCs w:val="20"/>
+                <w:lang w:val="en-US"/>
+              </w:rPr>
+              <w:t>qr</w:t>
+            </w:r>
+            <w:proofErr w:type="spellEnd"/>
+            <w:r>
+              <w:rPr>
+                <w:rFonts w:asciiTheme="minorHAnsi" w:hAnsiTheme="minorHAnsi" w:cstheme="minorHAnsi"/>
+                <w:sz w:val="20"/>
+                <w:szCs w:val="20"/>
+                <w:lang w:val="en-US"/>
+              </w:rPr>
+              <w:t xml:space="preserve"> codes were generated successfully when valid cart totals were provided. the application correctly rendered success or failure views based on nets </w:t>
+            </w:r>
+            <w:proofErr w:type="spellStart"/>
+            <w:r>
+              <w:rPr>
+                <w:rFonts w:asciiTheme="minorHAnsi" w:hAnsiTheme="minorHAnsi" w:cstheme="minorHAnsi"/>
+                <w:sz w:val="20"/>
+                <w:szCs w:val="20"/>
+                <w:lang w:val="en-US"/>
+              </w:rPr>
+              <w:t>api</w:t>
+            </w:r>
+            <w:proofErr w:type="spellEnd"/>
+            <w:r>
+              <w:rPr>
+                <w:rFonts w:asciiTheme="minorHAnsi" w:hAnsiTheme="minorHAnsi" w:cstheme="minorHAnsi"/>
+                <w:sz w:val="20"/>
+                <w:szCs w:val="20"/>
+                <w:lang w:val="en-US"/>
+              </w:rPr>
+              <w:t xml:space="preserve"> responses, ensuring that users were informed if a transaction failed or timed out </w:t>
+            </w:r>
+          </w:p>
+          <w:p>
+            <w:pPr>
+              <w:rPr>
+                <w:rFonts w:asciiTheme="minorHAnsi" w:hAnsiTheme="minorHAnsi" w:cstheme="minorHAnsi"/>
+                <w:sz w:val="20"/>
+                <w:szCs w:val="20"/>
+                <w:lang w:val="en-US"/>
+              </w:rPr>
+            </w:pPr>
+            <w:r>
+              <w:rPr>
+                <w:rFonts w:asciiTheme="minorHAnsi" w:hAnsiTheme="minorHAnsi" w:cstheme="minorHAnsi"/>
+                <w:sz w:val="20"/>
+                <w:szCs w:val="20"/>
+                <w:lang w:val="en-US"/>
+              </w:rPr>
+              <w:t xml:space="preserve">nets. </w:t>
+            </w:r>
+            <w:proofErr w:type="spellStart"/>
+            <w:proofErr w:type="gramStart"/>
+            <w:r>
+              <w:rPr>
+                <w:rFonts w:asciiTheme="minorHAnsi" w:hAnsiTheme="minorHAnsi" w:cstheme="minorHAnsi"/>
+                <w:sz w:val="20"/>
+                <w:szCs w:val="20"/>
+                <w:lang w:val="en-US"/>
+              </w:rPr>
+              <w:t>i</w:t>
+            </w:r>
+            <w:proofErr w:type="spellEnd"/>
+            <w:r>
+              <w:rPr>
+                <w:rFonts w:asciiTheme="minorHAnsi" w:hAnsiTheme="minorHAnsi" w:cstheme="minorHAnsi"/>
+                <w:sz w:val="20"/>
+                <w:szCs w:val="20"/>
+                <w:lang w:val="en-US"/>
+              </w:rPr>
+              <w:t xml:space="preserve"> did</w:t>
+            </w:r>
+            <w:proofErr w:type="gramEnd"/>
+            <w:r>
+              <w:rPr>
+                <w:rFonts w:asciiTheme="minorHAnsi" w:hAnsiTheme="minorHAnsi" w:cstheme="minorHAnsi"/>
+                <w:sz w:val="20"/>
+                <w:szCs w:val="20"/>
+                <w:lang w:val="en-US"/>
+              </w:rPr>
+              <w:t xml:space="preserve"> the </w:t>
+            </w:r>
+            <w:proofErr w:type="gramStart"/>
+            <w:r>
+              <w:rPr>
+                <w:rFonts w:asciiTheme="minorHAnsi" w:hAnsiTheme="minorHAnsi" w:cstheme="minorHAnsi"/>
+                <w:sz w:val="20"/>
+                <w:szCs w:val="20"/>
+                <w:lang w:val="en-US"/>
+              </w:rPr>
               <w:t>testing</w:t>
             </w:r>
             <w:proofErr w:type="gramEnd"/>
@@ -5853,7 +6026,47 @@
                 <w:szCs w:val="20"/>
                 <w:lang w:val="en-US"/>
               </w:rPr>
-              <w:t xml:space="preserve"> using PayPal Sandbox buyer accounts to simulate successful and cancelled payments, </w:t>
+              <w:t xml:space="preserve"> using </w:t>
+            </w:r>
+            <w:proofErr w:type="spellStart"/>
+            <w:r>
+              <w:rPr>
+                <w:rFonts w:asciiTheme="minorHAnsi" w:hAnsiTheme="minorHAnsi" w:cstheme="minorHAnsi"/>
+                <w:sz w:val="20"/>
+                <w:szCs w:val="20"/>
+                <w:lang w:val="en-US"/>
+              </w:rPr>
+              <w:t>paypal</w:t>
+            </w:r>
+            <w:proofErr w:type="spellEnd"/>
+            <w:r>
+              <w:rPr>
+                <w:rFonts w:asciiTheme="minorHAnsi" w:hAnsiTheme="minorHAnsi" w:cstheme="minorHAnsi"/>
+                <w:sz w:val="20"/>
+                <w:szCs w:val="20"/>
+                <w:lang w:val="en-US"/>
+              </w:rPr>
+              <w:t xml:space="preserve"> sandbox buyer accounts to simulate successful and cancelled payments, verifying server-side totals matched the captured payment amount and observing nets </w:t>
+            </w:r>
+            <w:proofErr w:type="spellStart"/>
+            <w:r>
+              <w:rPr>
+                <w:rFonts w:asciiTheme="minorHAnsi" w:hAnsiTheme="minorHAnsi" w:cstheme="minorHAnsi"/>
+                <w:sz w:val="20"/>
+                <w:szCs w:val="20"/>
+                <w:lang w:val="en-US"/>
+              </w:rPr>
+              <w:t>qr</w:t>
+            </w:r>
+            <w:proofErr w:type="spellEnd"/>
+            <w:r>
+              <w:rPr>
+                <w:rFonts w:asciiTheme="minorHAnsi" w:hAnsiTheme="minorHAnsi" w:cstheme="minorHAnsi"/>
+                <w:sz w:val="20"/>
+                <w:szCs w:val="20"/>
+                <w:lang w:val="en-US"/>
+              </w:rPr>
+              <w:t xml:space="preserve"> generation and response handling. </w:t>
             </w:r>
             <w:proofErr w:type="gramStart"/>
             <w:r>
@@ -5863,7 +6076,7 @@
                 <w:szCs w:val="20"/>
                 <w:lang w:val="en-US"/>
               </w:rPr>
-              <w:t>Verifying</w:t>
+              <w:t>there</w:t>
             </w:r>
             <w:proofErr w:type="gramEnd"/>
             <w:r>
@@ -5873,7 +6086,7 @@
                 <w:szCs w:val="20"/>
                 <w:lang w:val="en-US"/>
               </w:rPr>
-              <w:t xml:space="preserve"> server-side totals matched the captured payment amount and observing NETS QR generation and response handling. There were minor issues such as missing session data and incorrect redirects </w:t>
+              <w:t xml:space="preserve"> were minor issues such as missing session data and incorrect redirects </w:t>
             </w:r>
             <w:proofErr w:type="gramStart"/>
             <w:r>
@@ -7237,41 +7450,26 @@
           </w:tcPr>
           <w:p>
             <w:pPr>
-              <w:rPr>
-                <w:rFonts w:asciiTheme="minorHAnsi" w:hAnsiTheme="minorHAnsi" w:cstheme="minorHAnsi"/>
-                <w:sz w:val="20"/>
-                <w:szCs w:val="20"/>
-                <w:lang w:val="en-US"/>
-              </w:rPr>
-            </w:pPr>
-            <w:r>
-              <w:rPr>
-                <w:rFonts w:asciiTheme="minorHAnsi" w:hAnsiTheme="minorHAnsi" w:cstheme="minorHAnsi"/>
-                <w:sz w:val="20"/>
-                <w:szCs w:val="20"/>
-                <w:lang w:val="en-US"/>
-              </w:rPr>
-              <w:t xml:space="preserve">For </w:t>
-            </w:r>
-            <w:r>
-              <w:rPr>
-                <w:rFonts w:asciiTheme="minorHAnsi" w:hAnsiTheme="minorHAnsi" w:cstheme="minorHAnsi"/>
-                <w:b/>
-                <w:bCs/>
-                <w:sz w:val="20"/>
-                <w:szCs w:val="20"/>
-                <w:lang w:val="en-US"/>
-              </w:rPr>
-              <w:t>PayPal payments</w:t>
-            </w:r>
-            <w:r>
-              <w:rPr>
-                <w:rFonts w:asciiTheme="minorHAnsi" w:hAnsiTheme="minorHAnsi" w:cstheme="minorHAnsi"/>
-                <w:sz w:val="20"/>
-                <w:szCs w:val="20"/>
-                <w:lang w:val="en-US"/>
-              </w:rPr>
-              <w:t>, the AI recommended testing:</w:t>
+              <w:pStyle w:val="ListParagraph"/>
+              <w:numPr>
+                <w:ilvl w:val="0"/>
+                <w:numId w:val="44"/>
+              </w:numPr>
+              <w:rPr>
+                <w:rFonts w:asciiTheme="minorHAnsi" w:hAnsiTheme="minorHAnsi" w:cstheme="minorHAnsi"/>
+                <w:sz w:val="20"/>
+                <w:szCs w:val="20"/>
+                <w:lang w:val="en-US"/>
+              </w:rPr>
+            </w:pPr>
+            <w:r>
+              <w:rPr>
+                <w:rFonts w:asciiTheme="minorHAnsi" w:hAnsiTheme="minorHAnsi" w:cstheme="minorHAnsi"/>
+                <w:sz w:val="20"/>
+                <w:szCs w:val="20"/>
+                <w:lang w:val="en-US"/>
+              </w:rPr>
+              <w:t>Successful PayPal order creation using a server-calculated total.</w:t>
             </w:r>
           </w:p>
           <w:p>
@@ -7294,7 +7492,7 @@
                 <w:szCs w:val="20"/>
                 <w:lang w:val="en-US"/>
               </w:rPr>
-              <w:t>Successful PayPal order creation using a server-calculated total.</w:t>
+              <w:t>Payment capture returning a "COMPLETED" status before marking the order as paid.</w:t>
             </w:r>
           </w:p>
           <w:p>
@@ -7317,7 +7515,27 @@
                 <w:szCs w:val="20"/>
                 <w:lang w:val="en-US"/>
               </w:rPr>
-              <w:t>Payment capture returning a "COMPLETED" status before marking the order as paid.</w:t>
+              <w:t xml:space="preserve">Order mismatch scenarios where the PayPal Order ID stored in session </w:t>
+            </w:r>
+            <w:proofErr w:type="gramStart"/>
+            <w:r>
+              <w:rPr>
+                <w:rFonts w:asciiTheme="minorHAnsi" w:hAnsiTheme="minorHAnsi" w:cstheme="minorHAnsi"/>
+                <w:sz w:val="20"/>
+                <w:szCs w:val="20"/>
+                <w:lang w:val="en-US"/>
+              </w:rPr>
+              <w:t>does</w:t>
+            </w:r>
+            <w:proofErr w:type="gramEnd"/>
+            <w:r>
+              <w:rPr>
+                <w:rFonts w:asciiTheme="minorHAnsi" w:hAnsiTheme="minorHAnsi" w:cstheme="minorHAnsi"/>
+                <w:sz w:val="20"/>
+                <w:szCs w:val="20"/>
+                <w:lang w:val="en-US"/>
+              </w:rPr>
+              <w:t xml:space="preserve"> not match the captured Order ID.</w:t>
             </w:r>
           </w:p>
           <w:p>
@@ -7340,27 +7558,7 @@
                 <w:szCs w:val="20"/>
                 <w:lang w:val="en-US"/>
               </w:rPr>
-              <w:t xml:space="preserve">Order mismatch scenarios where the PayPal Order ID stored in session </w:t>
-            </w:r>
-            <w:proofErr w:type="gramStart"/>
-            <w:r>
-              <w:rPr>
-                <w:rFonts w:asciiTheme="minorHAnsi" w:hAnsiTheme="minorHAnsi" w:cstheme="minorHAnsi"/>
-                <w:sz w:val="20"/>
-                <w:szCs w:val="20"/>
-                <w:lang w:val="en-US"/>
-              </w:rPr>
-              <w:t>does</w:t>
-            </w:r>
-            <w:proofErr w:type="gramEnd"/>
-            <w:r>
-              <w:rPr>
-                <w:rFonts w:asciiTheme="minorHAnsi" w:hAnsiTheme="minorHAnsi" w:cstheme="minorHAnsi"/>
-                <w:sz w:val="20"/>
-                <w:szCs w:val="20"/>
-                <w:lang w:val="en-US"/>
-              </w:rPr>
-              <w:t xml:space="preserve"> not match the captured Order ID.</w:t>
+              <w:t>Cart total mismatch scenarios where the cart total changes after the PayPal order is created.</w:t>
             </w:r>
           </w:p>
           <w:p>
@@ -7383,69 +7581,7 @@
                 <w:szCs w:val="20"/>
                 <w:lang w:val="en-US"/>
               </w:rPr>
-              <w:t>Cart total mismatch scenarios where the cart total changes after the PayPal order is created.</w:t>
-            </w:r>
-          </w:p>
-          <w:p>
-            <w:pPr>
-              <w:numPr>
-                <w:ilvl w:val="0"/>
-                <w:numId w:val="17"/>
-              </w:numPr>
-              <w:rPr>
-                <w:rFonts w:asciiTheme="minorHAnsi" w:hAnsiTheme="minorHAnsi" w:cstheme="minorHAnsi"/>
-                <w:sz w:val="20"/>
-                <w:szCs w:val="20"/>
-                <w:lang w:val="en-US"/>
-              </w:rPr>
-            </w:pPr>
-            <w:r>
-              <w:rPr>
-                <w:rFonts w:asciiTheme="minorHAnsi" w:hAnsiTheme="minorHAnsi" w:cstheme="minorHAnsi"/>
-                <w:sz w:val="20"/>
-                <w:szCs w:val="20"/>
-                <w:lang w:val="en-US"/>
-              </w:rPr>
               <w:t>Cancelled or incomplete PayPal payments where capture does not return a completed status.</w:t>
-            </w:r>
-          </w:p>
-          <w:p>
-            <w:pPr>
-              <w:rPr>
-                <w:rFonts w:asciiTheme="minorHAnsi" w:hAnsiTheme="minorHAnsi" w:cstheme="minorHAnsi"/>
-                <w:sz w:val="20"/>
-                <w:szCs w:val="20"/>
-                <w:lang w:val="en-US"/>
-              </w:rPr>
-            </w:pPr>
-            <w:r>
-              <w:rPr>
-                <w:rFonts w:asciiTheme="minorHAnsi" w:hAnsiTheme="minorHAnsi" w:cstheme="minorHAnsi"/>
-                <w:sz w:val="20"/>
-                <w:szCs w:val="20"/>
-                <w:lang w:val="en-US"/>
-              </w:rPr>
-              <w:t xml:space="preserve">For </w:t>
-            </w:r>
-            <w:r>
-              <w:rPr>
-                <w:rFonts w:asciiTheme="minorHAnsi" w:hAnsiTheme="minorHAnsi" w:cstheme="minorHAnsi"/>
-                <w:b/>
-                <w:bCs/>
-                <w:sz w:val="20"/>
-                <w:szCs w:val="20"/>
-                <w:lang w:val="en-US"/>
-              </w:rPr>
-              <w:t>NETS QR payments</w:t>
-            </w:r>
-            <w:r>
-              <w:rPr>
-                <w:rFonts w:asciiTheme="minorHAnsi" w:hAnsiTheme="minorHAnsi" w:cstheme="minorHAnsi"/>
-                <w:sz w:val="20"/>
-                <w:szCs w:val="20"/>
-                <w:lang w:val="en-US"/>
-              </w:rPr>
-              <w:t>, the AI suggested:</w:t>
             </w:r>
           </w:p>
           <w:p>
@@ -7533,27 +7669,25 @@
                 <w:szCs w:val="20"/>
                 <w:lang w:val="en-US"/>
               </w:rPr>
-              <w:t xml:space="preserve">The AI did not generate full test </w:t>
-            </w:r>
-            <w:proofErr w:type="gramStart"/>
-            <w:r>
-              <w:rPr>
-                <w:rFonts w:asciiTheme="minorHAnsi" w:hAnsiTheme="minorHAnsi" w:cstheme="minorHAnsi"/>
-                <w:sz w:val="20"/>
-                <w:szCs w:val="20"/>
-                <w:lang w:val="en-US"/>
-              </w:rPr>
-              <w:t>code, but</w:t>
-            </w:r>
-            <w:proofErr w:type="gramEnd"/>
-            <w:r>
-              <w:rPr>
-                <w:rFonts w:asciiTheme="minorHAnsi" w:hAnsiTheme="minorHAnsi" w:cstheme="minorHAnsi"/>
-                <w:sz w:val="20"/>
-                <w:szCs w:val="20"/>
-                <w:lang w:val="en-US"/>
-              </w:rPr>
-              <w:t xml:space="preserve"> provided structured guidance on what conditions to validate based on the implemented controllers and payment flow logic.</w:t>
+              <w:t>The AI did not generate full test code</w:t>
+            </w:r>
+            <w:r>
+              <w:rPr>
+                <w:rFonts w:asciiTheme="minorHAnsi" w:hAnsiTheme="minorHAnsi" w:cstheme="minorHAnsi"/>
+                <w:sz w:val="20"/>
+                <w:szCs w:val="20"/>
+                <w:lang w:val="en-US"/>
+              </w:rPr>
+              <w:t xml:space="preserve"> </w:t>
+            </w:r>
+            <w:r>
+              <w:rPr>
+                <w:rFonts w:asciiTheme="minorHAnsi" w:hAnsiTheme="minorHAnsi" w:cstheme="minorHAnsi"/>
+                <w:sz w:val="20"/>
+                <w:szCs w:val="20"/>
+                <w:lang w:val="en-US"/>
+              </w:rPr>
+              <w:t>but provided structured guidance on what conditions to validate based on the implemented controllers and payment flow logic.</w:t>
             </w:r>
           </w:p>
           <w:p>
@@ -11376,6 +11510,7 @@
             <w:r>
               <w:rPr>
                 <w:rFonts w:asciiTheme="minorHAnsi" w:hAnsiTheme="minorHAnsi" w:cstheme="minorHAnsi"/>
+                <w:noProof/>
                 <w:sz w:val="22"/>
                 <w:szCs w:val="22"/>
               </w:rPr>
@@ -11473,6 +11608,7 @@
             <w:r>
               <w:rPr>
                 <w:rFonts w:asciiTheme="minorHAnsi" w:hAnsiTheme="minorHAnsi" w:cstheme="minorHAnsi"/>
+                <w:noProof/>
                 <w:sz w:val="22"/>
                 <w:szCs w:val="22"/>
               </w:rPr>
@@ -11569,6 +11705,7 @@
             <w:r>
               <w:rPr>
                 <w:rFonts w:asciiTheme="minorHAnsi" w:hAnsiTheme="minorHAnsi" w:cstheme="minorHAnsi"/>
+                <w:noProof/>
                 <w:sz w:val="22"/>
                 <w:szCs w:val="22"/>
               </w:rPr>
@@ -13283,6 +13420,7 @@
             <w:r>
               <w:rPr>
                 <w:rFonts w:asciiTheme="minorHAnsi" w:hAnsiTheme="minorHAnsi" w:cstheme="minorHAnsi"/>
+                <w:noProof/>
                 <w:sz w:val="22"/>
                 <w:szCs w:val="22"/>
               </w:rPr>
@@ -17808,6 +17946,119 @@
     </w:lvl>
   </w:abstractNum>
   <w:abstractNum w:abstractNumId="18" w15:restartNumberingAfterBreak="0">
+    <w:nsid w:val="3848673D"/>
+    <w:multiLevelType w:val="hybridMultilevel"/>
+    <w:tmpl w:val="D624DE48"/>
+    <w:lvl w:ilvl="0" w:tplc="04090001">
+      <w:start w:val="1"/>
+      <w:numFmt w:val="bullet"/>
+      <w:lvlText w:val=""/>
+      <w:lvlJc w:val="left"/>
+      <w:pPr>
+        <w:ind w:left="720" w:hanging="360"/>
+      </w:pPr>
+      <w:rPr>
+        <w:rFonts w:ascii="Symbol" w:hAnsi="Symbol" w:hint="default"/>
+      </w:rPr>
+    </w:lvl>
+    <w:lvl w:ilvl="1" w:tplc="04090003" w:tentative="1">
+      <w:start w:val="1"/>
+      <w:numFmt w:val="bullet"/>
+      <w:lvlText w:val="o"/>
+      <w:lvlJc w:val="left"/>
+      <w:pPr>
+        <w:ind w:left="1440" w:hanging="360"/>
+      </w:pPr>
+      <w:rPr>
+        <w:rFonts w:ascii="Courier New" w:hAnsi="Courier New" w:cs="Courier New" w:hint="default"/>
+      </w:rPr>
+    </w:lvl>
+    <w:lvl w:ilvl="2" w:tplc="04090005" w:tentative="1">
+      <w:start w:val="1"/>
+      <w:numFmt w:val="bullet"/>
+      <w:lvlText w:val=""/>
+      <w:lvlJc w:val="left"/>
+      <w:pPr>
+        <w:ind w:left="2160" w:hanging="360"/>
+      </w:pPr>
+      <w:rPr>
+        <w:rFonts w:ascii="Wingdings" w:hAnsi="Wingdings" w:hint="default"/>
+      </w:rPr>
+    </w:lvl>
+    <w:lvl w:ilvl="3" w:tplc="04090001" w:tentative="1">
+      <w:start w:val="1"/>
+      <w:numFmt w:val="bullet"/>
+      <w:lvlText w:val=""/>
+      <w:lvlJc w:val="left"/>
+      <w:pPr>
+        <w:ind w:left="2880" w:hanging="360"/>
+      </w:pPr>
+      <w:rPr>
+        <w:rFonts w:ascii="Symbol" w:hAnsi="Symbol" w:hint="default"/>
+      </w:rPr>
+    </w:lvl>
+    <w:lvl w:ilvl="4" w:tplc="04090003" w:tentative="1">
+      <w:start w:val="1"/>
+      <w:numFmt w:val="bullet"/>
+      <w:lvlText w:val="o"/>
+      <w:lvlJc w:val="left"/>
+      <w:pPr>
+        <w:ind w:left="3600" w:hanging="360"/>
+      </w:pPr>
+      <w:rPr>
+        <w:rFonts w:ascii="Courier New" w:hAnsi="Courier New" w:cs="Courier New" w:hint="default"/>
+      </w:rPr>
+    </w:lvl>
+    <w:lvl w:ilvl="5" w:tplc="04090005" w:tentative="1">
+      <w:start w:val="1"/>
+      <w:numFmt w:val="bullet"/>
+      <w:lvlText w:val=""/>
+      <w:lvlJc w:val="left"/>
+      <w:pPr>
+        <w:ind w:left="4320" w:hanging="360"/>
+      </w:pPr>
+      <w:rPr>
+        <w:rFonts w:ascii="Wingdings" w:hAnsi="Wingdings" w:hint="default"/>
+      </w:rPr>
+    </w:lvl>
+    <w:lvl w:ilvl="6" w:tplc="04090001" w:tentative="1">
+      <w:start w:val="1"/>
+      <w:numFmt w:val="bullet"/>
+      <w:lvlText w:val=""/>
+      <w:lvlJc w:val="left"/>
+      <w:pPr>
+        <w:ind w:left="5040" w:hanging="360"/>
+      </w:pPr>
+      <w:rPr>
+        <w:rFonts w:ascii="Symbol" w:hAnsi="Symbol" w:hint="default"/>
+      </w:rPr>
+    </w:lvl>
+    <w:lvl w:ilvl="7" w:tplc="04090003" w:tentative="1">
+      <w:start w:val="1"/>
+      <w:numFmt w:val="bullet"/>
+      <w:lvlText w:val="o"/>
+      <w:lvlJc w:val="left"/>
+      <w:pPr>
+        <w:ind w:left="5760" w:hanging="360"/>
+      </w:pPr>
+      <w:rPr>
+        <w:rFonts w:ascii="Courier New" w:hAnsi="Courier New" w:cs="Courier New" w:hint="default"/>
+      </w:rPr>
+    </w:lvl>
+    <w:lvl w:ilvl="8" w:tplc="04090005" w:tentative="1">
+      <w:start w:val="1"/>
+      <w:numFmt w:val="bullet"/>
+      <w:lvlText w:val=""/>
+      <w:lvlJc w:val="left"/>
+      <w:pPr>
+        <w:ind w:left="6480" w:hanging="360"/>
+      </w:pPr>
+      <w:rPr>
+        <w:rFonts w:ascii="Wingdings" w:hAnsi="Wingdings" w:hint="default"/>
+      </w:rPr>
+    </w:lvl>
+  </w:abstractNum>
+  <w:abstractNum w:abstractNumId="19" w15:restartNumberingAfterBreak="0">
     <w:nsid w:val="39884CD2"/>
     <w:multiLevelType w:val="hybridMultilevel"/>
     <w:tmpl w:val="9FAAE076"/>
@@ -17920,7 +18171,7 @@
       </w:rPr>
     </w:lvl>
   </w:abstractNum>
-  <w:abstractNum w:abstractNumId="19" w15:restartNumberingAfterBreak="0">
+  <w:abstractNum w:abstractNumId="20" w15:restartNumberingAfterBreak="0">
     <w:nsid w:val="3EA15622"/>
     <w:multiLevelType w:val="hybridMultilevel"/>
     <w:tmpl w:val="3604AA70"/>
@@ -18033,7 +18284,7 @@
       </w:rPr>
     </w:lvl>
   </w:abstractNum>
-  <w:abstractNum w:abstractNumId="20" w15:restartNumberingAfterBreak="0">
+  <w:abstractNum w:abstractNumId="21" w15:restartNumberingAfterBreak="0">
     <w:nsid w:val="408C6981"/>
     <w:multiLevelType w:val="hybridMultilevel"/>
     <w:tmpl w:val="AAAAB4C2"/>
@@ -18146,7 +18397,7 @@
       </w:rPr>
     </w:lvl>
   </w:abstractNum>
-  <w:abstractNum w:abstractNumId="21" w15:restartNumberingAfterBreak="0">
+  <w:abstractNum w:abstractNumId="22" w15:restartNumberingAfterBreak="0">
     <w:nsid w:val="408E4F49"/>
     <w:multiLevelType w:val="hybridMultilevel"/>
     <w:tmpl w:val="BE6E0FB8"/>
@@ -18259,7 +18510,7 @@
       </w:rPr>
     </w:lvl>
   </w:abstractNum>
-  <w:abstractNum w:abstractNumId="22" w15:restartNumberingAfterBreak="0">
+  <w:abstractNum w:abstractNumId="23" w15:restartNumberingAfterBreak="0">
     <w:nsid w:val="41E41316"/>
     <w:multiLevelType w:val="multilevel"/>
     <w:tmpl w:val="AA10B74C"/>
@@ -18408,7 +18659,7 @@
       </w:rPr>
     </w:lvl>
   </w:abstractNum>
-  <w:abstractNum w:abstractNumId="23" w15:restartNumberingAfterBreak="0">
+  <w:abstractNum w:abstractNumId="24" w15:restartNumberingAfterBreak="0">
     <w:nsid w:val="42ED519D"/>
     <w:multiLevelType w:val="multilevel"/>
     <w:tmpl w:val="60843310"/>
@@ -18557,7 +18808,7 @@
       </w:rPr>
     </w:lvl>
   </w:abstractNum>
-  <w:abstractNum w:abstractNumId="24" w15:restartNumberingAfterBreak="0">
+  <w:abstractNum w:abstractNumId="25" w15:restartNumberingAfterBreak="0">
     <w:nsid w:val="43A143C7"/>
     <w:multiLevelType w:val="hybridMultilevel"/>
     <w:tmpl w:val="DCCE8166"/>
@@ -18670,7 +18921,7 @@
       </w:rPr>
     </w:lvl>
   </w:abstractNum>
-  <w:abstractNum w:abstractNumId="25" w15:restartNumberingAfterBreak="0">
+  <w:abstractNum w:abstractNumId="26" w15:restartNumberingAfterBreak="0">
     <w:nsid w:val="4CA47DB8"/>
     <w:multiLevelType w:val="hybridMultilevel"/>
     <w:tmpl w:val="7F0C7192"/>
@@ -18783,7 +19034,7 @@
       </w:rPr>
     </w:lvl>
   </w:abstractNum>
-  <w:abstractNum w:abstractNumId="26" w15:restartNumberingAfterBreak="0">
+  <w:abstractNum w:abstractNumId="27" w15:restartNumberingAfterBreak="0">
     <w:nsid w:val="4D521642"/>
     <w:multiLevelType w:val="hybridMultilevel"/>
     <w:tmpl w:val="4BF8D668"/>
@@ -18896,7 +19147,7 @@
       </w:rPr>
     </w:lvl>
   </w:abstractNum>
-  <w:abstractNum w:abstractNumId="27" w15:restartNumberingAfterBreak="0">
+  <w:abstractNum w:abstractNumId="28" w15:restartNumberingAfterBreak="0">
     <w:nsid w:val="560A1228"/>
     <w:multiLevelType w:val="hybridMultilevel"/>
     <w:tmpl w:val="23EA53DA"/>
@@ -18985,7 +19236,7 @@
       </w:pPr>
     </w:lvl>
   </w:abstractNum>
-  <w:abstractNum w:abstractNumId="28" w15:restartNumberingAfterBreak="0">
+  <w:abstractNum w:abstractNumId="29" w15:restartNumberingAfterBreak="0">
     <w:nsid w:val="566651BA"/>
     <w:multiLevelType w:val="multilevel"/>
     <w:tmpl w:val="37644CF6"/>
@@ -19134,7 +19385,7 @@
       </w:rPr>
     </w:lvl>
   </w:abstractNum>
-  <w:abstractNum w:abstractNumId="29" w15:restartNumberingAfterBreak="0">
+  <w:abstractNum w:abstractNumId="30" w15:restartNumberingAfterBreak="0">
     <w:nsid w:val="570775AB"/>
     <w:multiLevelType w:val="multilevel"/>
     <w:tmpl w:val="FF48FE6E"/>
@@ -19283,7 +19534,7 @@
       </w:rPr>
     </w:lvl>
   </w:abstractNum>
-  <w:abstractNum w:abstractNumId="30" w15:restartNumberingAfterBreak="0">
+  <w:abstractNum w:abstractNumId="31" w15:restartNumberingAfterBreak="0">
     <w:nsid w:val="589B04DD"/>
     <w:multiLevelType w:val="hybridMultilevel"/>
     <w:tmpl w:val="9F420F22"/>
@@ -19396,7 +19647,7 @@
       </w:rPr>
     </w:lvl>
   </w:abstractNum>
-  <w:abstractNum w:abstractNumId="31" w15:restartNumberingAfterBreak="0">
+  <w:abstractNum w:abstractNumId="32" w15:restartNumberingAfterBreak="0">
     <w:nsid w:val="5A78093A"/>
     <w:multiLevelType w:val="multilevel"/>
     <w:tmpl w:val="5A78093A"/>
@@ -19509,7 +19760,7 @@
       </w:rPr>
     </w:lvl>
   </w:abstractNum>
-  <w:abstractNum w:abstractNumId="32" w15:restartNumberingAfterBreak="0">
+  <w:abstractNum w:abstractNumId="33" w15:restartNumberingAfterBreak="0">
     <w:nsid w:val="604C2053"/>
     <w:multiLevelType w:val="hybridMultilevel"/>
     <w:tmpl w:val="C598F55E"/>
@@ -19598,7 +19849,7 @@
       </w:pPr>
     </w:lvl>
   </w:abstractNum>
-  <w:abstractNum w:abstractNumId="33" w15:restartNumberingAfterBreak="0">
+  <w:abstractNum w:abstractNumId="34" w15:restartNumberingAfterBreak="0">
     <w:nsid w:val="63A33469"/>
     <w:multiLevelType w:val="multilevel"/>
     <w:tmpl w:val="FA621722"/>
@@ -19742,7 +19993,7 @@
       </w:rPr>
     </w:lvl>
   </w:abstractNum>
-  <w:abstractNum w:abstractNumId="34" w15:restartNumberingAfterBreak="0">
+  <w:abstractNum w:abstractNumId="35" w15:restartNumberingAfterBreak="0">
     <w:nsid w:val="645D0606"/>
     <w:multiLevelType w:val="multilevel"/>
     <w:tmpl w:val="645D0606"/>
@@ -19855,7 +20106,7 @@
       </w:rPr>
     </w:lvl>
   </w:abstractNum>
-  <w:abstractNum w:abstractNumId="35" w15:restartNumberingAfterBreak="0">
+  <w:abstractNum w:abstractNumId="36" w15:restartNumberingAfterBreak="0">
     <w:nsid w:val="671B3B73"/>
     <w:multiLevelType w:val="hybridMultilevel"/>
     <w:tmpl w:val="F15E619E"/>
@@ -19968,7 +20219,7 @@
       </w:rPr>
     </w:lvl>
   </w:abstractNum>
-  <w:abstractNum w:abstractNumId="36" w15:restartNumberingAfterBreak="0">
+  <w:abstractNum w:abstractNumId="37" w15:restartNumberingAfterBreak="0">
     <w:nsid w:val="677B359E"/>
     <w:multiLevelType w:val="hybridMultilevel"/>
     <w:tmpl w:val="73249ED4"/>
@@ -20081,7 +20332,7 @@
       </w:rPr>
     </w:lvl>
   </w:abstractNum>
-  <w:abstractNum w:abstractNumId="37" w15:restartNumberingAfterBreak="0">
+  <w:abstractNum w:abstractNumId="38" w15:restartNumberingAfterBreak="0">
     <w:nsid w:val="6A2E34DA"/>
     <w:multiLevelType w:val="multilevel"/>
     <w:tmpl w:val="80688222"/>
@@ -20230,7 +20481,7 @@
       </w:rPr>
     </w:lvl>
   </w:abstractNum>
-  <w:abstractNum w:abstractNumId="38" w15:restartNumberingAfterBreak="0">
+  <w:abstractNum w:abstractNumId="39" w15:restartNumberingAfterBreak="0">
     <w:nsid w:val="6D9B1619"/>
     <w:multiLevelType w:val="multilevel"/>
     <w:tmpl w:val="6D9B1619"/>
@@ -20343,7 +20594,7 @@
       </w:rPr>
     </w:lvl>
   </w:abstractNum>
-  <w:abstractNum w:abstractNumId="39" w15:restartNumberingAfterBreak="0">
+  <w:abstractNum w:abstractNumId="40" w15:restartNumberingAfterBreak="0">
     <w:nsid w:val="6FEF62B6"/>
     <w:multiLevelType w:val="hybridMultilevel"/>
     <w:tmpl w:val="5E207DD8"/>
@@ -20456,7 +20707,7 @@
       </w:rPr>
     </w:lvl>
   </w:abstractNum>
-  <w:abstractNum w:abstractNumId="40" w15:restartNumberingAfterBreak="0">
+  <w:abstractNum w:abstractNumId="41" w15:restartNumberingAfterBreak="0">
     <w:nsid w:val="77EC7187"/>
     <w:multiLevelType w:val="hybridMultilevel"/>
     <w:tmpl w:val="3E12A508"/>
@@ -20569,7 +20820,7 @@
       </w:rPr>
     </w:lvl>
   </w:abstractNum>
-  <w:abstractNum w:abstractNumId="41" w15:restartNumberingAfterBreak="0">
+  <w:abstractNum w:abstractNumId="42" w15:restartNumberingAfterBreak="0">
     <w:nsid w:val="78CB44C5"/>
     <w:multiLevelType w:val="multilevel"/>
     <w:tmpl w:val="78CB44C5"/>
@@ -20682,7 +20933,7 @@
       </w:rPr>
     </w:lvl>
   </w:abstractNum>
-  <w:abstractNum w:abstractNumId="42" w15:restartNumberingAfterBreak="0">
+  <w:abstractNum w:abstractNumId="43" w15:restartNumberingAfterBreak="0">
     <w:nsid w:val="7D266D37"/>
     <w:multiLevelType w:val="hybridMultilevel"/>
     <w:tmpl w:val="524A4352"/>
@@ -20796,28 +21047,28 @@
     </w:lvl>
   </w:abstractNum>
   <w:num w:numId="1" w16cid:durableId="2098091743">
-    <w:abstractNumId w:val="31"/>
+    <w:abstractNumId w:val="32"/>
   </w:num>
   <w:num w:numId="2" w16cid:durableId="1477721924">
-    <w:abstractNumId w:val="34"/>
+    <w:abstractNumId w:val="35"/>
   </w:num>
   <w:num w:numId="3" w16cid:durableId="671179154">
-    <w:abstractNumId w:val="38"/>
+    <w:abstractNumId w:val="39"/>
   </w:num>
   <w:num w:numId="4" w16cid:durableId="1504053822">
-    <w:abstractNumId w:val="41"/>
+    <w:abstractNumId w:val="42"/>
   </w:num>
   <w:num w:numId="5" w16cid:durableId="1557928818">
     <w:abstractNumId w:val="9"/>
   </w:num>
   <w:num w:numId="6" w16cid:durableId="1480537614">
-    <w:abstractNumId w:val="32"/>
+    <w:abstractNumId w:val="33"/>
   </w:num>
   <w:num w:numId="7" w16cid:durableId="29839110">
-    <w:abstractNumId w:val="39"/>
+    <w:abstractNumId w:val="40"/>
   </w:num>
   <w:num w:numId="8" w16cid:durableId="927664438">
-    <w:abstractNumId w:val="27"/>
+    <w:abstractNumId w:val="28"/>
   </w:num>
   <w:num w:numId="9" w16cid:durableId="1476336876">
     <w:abstractNumId w:val="16"/>
@@ -20826,10 +21077,10 @@
     <w:abstractNumId w:val="6"/>
   </w:num>
   <w:num w:numId="11" w16cid:durableId="1399133531">
-    <w:abstractNumId w:val="40"/>
+    <w:abstractNumId w:val="41"/>
   </w:num>
   <w:num w:numId="12" w16cid:durableId="565334340">
-    <w:abstractNumId w:val="23"/>
+    <w:abstractNumId w:val="24"/>
   </w:num>
   <w:num w:numId="13" w16cid:durableId="1615090848">
     <w:abstractNumId w:val="0"/>
@@ -20844,55 +21095,55 @@
     <w:abstractNumId w:val="17"/>
   </w:num>
   <w:num w:numId="17" w16cid:durableId="1834953979">
-    <w:abstractNumId w:val="37"/>
+    <w:abstractNumId w:val="38"/>
   </w:num>
   <w:num w:numId="18" w16cid:durableId="447315385">
-    <w:abstractNumId w:val="33"/>
+    <w:abstractNumId w:val="34"/>
   </w:num>
   <w:num w:numId="19" w16cid:durableId="2033650318">
     <w:abstractNumId w:val="12"/>
   </w:num>
   <w:num w:numId="20" w16cid:durableId="1638146059">
-    <w:abstractNumId w:val="42"/>
+    <w:abstractNumId w:val="43"/>
   </w:num>
   <w:num w:numId="21" w16cid:durableId="432752940">
-    <w:abstractNumId w:val="36"/>
+    <w:abstractNumId w:val="37"/>
   </w:num>
   <w:num w:numId="22" w16cid:durableId="1857037448">
     <w:abstractNumId w:val="3"/>
   </w:num>
   <w:num w:numId="23" w16cid:durableId="1089422521">
-    <w:abstractNumId w:val="29"/>
+    <w:abstractNumId w:val="30"/>
   </w:num>
   <w:num w:numId="24" w16cid:durableId="448279094">
     <w:abstractNumId w:val="2"/>
   </w:num>
   <w:num w:numId="25" w16cid:durableId="882404817">
-    <w:abstractNumId w:val="25"/>
+    <w:abstractNumId w:val="26"/>
   </w:num>
   <w:num w:numId="26" w16cid:durableId="1928489943">
-    <w:abstractNumId w:val="30"/>
+    <w:abstractNumId w:val="31"/>
   </w:num>
   <w:num w:numId="27" w16cid:durableId="292836397">
     <w:abstractNumId w:val="1"/>
   </w:num>
   <w:num w:numId="28" w16cid:durableId="985426795">
-    <w:abstractNumId w:val="20"/>
+    <w:abstractNumId w:val="21"/>
   </w:num>
   <w:num w:numId="29" w16cid:durableId="2110194903">
-    <w:abstractNumId w:val="35"/>
+    <w:abstractNumId w:val="36"/>
   </w:num>
   <w:num w:numId="30" w16cid:durableId="898785744">
-    <w:abstractNumId w:val="21"/>
+    <w:abstractNumId w:val="22"/>
   </w:num>
   <w:num w:numId="31" w16cid:durableId="691301997">
     <w:abstractNumId w:val="8"/>
   </w:num>
   <w:num w:numId="32" w16cid:durableId="1800224323">
-    <w:abstractNumId w:val="24"/>
+    <w:abstractNumId w:val="25"/>
   </w:num>
   <w:num w:numId="33" w16cid:durableId="1794787013">
-    <w:abstractNumId w:val="18"/>
+    <w:abstractNumId w:val="19"/>
   </w:num>
   <w:num w:numId="34" w16cid:durableId="492843331">
     <w:abstractNumId w:val="10"/>
@@ -20904,7 +21155,7 @@
     <w:abstractNumId w:val="5"/>
   </w:num>
   <w:num w:numId="37" w16cid:durableId="958950912">
-    <w:abstractNumId w:val="26"/>
+    <w:abstractNumId w:val="27"/>
   </w:num>
   <w:num w:numId="38" w16cid:durableId="1528718733">
     <w:abstractNumId w:val="4"/>
@@ -20913,16 +21164,19 @@
     <w:abstractNumId w:val="7"/>
   </w:num>
   <w:num w:numId="40" w16cid:durableId="1147013878">
-    <w:abstractNumId w:val="19"/>
+    <w:abstractNumId w:val="20"/>
   </w:num>
   <w:num w:numId="41" w16cid:durableId="806436531">
     <w:abstractNumId w:val="15"/>
   </w:num>
   <w:num w:numId="42" w16cid:durableId="1008026093">
-    <w:abstractNumId w:val="22"/>
+    <w:abstractNumId w:val="23"/>
   </w:num>
   <w:num w:numId="43" w16cid:durableId="2137942122">
-    <w:abstractNumId w:val="28"/>
+    <w:abstractNumId w:val="29"/>
+  </w:num>
+  <w:num w:numId="44" w16cid:durableId="480198411">
+    <w:abstractNumId w:val="18"/>
   </w:num>
   <w:numIdMacAtCleanup w:val="8"/>
 </w:numbering>
@@ -21403,6 +21657,7 @@
   <w:style w:type="character" w:default="1" w:styleId="DefaultParagraphFont">
     <w:name w:val="Default Paragraph Font"/>
     <w:uiPriority w:val="1"/>
+    <w:semiHidden/>
     <w:unhideWhenUsed/>
   </w:style>
   <w:style w:type="table" w:default="1" w:styleId="TableNormal">

--- a/C372 Individual CA2 AI Interaction Journal-24009059-RaphaelaLee.docx
+++ b/C372 Individual CA2 AI Interaction Journal-24009059-RaphaelaLee.docx
@@ -2147,11 +2147,6 @@
           </w:tcPr>
           <w:p>
             <w:pPr>
-              <w:pStyle w:val="ListParagraph"/>
-              <w:numPr>
-                <w:ilvl w:val="0"/>
-                <w:numId w:val="6"/>
-              </w:numPr>
               <w:rPr>
                 <w:rFonts w:asciiTheme="minorHAnsi" w:eastAsia="Times New Roman" w:hAnsiTheme="minorHAnsi" w:cstheme="minorHAnsi"/>
                 <w:lang w:val="en-US"/>
@@ -2160,9 +2155,89 @@
             <w:r>
               <w:rPr>
                 <w:rFonts w:asciiTheme="minorHAnsi" w:eastAsia="Times New Roman" w:hAnsiTheme="minorHAnsi" w:cstheme="minorHAnsi"/>
-                <w:lang w:val="en-US"/>
-              </w:rPr>
-              <w:t xml:space="preserve"> PayPal and NETS QR were implemented. These payment methods were chosen because they are commonly used in Singapore supermarkets and align with the requirements of C372 Payment Technologies. </w:t>
+                <w:sz w:val="22"/>
+                <w:szCs w:val="22"/>
+                <w:lang w:val="en-US"/>
+              </w:rPr>
+              <w:t xml:space="preserve">Payment </w:t>
+            </w:r>
+            <w:r>
+              <w:rPr>
+                <w:rFonts w:asciiTheme="minorHAnsi" w:eastAsia="Times New Roman" w:hAnsiTheme="minorHAnsi" w:cstheme="minorHAnsi"/>
+                <w:sz w:val="22"/>
+                <w:szCs w:val="22"/>
+              </w:rPr>
+              <w:t xml:space="preserve">solutions planned: PayPal, NETS QR, Stripe (card, </w:t>
+            </w:r>
+            <w:proofErr w:type="spellStart"/>
+            <w:r>
+              <w:rPr>
+                <w:rFonts w:asciiTheme="minorHAnsi" w:eastAsia="Times New Roman" w:hAnsiTheme="minorHAnsi" w:cstheme="minorHAnsi"/>
+                <w:sz w:val="22"/>
+                <w:szCs w:val="22"/>
+              </w:rPr>
+              <w:t>GrabPay</w:t>
+            </w:r>
+            <w:proofErr w:type="spellEnd"/>
+            <w:r>
+              <w:rPr>
+                <w:rFonts w:asciiTheme="minorHAnsi" w:eastAsia="Times New Roman" w:hAnsiTheme="minorHAnsi" w:cstheme="minorHAnsi"/>
+                <w:sz w:val="22"/>
+                <w:szCs w:val="22"/>
+              </w:rPr>
+              <w:t xml:space="preserve">, Alipay, </w:t>
+            </w:r>
+            <w:proofErr w:type="spellStart"/>
+            <w:r>
+              <w:rPr>
+                <w:rFonts w:asciiTheme="minorHAnsi" w:eastAsia="Times New Roman" w:hAnsiTheme="minorHAnsi" w:cstheme="minorHAnsi"/>
+                <w:sz w:val="22"/>
+                <w:szCs w:val="22"/>
+              </w:rPr>
+              <w:t>PayNow</w:t>
+            </w:r>
+            <w:proofErr w:type="spellEnd"/>
+            <w:r>
+              <w:rPr>
+                <w:rFonts w:asciiTheme="minorHAnsi" w:eastAsia="Times New Roman" w:hAnsiTheme="minorHAnsi" w:cstheme="minorHAnsi"/>
+                <w:sz w:val="22"/>
+                <w:szCs w:val="22"/>
+              </w:rPr>
+              <w:t>), and the in</w:t>
+            </w:r>
+            <w:r>
+              <w:rPr>
+                <w:rFonts w:asciiTheme="minorHAnsi" w:eastAsia="Times New Roman" w:hAnsiTheme="minorHAnsi" w:cstheme="minorHAnsi"/>
+                <w:sz w:val="22"/>
+                <w:szCs w:val="22"/>
+              </w:rPr>
+              <w:t xml:space="preserve"> </w:t>
+            </w:r>
+            <w:r>
+              <w:rPr>
+                <w:rFonts w:asciiTheme="minorHAnsi" w:eastAsia="Times New Roman" w:hAnsiTheme="minorHAnsi" w:cstheme="minorHAnsi"/>
+                <w:sz w:val="22"/>
+                <w:szCs w:val="22"/>
+              </w:rPr>
+              <w:t xml:space="preserve">app </w:t>
+            </w:r>
+            <w:proofErr w:type="spellStart"/>
+            <w:r>
+              <w:rPr>
+                <w:rFonts w:asciiTheme="minorHAnsi" w:eastAsia="Times New Roman" w:hAnsiTheme="minorHAnsi" w:cstheme="minorHAnsi"/>
+                <w:sz w:val="22"/>
+                <w:szCs w:val="22"/>
+              </w:rPr>
+              <w:t>FreshMart</w:t>
+            </w:r>
+            <w:proofErr w:type="spellEnd"/>
+            <w:r>
+              <w:rPr>
+                <w:rFonts w:asciiTheme="minorHAnsi" w:eastAsia="Times New Roman" w:hAnsiTheme="minorHAnsi" w:cstheme="minorHAnsi"/>
+                <w:sz w:val="22"/>
+                <w:szCs w:val="22"/>
+              </w:rPr>
+              <w:t xml:space="preserve"> wallet.</w:t>
             </w:r>
           </w:p>
         </w:tc>
@@ -2240,19 +2315,81 @@
               <w:pStyle w:val="NormalWeb"/>
               <w:numPr>
                 <w:ilvl w:val="0"/>
-                <w:numId w:val="7"/>
+                <w:numId w:val="57"/>
               </w:numPr>
-              <w:ind w:left="360"/>
-              <w:rPr>
-                <w:rFonts w:asciiTheme="minorHAnsi" w:hAnsiTheme="minorHAnsi" w:cstheme="minorHAnsi"/>
-                <w:lang w:val="en-US"/>
-              </w:rPr>
-            </w:pPr>
-            <w:r>
-              <w:rPr>
-                <w:rFonts w:asciiTheme="minorHAnsi" w:hAnsiTheme="minorHAnsi" w:cstheme="minorHAnsi"/>
-              </w:rPr>
-              <w:t>During checkout, the total cart amount is calculated server-side to prevent tampering.</w:t>
+              <w:rPr>
+                <w:rFonts w:asciiTheme="minorHAnsi" w:hAnsiTheme="minorHAnsi" w:cstheme="minorHAnsi"/>
+                <w:sz w:val="22"/>
+                <w:szCs w:val="22"/>
+                <w:lang w:val="en-US"/>
+              </w:rPr>
+            </w:pPr>
+            <w:r>
+              <w:rPr>
+                <w:rFonts w:asciiTheme="minorHAnsi" w:hAnsiTheme="minorHAnsi" w:cstheme="minorHAnsi"/>
+                <w:sz w:val="22"/>
+                <w:szCs w:val="22"/>
+                <w:lang w:val="en-US"/>
+              </w:rPr>
+              <w:t>Stripe: the Stripe JS is loaded; the server creates a Payment Intent (card/</w:t>
+            </w:r>
+            <w:proofErr w:type="spellStart"/>
+            <w:r>
+              <w:rPr>
+                <w:rFonts w:asciiTheme="minorHAnsi" w:hAnsiTheme="minorHAnsi" w:cstheme="minorHAnsi"/>
+                <w:sz w:val="22"/>
+                <w:szCs w:val="22"/>
+                <w:lang w:val="en-US"/>
+              </w:rPr>
+              <w:t>grabpay</w:t>
+            </w:r>
+            <w:proofErr w:type="spellEnd"/>
+            <w:r>
+              <w:rPr>
+                <w:rFonts w:asciiTheme="minorHAnsi" w:hAnsiTheme="minorHAnsi" w:cstheme="minorHAnsi"/>
+                <w:sz w:val="22"/>
+                <w:szCs w:val="22"/>
+                <w:lang w:val="en-US"/>
+              </w:rPr>
+              <w:t>/Alipay/</w:t>
+            </w:r>
+            <w:proofErr w:type="spellStart"/>
+            <w:r>
+              <w:rPr>
+                <w:rFonts w:asciiTheme="minorHAnsi" w:hAnsiTheme="minorHAnsi" w:cstheme="minorHAnsi"/>
+                <w:sz w:val="22"/>
+                <w:szCs w:val="22"/>
+                <w:lang w:val="en-US"/>
+              </w:rPr>
+              <w:t>paynow</w:t>
+            </w:r>
+            <w:proofErr w:type="spellEnd"/>
+            <w:r>
+              <w:rPr>
+                <w:rFonts w:asciiTheme="minorHAnsi" w:hAnsiTheme="minorHAnsi" w:cstheme="minorHAnsi"/>
+                <w:sz w:val="22"/>
+                <w:szCs w:val="22"/>
+                <w:lang w:val="en-US"/>
+              </w:rPr>
+              <w:t xml:space="preserve">) and returns the client secret; the client confirms the intent; the server re-verifies the intent status (must be “succeeded”) and amount before marking the order paid and storing the Stripe intent/charge </w:t>
+            </w:r>
+            <w:r>
+              <w:rPr>
+                <w:rFonts w:asciiTheme="minorHAnsi" w:hAnsiTheme="minorHAnsi" w:cstheme="minorHAnsi"/>
+                <w:sz w:val="22"/>
+                <w:szCs w:val="22"/>
+                <w:lang w:val="en-US"/>
+              </w:rPr>
+              <w:t xml:space="preserve">ids </w:t>
+            </w:r>
+            <w:r>
+              <w:rPr>
+                <w:rFonts w:asciiTheme="minorHAnsi" w:hAnsiTheme="minorHAnsi" w:cstheme="minorHAnsi"/>
+                <w:sz w:val="22"/>
+                <w:szCs w:val="22"/>
+                <w:lang w:val="en-US"/>
+              </w:rPr>
+              <w:t>for receipts and refunds.</w:t>
             </w:r>
           </w:p>
           <w:p>
@@ -2260,18 +2397,92 @@
               <w:pStyle w:val="NormalWeb"/>
               <w:numPr>
                 <w:ilvl w:val="0"/>
-                <w:numId w:val="7"/>
+                <w:numId w:val="57"/>
               </w:numPr>
-              <w:ind w:left="360"/>
-              <w:rPr>
-                <w:rFonts w:asciiTheme="minorHAnsi" w:hAnsiTheme="minorHAnsi" w:cstheme="minorHAnsi"/>
-              </w:rPr>
-            </w:pPr>
-            <w:r>
-              <w:rPr>
-                <w:rFonts w:asciiTheme="minorHAnsi" w:hAnsiTheme="minorHAnsi" w:cstheme="minorHAnsi"/>
-              </w:rPr>
-              <w:t>The PayPal JavaScript SDK is loaded on the checkout page.</w:t>
+              <w:rPr>
+                <w:rFonts w:asciiTheme="minorHAnsi" w:hAnsiTheme="minorHAnsi" w:cstheme="minorHAnsi"/>
+                <w:sz w:val="22"/>
+                <w:szCs w:val="22"/>
+                <w:lang w:val="en-US"/>
+              </w:rPr>
+            </w:pPr>
+            <w:proofErr w:type="spellStart"/>
+            <w:r>
+              <w:rPr>
+                <w:rFonts w:asciiTheme="minorHAnsi" w:hAnsiTheme="minorHAnsi" w:cstheme="minorHAnsi"/>
+                <w:sz w:val="22"/>
+                <w:szCs w:val="22"/>
+                <w:lang w:val="en-US"/>
+              </w:rPr>
+              <w:t>Paypal</w:t>
+            </w:r>
+            <w:proofErr w:type="spellEnd"/>
+            <w:r>
+              <w:rPr>
+                <w:rFonts w:asciiTheme="minorHAnsi" w:hAnsiTheme="minorHAnsi" w:cstheme="minorHAnsi"/>
+                <w:sz w:val="22"/>
+                <w:szCs w:val="22"/>
+                <w:lang w:val="en-US"/>
+              </w:rPr>
+              <w:t xml:space="preserve">: the </w:t>
+            </w:r>
+            <w:proofErr w:type="spellStart"/>
+            <w:r>
+              <w:rPr>
+                <w:rFonts w:asciiTheme="minorHAnsi" w:hAnsiTheme="minorHAnsi" w:cstheme="minorHAnsi"/>
+                <w:sz w:val="22"/>
+                <w:szCs w:val="22"/>
+                <w:lang w:val="en-US"/>
+              </w:rPr>
+              <w:t>paypal</w:t>
+            </w:r>
+            <w:proofErr w:type="spellEnd"/>
+            <w:r>
+              <w:rPr>
+                <w:rFonts w:asciiTheme="minorHAnsi" w:hAnsiTheme="minorHAnsi" w:cstheme="minorHAnsi"/>
+                <w:sz w:val="22"/>
+                <w:szCs w:val="22"/>
+                <w:lang w:val="en-US"/>
+              </w:rPr>
+              <w:t xml:space="preserve"> </w:t>
+            </w:r>
+            <w:r>
+              <w:rPr>
+                <w:rFonts w:asciiTheme="minorHAnsi" w:hAnsiTheme="minorHAnsi" w:cstheme="minorHAnsi"/>
+                <w:sz w:val="22"/>
+                <w:szCs w:val="22"/>
+                <w:lang w:val="en-US"/>
+              </w:rPr>
+              <w:t xml:space="preserve">JS SDK renders buttons; on click, the server creates a </w:t>
+            </w:r>
+            <w:proofErr w:type="spellStart"/>
+            <w:r>
+              <w:rPr>
+                <w:rFonts w:asciiTheme="minorHAnsi" w:hAnsiTheme="minorHAnsi" w:cstheme="minorHAnsi"/>
+                <w:sz w:val="22"/>
+                <w:szCs w:val="22"/>
+                <w:lang w:val="en-US"/>
+              </w:rPr>
+              <w:t>paypal</w:t>
+            </w:r>
+            <w:proofErr w:type="spellEnd"/>
+            <w:r>
+              <w:rPr>
+                <w:rFonts w:asciiTheme="minorHAnsi" w:hAnsiTheme="minorHAnsi" w:cstheme="minorHAnsi"/>
+                <w:sz w:val="22"/>
+                <w:szCs w:val="22"/>
+                <w:lang w:val="en-US"/>
+              </w:rPr>
+              <w:t xml:space="preserve"> </w:t>
+            </w:r>
+            <w:r>
+              <w:rPr>
+                <w:rFonts w:asciiTheme="minorHAnsi" w:hAnsiTheme="minorHAnsi" w:cstheme="minorHAnsi"/>
+                <w:sz w:val="22"/>
+                <w:szCs w:val="22"/>
+                <w:lang w:val="en-US"/>
+              </w:rPr>
+              <w:t>order in sandbox; on approval, the capture result (Order ID, Capture ID, payer info) is sent back, stored, and used for order confirmation and receipts.</w:t>
             </w:r>
           </w:p>
           <w:p>
@@ -2279,18 +2490,23 @@
               <w:pStyle w:val="NormalWeb"/>
               <w:numPr>
                 <w:ilvl w:val="0"/>
-                <w:numId w:val="7"/>
+                <w:numId w:val="57"/>
               </w:numPr>
-              <w:ind w:left="360"/>
-              <w:rPr>
-                <w:rFonts w:asciiTheme="minorHAnsi" w:hAnsiTheme="minorHAnsi" w:cstheme="minorHAnsi"/>
-              </w:rPr>
-            </w:pPr>
-            <w:r>
-              <w:rPr>
-                <w:rFonts w:asciiTheme="minorHAnsi" w:hAnsiTheme="minorHAnsi" w:cstheme="minorHAnsi"/>
-              </w:rPr>
-              <w:t>When the user clicks the PayPal button, an order is created using PayPal’s sandbox environment.</w:t>
+              <w:rPr>
+                <w:rFonts w:asciiTheme="minorHAnsi" w:hAnsiTheme="minorHAnsi" w:cstheme="minorHAnsi"/>
+                <w:sz w:val="22"/>
+                <w:szCs w:val="22"/>
+                <w:lang w:val="en-US"/>
+              </w:rPr>
+            </w:pPr>
+            <w:r>
+              <w:rPr>
+                <w:rFonts w:asciiTheme="minorHAnsi" w:hAnsiTheme="minorHAnsi" w:cstheme="minorHAnsi"/>
+                <w:sz w:val="22"/>
+                <w:szCs w:val="22"/>
+                <w:lang w:val="en-US"/>
+              </w:rPr>
+              <w:t>NETS QR: the server generates a sandbox QR, polls/marks paid, and only then finalizes the order with the NETS transaction reference.</w:t>
             </w:r>
           </w:p>
           <w:p>
@@ -2298,61 +2514,101 @@
               <w:pStyle w:val="NormalWeb"/>
               <w:numPr>
                 <w:ilvl w:val="0"/>
-                <w:numId w:val="7"/>
+                <w:numId w:val="57"/>
               </w:numPr>
-              <w:ind w:left="360"/>
-              <w:rPr>
-                <w:rFonts w:asciiTheme="minorHAnsi" w:hAnsiTheme="minorHAnsi" w:cstheme="minorHAnsi"/>
-              </w:rPr>
-            </w:pPr>
-            <w:r>
-              <w:rPr>
-                <w:rFonts w:asciiTheme="minorHAnsi" w:hAnsiTheme="minorHAnsi" w:cstheme="minorHAnsi"/>
-              </w:rPr>
-              <w:t xml:space="preserve">Upon successful payment approval, PayPal returns an </w:t>
-            </w:r>
-            <w:r>
-              <w:rPr>
-                <w:rStyle w:val="Strong"/>
-                <w:rFonts w:asciiTheme="minorHAnsi" w:hAnsiTheme="minorHAnsi" w:cstheme="minorHAnsi"/>
-              </w:rPr>
-              <w:t>Order ID</w:t>
-            </w:r>
-            <w:r>
-              <w:rPr>
-                <w:rFonts w:asciiTheme="minorHAnsi" w:hAnsiTheme="minorHAnsi" w:cstheme="minorHAnsi"/>
-              </w:rPr>
-              <w:t xml:space="preserve"> and </w:t>
-            </w:r>
-            <w:r>
-              <w:rPr>
-                <w:rStyle w:val="Strong"/>
-                <w:rFonts w:asciiTheme="minorHAnsi" w:hAnsiTheme="minorHAnsi" w:cstheme="minorHAnsi"/>
-              </w:rPr>
-              <w:t>Capture ID</w:t>
-            </w:r>
-            <w:r>
-              <w:rPr>
-                <w:rFonts w:asciiTheme="minorHAnsi" w:hAnsiTheme="minorHAnsi" w:cstheme="minorHAnsi"/>
-              </w:rPr>
-              <w:t>.</w:t>
+              <w:rPr>
+                <w:rFonts w:asciiTheme="minorHAnsi" w:hAnsiTheme="minorHAnsi" w:cstheme="minorHAnsi"/>
+                <w:sz w:val="22"/>
+                <w:szCs w:val="22"/>
+                <w:lang w:val="en-US"/>
+              </w:rPr>
+            </w:pPr>
+            <w:r>
+              <w:rPr>
+                <w:rFonts w:asciiTheme="minorHAnsi" w:hAnsiTheme="minorHAnsi" w:cstheme="minorHAnsi"/>
+                <w:sz w:val="22"/>
+                <w:szCs w:val="22"/>
+                <w:lang w:val="en-US"/>
+              </w:rPr>
+              <w:t xml:space="preserve">Wallet: users can top up </w:t>
+            </w:r>
+            <w:proofErr w:type="gramStart"/>
+            <w:r>
+              <w:rPr>
+                <w:rFonts w:asciiTheme="minorHAnsi" w:hAnsiTheme="minorHAnsi" w:cstheme="minorHAnsi"/>
+                <w:sz w:val="22"/>
+                <w:szCs w:val="22"/>
+                <w:lang w:val="en-US"/>
+              </w:rPr>
+              <w:t xml:space="preserve">via  </w:t>
+            </w:r>
+            <w:proofErr w:type="spellStart"/>
+            <w:r>
+              <w:rPr>
+                <w:rFonts w:asciiTheme="minorHAnsi" w:hAnsiTheme="minorHAnsi" w:cstheme="minorHAnsi"/>
+                <w:sz w:val="22"/>
+                <w:szCs w:val="22"/>
+                <w:lang w:val="en-US"/>
+              </w:rPr>
+              <w:t>paypal</w:t>
+            </w:r>
+            <w:proofErr w:type="spellEnd"/>
+            <w:proofErr w:type="gramEnd"/>
+            <w:r>
+              <w:rPr>
+                <w:rFonts w:asciiTheme="minorHAnsi" w:hAnsiTheme="minorHAnsi" w:cstheme="minorHAnsi"/>
+                <w:sz w:val="22"/>
+                <w:szCs w:val="22"/>
+                <w:lang w:val="en-US"/>
+              </w:rPr>
+              <w:t xml:space="preserve"> </w:t>
+            </w:r>
+            <w:r>
+              <w:rPr>
+                <w:rFonts w:asciiTheme="minorHAnsi" w:hAnsiTheme="minorHAnsi" w:cstheme="minorHAnsi"/>
+                <w:sz w:val="22"/>
+                <w:szCs w:val="22"/>
+                <w:lang w:val="en-US"/>
+              </w:rPr>
+              <w:t xml:space="preserve">capture, or NETS QR; balances and transactions are kept in </w:t>
+            </w:r>
+            <w:proofErr w:type="spellStart"/>
+            <w:r>
+              <w:rPr>
+                <w:rFonts w:asciiTheme="minorHAnsi" w:hAnsiTheme="minorHAnsi" w:cstheme="minorHAnsi"/>
+                <w:sz w:val="22"/>
+                <w:szCs w:val="22"/>
+                <w:lang w:val="en-US"/>
+              </w:rPr>
+              <w:t>mysql</w:t>
+            </w:r>
+            <w:proofErr w:type="spellEnd"/>
+            <w:r>
+              <w:rPr>
+                <w:rFonts w:asciiTheme="minorHAnsi" w:hAnsiTheme="minorHAnsi" w:cstheme="minorHAnsi"/>
+                <w:sz w:val="22"/>
+                <w:szCs w:val="22"/>
+                <w:lang w:val="en-US"/>
+              </w:rPr>
+              <w:t xml:space="preserve"> </w:t>
+            </w:r>
+            <w:r>
+              <w:rPr>
+                <w:rFonts w:asciiTheme="minorHAnsi" w:hAnsiTheme="minorHAnsi" w:cstheme="minorHAnsi"/>
+                <w:sz w:val="22"/>
+                <w:szCs w:val="22"/>
+                <w:lang w:val="en-US"/>
+              </w:rPr>
+              <w:t>with transactional credits/debits; at checkout, the server debits the wallet atomically and records a payment entry.</w:t>
             </w:r>
           </w:p>
           <w:p>
             <w:pPr>
               <w:pStyle w:val="NormalWeb"/>
-              <w:numPr>
-                <w:ilvl w:val="0"/>
-                <w:numId w:val="9"/>
-              </w:numPr>
-              <w:ind w:left="360"/>
-            </w:pPr>
-            <w:r>
-              <w:rPr>
-                <w:rFonts w:asciiTheme="minorHAnsi" w:hAnsiTheme="minorHAnsi" w:cstheme="minorHAnsi"/>
-              </w:rPr>
-              <w:t>These details are sent back to the server and stored for order confirmation and receipt display.</w:t>
-            </w:r>
+              <w:rPr>
+                <w:lang w:val="en-US"/>
+              </w:rPr>
+            </w:pPr>
           </w:p>
         </w:tc>
       </w:tr>
@@ -3401,6 +3657,7 @@
                 <w:szCs w:val="22"/>
                 <w:lang w:val="en-US"/>
               </w:rPr>
+              <w:lastRenderedPageBreak/>
               <w:t>total_amount</w:t>
             </w:r>
             <w:proofErr w:type="spellEnd"/>
@@ -3509,7 +3766,6 @@
                 <w:szCs w:val="22"/>
                 <w:lang w:val="en-US"/>
               </w:rPr>
-              <w:lastRenderedPageBreak/>
               <w:t>order_status</w:t>
             </w:r>
             <w:proofErr w:type="spellEnd"/>
@@ -6228,16 +6484,15 @@
             <w:r>
               <w:rPr>
                 <w:rFonts w:asciiTheme="minorHAnsi" w:hAnsiTheme="minorHAnsi" w:cstheme="minorHAnsi"/>
-                <w:noProof/>
                 <w:sz w:val="22"/>
                 <w:szCs w:val="22"/>
               </w:rPr>
               <w:lastRenderedPageBreak/>
               <w:drawing>
-                <wp:inline distT="0" distB="0" distL="0" distR="0" wp14:anchorId="630B22D7" wp14:editId="3D4479BB">
-                  <wp:extent cx="5731510" cy="4723765"/>
-                  <wp:effectExtent l="0" t="0" r="2540" b="635"/>
-                  <wp:docPr id="710469157" name="Picture 1"/>
+                <wp:inline distT="0" distB="0" distL="0" distR="0" wp14:anchorId="16C604A7" wp14:editId="45AD36FC">
+                  <wp:extent cx="5731510" cy="4174490"/>
+                  <wp:effectExtent l="0" t="0" r="2540" b="0"/>
+                  <wp:docPr id="570394699" name="Picture 1"/>
                   <wp:cNvGraphicFramePr>
                     <a:graphicFrameLocks xmlns:a="http://schemas.openxmlformats.org/drawingml/2006/main" noChangeAspect="1"/>
                   </wp:cNvGraphicFramePr>
@@ -6245,7 +6500,7 @@
                     <a:graphicData uri="http://schemas.openxmlformats.org/drawingml/2006/picture">
                       <pic:pic xmlns:pic="http://schemas.openxmlformats.org/drawingml/2006/picture">
                         <pic:nvPicPr>
-                          <pic:cNvPr id="710469157" name=""/>
+                          <pic:cNvPr id="570394699" name=""/>
                           <pic:cNvPicPr/>
                         </pic:nvPicPr>
                         <pic:blipFill>
@@ -6257,7 +6512,7 @@
                         <pic:spPr>
                           <a:xfrm>
                             <a:off x="0" y="0"/>
-                            <a:ext cx="5731510" cy="4723765"/>
+                            <a:ext cx="5731510" cy="4174490"/>
                           </a:xfrm>
                           <a:prstGeom prst="rect">
                             <a:avLst/>
@@ -6305,6 +6560,84 @@
                 <w:szCs w:val="22"/>
               </w:rPr>
             </w:pPr>
+            <w:r>
+              <w:rPr>
+                <w:rFonts w:asciiTheme="minorHAnsi" w:hAnsiTheme="minorHAnsi" w:cstheme="minorHAnsi"/>
+                <w:sz w:val="22"/>
+                <w:szCs w:val="22"/>
+              </w:rPr>
+              <w:t xml:space="preserve">This is paid by </w:t>
+            </w:r>
+            <w:proofErr w:type="spellStart"/>
+            <w:r>
+              <w:rPr>
+                <w:rFonts w:asciiTheme="minorHAnsi" w:hAnsiTheme="minorHAnsi" w:cstheme="minorHAnsi"/>
+                <w:sz w:val="22"/>
+                <w:szCs w:val="22"/>
+              </w:rPr>
+              <w:t>grabpay</w:t>
+            </w:r>
+            <w:proofErr w:type="spellEnd"/>
+            <w:r>
+              <w:rPr>
+                <w:rFonts w:asciiTheme="minorHAnsi" w:hAnsiTheme="minorHAnsi" w:cstheme="minorHAnsi"/>
+                <w:sz w:val="22"/>
+                <w:szCs w:val="22"/>
+              </w:rPr>
+              <w:t xml:space="preserve"> under stripe, it will redirect to the receipt once successful</w:t>
+            </w:r>
+          </w:p>
+          <w:p>
+            <w:pPr>
+              <w:rPr>
+                <w:rFonts w:asciiTheme="minorHAnsi" w:hAnsiTheme="minorHAnsi" w:cstheme="minorHAnsi"/>
+                <w:sz w:val="22"/>
+                <w:szCs w:val="22"/>
+              </w:rPr>
+            </w:pPr>
+            <w:r>
+              <w:rPr>
+                <w:rFonts w:asciiTheme="minorHAnsi" w:hAnsiTheme="minorHAnsi" w:cstheme="minorHAnsi"/>
+                <w:sz w:val="22"/>
+                <w:szCs w:val="22"/>
+              </w:rPr>
+              <w:lastRenderedPageBreak/>
+              <w:drawing>
+                <wp:inline distT="0" distB="0" distL="0" distR="0" wp14:anchorId="25AC1D26" wp14:editId="56E70655">
+                  <wp:extent cx="5731510" cy="4563745"/>
+                  <wp:effectExtent l="0" t="0" r="2540" b="8255"/>
+                  <wp:docPr id="1819165809" name="Picture 1"/>
+                  <wp:cNvGraphicFramePr>
+                    <a:graphicFrameLocks xmlns:a="http://schemas.openxmlformats.org/drawingml/2006/main" noChangeAspect="1"/>
+                  </wp:cNvGraphicFramePr>
+                  <a:graphic xmlns:a="http://schemas.openxmlformats.org/drawingml/2006/main">
+                    <a:graphicData uri="http://schemas.openxmlformats.org/drawingml/2006/picture">
+                      <pic:pic xmlns:pic="http://schemas.openxmlformats.org/drawingml/2006/picture">
+                        <pic:nvPicPr>
+                          <pic:cNvPr id="1819165809" name=""/>
+                          <pic:cNvPicPr/>
+                        </pic:nvPicPr>
+                        <pic:blipFill>
+                          <a:blip r:embed="rId9"/>
+                          <a:stretch>
+                            <a:fillRect/>
+                          </a:stretch>
+                        </pic:blipFill>
+                        <pic:spPr>
+                          <a:xfrm>
+                            <a:off x="0" y="0"/>
+                            <a:ext cx="5731510" cy="4563745"/>
+                          </a:xfrm>
+                          <a:prstGeom prst="rect">
+                            <a:avLst/>
+                          </a:prstGeom>
+                        </pic:spPr>
+                      </pic:pic>
+                    </a:graphicData>
+                  </a:graphic>
+                </wp:inline>
+              </w:drawing>
+            </w:r>
           </w:p>
           <w:p>
             <w:pPr>
@@ -7358,7 +7691,6 @@
                 <w:sz w:val="20"/>
                 <w:szCs w:val="20"/>
               </w:rPr>
-              <w:lastRenderedPageBreak/>
               <w:t>“For a NETS QR payment flow using a sandbox API, what scenarios should be tested to confirm correct QR generation, response code handling, and failure states?”</w:t>
             </w:r>
           </w:p>
@@ -7405,6 +7737,7 @@
           <w:sz w:val="22"/>
           <w:szCs w:val="22"/>
         </w:rPr>
+        <w:lastRenderedPageBreak/>
         <w:t>AI RESPONSES/CODE GENERATED</w:t>
       </w:r>
     </w:p>
@@ -7925,50 +8258,6 @@
           <w:szCs w:val="22"/>
         </w:rPr>
       </w:pPr>
-      <w:r>
-        <w:rPr>
-          <w:rFonts w:asciiTheme="minorHAnsi" w:hAnsiTheme="minorHAnsi" w:cstheme="minorHAnsi"/>
-          <w:noProof/>
-          <w:sz w:val="22"/>
-          <w:szCs w:val="22"/>
-        </w:rPr>
-        <w:lastRenderedPageBreak/>
-        <w:drawing>
-          <wp:inline distT="0" distB="0" distL="0" distR="0" wp14:anchorId="2ADCD0F2" wp14:editId="487C5687">
-            <wp:extent cx="5731510" cy="3270250"/>
-            <wp:effectExtent l="0" t="0" r="2540" b="6350"/>
-            <wp:docPr id="1465323597" name="Picture 1"/>
-            <wp:cNvGraphicFramePr>
-              <a:graphicFrameLocks xmlns:a="http://schemas.openxmlformats.org/drawingml/2006/main" noChangeAspect="1"/>
-            </wp:cNvGraphicFramePr>
-            <a:graphic xmlns:a="http://schemas.openxmlformats.org/drawingml/2006/main">
-              <a:graphicData uri="http://schemas.openxmlformats.org/drawingml/2006/picture">
-                <pic:pic xmlns:pic="http://schemas.openxmlformats.org/drawingml/2006/picture">
-                  <pic:nvPicPr>
-                    <pic:cNvPr id="1465323597" name=""/>
-                    <pic:cNvPicPr/>
-                  </pic:nvPicPr>
-                  <pic:blipFill>
-                    <a:blip r:embed="rId9"/>
-                    <a:stretch>
-                      <a:fillRect/>
-                    </a:stretch>
-                  </pic:blipFill>
-                  <pic:spPr>
-                    <a:xfrm>
-                      <a:off x="0" y="0"/>
-                      <a:ext cx="5731510" cy="3270250"/>
-                    </a:xfrm>
-                    <a:prstGeom prst="rect">
-                      <a:avLst/>
-                    </a:prstGeom>
-                  </pic:spPr>
-                </pic:pic>
-              </a:graphicData>
-            </a:graphic>
-          </wp:inline>
-        </w:drawing>
-      </w:r>
     </w:p>
     <w:tbl>
       <w:tblPr>
@@ -8026,11 +8315,12 @@
                 <w:sz w:val="22"/>
                 <w:szCs w:val="22"/>
               </w:rPr>
+              <w:lastRenderedPageBreak/>
               <w:drawing>
-                <wp:inline distT="0" distB="0" distL="0" distR="0" wp14:anchorId="36EB7934" wp14:editId="619F0D78">
-                  <wp:extent cx="3348624" cy="3379788"/>
-                  <wp:effectExtent l="0" t="0" r="4445" b="0"/>
-                  <wp:docPr id="741756040" name="Picture 3"/>
+                <wp:inline distT="0" distB="0" distL="0" distR="0" wp14:anchorId="375085EF" wp14:editId="47C80FCD">
+                  <wp:extent cx="5731510" cy="3077210"/>
+                  <wp:effectExtent l="0" t="0" r="2540" b="8890"/>
+                  <wp:docPr id="2124819413" name="Picture 4"/>
                   <wp:cNvGraphicFramePr>
                     <a:graphicFrameLocks xmlns:a="http://schemas.openxmlformats.org/drawingml/2006/main" noChangeAspect="1"/>
                   </wp:cNvGraphicFramePr>
@@ -8038,11 +8328,11 @@
                     <a:graphicData uri="http://schemas.openxmlformats.org/drawingml/2006/picture">
                       <pic:pic xmlns:pic="http://schemas.openxmlformats.org/drawingml/2006/picture">
                         <pic:nvPicPr>
-                          <pic:cNvPr id="741756040" name="Picture 741756040"/>
+                          <pic:cNvPr id="2124819413" name="Picture 2124819413"/>
                           <pic:cNvPicPr/>
                         </pic:nvPicPr>
                         <pic:blipFill>
-                          <a:blip r:embed="rId10" cstate="print">
+                          <a:blip r:embed="rId10">
                             <a:extLst>
                               <a:ext uri="{28A0092B-C50C-407E-A947-70E740481C1C}">
                                 <a14:useLocalDpi xmlns:a14="http://schemas.microsoft.com/office/drawing/2010/main" val="0"/>
@@ -8056,7 +8346,7 @@
                         <pic:spPr>
                           <a:xfrm>
                             <a:off x="0" y="0"/>
-                            <a:ext cx="3356952" cy="3388194"/>
+                            <a:ext cx="5731510" cy="3077210"/>
                           </a:xfrm>
                           <a:prstGeom prst="rect">
                             <a:avLst/>
@@ -8149,159 +8439,282 @@
                 <w:szCs w:val="22"/>
               </w:rPr>
             </w:pPr>
-          </w:p>
-          <w:p>
-            <w:pPr>
-              <w:rPr>
-                <w:rFonts w:asciiTheme="minorHAnsi" w:hAnsiTheme="minorHAnsi" w:cstheme="minorHAnsi"/>
-                <w:sz w:val="22"/>
-                <w:szCs w:val="22"/>
-              </w:rPr>
-            </w:pPr>
-          </w:p>
-          <w:p>
-            <w:pPr>
-              <w:rPr>
-                <w:rFonts w:asciiTheme="minorHAnsi" w:hAnsiTheme="minorHAnsi" w:cstheme="minorHAnsi"/>
-                <w:sz w:val="22"/>
-                <w:szCs w:val="22"/>
-              </w:rPr>
-            </w:pPr>
-          </w:p>
-          <w:p>
-            <w:pPr>
-              <w:rPr>
-                <w:rFonts w:asciiTheme="minorHAnsi" w:hAnsiTheme="minorHAnsi" w:cstheme="minorHAnsi"/>
-                <w:sz w:val="22"/>
-                <w:szCs w:val="22"/>
-              </w:rPr>
-            </w:pPr>
-          </w:p>
-          <w:p>
-            <w:pPr>
-              <w:rPr>
-                <w:rFonts w:asciiTheme="minorHAnsi" w:hAnsiTheme="minorHAnsi" w:cstheme="minorHAnsi"/>
-                <w:sz w:val="22"/>
-                <w:szCs w:val="22"/>
-              </w:rPr>
-            </w:pPr>
-          </w:p>
-          <w:p>
-            <w:pPr>
-              <w:rPr>
-                <w:rFonts w:asciiTheme="minorHAnsi" w:hAnsiTheme="minorHAnsi" w:cstheme="minorHAnsi"/>
-                <w:sz w:val="22"/>
-                <w:szCs w:val="22"/>
-              </w:rPr>
-            </w:pPr>
-          </w:p>
-          <w:p>
-            <w:pPr>
-              <w:rPr>
-                <w:rFonts w:asciiTheme="minorHAnsi" w:hAnsiTheme="minorHAnsi" w:cstheme="minorHAnsi"/>
-                <w:sz w:val="22"/>
-                <w:szCs w:val="22"/>
-              </w:rPr>
-            </w:pPr>
-          </w:p>
-          <w:p>
-            <w:pPr>
-              <w:rPr>
-                <w:rFonts w:asciiTheme="minorHAnsi" w:hAnsiTheme="minorHAnsi" w:cstheme="minorHAnsi"/>
-                <w:sz w:val="22"/>
-                <w:szCs w:val="22"/>
-              </w:rPr>
-            </w:pPr>
-          </w:p>
-          <w:p>
-            <w:pPr>
-              <w:rPr>
-                <w:rFonts w:asciiTheme="minorHAnsi" w:hAnsiTheme="minorHAnsi" w:cstheme="minorHAnsi"/>
-                <w:sz w:val="22"/>
-                <w:szCs w:val="22"/>
-              </w:rPr>
-            </w:pPr>
-          </w:p>
-          <w:p>
-            <w:pPr>
-              <w:rPr>
-                <w:rFonts w:asciiTheme="minorHAnsi" w:hAnsiTheme="minorHAnsi" w:cstheme="minorHAnsi"/>
-                <w:sz w:val="22"/>
-                <w:szCs w:val="22"/>
-              </w:rPr>
-            </w:pPr>
-          </w:p>
-          <w:p>
-            <w:pPr>
-              <w:rPr>
-                <w:rFonts w:asciiTheme="minorHAnsi" w:hAnsiTheme="minorHAnsi" w:cstheme="minorHAnsi"/>
-                <w:sz w:val="22"/>
-                <w:szCs w:val="22"/>
-              </w:rPr>
-            </w:pPr>
-          </w:p>
-          <w:p>
-            <w:pPr>
-              <w:rPr>
-                <w:rFonts w:asciiTheme="minorHAnsi" w:hAnsiTheme="minorHAnsi" w:cstheme="minorHAnsi"/>
-                <w:sz w:val="22"/>
-                <w:szCs w:val="22"/>
-              </w:rPr>
-            </w:pPr>
-          </w:p>
-          <w:p>
-            <w:pPr>
-              <w:rPr>
-                <w:rFonts w:asciiTheme="minorHAnsi" w:hAnsiTheme="minorHAnsi" w:cstheme="minorHAnsi"/>
-                <w:sz w:val="22"/>
-                <w:szCs w:val="22"/>
-              </w:rPr>
-            </w:pPr>
-          </w:p>
-          <w:p>
-            <w:pPr>
-              <w:rPr>
-                <w:rFonts w:asciiTheme="minorHAnsi" w:hAnsiTheme="minorHAnsi" w:cstheme="minorHAnsi"/>
-                <w:sz w:val="22"/>
-                <w:szCs w:val="22"/>
-              </w:rPr>
-            </w:pPr>
-          </w:p>
-          <w:p>
-            <w:pPr>
-              <w:rPr>
-                <w:rFonts w:asciiTheme="minorHAnsi" w:hAnsiTheme="minorHAnsi" w:cstheme="minorHAnsi"/>
-                <w:sz w:val="22"/>
-                <w:szCs w:val="22"/>
-              </w:rPr>
-            </w:pPr>
-          </w:p>
-          <w:p>
-            <w:pPr>
-              <w:rPr>
-                <w:rFonts w:asciiTheme="minorHAnsi" w:hAnsiTheme="minorHAnsi" w:cstheme="minorHAnsi"/>
-                <w:sz w:val="22"/>
-                <w:szCs w:val="22"/>
-              </w:rPr>
-            </w:pPr>
-          </w:p>
-          <w:p>
-            <w:pPr>
-              <w:rPr>
-                <w:rFonts w:asciiTheme="minorHAnsi" w:hAnsiTheme="minorHAnsi" w:cstheme="minorHAnsi"/>
-                <w:sz w:val="22"/>
-                <w:szCs w:val="22"/>
-              </w:rPr>
-            </w:pPr>
-          </w:p>
-          <w:p>
-            <w:pPr>
-              <w:rPr>
-                <w:rFonts w:asciiTheme="minorHAnsi" w:hAnsiTheme="minorHAnsi" w:cstheme="minorHAnsi"/>
-                <w:sz w:val="22"/>
-                <w:szCs w:val="22"/>
-              </w:rPr>
-            </w:pPr>
+            <w:r>
+              <w:rPr>
+                <w:rFonts w:asciiTheme="minorHAnsi" w:hAnsiTheme="minorHAnsi" w:cstheme="minorHAnsi"/>
+                <w:noProof/>
+                <w:sz w:val="22"/>
+                <w:szCs w:val="22"/>
+              </w:rPr>
+              <w:drawing>
+                <wp:inline distT="0" distB="0" distL="0" distR="0" wp14:anchorId="78F17EDB" wp14:editId="68107BB9">
+                  <wp:extent cx="5731510" cy="3321050"/>
+                  <wp:effectExtent l="0" t="0" r="2540" b="0"/>
+                  <wp:docPr id="824905142" name="Picture 6"/>
+                  <wp:cNvGraphicFramePr>
+                    <a:graphicFrameLocks xmlns:a="http://schemas.openxmlformats.org/drawingml/2006/main" noChangeAspect="1"/>
+                  </wp:cNvGraphicFramePr>
+                  <a:graphic xmlns:a="http://schemas.openxmlformats.org/drawingml/2006/main">
+                    <a:graphicData uri="http://schemas.openxmlformats.org/drawingml/2006/picture">
+                      <pic:pic xmlns:pic="http://schemas.openxmlformats.org/drawingml/2006/picture">
+                        <pic:nvPicPr>
+                          <pic:cNvPr id="824905142" name="Picture 824905142"/>
+                          <pic:cNvPicPr/>
+                        </pic:nvPicPr>
+                        <pic:blipFill>
+                          <a:blip r:embed="rId11" cstate="print">
+                            <a:extLst>
+                              <a:ext uri="{28A0092B-C50C-407E-A947-70E740481C1C}">
+                                <a14:useLocalDpi xmlns:a14="http://schemas.microsoft.com/office/drawing/2010/main" val="0"/>
+                              </a:ext>
+                            </a:extLst>
+                          </a:blip>
+                          <a:stretch>
+                            <a:fillRect/>
+                          </a:stretch>
+                        </pic:blipFill>
+                        <pic:spPr>
+                          <a:xfrm>
+                            <a:off x="0" y="0"/>
+                            <a:ext cx="5731510" cy="3321050"/>
+                          </a:xfrm>
+                          <a:prstGeom prst="rect">
+                            <a:avLst/>
+                          </a:prstGeom>
+                        </pic:spPr>
+                      </pic:pic>
+                    </a:graphicData>
+                  </a:graphic>
+                </wp:inline>
+              </w:drawing>
+            </w:r>
+          </w:p>
+          <w:p>
+            <w:pPr>
+              <w:rPr>
+                <w:rFonts w:asciiTheme="minorHAnsi" w:hAnsiTheme="minorHAnsi" w:cstheme="minorHAnsi"/>
+                <w:sz w:val="22"/>
+                <w:szCs w:val="22"/>
+              </w:rPr>
+            </w:pPr>
+          </w:p>
+          <w:p>
+            <w:pPr>
+              <w:rPr>
+                <w:rFonts w:asciiTheme="minorHAnsi" w:hAnsiTheme="minorHAnsi" w:cstheme="minorHAnsi"/>
+                <w:sz w:val="22"/>
+                <w:szCs w:val="22"/>
+              </w:rPr>
+            </w:pPr>
+          </w:p>
+          <w:p>
+            <w:pPr>
+              <w:rPr>
+                <w:rFonts w:asciiTheme="minorHAnsi" w:hAnsiTheme="minorHAnsi" w:cstheme="minorHAnsi"/>
+                <w:sz w:val="22"/>
+                <w:szCs w:val="22"/>
+              </w:rPr>
+            </w:pPr>
+          </w:p>
+          <w:p>
+            <w:pPr>
+              <w:rPr>
+                <w:rFonts w:asciiTheme="minorHAnsi" w:hAnsiTheme="minorHAnsi" w:cstheme="minorHAnsi"/>
+                <w:sz w:val="22"/>
+                <w:szCs w:val="22"/>
+              </w:rPr>
+            </w:pPr>
+          </w:p>
+          <w:p>
+            <w:pPr>
+              <w:rPr>
+                <w:rFonts w:asciiTheme="minorHAnsi" w:hAnsiTheme="minorHAnsi" w:cstheme="minorHAnsi"/>
+                <w:sz w:val="22"/>
+                <w:szCs w:val="22"/>
+              </w:rPr>
+            </w:pPr>
+          </w:p>
+          <w:p>
+            <w:pPr>
+              <w:rPr>
+                <w:rFonts w:asciiTheme="minorHAnsi" w:hAnsiTheme="minorHAnsi" w:cstheme="minorHAnsi"/>
+                <w:sz w:val="22"/>
+                <w:szCs w:val="22"/>
+              </w:rPr>
+            </w:pPr>
+          </w:p>
+          <w:p>
+            <w:pPr>
+              <w:rPr>
+                <w:rFonts w:asciiTheme="minorHAnsi" w:hAnsiTheme="minorHAnsi" w:cstheme="minorHAnsi"/>
+                <w:sz w:val="22"/>
+                <w:szCs w:val="22"/>
+              </w:rPr>
+            </w:pPr>
+          </w:p>
+          <w:p>
+            <w:pPr>
+              <w:rPr>
+                <w:rFonts w:asciiTheme="minorHAnsi" w:hAnsiTheme="minorHAnsi" w:cstheme="minorHAnsi"/>
+                <w:sz w:val="22"/>
+                <w:szCs w:val="22"/>
+              </w:rPr>
+            </w:pPr>
+            <w:r>
+              <w:rPr>
+                <w:rFonts w:asciiTheme="minorHAnsi" w:hAnsiTheme="minorHAnsi" w:cstheme="minorHAnsi"/>
+                <w:sz w:val="22"/>
+                <w:szCs w:val="22"/>
+              </w:rPr>
+              <w:t xml:space="preserve">Payment by nets </w:t>
+            </w:r>
+          </w:p>
+          <w:p>
+            <w:pPr>
+              <w:rPr>
+                <w:rFonts w:asciiTheme="minorHAnsi" w:hAnsiTheme="minorHAnsi" w:cstheme="minorHAnsi"/>
+                <w:sz w:val="22"/>
+                <w:szCs w:val="22"/>
+              </w:rPr>
+            </w:pPr>
+            <w:r>
+              <w:rPr>
+                <w:rFonts w:asciiTheme="minorHAnsi" w:hAnsiTheme="minorHAnsi" w:cstheme="minorHAnsi"/>
+                <w:sz w:val="22"/>
+                <w:szCs w:val="22"/>
+              </w:rPr>
+              <w:drawing>
+                <wp:inline distT="0" distB="0" distL="0" distR="0" wp14:anchorId="4E216F38" wp14:editId="73B4A449">
+                  <wp:extent cx="5731510" cy="3162935"/>
+                  <wp:effectExtent l="0" t="0" r="2540" b="0"/>
+                  <wp:docPr id="2072556568" name="Picture 1"/>
+                  <wp:cNvGraphicFramePr>
+                    <a:graphicFrameLocks xmlns:a="http://schemas.openxmlformats.org/drawingml/2006/main" noChangeAspect="1"/>
+                  </wp:cNvGraphicFramePr>
+                  <a:graphic xmlns:a="http://schemas.openxmlformats.org/drawingml/2006/main">
+                    <a:graphicData uri="http://schemas.openxmlformats.org/drawingml/2006/picture">
+                      <pic:pic xmlns:pic="http://schemas.openxmlformats.org/drawingml/2006/picture">
+                        <pic:nvPicPr>
+                          <pic:cNvPr id="2072556568" name=""/>
+                          <pic:cNvPicPr/>
+                        </pic:nvPicPr>
+                        <pic:blipFill>
+                          <a:blip r:embed="rId12"/>
+                          <a:stretch>
+                            <a:fillRect/>
+                          </a:stretch>
+                        </pic:blipFill>
+                        <pic:spPr>
+                          <a:xfrm>
+                            <a:off x="0" y="0"/>
+                            <a:ext cx="5731510" cy="3162935"/>
+                          </a:xfrm>
+                          <a:prstGeom prst="rect">
+                            <a:avLst/>
+                          </a:prstGeom>
+                        </pic:spPr>
+                      </pic:pic>
+                    </a:graphicData>
+                  </a:graphic>
+                </wp:inline>
+              </w:drawing>
+            </w:r>
+          </w:p>
+          <w:p>
+            <w:pPr>
+              <w:rPr>
+                <w:rFonts w:asciiTheme="minorHAnsi" w:hAnsiTheme="minorHAnsi" w:cstheme="minorHAnsi"/>
+                <w:sz w:val="22"/>
+                <w:szCs w:val="22"/>
+              </w:rPr>
+            </w:pPr>
+          </w:p>
+          <w:p>
+            <w:pPr>
+              <w:rPr>
+                <w:rFonts w:asciiTheme="minorHAnsi" w:hAnsiTheme="minorHAnsi" w:cstheme="minorHAnsi"/>
+                <w:sz w:val="22"/>
+                <w:szCs w:val="22"/>
+              </w:rPr>
+            </w:pPr>
+          </w:p>
+          <w:p>
+            <w:pPr>
+              <w:rPr>
+                <w:rFonts w:asciiTheme="minorHAnsi" w:hAnsiTheme="minorHAnsi" w:cstheme="minorHAnsi"/>
+                <w:sz w:val="22"/>
+                <w:szCs w:val="22"/>
+              </w:rPr>
+            </w:pPr>
+          </w:p>
+          <w:p>
+            <w:pPr>
+              <w:rPr>
+                <w:rFonts w:asciiTheme="minorHAnsi" w:hAnsiTheme="minorHAnsi" w:cstheme="minorHAnsi"/>
+                <w:sz w:val="22"/>
+                <w:szCs w:val="22"/>
+              </w:rPr>
+            </w:pPr>
+          </w:p>
+          <w:p>
+            <w:pPr>
+              <w:rPr>
+                <w:rFonts w:asciiTheme="minorHAnsi" w:hAnsiTheme="minorHAnsi" w:cstheme="minorHAnsi"/>
+                <w:sz w:val="22"/>
+                <w:szCs w:val="22"/>
+              </w:rPr>
+            </w:pPr>
+          </w:p>
+          <w:p>
+            <w:pPr>
+              <w:rPr>
+                <w:rFonts w:asciiTheme="minorHAnsi" w:hAnsiTheme="minorHAnsi" w:cstheme="minorHAnsi"/>
+                <w:sz w:val="22"/>
+                <w:szCs w:val="22"/>
+              </w:rPr>
+            </w:pPr>
+            <w:r>
+              <w:rPr>
+                <w:rFonts w:asciiTheme="minorHAnsi" w:hAnsiTheme="minorHAnsi" w:cstheme="minorHAnsi"/>
+                <w:sz w:val="22"/>
+                <w:szCs w:val="22"/>
+              </w:rPr>
+              <w:drawing>
+                <wp:inline distT="0" distB="0" distL="0" distR="0" wp14:anchorId="3581E23F" wp14:editId="52D15F68">
+                  <wp:extent cx="5731510" cy="4478655"/>
+                  <wp:effectExtent l="0" t="0" r="2540" b="0"/>
+                  <wp:docPr id="1637698954" name="Picture 1"/>
+                  <wp:cNvGraphicFramePr>
+                    <a:graphicFrameLocks xmlns:a="http://schemas.openxmlformats.org/drawingml/2006/main" noChangeAspect="1"/>
+                  </wp:cNvGraphicFramePr>
+                  <a:graphic xmlns:a="http://schemas.openxmlformats.org/drawingml/2006/main">
+                    <a:graphicData uri="http://schemas.openxmlformats.org/drawingml/2006/picture">
+                      <pic:pic xmlns:pic="http://schemas.openxmlformats.org/drawingml/2006/picture">
+                        <pic:nvPicPr>
+                          <pic:cNvPr id="1637698954" name=""/>
+                          <pic:cNvPicPr/>
+                        </pic:nvPicPr>
+                        <pic:blipFill>
+                          <a:blip r:embed="rId13"/>
+                          <a:stretch>
+                            <a:fillRect/>
+                          </a:stretch>
+                        </pic:blipFill>
+                        <pic:spPr>
+                          <a:xfrm>
+                            <a:off x="0" y="0"/>
+                            <a:ext cx="5731510" cy="4478655"/>
+                          </a:xfrm>
+                          <a:prstGeom prst="rect">
+                            <a:avLst/>
+                          </a:prstGeom>
+                        </pic:spPr>
+                      </pic:pic>
+                    </a:graphicData>
+                  </a:graphic>
+                </wp:inline>
+              </w:drawing>
+            </w:r>
           </w:p>
           <w:p>
             <w:pPr>
@@ -8860,7 +9273,6 @@
           <w:szCs w:val="22"/>
           <w:lang w:val="en-US"/>
         </w:rPr>
-        <w:lastRenderedPageBreak/>
         <w:t>Analysed</w:t>
       </w:r>
       <w:proofErr w:type="spellEnd"/>
@@ -9767,7 +10179,6 @@
         <w:rPr>
           <w:rFonts w:asciiTheme="minorHAnsi" w:hAnsiTheme="minorHAnsi" w:cstheme="minorHAnsi"/>
         </w:rPr>
-        <w:lastRenderedPageBreak/>
         <w:t>Screenshots of the Payment Process Flow</w:t>
       </w:r>
     </w:p>
@@ -9878,27 +10289,18 @@
                 <w:szCs w:val="22"/>
               </w:rPr>
             </w:pPr>
-          </w:p>
-          <w:p>
-            <w:pPr>
-              <w:rPr>
-                <w:rFonts w:asciiTheme="minorHAnsi" w:hAnsiTheme="minorHAnsi" w:cstheme="minorHAnsi"/>
-                <w:sz w:val="22"/>
-                <w:szCs w:val="22"/>
-              </w:rPr>
-            </w:pPr>
-            <w:r>
-              <w:rPr>
-                <w:rFonts w:asciiTheme="minorHAnsi" w:hAnsiTheme="minorHAnsi" w:cstheme="minorHAnsi"/>
-                <w:noProof/>
-                <w:sz w:val="22"/>
-                <w:szCs w:val="22"/>
-              </w:rPr>
+            <w:r>
+              <w:rPr>
+                <w:rFonts w:asciiTheme="minorHAnsi" w:hAnsiTheme="minorHAnsi" w:cstheme="minorHAnsi"/>
+                <w:sz w:val="22"/>
+                <w:szCs w:val="22"/>
+              </w:rPr>
+              <w:lastRenderedPageBreak/>
               <w:drawing>
-                <wp:inline distT="0" distB="0" distL="0" distR="0" wp14:anchorId="60E40552" wp14:editId="26ACF2AF">
-                  <wp:extent cx="5731510" cy="3284855"/>
-                  <wp:effectExtent l="0" t="0" r="2540" b="0"/>
-                  <wp:docPr id="266704746" name="Picture 1"/>
+                <wp:inline distT="0" distB="0" distL="0" distR="0" wp14:anchorId="0AC033CF" wp14:editId="0A90387C">
+                  <wp:extent cx="5731510" cy="2418080"/>
+                  <wp:effectExtent l="0" t="0" r="2540" b="1270"/>
+                  <wp:docPr id="1342283918" name="Picture 1"/>
                   <wp:cNvGraphicFramePr>
                     <a:graphicFrameLocks xmlns:a="http://schemas.openxmlformats.org/drawingml/2006/main" noChangeAspect="1"/>
                   </wp:cNvGraphicFramePr>
@@ -9906,11 +10308,11 @@
                     <a:graphicData uri="http://schemas.openxmlformats.org/drawingml/2006/picture">
                       <pic:pic xmlns:pic="http://schemas.openxmlformats.org/drawingml/2006/picture">
                         <pic:nvPicPr>
-                          <pic:cNvPr id="266704746" name=""/>
+                          <pic:cNvPr id="1342283918" name=""/>
                           <pic:cNvPicPr/>
                         </pic:nvPicPr>
                         <pic:blipFill>
-                          <a:blip r:embed="rId11"/>
+                          <a:blip r:embed="rId14"/>
                           <a:stretch>
                             <a:fillRect/>
                           </a:stretch>
@@ -9918,7 +10320,7 @@
                         <pic:spPr>
                           <a:xfrm>
                             <a:off x="0" y="0"/>
-                            <a:ext cx="5731510" cy="3284855"/>
+                            <a:ext cx="5731510" cy="2418080"/>
                           </a:xfrm>
                           <a:prstGeom prst="rect">
                             <a:avLst/>
@@ -9930,6 +10332,15 @@
                 </wp:inline>
               </w:drawing>
             </w:r>
+          </w:p>
+          <w:p>
+            <w:pPr>
+              <w:rPr>
+                <w:rFonts w:asciiTheme="minorHAnsi" w:hAnsiTheme="minorHAnsi" w:cstheme="minorHAnsi"/>
+                <w:sz w:val="22"/>
+                <w:szCs w:val="22"/>
+              </w:rPr>
+            </w:pPr>
           </w:p>
           <w:p>
             <w:pPr>
@@ -11514,7 +11925,6 @@
                 <w:sz w:val="22"/>
                 <w:szCs w:val="22"/>
               </w:rPr>
-              <w:lastRenderedPageBreak/>
               <w:drawing>
                 <wp:inline distT="0" distB="0" distL="0" distR="0" wp14:anchorId="111B0597" wp14:editId="54B23238">
                   <wp:extent cx="5731510" cy="3094990"/>
@@ -11531,7 +11941,7 @@
                           <pic:cNvPicPr/>
                         </pic:nvPicPr>
                         <pic:blipFill>
-                          <a:blip r:embed="rId12"/>
+                          <a:blip r:embed="rId15"/>
                           <a:stretch>
                             <a:fillRect/>
                           </a:stretch>
@@ -11612,6 +12022,7 @@
                 <w:sz w:val="22"/>
                 <w:szCs w:val="22"/>
               </w:rPr>
+              <w:lastRenderedPageBreak/>
               <w:drawing>
                 <wp:inline distT="0" distB="0" distL="0" distR="0" wp14:anchorId="1AD41BA9" wp14:editId="5635E441">
                   <wp:extent cx="5731510" cy="1239520"/>
@@ -11628,7 +12039,7 @@
                           <pic:cNvPicPr/>
                         </pic:nvPicPr>
                         <pic:blipFill>
-                          <a:blip r:embed="rId13"/>
+                          <a:blip r:embed="rId16"/>
                           <a:stretch>
                             <a:fillRect/>
                           </a:stretch>
@@ -11709,7 +12120,6 @@
                 <w:sz w:val="22"/>
                 <w:szCs w:val="22"/>
               </w:rPr>
-              <w:lastRenderedPageBreak/>
               <w:drawing>
                 <wp:inline distT="0" distB="0" distL="0" distR="0" wp14:anchorId="1AB45F4B" wp14:editId="14B88E2D">
                   <wp:extent cx="5731510" cy="3072765"/>
@@ -11726,7 +12136,7 @@
                           <pic:cNvPicPr/>
                         </pic:nvPicPr>
                         <pic:blipFill>
-                          <a:blip r:embed="rId14"/>
+                          <a:blip r:embed="rId17"/>
                           <a:stretch>
                             <a:fillRect/>
                           </a:stretch>
@@ -13408,6 +13818,56 @@
                 <w:szCs w:val="22"/>
               </w:rPr>
             </w:pPr>
+            <w:r>
+              <w:rPr>
+                <w:rFonts w:asciiTheme="minorHAnsi" w:hAnsiTheme="minorHAnsi" w:cstheme="minorHAnsi"/>
+                <w:noProof/>
+                <w:sz w:val="22"/>
+                <w:szCs w:val="22"/>
+              </w:rPr>
+              <w:lastRenderedPageBreak/>
+              <w:drawing>
+                <wp:inline distT="0" distB="0" distL="0" distR="0" wp14:anchorId="133168ED" wp14:editId="3D9BFFAD">
+                  <wp:extent cx="5731510" cy="4174490"/>
+                  <wp:effectExtent l="0" t="0" r="2540" b="0"/>
+                  <wp:docPr id="212444039" name="Picture 3"/>
+                  <wp:cNvGraphicFramePr>
+                    <a:graphicFrameLocks xmlns:a="http://schemas.openxmlformats.org/drawingml/2006/main" noChangeAspect="1"/>
+                  </wp:cNvGraphicFramePr>
+                  <a:graphic xmlns:a="http://schemas.openxmlformats.org/drawingml/2006/main">
+                    <a:graphicData uri="http://schemas.openxmlformats.org/drawingml/2006/picture">
+                      <pic:pic xmlns:pic="http://schemas.openxmlformats.org/drawingml/2006/picture">
+                        <pic:nvPicPr>
+                          <pic:cNvPr id="212444039" name="Picture 212444039"/>
+                          <pic:cNvPicPr/>
+                        </pic:nvPicPr>
+                        <pic:blipFill>
+                          <a:blip r:embed="rId8" cstate="print">
+                            <a:extLst>
+                              <a:ext uri="{28A0092B-C50C-407E-A947-70E740481C1C}">
+                                <a14:useLocalDpi xmlns:a14="http://schemas.microsoft.com/office/drawing/2010/main" val="0"/>
+                              </a:ext>
+                            </a:extLst>
+                          </a:blip>
+                          <a:stretch>
+                            <a:fillRect/>
+                          </a:stretch>
+                        </pic:blipFill>
+                        <pic:spPr>
+                          <a:xfrm>
+                            <a:off x="0" y="0"/>
+                            <a:ext cx="5731510" cy="4174490"/>
+                          </a:xfrm>
+                          <a:prstGeom prst="rect">
+                            <a:avLst/>
+                          </a:prstGeom>
+                        </pic:spPr>
+                      </pic:pic>
+                    </a:graphicData>
+                  </a:graphic>
+                </wp:inline>
+              </w:drawing>
+            </w:r>
           </w:p>
           <w:p>
             <w:pPr>
@@ -13440,7 +13900,7 @@
                           <pic:cNvPicPr/>
                         </pic:nvPicPr>
                         <pic:blipFill>
-                          <a:blip r:embed="rId15"/>
+                          <a:blip r:embed="rId18"/>
                           <a:stretch>
                             <a:fillRect/>
                           </a:stretch>
@@ -13485,24 +13945,86 @@
                 <w:rFonts w:asciiTheme="minorHAnsi" w:hAnsiTheme="minorHAnsi" w:cstheme="minorHAnsi"/>
                 <w:sz w:val="22"/>
                 <w:szCs w:val="22"/>
-              </w:rPr>
-            </w:pPr>
-          </w:p>
-          <w:p>
-            <w:pPr>
-              <w:rPr>
-                <w:rFonts w:asciiTheme="minorHAnsi" w:hAnsiTheme="minorHAnsi" w:cstheme="minorHAnsi"/>
-                <w:sz w:val="22"/>
-                <w:szCs w:val="22"/>
-              </w:rPr>
-            </w:pPr>
-          </w:p>
-          <w:p>
-            <w:pPr>
-              <w:rPr>
-                <w:rFonts w:asciiTheme="minorHAnsi" w:hAnsiTheme="minorHAnsi" w:cstheme="minorHAnsi"/>
-                <w:sz w:val="22"/>
-                <w:szCs w:val="22"/>
+                <w:lang w:val="en-US"/>
+              </w:rPr>
+            </w:pPr>
+            <w:r>
+              <w:rPr>
+                <w:rFonts w:asciiTheme="minorHAnsi" w:hAnsiTheme="minorHAnsi" w:cstheme="minorHAnsi"/>
+                <w:sz w:val="22"/>
+                <w:szCs w:val="22"/>
+                <w:lang w:val="en-US"/>
+              </w:rPr>
+              <w:t xml:space="preserve">stripe payment receipt after a successful </w:t>
+            </w:r>
+            <w:proofErr w:type="spellStart"/>
+            <w:r>
+              <w:rPr>
+                <w:rFonts w:asciiTheme="minorHAnsi" w:hAnsiTheme="minorHAnsi" w:cstheme="minorHAnsi"/>
+                <w:sz w:val="22"/>
+                <w:szCs w:val="22"/>
+                <w:lang w:val="en-US"/>
+              </w:rPr>
+              <w:t>grabpay</w:t>
+            </w:r>
+            <w:proofErr w:type="spellEnd"/>
+            <w:r>
+              <w:rPr>
+                <w:rFonts w:asciiTheme="minorHAnsi" w:hAnsiTheme="minorHAnsi" w:cstheme="minorHAnsi"/>
+                <w:sz w:val="22"/>
+                <w:szCs w:val="22"/>
+                <w:lang w:val="en-US"/>
+              </w:rPr>
+              <w:t xml:space="preserve"> transaction. </w:t>
+            </w:r>
+            <w:proofErr w:type="gramStart"/>
+            <w:r>
+              <w:rPr>
+                <w:rFonts w:asciiTheme="minorHAnsi" w:hAnsiTheme="minorHAnsi" w:cstheme="minorHAnsi"/>
+                <w:sz w:val="22"/>
+                <w:szCs w:val="22"/>
+                <w:lang w:val="en-US"/>
+              </w:rPr>
+              <w:t>once</w:t>
+            </w:r>
+            <w:proofErr w:type="gramEnd"/>
+            <w:r>
+              <w:rPr>
+                <w:rFonts w:asciiTheme="minorHAnsi" w:hAnsiTheme="minorHAnsi" w:cstheme="minorHAnsi"/>
+                <w:sz w:val="22"/>
+                <w:szCs w:val="22"/>
+                <w:lang w:val="en-US"/>
+              </w:rPr>
+              <w:t xml:space="preserve"> the payment is completed, the user is automatically redirected to the receipt page, confirming that the order has been placed successfully. </w:t>
+            </w:r>
+            <w:proofErr w:type="gramStart"/>
+            <w:r>
+              <w:rPr>
+                <w:rFonts w:asciiTheme="minorHAnsi" w:hAnsiTheme="minorHAnsi" w:cstheme="minorHAnsi"/>
+                <w:sz w:val="22"/>
+                <w:szCs w:val="22"/>
+                <w:lang w:val="en-US"/>
+              </w:rPr>
+              <w:t>the</w:t>
+            </w:r>
+            <w:proofErr w:type="gramEnd"/>
+            <w:r>
+              <w:rPr>
+                <w:rFonts w:asciiTheme="minorHAnsi" w:hAnsiTheme="minorHAnsi" w:cstheme="minorHAnsi"/>
+                <w:sz w:val="22"/>
+                <w:szCs w:val="22"/>
+                <w:lang w:val="en-US"/>
+              </w:rPr>
+              <w:t xml:space="preserve"> receipt provides payment confirmation.</w:t>
+            </w:r>
+          </w:p>
+          <w:p>
+            <w:pPr>
+              <w:rPr>
+                <w:rFonts w:asciiTheme="minorHAnsi" w:hAnsiTheme="minorHAnsi" w:cstheme="minorHAnsi"/>
+                <w:sz w:val="22"/>
+                <w:szCs w:val="22"/>
+                <w:lang w:val="en-US"/>
               </w:rPr>
             </w:pPr>
           </w:p>
@@ -13817,106 +14339,572 @@
     </w:tbl>
     <w:p>
       <w:pPr>
-        <w:rPr>
-          <w:rFonts w:asciiTheme="minorHAnsi" w:hAnsiTheme="minorHAnsi" w:cstheme="minorHAnsi"/>
-          <w:sz w:val="22"/>
-          <w:szCs w:val="22"/>
-        </w:rPr>
-      </w:pPr>
-    </w:p>
-    <w:p>
-      <w:pPr>
-        <w:pStyle w:val="Heading1"/>
-        <w:rPr>
-          <w:rFonts w:asciiTheme="minorHAnsi" w:hAnsiTheme="minorHAnsi" w:cstheme="minorHAnsi"/>
-        </w:rPr>
-      </w:pPr>
-      <w:r>
-        <w:rPr>
-          <w:rFonts w:asciiTheme="minorHAnsi" w:hAnsiTheme="minorHAnsi" w:cstheme="minorHAnsi"/>
-        </w:rPr>
-        <w:t>Reflection on the use of GenAI</w:t>
-      </w:r>
-      <w:r>
-        <w:rPr>
-          <w:rFonts w:asciiTheme="minorHAnsi" w:hAnsiTheme="minorHAnsi" w:cstheme="minorHAnsi"/>
-        </w:rPr>
-        <w:t xml:space="preserve"> </w:t>
-      </w:r>
-      <w:r>
-        <w:rPr>
-          <w:rFonts w:asciiTheme="minorHAnsi" w:hAnsiTheme="minorHAnsi" w:cstheme="minorHAnsi"/>
-        </w:rPr>
-        <w:t>for Enabling Payments</w:t>
-      </w:r>
-    </w:p>
-    <w:p>
-      <w:pPr>
-        <w:rPr>
-          <w:rFonts w:asciiTheme="minorHAnsi" w:hAnsiTheme="minorHAnsi" w:cstheme="minorHAnsi"/>
-          <w:color w:val="000000" w:themeColor="text1"/>
-          <w:sz w:val="22"/>
-          <w:szCs w:val="22"/>
-        </w:rPr>
-      </w:pPr>
-      <w:r>
-        <w:rPr>
-          <w:rFonts w:asciiTheme="minorHAnsi" w:hAnsiTheme="minorHAnsi" w:cstheme="minorHAnsi"/>
-          <w:color w:val="000000" w:themeColor="text1"/>
-          <w:sz w:val="22"/>
-          <w:szCs w:val="22"/>
-        </w:rPr>
-        <w:t>Focus on how you engaged with generative AI as a learning partner while implementing payment functionality.</w:t>
-      </w:r>
-      <w:r>
-        <w:rPr>
-          <w:rFonts w:asciiTheme="minorHAnsi" w:hAnsiTheme="minorHAnsi" w:cstheme="minorHAnsi"/>
-          <w:color w:val="000000" w:themeColor="text1"/>
-          <w:sz w:val="22"/>
-          <w:szCs w:val="22"/>
-        </w:rPr>
-        <w:t xml:space="preserve"> </w:t>
-      </w:r>
-    </w:p>
-    <w:p>
-      <w:pPr>
-        <w:rPr>
-          <w:rFonts w:asciiTheme="minorHAnsi" w:hAnsiTheme="minorHAnsi" w:cstheme="minorHAnsi"/>
-          <w:color w:val="000000" w:themeColor="text1"/>
-          <w:sz w:val="22"/>
-          <w:szCs w:val="22"/>
-        </w:rPr>
-      </w:pPr>
-      <w:r>
+        <w:pStyle w:val="Heading2"/>
+        <w:rPr>
+          <w:sz w:val="24"/>
+          <w:szCs w:val="24"/>
+        </w:rPr>
+      </w:pPr>
+      <w:r>
+        <w:rPr>
+          <w:sz w:val="24"/>
+          <w:szCs w:val="24"/>
+        </w:rPr>
+        <w:lastRenderedPageBreak/>
+        <w:t xml:space="preserve">Task </w:t>
+      </w:r>
+      <w:r>
+        <w:rPr>
+          <w:sz w:val="24"/>
+          <w:szCs w:val="24"/>
+        </w:rPr>
+        <w:t>6</w:t>
+      </w:r>
+      <w:r>
+        <w:rPr>
+          <w:sz w:val="24"/>
+          <w:szCs w:val="24"/>
+        </w:rPr>
+        <w:t xml:space="preserve"> – </w:t>
+      </w:r>
+      <w:r>
+        <w:rPr>
+          <w:sz w:val="24"/>
+          <w:szCs w:val="24"/>
+        </w:rPr>
+        <w:t xml:space="preserve">digital wallet </w:t>
+      </w:r>
+      <w:r>
+        <w:rPr>
+          <w:sz w:val="24"/>
+          <w:szCs w:val="24"/>
+        </w:rPr>
+        <w:t>integration and top up</w:t>
+      </w:r>
+    </w:p>
+    <w:p>
+      <w:pPr>
+        <w:rPr>
+          <w:rFonts w:asciiTheme="minorHAnsi" w:hAnsiTheme="minorHAnsi" w:cstheme="minorHAnsi"/>
+          <w:sz w:val="20"/>
+          <w:szCs w:val="20"/>
+        </w:rPr>
+      </w:pPr>
+      <w:r>
+        <w:rPr>
+          <w:rFonts w:asciiTheme="minorHAnsi" w:hAnsiTheme="minorHAnsi" w:cstheme="minorHAnsi"/>
+          <w:sz w:val="20"/>
+          <w:szCs w:val="20"/>
+        </w:rPr>
+        <w:t xml:space="preserve">Date </w:t>
+      </w:r>
+      <w:proofErr w:type="gramStart"/>
+      <w:r>
+        <w:rPr>
+          <w:rFonts w:asciiTheme="minorHAnsi" w:hAnsiTheme="minorHAnsi" w:cstheme="minorHAnsi"/>
+          <w:sz w:val="20"/>
+          <w:szCs w:val="20"/>
+        </w:rPr>
+        <w:t>Started(</w:t>
+      </w:r>
+      <w:proofErr w:type="gramEnd"/>
+      <w:r>
+        <w:rPr>
+          <w:rFonts w:asciiTheme="minorHAnsi" w:hAnsiTheme="minorHAnsi" w:cstheme="minorHAnsi"/>
+          <w:sz w:val="20"/>
+          <w:szCs w:val="20"/>
+        </w:rPr>
+        <w:t xml:space="preserve">DD/MM/YYYY): </w:t>
+      </w:r>
+      <w:r>
+        <w:rPr>
+          <w:rFonts w:asciiTheme="minorHAnsi" w:hAnsiTheme="minorHAnsi" w:cstheme="minorHAnsi"/>
+          <w:sz w:val="20"/>
+          <w:szCs w:val="20"/>
+        </w:rPr>
+        <w:t>28/1/2026</w:t>
+      </w:r>
+    </w:p>
+    <w:p>
+      <w:pPr>
+        <w:rPr>
+          <w:rFonts w:asciiTheme="minorHAnsi" w:hAnsiTheme="minorHAnsi" w:cstheme="minorHAnsi"/>
+          <w:sz w:val="20"/>
+          <w:szCs w:val="20"/>
+        </w:rPr>
+      </w:pPr>
+      <w:r>
+        <w:rPr>
+          <w:rFonts w:asciiTheme="minorHAnsi" w:hAnsiTheme="minorHAnsi" w:cstheme="minorHAnsi"/>
+          <w:sz w:val="20"/>
+          <w:szCs w:val="20"/>
+        </w:rPr>
+        <w:t xml:space="preserve">Date </w:t>
+      </w:r>
+      <w:proofErr w:type="gramStart"/>
+      <w:r>
+        <w:rPr>
+          <w:rFonts w:asciiTheme="minorHAnsi" w:hAnsiTheme="minorHAnsi" w:cstheme="minorHAnsi"/>
+          <w:sz w:val="20"/>
+          <w:szCs w:val="20"/>
+        </w:rPr>
+        <w:t>Updated(</w:t>
+      </w:r>
+      <w:proofErr w:type="gramEnd"/>
+      <w:r>
+        <w:rPr>
+          <w:rFonts w:asciiTheme="minorHAnsi" w:hAnsiTheme="minorHAnsi" w:cstheme="minorHAnsi"/>
+          <w:sz w:val="20"/>
+          <w:szCs w:val="20"/>
+        </w:rPr>
+        <w:t xml:space="preserve">DD/MM/YYYY): </w:t>
+      </w:r>
+      <w:r>
+        <w:rPr>
+          <w:rFonts w:asciiTheme="minorHAnsi" w:hAnsiTheme="minorHAnsi" w:cstheme="minorHAnsi"/>
+          <w:sz w:val="20"/>
+          <w:szCs w:val="20"/>
+        </w:rPr>
+        <w:tab/>
+      </w:r>
+      <w:r>
+        <w:rPr>
+          <w:rFonts w:asciiTheme="minorHAnsi" w:hAnsiTheme="minorHAnsi" w:cstheme="minorHAnsi"/>
+          <w:sz w:val="20"/>
+          <w:szCs w:val="20"/>
+        </w:rPr>
+        <w:t>28/1/2026</w:t>
+      </w:r>
+    </w:p>
+    <w:p>
+      <w:pPr>
+        <w:rPr>
+          <w:rFonts w:asciiTheme="minorHAnsi" w:hAnsiTheme="minorHAnsi" w:cstheme="minorHAnsi"/>
+          <w:sz w:val="20"/>
+          <w:szCs w:val="20"/>
+        </w:rPr>
+      </w:pPr>
+      <w:proofErr w:type="gramStart"/>
+      <w:r>
+        <w:rPr>
+          <w:rFonts w:asciiTheme="minorHAnsi" w:hAnsiTheme="minorHAnsi" w:cstheme="minorHAnsi"/>
+          <w:sz w:val="20"/>
+          <w:szCs w:val="20"/>
+        </w:rPr>
+        <w:t>Status(</w:t>
+      </w:r>
+      <w:proofErr w:type="gramEnd"/>
+      <w:r>
+        <w:rPr>
+          <w:rFonts w:asciiTheme="minorHAnsi" w:hAnsiTheme="minorHAnsi" w:cstheme="minorHAnsi"/>
+          <w:sz w:val="20"/>
+          <w:szCs w:val="20"/>
+        </w:rPr>
+        <w:t xml:space="preserve">Not started/In Progress/Completed): </w:t>
+      </w:r>
+      <w:r>
+        <w:rPr>
+          <w:rFonts w:asciiTheme="minorHAnsi" w:hAnsiTheme="minorHAnsi" w:cstheme="minorHAnsi"/>
+          <w:sz w:val="20"/>
+          <w:szCs w:val="20"/>
+        </w:rPr>
+        <w:t xml:space="preserve">completed </w:t>
+      </w:r>
+    </w:p>
+    <w:p>
+      <w:pPr>
         <w:rPr>
           <w:rFonts w:asciiTheme="minorHAnsi" w:hAnsiTheme="minorHAnsi" w:cstheme="minorHAnsi"/>
           <w:b/>
           <w:bCs/>
-          <w:color w:val="000000" w:themeColor="text1"/>
-          <w:sz w:val="22"/>
-          <w:szCs w:val="22"/>
-          <w:highlight w:val="yellow"/>
-        </w:rPr>
-        <w:t>Your responses should include specific examples from your code to demonstrate critical thinking, testing, and ethical awareness in your use of AI.</w:t>
-      </w:r>
-    </w:p>
-    <w:p>
-      <w:pPr>
-        <w:rPr>
-          <w:rFonts w:asciiTheme="minorHAnsi" w:hAnsiTheme="minorHAnsi" w:cstheme="minorHAnsi"/>
-          <w:color w:val="000000" w:themeColor="text1"/>
-          <w:sz w:val="22"/>
-          <w:szCs w:val="22"/>
-        </w:rPr>
-      </w:pPr>
-      <w:r>
-        <w:rPr>
-          <w:rFonts w:asciiTheme="minorHAnsi" w:hAnsiTheme="minorHAnsi" w:cstheme="minorHAnsi"/>
-          <w:color w:val="000000" w:themeColor="text1"/>
-          <w:sz w:val="22"/>
-          <w:szCs w:val="22"/>
-        </w:rPr>
-        <w:t> </w:t>
+          <w:sz w:val="22"/>
+          <w:szCs w:val="22"/>
+        </w:rPr>
+      </w:pPr>
+    </w:p>
+    <w:p>
+      <w:pPr>
+        <w:pStyle w:val="Heading3"/>
+        <w:rPr>
+          <w:sz w:val="22"/>
+          <w:szCs w:val="22"/>
+        </w:rPr>
+      </w:pPr>
+      <w:r>
+        <w:rPr>
+          <w:sz w:val="22"/>
+          <w:szCs w:val="22"/>
+        </w:rPr>
+        <w:t>OBJECTIVE</w:t>
+      </w:r>
+    </w:p>
+    <w:p>
+      <w:pPr>
+        <w:rPr>
+          <w:rFonts w:asciiTheme="minorHAnsi" w:hAnsiTheme="minorHAnsi" w:cstheme="minorHAnsi"/>
+          <w:sz w:val="20"/>
+          <w:szCs w:val="20"/>
+        </w:rPr>
+      </w:pPr>
+      <w:r>
+        <w:rPr>
+          <w:rFonts w:asciiTheme="minorHAnsi" w:hAnsiTheme="minorHAnsi" w:cstheme="minorHAnsi"/>
+          <w:sz w:val="20"/>
+          <w:szCs w:val="20"/>
+        </w:rPr>
+        <w:t>One high-level sentence to highlight what you want the AI tool to do.</w:t>
+      </w:r>
+    </w:p>
+    <w:p>
+      <w:pPr>
+        <w:rPr>
+          <w:rFonts w:asciiTheme="minorHAnsi" w:hAnsiTheme="minorHAnsi" w:cstheme="minorHAnsi"/>
+          <w:sz w:val="20"/>
+          <w:szCs w:val="20"/>
+        </w:rPr>
+      </w:pPr>
+      <w:r>
+        <w:rPr>
+          <w:rFonts w:asciiTheme="minorHAnsi" w:hAnsiTheme="minorHAnsi" w:cstheme="minorHAnsi"/>
+          <w:sz w:val="20"/>
+          <w:szCs w:val="20"/>
+        </w:rPr>
+        <w:t>(More details what you want the AI tool to do should be provided in your prompts.)</w:t>
+      </w:r>
+    </w:p>
+    <w:p>
+      <w:pPr>
+        <w:rPr>
+          <w:rFonts w:asciiTheme="minorHAnsi" w:hAnsiTheme="minorHAnsi" w:cstheme="minorHAnsi"/>
+          <w:sz w:val="22"/>
+          <w:szCs w:val="22"/>
+        </w:rPr>
+      </w:pPr>
+      <w:r>
+        <w:rPr>
+          <w:rFonts w:asciiTheme="minorHAnsi" w:hAnsiTheme="minorHAnsi" w:cstheme="minorHAnsi"/>
+          <w:sz w:val="22"/>
+          <w:szCs w:val="22"/>
+        </w:rPr>
+        <w:t xml:space="preserve">Use GenAI to design and document a </w:t>
+      </w:r>
+      <w:proofErr w:type="spellStart"/>
+      <w:r>
+        <w:rPr>
+          <w:rFonts w:asciiTheme="minorHAnsi" w:hAnsiTheme="minorHAnsi" w:cstheme="minorHAnsi"/>
+          <w:sz w:val="22"/>
+          <w:szCs w:val="22"/>
+        </w:rPr>
+        <w:t>FreshMart</w:t>
+      </w:r>
+      <w:proofErr w:type="spellEnd"/>
+      <w:r>
+        <w:rPr>
+          <w:rFonts w:asciiTheme="minorHAnsi" w:hAnsiTheme="minorHAnsi" w:cstheme="minorHAnsi"/>
+          <w:sz w:val="22"/>
+          <w:szCs w:val="22"/>
+        </w:rPr>
+        <w:t xml:space="preserve"> wallet that supports secure top-ups (</w:t>
+      </w:r>
+      <w:proofErr w:type="spellStart"/>
+      <w:r>
+        <w:rPr>
+          <w:rFonts w:asciiTheme="minorHAnsi" w:hAnsiTheme="minorHAnsi" w:cstheme="minorHAnsi"/>
+          <w:sz w:val="22"/>
+          <w:szCs w:val="22"/>
+        </w:rPr>
+        <w:t>p</w:t>
+      </w:r>
+      <w:r>
+        <w:rPr>
+          <w:rFonts w:asciiTheme="minorHAnsi" w:hAnsiTheme="minorHAnsi" w:cstheme="minorHAnsi"/>
+          <w:sz w:val="22"/>
+          <w:szCs w:val="22"/>
+        </w:rPr>
+        <w:t>ayPal</w:t>
+      </w:r>
+      <w:proofErr w:type="spellEnd"/>
+      <w:r>
+        <w:rPr>
+          <w:rFonts w:asciiTheme="minorHAnsi" w:hAnsiTheme="minorHAnsi" w:cstheme="minorHAnsi"/>
+          <w:sz w:val="22"/>
+          <w:szCs w:val="22"/>
+        </w:rPr>
+        <w:t>, NETS QR) and wallet-based checkout payments with server-side balance validation.</w:t>
+      </w:r>
+    </w:p>
+    <w:p>
+      <w:pPr>
+        <w:rPr>
+          <w:rFonts w:asciiTheme="majorHAnsi" w:hAnsiTheme="majorHAnsi" w:cstheme="majorHAnsi"/>
+          <w:b/>
+          <w:bCs/>
+          <w:sz w:val="22"/>
+          <w:szCs w:val="22"/>
+          <w:u w:val="single"/>
+        </w:rPr>
+      </w:pPr>
+    </w:p>
+    <w:p>
+      <w:pPr>
+        <w:rPr>
+          <w:rFonts w:asciiTheme="majorHAnsi" w:hAnsiTheme="majorHAnsi" w:cstheme="majorHAnsi"/>
+          <w:b/>
+          <w:bCs/>
+          <w:sz w:val="22"/>
+          <w:szCs w:val="22"/>
+          <w:u w:val="single"/>
+        </w:rPr>
+      </w:pPr>
+      <w:r>
+        <w:rPr>
+          <w:rFonts w:asciiTheme="majorHAnsi" w:hAnsiTheme="majorHAnsi" w:cstheme="majorHAnsi"/>
+          <w:b/>
+          <w:bCs/>
+          <w:sz w:val="22"/>
+          <w:szCs w:val="22"/>
+          <w:u w:val="single"/>
+        </w:rPr>
+        <w:t>GOAL(S)</w:t>
+      </w:r>
+    </w:p>
+    <w:p>
+      <w:pPr>
+        <w:numPr>
+          <w:ilvl w:val="0"/>
+          <w:numId w:val="45"/>
+        </w:numPr>
+        <w:rPr>
+          <w:rFonts w:asciiTheme="minorHAnsi" w:hAnsiTheme="minorHAnsi" w:cstheme="minorHAnsi"/>
+          <w:sz w:val="22"/>
+          <w:szCs w:val="22"/>
+          <w:lang w:val="en-US"/>
+        </w:rPr>
+      </w:pPr>
+      <w:r>
+        <w:rPr>
+          <w:rFonts w:asciiTheme="minorHAnsi" w:hAnsiTheme="minorHAnsi" w:cstheme="minorHAnsi"/>
+          <w:sz w:val="22"/>
+          <w:szCs w:val="22"/>
+          <w:lang w:val="en-US"/>
+        </w:rPr>
+        <w:t>Persist wallet balances and transaction history per user in MySQL.</w:t>
+      </w:r>
+    </w:p>
+    <w:p>
+      <w:pPr>
+        <w:numPr>
+          <w:ilvl w:val="0"/>
+          <w:numId w:val="45"/>
+        </w:numPr>
+        <w:rPr>
+          <w:rFonts w:asciiTheme="minorHAnsi" w:hAnsiTheme="minorHAnsi" w:cstheme="minorHAnsi"/>
+          <w:sz w:val="22"/>
+          <w:szCs w:val="22"/>
+          <w:lang w:val="en-US"/>
+        </w:rPr>
+      </w:pPr>
+      <w:r>
+        <w:rPr>
+          <w:rFonts w:asciiTheme="minorHAnsi" w:hAnsiTheme="minorHAnsi" w:cstheme="minorHAnsi"/>
+          <w:sz w:val="22"/>
+          <w:szCs w:val="22"/>
+          <w:lang w:val="en-US"/>
+        </w:rPr>
+        <w:t>Enable top-up via card/bank (instant), PayPal (SDK capture), and NETS QR (sandbox flow) with audit trails.</w:t>
+      </w:r>
+    </w:p>
+    <w:p>
+      <w:pPr>
+        <w:numPr>
+          <w:ilvl w:val="0"/>
+          <w:numId w:val="45"/>
+        </w:numPr>
+        <w:rPr>
+          <w:rFonts w:asciiTheme="minorHAnsi" w:hAnsiTheme="minorHAnsi" w:cstheme="minorHAnsi"/>
+          <w:sz w:val="22"/>
+          <w:szCs w:val="22"/>
+          <w:lang w:val="en-US"/>
+        </w:rPr>
+      </w:pPr>
+      <w:r>
+        <w:rPr>
+          <w:rFonts w:asciiTheme="minorHAnsi" w:hAnsiTheme="minorHAnsi" w:cstheme="minorHAnsi"/>
+          <w:sz w:val="22"/>
+          <w:szCs w:val="22"/>
+          <w:lang w:val="en-US"/>
+        </w:rPr>
+        <w:t>Allow wallet payment at checkout with atomic debit and insufficient-funds handling.</w:t>
+      </w:r>
+    </w:p>
+    <w:p>
+      <w:pPr>
+        <w:rPr>
+          <w:rFonts w:asciiTheme="majorHAnsi" w:hAnsiTheme="majorHAnsi" w:cstheme="majorHAnsi"/>
+          <w:sz w:val="22"/>
+          <w:szCs w:val="22"/>
+          <w:lang w:val="en-US"/>
+        </w:rPr>
+      </w:pPr>
+    </w:p>
+    <w:p>
+      <w:pPr>
+        <w:rPr>
+          <w:rFonts w:asciiTheme="majorHAnsi" w:hAnsiTheme="majorHAnsi" w:cstheme="majorHAnsi"/>
+          <w:b/>
+          <w:bCs/>
+          <w:sz w:val="22"/>
+          <w:szCs w:val="22"/>
+          <w:u w:val="single"/>
+        </w:rPr>
+      </w:pPr>
+    </w:p>
+    <w:p>
+      <w:pPr>
+        <w:rPr>
+          <w:rFonts w:asciiTheme="majorHAnsi" w:hAnsiTheme="majorHAnsi" w:cstheme="majorHAnsi"/>
+          <w:b/>
+          <w:bCs/>
+          <w:sz w:val="22"/>
+          <w:szCs w:val="22"/>
+          <w:u w:val="single"/>
+        </w:rPr>
+      </w:pPr>
+      <w:r>
+        <w:rPr>
+          <w:rFonts w:asciiTheme="majorHAnsi" w:hAnsiTheme="majorHAnsi" w:cstheme="majorHAnsi"/>
+          <w:b/>
+          <w:bCs/>
+          <w:sz w:val="22"/>
+          <w:szCs w:val="22"/>
+          <w:u w:val="single"/>
+        </w:rPr>
+        <w:lastRenderedPageBreak/>
+        <w:t>PREPARATION WORK(S) FOR THE MENTIONED TASK</w:t>
+      </w:r>
+    </w:p>
+    <w:p>
+      <w:pPr>
+        <w:numPr>
+          <w:ilvl w:val="0"/>
+          <w:numId w:val="38"/>
+        </w:numPr>
+        <w:rPr>
+          <w:rFonts w:asciiTheme="minorHAnsi" w:hAnsiTheme="minorHAnsi" w:cstheme="minorHAnsi"/>
+          <w:sz w:val="22"/>
+          <w:szCs w:val="22"/>
+          <w:lang w:val="en-US"/>
+        </w:rPr>
+      </w:pPr>
+      <w:r>
+        <w:rPr>
+          <w:rFonts w:asciiTheme="minorHAnsi" w:hAnsiTheme="minorHAnsi" w:cstheme="minorHAnsi"/>
+          <w:sz w:val="22"/>
+          <w:szCs w:val="22"/>
+          <w:lang w:val="en-US"/>
+        </w:rPr>
+        <w:t>Reviewed Stripe documentation on Payment Intents and client–server payment flow</w:t>
+      </w:r>
+    </w:p>
+    <w:p>
+      <w:pPr>
+        <w:numPr>
+          <w:ilvl w:val="0"/>
+          <w:numId w:val="38"/>
+        </w:numPr>
+        <w:rPr>
+          <w:rFonts w:asciiTheme="minorHAnsi" w:hAnsiTheme="minorHAnsi" w:cstheme="minorHAnsi"/>
+          <w:sz w:val="22"/>
+          <w:szCs w:val="22"/>
+          <w:lang w:val="en-US"/>
+        </w:rPr>
+      </w:pPr>
+      <w:r>
+        <w:rPr>
+          <w:rFonts w:asciiTheme="minorHAnsi" w:hAnsiTheme="minorHAnsi" w:cstheme="minorHAnsi"/>
+          <w:sz w:val="22"/>
+          <w:szCs w:val="22"/>
+          <w:lang w:val="en-US"/>
+        </w:rPr>
+        <w:t>Examined existing order and payment logic to align Stripe responses with internal status updates</w:t>
+      </w:r>
+    </w:p>
+    <w:p>
+      <w:pPr>
+        <w:numPr>
+          <w:ilvl w:val="0"/>
+          <w:numId w:val="38"/>
+        </w:numPr>
+        <w:rPr>
+          <w:rFonts w:asciiTheme="minorHAnsi" w:hAnsiTheme="minorHAnsi" w:cstheme="minorHAnsi"/>
+          <w:sz w:val="22"/>
+          <w:szCs w:val="22"/>
+          <w:lang w:val="en-US"/>
+        </w:rPr>
+      </w:pPr>
+      <w:r>
+        <w:rPr>
+          <w:rFonts w:asciiTheme="minorHAnsi" w:hAnsiTheme="minorHAnsi" w:cstheme="minorHAnsi"/>
+          <w:sz w:val="22"/>
+          <w:szCs w:val="22"/>
+          <w:lang w:val="en-US"/>
+        </w:rPr>
+        <w:t>Identified required Stripe keys and environment variable setup for sandbox testing</w:t>
+      </w:r>
+    </w:p>
+    <w:p>
+      <w:pPr>
+        <w:rPr>
+          <w:rFonts w:asciiTheme="minorHAnsi" w:hAnsiTheme="minorHAnsi" w:cstheme="minorHAnsi"/>
+          <w:sz w:val="22"/>
+          <w:szCs w:val="22"/>
+          <w:lang w:val="en-US"/>
+        </w:rPr>
+      </w:pPr>
+    </w:p>
+    <w:p>
+      <w:pPr>
+        <w:rPr>
+          <w:rFonts w:asciiTheme="majorHAnsi" w:hAnsiTheme="majorHAnsi" w:cstheme="majorHAnsi"/>
+          <w:b/>
+          <w:bCs/>
+          <w:sz w:val="22"/>
+          <w:szCs w:val="22"/>
+          <w:u w:val="single"/>
+        </w:rPr>
+      </w:pPr>
+      <w:r>
+        <w:rPr>
+          <w:rFonts w:asciiTheme="majorHAnsi" w:hAnsiTheme="majorHAnsi" w:cstheme="majorHAnsi"/>
+          <w:b/>
+          <w:bCs/>
+          <w:sz w:val="22"/>
+          <w:szCs w:val="22"/>
+          <w:u w:val="single"/>
+        </w:rPr>
+        <w:t xml:space="preserve">AI TOOL(S) </w:t>
+      </w:r>
+      <w:r>
+        <w:rPr>
+          <w:rFonts w:asciiTheme="majorHAnsi" w:hAnsiTheme="majorHAnsi" w:cstheme="majorHAnsi"/>
+          <w:b/>
+          <w:bCs/>
+          <w:sz w:val="22"/>
+          <w:szCs w:val="22"/>
+          <w:u w:val="single"/>
+        </w:rPr>
+        <w:t xml:space="preserve">OR API </w:t>
+      </w:r>
+      <w:r>
+        <w:rPr>
+          <w:rFonts w:asciiTheme="majorHAnsi" w:hAnsiTheme="majorHAnsi" w:cstheme="majorHAnsi"/>
+          <w:b/>
+          <w:bCs/>
+          <w:sz w:val="22"/>
+          <w:szCs w:val="22"/>
+          <w:u w:val="single"/>
+        </w:rPr>
+        <w:t>USED</w:t>
       </w:r>
     </w:p>
     <w:p>
@@ -13924,51 +14912,276 @@
         <w:pStyle w:val="ListParagraph"/>
         <w:numPr>
           <w:ilvl w:val="0"/>
-          <w:numId w:val="8"/>
+          <w:numId w:val="38"/>
         </w:numPr>
         <w:rPr>
           <w:rFonts w:asciiTheme="minorHAnsi" w:hAnsiTheme="minorHAnsi" w:cstheme="minorHAnsi"/>
+          <w:sz w:val="22"/>
+          <w:szCs w:val="22"/>
+          <w:lang w:val="en-US"/>
+        </w:rPr>
+      </w:pPr>
+      <w:r>
+        <w:rPr>
+          <w:rFonts w:asciiTheme="minorHAnsi" w:hAnsiTheme="minorHAnsi" w:cstheme="minorHAnsi"/>
+          <w:sz w:val="22"/>
+          <w:szCs w:val="22"/>
+          <w:lang w:val="en-US"/>
+        </w:rPr>
+        <w:t>ChatGPT</w:t>
+      </w:r>
+    </w:p>
+    <w:p>
+      <w:pPr>
+        <w:pStyle w:val="ListParagraph"/>
+        <w:numPr>
+          <w:ilvl w:val="0"/>
+          <w:numId w:val="38"/>
+        </w:numPr>
+        <w:rPr>
+          <w:rFonts w:asciiTheme="minorHAnsi" w:hAnsiTheme="minorHAnsi" w:cstheme="minorHAnsi"/>
+          <w:sz w:val="22"/>
+          <w:szCs w:val="22"/>
+          <w:lang w:val="en-US"/>
+        </w:rPr>
+      </w:pPr>
+      <w:r>
+        <w:rPr>
+          <w:rFonts w:asciiTheme="minorHAnsi" w:hAnsiTheme="minorHAnsi" w:cstheme="minorHAnsi"/>
+          <w:sz w:val="22"/>
+          <w:szCs w:val="22"/>
+          <w:lang w:val="en-US"/>
+        </w:rPr>
+        <w:t>NETS QR</w:t>
+      </w:r>
+    </w:p>
+    <w:p>
+      <w:pPr>
+        <w:pStyle w:val="ListParagraph"/>
+        <w:numPr>
+          <w:ilvl w:val="0"/>
+          <w:numId w:val="38"/>
+        </w:numPr>
+        <w:rPr>
+          <w:rFonts w:asciiTheme="minorHAnsi" w:hAnsiTheme="minorHAnsi" w:cstheme="minorHAnsi"/>
+          <w:sz w:val="22"/>
+          <w:szCs w:val="22"/>
+          <w:lang w:val="en-US"/>
+        </w:rPr>
+      </w:pPr>
+      <w:r>
+        <w:rPr>
+          <w:rFonts w:asciiTheme="minorHAnsi" w:hAnsiTheme="minorHAnsi" w:cstheme="minorHAnsi"/>
+          <w:sz w:val="22"/>
+          <w:szCs w:val="22"/>
+          <w:lang w:val="en-US"/>
+        </w:rPr>
+        <w:t xml:space="preserve">PAYPAL sandbox </w:t>
+      </w:r>
+    </w:p>
+    <w:p>
+      <w:pPr>
+        <w:ind w:left="360"/>
+        <w:rPr>
+          <w:rFonts w:asciiTheme="minorHAnsi" w:hAnsiTheme="minorHAnsi" w:cstheme="minorHAnsi"/>
+          <w:sz w:val="22"/>
+          <w:szCs w:val="22"/>
+          <w:lang w:val="en-US"/>
+        </w:rPr>
+      </w:pPr>
+    </w:p>
+    <w:p>
+      <w:pPr>
+        <w:rPr>
+          <w:rFonts w:asciiTheme="majorHAnsi" w:hAnsiTheme="majorHAnsi" w:cstheme="majorHAnsi"/>
           <w:b/>
           <w:bCs/>
-          <w:color w:val="000000" w:themeColor="text1"/>
-          <w:sz w:val="22"/>
-          <w:szCs w:val="22"/>
-        </w:rPr>
-      </w:pPr>
-      <w:r>
-        <w:rPr>
-          <w:rFonts w:asciiTheme="minorHAnsi" w:hAnsiTheme="minorHAnsi" w:cstheme="minorHAnsi"/>
+          <w:sz w:val="22"/>
+          <w:szCs w:val="22"/>
+          <w:u w:val="single"/>
+        </w:rPr>
+      </w:pPr>
+      <w:r>
+        <w:rPr>
+          <w:rFonts w:asciiTheme="majorHAnsi" w:hAnsiTheme="majorHAnsi" w:cstheme="majorHAnsi"/>
           <w:b/>
           <w:bCs/>
-          <w:color w:val="000000" w:themeColor="text1"/>
-          <w:sz w:val="22"/>
-          <w:szCs w:val="22"/>
-        </w:rPr>
-        <w:t>How did you use GenAI to understand payment integration requirements?</w:t>
-      </w:r>
-    </w:p>
-    <w:p>
-      <w:pPr>
-        <w:spacing w:after="240"/>
-        <w:rPr>
-          <w:rFonts w:asciiTheme="minorHAnsi" w:hAnsiTheme="minorHAnsi" w:cstheme="minorHAnsi"/>
-          <w:i/>
-          <w:iCs/>
-          <w:color w:val="000000" w:themeColor="text1"/>
-          <w:sz w:val="18"/>
-          <w:szCs w:val="18"/>
-        </w:rPr>
-      </w:pPr>
-      <w:r>
-        <w:rPr>
-          <w:rFonts w:asciiTheme="minorHAnsi" w:hAnsiTheme="minorHAnsi" w:cstheme="minorHAnsi"/>
-          <w:i/>
-          <w:iCs/>
-          <w:color w:val="000000" w:themeColor="text1"/>
+          <w:sz w:val="22"/>
+          <w:szCs w:val="22"/>
+          <w:u w:val="single"/>
+        </w:rPr>
+        <w:t>RELEVANT SOURCE CODE FILE(S)</w:t>
+      </w:r>
+    </w:p>
+    <w:p>
+      <w:pPr>
+        <w:numPr>
+          <w:ilvl w:val="0"/>
+          <w:numId w:val="47"/>
+        </w:numPr>
+        <w:rPr>
+          <w:rFonts w:asciiTheme="minorHAnsi" w:hAnsiTheme="minorHAnsi" w:cstheme="minorHAnsi"/>
+          <w:sz w:val="22"/>
+          <w:szCs w:val="22"/>
+          <w:lang w:val="en-US"/>
+        </w:rPr>
+      </w:pPr>
+      <w:r>
+        <w:rPr>
+          <w:rFonts w:asciiTheme="minorHAnsi" w:hAnsiTheme="minorHAnsi" w:cstheme="minorHAnsi"/>
+          <w:sz w:val="22"/>
+          <w:szCs w:val="22"/>
+          <w:lang w:val="en-US"/>
+        </w:rPr>
+        <w:t>controllers/WalletController.js</w:t>
+      </w:r>
+    </w:p>
+    <w:p>
+      <w:pPr>
+        <w:numPr>
+          <w:ilvl w:val="0"/>
+          <w:numId w:val="47"/>
+        </w:numPr>
+        <w:rPr>
+          <w:rFonts w:asciiTheme="minorHAnsi" w:hAnsiTheme="minorHAnsi" w:cstheme="minorHAnsi"/>
+          <w:sz w:val="22"/>
+          <w:szCs w:val="22"/>
+          <w:lang w:val="en-US"/>
+        </w:rPr>
+      </w:pPr>
+      <w:r>
+        <w:rPr>
+          <w:rFonts w:asciiTheme="minorHAnsi" w:hAnsiTheme="minorHAnsi" w:cstheme="minorHAnsi"/>
+          <w:sz w:val="22"/>
+          <w:szCs w:val="22"/>
+          <w:lang w:val="en-US"/>
+        </w:rPr>
+        <w:t>models/wallet.js</w:t>
+      </w:r>
+    </w:p>
+    <w:p>
+      <w:pPr>
+        <w:numPr>
+          <w:ilvl w:val="0"/>
+          <w:numId w:val="47"/>
+        </w:numPr>
+        <w:rPr>
+          <w:rFonts w:asciiTheme="minorHAnsi" w:hAnsiTheme="minorHAnsi" w:cstheme="minorHAnsi"/>
+          <w:sz w:val="22"/>
+          <w:szCs w:val="22"/>
+          <w:lang w:val="en-US"/>
+        </w:rPr>
+      </w:pPr>
+      <w:r>
+        <w:rPr>
+          <w:rFonts w:asciiTheme="minorHAnsi" w:hAnsiTheme="minorHAnsi" w:cstheme="minorHAnsi"/>
+          <w:sz w:val="22"/>
+          <w:szCs w:val="22"/>
+          <w:lang w:val="en-US"/>
+        </w:rPr>
+        <w:t>views/</w:t>
+      </w:r>
+      <w:proofErr w:type="spellStart"/>
+      <w:r>
+        <w:rPr>
+          <w:rFonts w:asciiTheme="minorHAnsi" w:hAnsiTheme="minorHAnsi" w:cstheme="minorHAnsi"/>
+          <w:sz w:val="22"/>
+          <w:szCs w:val="22"/>
+          <w:lang w:val="en-US"/>
+        </w:rPr>
+        <w:t>wallet.ejs</w:t>
+      </w:r>
+      <w:proofErr w:type="spellEnd"/>
+    </w:p>
+    <w:p>
+      <w:pPr>
+        <w:numPr>
+          <w:ilvl w:val="0"/>
+          <w:numId w:val="47"/>
+        </w:numPr>
+        <w:rPr>
+          <w:rFonts w:asciiTheme="minorHAnsi" w:hAnsiTheme="minorHAnsi" w:cstheme="minorHAnsi"/>
+          <w:sz w:val="22"/>
+          <w:szCs w:val="22"/>
+          <w:lang w:val="en-US"/>
+        </w:rPr>
+      </w:pPr>
+      <w:r>
+        <w:rPr>
+          <w:rFonts w:asciiTheme="minorHAnsi" w:hAnsiTheme="minorHAnsi" w:cstheme="minorHAnsi"/>
+          <w:sz w:val="22"/>
+          <w:szCs w:val="22"/>
+          <w:lang w:val="en-US"/>
+        </w:rPr>
+        <w:t xml:space="preserve">controllers/CheckoutController.js </w:t>
+      </w:r>
+    </w:p>
+    <w:p>
+      <w:pPr>
+        <w:numPr>
+          <w:ilvl w:val="0"/>
+          <w:numId w:val="47"/>
+        </w:numPr>
+        <w:rPr>
+          <w:rFonts w:asciiTheme="minorHAnsi" w:hAnsiTheme="minorHAnsi" w:cstheme="minorHAnsi"/>
+          <w:sz w:val="22"/>
+          <w:szCs w:val="22"/>
+          <w:lang w:val="en-US"/>
+        </w:rPr>
+      </w:pPr>
+      <w:r>
+        <w:rPr>
+          <w:rFonts w:asciiTheme="minorHAnsi" w:hAnsiTheme="minorHAnsi" w:cstheme="minorHAnsi"/>
+          <w:sz w:val="22"/>
+          <w:szCs w:val="22"/>
+          <w:lang w:val="en-US"/>
+        </w:rPr>
+        <w:t xml:space="preserve">services/nets.js </w:t>
+      </w:r>
+    </w:p>
+    <w:p>
+      <w:pPr>
+        <w:rPr>
+          <w:rFonts w:asciiTheme="minorHAnsi" w:hAnsiTheme="minorHAnsi" w:cstheme="minorHAnsi"/>
+          <w:sz w:val="22"/>
+          <w:szCs w:val="22"/>
+          <w:lang w:val="en-US"/>
+        </w:rPr>
+      </w:pPr>
+    </w:p>
+    <w:p>
+      <w:pPr>
+        <w:pStyle w:val="Heading3"/>
+        <w:rPr>
+          <w:sz w:val="22"/>
+          <w:szCs w:val="22"/>
+        </w:rPr>
+      </w:pPr>
+      <w:r>
+        <w:rPr>
+          <w:sz w:val="22"/>
+          <w:szCs w:val="22"/>
+        </w:rPr>
+        <w:t>PROMPT(S) USED</w:t>
+      </w:r>
+    </w:p>
+    <w:p>
+      <w:pPr>
+        <w:spacing w:after="240" w:line="259" w:lineRule="auto"/>
+        <w:contextualSpacing/>
+        <w:rPr>
+          <w:rFonts w:asciiTheme="minorHAnsi" w:hAnsiTheme="minorHAnsi" w:cstheme="minorHAnsi"/>
           <w:sz w:val="20"/>
           <w:szCs w:val="20"/>
         </w:rPr>
-        <w:t>Describe how you used AI tools to research payment solutions, clarify requirements, or explore best practices for secure payment processing. What resources or guidance did AI provide that shaped your approach?</w:t>
+      </w:pPr>
+      <w:r>
+        <w:rPr>
+          <w:rFonts w:asciiTheme="minorHAnsi" w:hAnsiTheme="minorHAnsi" w:cstheme="minorHAnsi"/>
+          <w:sz w:val="20"/>
+          <w:szCs w:val="20"/>
+        </w:rPr>
+        <w:t>Paste the key prompt(s) you used</w:t>
       </w:r>
     </w:p>
     <w:tbl>
@@ -13989,89 +15202,46 @@
             <w:pPr>
               <w:rPr>
                 <w:rFonts w:asciiTheme="minorHAnsi" w:hAnsiTheme="minorHAnsi" w:cstheme="minorHAnsi"/>
-                <w:color w:val="000000" w:themeColor="text1"/>
-                <w:sz w:val="22"/>
-                <w:szCs w:val="22"/>
-              </w:rPr>
-            </w:pPr>
-            <w:proofErr w:type="spellStart"/>
-            <w:r>
-              <w:rPr>
-                <w:rFonts w:asciiTheme="minorHAnsi" w:hAnsiTheme="minorHAnsi" w:cstheme="minorHAnsi"/>
-                <w:color w:val="000000" w:themeColor="text1"/>
-                <w:sz w:val="22"/>
-                <w:szCs w:val="22"/>
-              </w:rPr>
-              <w:t>i</w:t>
-            </w:r>
-            <w:proofErr w:type="spellEnd"/>
-            <w:r>
-              <w:rPr>
-                <w:rFonts w:asciiTheme="minorHAnsi" w:hAnsiTheme="minorHAnsi" w:cstheme="minorHAnsi"/>
-                <w:color w:val="000000" w:themeColor="text1"/>
-                <w:sz w:val="22"/>
-                <w:szCs w:val="22"/>
-              </w:rPr>
-              <w:t xml:space="preserve"> used </w:t>
-            </w:r>
-            <w:proofErr w:type="spellStart"/>
-            <w:r>
-              <w:rPr>
-                <w:rFonts w:asciiTheme="minorHAnsi" w:hAnsiTheme="minorHAnsi" w:cstheme="minorHAnsi"/>
-                <w:color w:val="000000" w:themeColor="text1"/>
-                <w:sz w:val="22"/>
-                <w:szCs w:val="22"/>
-              </w:rPr>
-              <w:t>genai</w:t>
-            </w:r>
-            <w:proofErr w:type="spellEnd"/>
-            <w:r>
-              <w:rPr>
-                <w:rFonts w:asciiTheme="minorHAnsi" w:hAnsiTheme="minorHAnsi" w:cstheme="minorHAnsi"/>
-                <w:color w:val="000000" w:themeColor="text1"/>
-                <w:sz w:val="22"/>
-                <w:szCs w:val="22"/>
-              </w:rPr>
-              <w:t xml:space="preserve"> to help me understand how payment systems are supposed to work and what steps are needed to handle payments properly. </w:t>
-            </w:r>
-            <w:proofErr w:type="spellStart"/>
-            <w:r>
-              <w:rPr>
-                <w:rFonts w:asciiTheme="minorHAnsi" w:hAnsiTheme="minorHAnsi" w:cstheme="minorHAnsi"/>
-                <w:color w:val="000000" w:themeColor="text1"/>
-                <w:sz w:val="22"/>
-                <w:szCs w:val="22"/>
-              </w:rPr>
-              <w:t>i</w:t>
-            </w:r>
-            <w:proofErr w:type="spellEnd"/>
-            <w:r>
-              <w:rPr>
-                <w:rFonts w:asciiTheme="minorHAnsi" w:hAnsiTheme="minorHAnsi" w:cstheme="minorHAnsi"/>
-                <w:color w:val="000000" w:themeColor="text1"/>
-                <w:sz w:val="22"/>
-                <w:szCs w:val="22"/>
-              </w:rPr>
-              <w:t xml:space="preserve"> asked questions about payment flows and refunds, and it helped me understand that payment status and order status should be handled separately. for example, a payment can be refunded but the order might still exist in the system. this helped me design my payment logic more clearly and avoid mixing up payment results with order progress.</w:t>
-            </w:r>
-          </w:p>
-          <w:p>
-            <w:pPr>
-              <w:rPr>
-                <w:rFonts w:asciiTheme="minorHAnsi" w:hAnsiTheme="minorHAnsi" w:cstheme="minorHAnsi"/>
-                <w:color w:val="000000" w:themeColor="text1"/>
-                <w:sz w:val="22"/>
-                <w:szCs w:val="22"/>
-              </w:rPr>
-            </w:pPr>
-          </w:p>
-          <w:p>
-            <w:pPr>
-              <w:rPr>
-                <w:rFonts w:asciiTheme="minorHAnsi" w:hAnsiTheme="minorHAnsi" w:cstheme="minorHAnsi"/>
-                <w:color w:val="000000" w:themeColor="text1"/>
-                <w:sz w:val="22"/>
-                <w:szCs w:val="22"/>
+                <w:sz w:val="20"/>
+                <w:szCs w:val="20"/>
+                <w:lang w:val="en-US"/>
+              </w:rPr>
+            </w:pPr>
+            <w:r>
+              <w:rPr>
+                <w:rFonts w:asciiTheme="minorHAnsi" w:hAnsiTheme="minorHAnsi" w:cstheme="minorHAnsi"/>
+                <w:sz w:val="20"/>
+                <w:szCs w:val="20"/>
+                <w:lang w:val="en-US"/>
+              </w:rPr>
+              <w:t>“Design a wallet top-up + spend flow with PayPal capture and local balance ledger.”</w:t>
+            </w:r>
+          </w:p>
+          <w:p>
+            <w:pPr>
+              <w:rPr>
+                <w:rFonts w:asciiTheme="minorHAnsi" w:hAnsiTheme="minorHAnsi" w:cstheme="minorHAnsi"/>
+                <w:sz w:val="20"/>
+                <w:szCs w:val="20"/>
+                <w:lang w:val="en-US"/>
+              </w:rPr>
+            </w:pPr>
+          </w:p>
+          <w:p>
+            <w:pPr>
+              <w:rPr>
+                <w:rFonts w:asciiTheme="minorHAnsi" w:hAnsiTheme="minorHAnsi" w:cstheme="minorHAnsi"/>
+                <w:sz w:val="20"/>
+                <w:szCs w:val="20"/>
+              </w:rPr>
+            </w:pPr>
+          </w:p>
+          <w:p>
+            <w:pPr>
+              <w:rPr>
+                <w:rFonts w:asciiTheme="minorHAnsi" w:hAnsiTheme="minorHAnsi" w:cstheme="minorHAnsi"/>
+                <w:sz w:val="20"/>
+                <w:szCs w:val="20"/>
               </w:rPr>
             </w:pPr>
           </w:p>
@@ -14082,73 +15252,52 @@
       <w:pPr>
         <w:rPr>
           <w:rFonts w:asciiTheme="minorHAnsi" w:hAnsiTheme="minorHAnsi" w:cstheme="minorHAnsi"/>
-          <w:color w:val="000000" w:themeColor="text1"/>
-          <w:sz w:val="22"/>
-          <w:szCs w:val="22"/>
-        </w:rPr>
-      </w:pPr>
-      <w:r>
-        <w:rPr>
-          <w:rFonts w:asciiTheme="minorHAnsi" w:hAnsiTheme="minorHAnsi" w:cstheme="minorHAnsi"/>
-          <w:color w:val="000000" w:themeColor="text1"/>
-          <w:sz w:val="22"/>
-          <w:szCs w:val="22"/>
-        </w:rPr>
-        <w:lastRenderedPageBreak/>
-        <w:t> </w:t>
-      </w:r>
-    </w:p>
-    <w:p>
-      <w:pPr>
-        <w:pStyle w:val="ListParagraph"/>
-        <w:numPr>
-          <w:ilvl w:val="0"/>
-          <w:numId w:val="8"/>
-        </w:numPr>
-        <w:rPr>
-          <w:rFonts w:asciiTheme="minorHAnsi" w:hAnsiTheme="minorHAnsi" w:cstheme="minorHAnsi"/>
-          <w:b/>
-          <w:bCs/>
-          <w:color w:val="000000" w:themeColor="text1"/>
-          <w:sz w:val="22"/>
-          <w:szCs w:val="22"/>
-        </w:rPr>
-      </w:pPr>
-      <w:r>
-        <w:rPr>
-          <w:rFonts w:asciiTheme="minorHAnsi" w:hAnsiTheme="minorHAnsi" w:cstheme="minorHAnsi"/>
-          <w:b/>
-          <w:bCs/>
-          <w:color w:val="000000" w:themeColor="text1"/>
-          <w:sz w:val="22"/>
-          <w:szCs w:val="22"/>
-        </w:rPr>
-        <w:t>What challenges did you face when enabling payments, and how did GenAI help you address them?</w:t>
-      </w:r>
-    </w:p>
-    <w:p>
-      <w:pPr>
-        <w:spacing w:after="240"/>
-        <w:rPr>
-          <w:rFonts w:asciiTheme="minorHAnsi" w:hAnsiTheme="minorHAnsi" w:cstheme="minorHAnsi"/>
-          <w:i/>
-          <w:iCs/>
-          <w:color w:val="000000" w:themeColor="text1"/>
-          <w:sz w:val="18"/>
-          <w:szCs w:val="18"/>
-        </w:rPr>
-      </w:pPr>
-      <w:r>
-        <w:rPr>
-          <w:rFonts w:asciiTheme="minorHAnsi" w:hAnsiTheme="minorHAnsi" w:cstheme="minorHAnsi"/>
-          <w:i/>
-          <w:iCs/>
-          <w:color w:val="000000" w:themeColor="text1"/>
           <w:sz w:val="20"/>
           <w:szCs w:val="20"/>
         </w:rPr>
-        <w:t>Reflect on any technical, security, or design challenges you encountered while implementing payments. How did you use AI to troubleshoot, generate code, or find solutions? Provide examples.</w:t>
-      </w:r>
+      </w:pPr>
+    </w:p>
+    <w:p>
+      <w:pPr>
+        <w:pStyle w:val="Heading3"/>
+        <w:rPr>
+          <w:sz w:val="22"/>
+          <w:szCs w:val="22"/>
+        </w:rPr>
+      </w:pPr>
+      <w:r>
+        <w:rPr>
+          <w:sz w:val="22"/>
+          <w:szCs w:val="22"/>
+        </w:rPr>
+        <w:t>AI RESPONSES/CODE GENERATED</w:t>
+      </w:r>
+    </w:p>
+    <w:p>
+      <w:pPr>
+        <w:rPr>
+          <w:rFonts w:asciiTheme="minorHAnsi" w:hAnsiTheme="minorHAnsi" w:cstheme="minorHAnsi"/>
+          <w:sz w:val="20"/>
+          <w:szCs w:val="20"/>
+        </w:rPr>
+      </w:pPr>
+      <w:r>
+        <w:rPr>
+          <w:rFonts w:asciiTheme="minorHAnsi" w:hAnsiTheme="minorHAnsi" w:cstheme="minorHAnsi"/>
+          <w:sz w:val="20"/>
+          <w:szCs w:val="20"/>
+        </w:rPr>
+        <w:t>Paste or summarize the AI-generated response/code. Note key implementation details, recommendations, and whether you used them.</w:t>
+      </w:r>
+    </w:p>
+    <w:p>
+      <w:pPr>
+        <w:rPr>
+          <w:rFonts w:asciiTheme="minorHAnsi" w:hAnsiTheme="minorHAnsi" w:cstheme="minorHAnsi"/>
+          <w:sz w:val="22"/>
+          <w:szCs w:val="22"/>
+        </w:rPr>
+      </w:pPr>
     </w:p>
     <w:tbl>
       <w:tblPr>
@@ -14166,118 +15315,169 @@
           </w:tcPr>
           <w:p>
             <w:pPr>
-              <w:rPr>
-                <w:rFonts w:asciiTheme="minorHAnsi" w:hAnsiTheme="minorHAnsi" w:cstheme="minorHAnsi"/>
-                <w:color w:val="000000" w:themeColor="text1"/>
-                <w:sz w:val="22"/>
-                <w:szCs w:val="22"/>
-              </w:rPr>
-            </w:pPr>
-            <w:r>
-              <w:rPr>
-                <w:rFonts w:asciiTheme="minorHAnsi" w:hAnsiTheme="minorHAnsi" w:cstheme="minorHAnsi"/>
-                <w:color w:val="000000" w:themeColor="text1"/>
-                <w:sz w:val="22"/>
-                <w:szCs w:val="22"/>
-              </w:rPr>
-              <w:t xml:space="preserve">one challenge </w:t>
+              <w:numPr>
+                <w:ilvl w:val="0"/>
+                <w:numId w:val="49"/>
+              </w:numPr>
+              <w:rPr>
+                <w:rFonts w:asciiTheme="minorHAnsi" w:hAnsiTheme="minorHAnsi" w:cstheme="minorHAnsi"/>
+                <w:sz w:val="20"/>
+                <w:szCs w:val="20"/>
+                <w:lang w:val="en-US"/>
+              </w:rPr>
+            </w:pPr>
+            <w:r>
+              <w:rPr>
+                <w:rFonts w:asciiTheme="minorHAnsi" w:hAnsiTheme="minorHAnsi" w:cstheme="minorHAnsi"/>
+                <w:sz w:val="20"/>
+                <w:szCs w:val="20"/>
+                <w:lang w:val="en-US"/>
+              </w:rPr>
+              <w:t>Suggested separating payment gateway success (PayPal/NETS) from wallet credit, using a pending session record and validating amount/order ID before calling </w:t>
             </w:r>
             <w:proofErr w:type="spellStart"/>
             <w:r>
               <w:rPr>
                 <w:rFonts w:asciiTheme="minorHAnsi" w:hAnsiTheme="minorHAnsi" w:cstheme="minorHAnsi"/>
-                <w:color w:val="000000" w:themeColor="text1"/>
-                <w:sz w:val="22"/>
-                <w:szCs w:val="22"/>
-              </w:rPr>
-              <w:t>i</w:t>
+                <w:sz w:val="20"/>
+                <w:szCs w:val="20"/>
+                <w:lang w:val="en-US"/>
+              </w:rPr>
+              <w:t>Wallet.topup</w:t>
             </w:r>
             <w:proofErr w:type="spellEnd"/>
             <w:r>
               <w:rPr>
                 <w:rFonts w:asciiTheme="minorHAnsi" w:hAnsiTheme="minorHAnsi" w:cstheme="minorHAnsi"/>
-                <w:color w:val="000000" w:themeColor="text1"/>
-                <w:sz w:val="22"/>
-                <w:szCs w:val="22"/>
-              </w:rPr>
-              <w:t xml:space="preserve"> faced was handling different situations such as failed payments, cancelled payments, and refunds without breaking the order records. </w:t>
+                <w:sz w:val="20"/>
+                <w:szCs w:val="20"/>
+                <w:lang w:val="en-US"/>
+              </w:rPr>
+              <w:t>.</w:t>
+            </w:r>
+          </w:p>
+          <w:p>
+            <w:pPr>
+              <w:numPr>
+                <w:ilvl w:val="0"/>
+                <w:numId w:val="49"/>
+              </w:numPr>
+              <w:rPr>
+                <w:rFonts w:asciiTheme="minorHAnsi" w:hAnsiTheme="minorHAnsi" w:cstheme="minorHAnsi"/>
+                <w:sz w:val="20"/>
+                <w:szCs w:val="20"/>
+                <w:lang w:val="en-US"/>
+              </w:rPr>
+            </w:pPr>
+            <w:r>
+              <w:rPr>
+                <w:rFonts w:asciiTheme="minorHAnsi" w:hAnsiTheme="minorHAnsi" w:cstheme="minorHAnsi"/>
+                <w:sz w:val="20"/>
+                <w:szCs w:val="20"/>
+                <w:lang w:val="en-US"/>
+              </w:rPr>
+              <w:t>Recommended atomic DB transactions for both </w:t>
             </w:r>
             <w:proofErr w:type="spellStart"/>
             <w:r>
               <w:rPr>
                 <w:rFonts w:asciiTheme="minorHAnsi" w:hAnsiTheme="minorHAnsi" w:cstheme="minorHAnsi"/>
-                <w:color w:val="000000" w:themeColor="text1"/>
-                <w:sz w:val="22"/>
-                <w:szCs w:val="22"/>
-              </w:rPr>
-              <w:t>genai</w:t>
+                <w:sz w:val="20"/>
+                <w:szCs w:val="20"/>
+                <w:lang w:val="en-US"/>
+              </w:rPr>
+              <w:t>topup</w:t>
             </w:r>
             <w:proofErr w:type="spellEnd"/>
             <w:r>
               <w:rPr>
                 <w:rFonts w:asciiTheme="minorHAnsi" w:hAnsiTheme="minorHAnsi" w:cstheme="minorHAnsi"/>
-                <w:color w:val="000000" w:themeColor="text1"/>
-                <w:sz w:val="22"/>
-                <w:szCs w:val="22"/>
-              </w:rPr>
-              <w:t xml:space="preserve"> helped by explaining that </w:t>
-            </w:r>
-            <w:proofErr w:type="spellStart"/>
-            <w:r>
-              <w:rPr>
-                <w:rFonts w:asciiTheme="minorHAnsi" w:hAnsiTheme="minorHAnsi" w:cstheme="minorHAnsi"/>
-                <w:color w:val="000000" w:themeColor="text1"/>
-                <w:sz w:val="22"/>
-                <w:szCs w:val="22"/>
-              </w:rPr>
-              <w:t>i</w:t>
-            </w:r>
-            <w:proofErr w:type="spellEnd"/>
-            <w:r>
-              <w:rPr>
-                <w:rFonts w:asciiTheme="minorHAnsi" w:hAnsiTheme="minorHAnsi" w:cstheme="minorHAnsi"/>
-                <w:color w:val="000000" w:themeColor="text1"/>
-                <w:sz w:val="22"/>
-                <w:szCs w:val="22"/>
-              </w:rPr>
-              <w:t xml:space="preserve"> should always confirm the payment result with the payment provider first before updating my system. another challenge was that the example code provided by ai did not fully match my project structure. </w:t>
-            </w:r>
-            <w:proofErr w:type="spellStart"/>
-            <w:r>
-              <w:rPr>
-                <w:rFonts w:asciiTheme="minorHAnsi" w:hAnsiTheme="minorHAnsi" w:cstheme="minorHAnsi"/>
-                <w:color w:val="000000" w:themeColor="text1"/>
-                <w:sz w:val="22"/>
-                <w:szCs w:val="22"/>
-              </w:rPr>
-              <w:t>i</w:t>
-            </w:r>
-            <w:proofErr w:type="spellEnd"/>
-            <w:r>
-              <w:rPr>
-                <w:rFonts w:asciiTheme="minorHAnsi" w:hAnsiTheme="minorHAnsi" w:cstheme="minorHAnsi"/>
-                <w:color w:val="000000" w:themeColor="text1"/>
-                <w:sz w:val="22"/>
-                <w:szCs w:val="22"/>
-              </w:rPr>
-              <w:t xml:space="preserve"> used it as a reference and then modified it to fit my own controllers and database instead of copying it directly.</w:t>
-            </w:r>
-          </w:p>
-          <w:p>
-            <w:pPr>
-              <w:rPr>
-                <w:rFonts w:asciiTheme="minorHAnsi" w:hAnsiTheme="minorHAnsi" w:cstheme="minorHAnsi"/>
-                <w:color w:val="000000" w:themeColor="text1"/>
-                <w:sz w:val="22"/>
-                <w:szCs w:val="22"/>
-              </w:rPr>
-            </w:pPr>
-          </w:p>
-          <w:p>
-            <w:pPr>
-              <w:rPr>
-                <w:rFonts w:asciiTheme="minorHAnsi" w:hAnsiTheme="minorHAnsi" w:cstheme="minorHAnsi"/>
-                <w:color w:val="000000" w:themeColor="text1"/>
+                <w:sz w:val="20"/>
+                <w:szCs w:val="20"/>
+                <w:lang w:val="en-US"/>
+              </w:rPr>
+              <w:t> and debit with SELECT … FOR UPDATE to prevent race conditions and to return explicit INSUFFICIENT_FUNDS errors.</w:t>
+            </w:r>
+          </w:p>
+          <w:p>
+            <w:pPr>
+              <w:numPr>
+                <w:ilvl w:val="0"/>
+                <w:numId w:val="49"/>
+              </w:numPr>
+              <w:rPr>
+                <w:rFonts w:asciiTheme="minorHAnsi" w:hAnsiTheme="minorHAnsi" w:cstheme="minorHAnsi"/>
+                <w:sz w:val="20"/>
+                <w:szCs w:val="20"/>
+                <w:lang w:val="en-US"/>
+              </w:rPr>
+            </w:pPr>
+            <w:r>
+              <w:rPr>
+                <w:rFonts w:asciiTheme="minorHAnsi" w:hAnsiTheme="minorHAnsi" w:cstheme="minorHAnsi"/>
+                <w:sz w:val="20"/>
+                <w:szCs w:val="20"/>
+                <w:lang w:val="en-US"/>
+              </w:rPr>
+              <w:t>Proposed keeping PayPal button render behind amount validation and hiding the standard submit button for that path; fallback form submit for bank/card/NETS.</w:t>
+            </w:r>
+          </w:p>
+          <w:p>
+            <w:pPr>
+              <w:numPr>
+                <w:ilvl w:val="0"/>
+                <w:numId w:val="49"/>
+              </w:numPr>
+              <w:rPr>
+                <w:rFonts w:asciiTheme="minorHAnsi" w:hAnsiTheme="minorHAnsi" w:cstheme="minorHAnsi"/>
+                <w:sz w:val="20"/>
+                <w:szCs w:val="20"/>
+                <w:lang w:val="en-US"/>
+              </w:rPr>
+            </w:pPr>
+            <w:r>
+              <w:rPr>
+                <w:rFonts w:asciiTheme="minorHAnsi" w:hAnsiTheme="minorHAnsi" w:cstheme="minorHAnsi"/>
+                <w:sz w:val="20"/>
+                <w:szCs w:val="20"/>
+                <w:lang w:val="en-US"/>
+              </w:rPr>
+              <w:t>Emphasized marking NETS QR as paid only after enquiry success, then finalizing credit in a dedicated endpoint to avoid premature balance changes.</w:t>
+            </w:r>
+            <w:r>
+              <w:rPr>
+                <w:rFonts w:asciiTheme="minorHAnsi" w:hAnsiTheme="minorHAnsi" w:cstheme="minorHAnsi"/>
+                <w:sz w:val="20"/>
+                <w:szCs w:val="20"/>
+                <w:lang w:val="en-US"/>
+              </w:rPr>
+              <w:br/>
+              <w:t>(Logic was adapted into the existing controllers/models; no direct paste of sample code.)</w:t>
+            </w:r>
+          </w:p>
+          <w:p>
+            <w:pPr>
+              <w:rPr>
+                <w:rFonts w:asciiTheme="minorHAnsi" w:hAnsiTheme="minorHAnsi" w:cstheme="minorHAnsi"/>
+                <w:sz w:val="20"/>
+                <w:szCs w:val="20"/>
+                <w:lang w:val="en-US"/>
+              </w:rPr>
+            </w:pPr>
+          </w:p>
+          <w:p>
+            <w:pPr>
+              <w:rPr>
+                <w:rFonts w:asciiTheme="minorHAnsi" w:hAnsiTheme="minorHAnsi" w:cstheme="minorHAnsi"/>
+                <w:sz w:val="20"/>
+                <w:szCs w:val="20"/>
+              </w:rPr>
+            </w:pPr>
+          </w:p>
+          <w:p>
+            <w:pPr>
+              <w:rPr>
+                <w:rFonts w:asciiTheme="minorHAnsi" w:hAnsiTheme="minorHAnsi" w:cstheme="minorHAnsi"/>
                 <w:sz w:val="22"/>
                 <w:szCs w:val="22"/>
               </w:rPr>
@@ -14290,106 +15490,45 @@
       <w:pPr>
         <w:rPr>
           <w:rFonts w:asciiTheme="minorHAnsi" w:hAnsiTheme="minorHAnsi" w:cstheme="minorHAnsi"/>
-          <w:color w:val="000000" w:themeColor="text1"/>
-          <w:sz w:val="22"/>
-          <w:szCs w:val="22"/>
-        </w:rPr>
-      </w:pPr>
-      <w:r>
-        <w:rPr>
-          <w:rFonts w:asciiTheme="minorHAnsi" w:hAnsiTheme="minorHAnsi" w:cstheme="minorHAnsi"/>
-          <w:color w:val="000000" w:themeColor="text1"/>
-          <w:sz w:val="22"/>
-          <w:szCs w:val="22"/>
-        </w:rPr>
-        <w:t>   </w:t>
-      </w:r>
-    </w:p>
-    <w:p>
-      <w:pPr>
-        <w:pStyle w:val="ListParagraph"/>
-        <w:numPr>
-          <w:ilvl w:val="0"/>
-          <w:numId w:val="8"/>
-        </w:numPr>
-        <w:rPr>
-          <w:rFonts w:asciiTheme="minorHAnsi" w:hAnsiTheme="minorHAnsi" w:cstheme="minorHAnsi"/>
-          <w:b/>
-          <w:bCs/>
-          <w:color w:val="000000" w:themeColor="text1"/>
-          <w:sz w:val="22"/>
-          <w:szCs w:val="22"/>
-        </w:rPr>
-      </w:pPr>
-      <w:r>
-        <w:rPr>
-          <w:rFonts w:asciiTheme="minorHAnsi" w:hAnsiTheme="minorHAnsi" w:cstheme="minorHAnsi"/>
-          <w:b/>
-          <w:bCs/>
-          <w:color w:val="000000" w:themeColor="text1"/>
-          <w:sz w:val="22"/>
-          <w:szCs w:val="22"/>
-        </w:rPr>
-        <w:t>How did you ensure the payment feature was secure and reliable?</w:t>
-      </w:r>
-    </w:p>
-    <w:p>
-      <w:pPr>
-        <w:spacing w:after="240"/>
-        <w:rPr>
-          <w:rFonts w:asciiTheme="minorHAnsi" w:hAnsiTheme="minorHAnsi" w:cstheme="minorHAnsi"/>
-          <w:i/>
-          <w:iCs/>
-          <w:color w:val="000000" w:themeColor="text1"/>
-          <w:sz w:val="18"/>
-          <w:szCs w:val="18"/>
-        </w:rPr>
-      </w:pPr>
-      <w:r>
-        <w:rPr>
-          <w:rFonts w:asciiTheme="minorHAnsi" w:hAnsiTheme="minorHAnsi" w:cstheme="minorHAnsi"/>
-          <w:i/>
-          <w:iCs/>
+          <w:sz w:val="22"/>
+          <w:szCs w:val="22"/>
+        </w:rPr>
+      </w:pPr>
+    </w:p>
+    <w:p>
+      <w:pPr>
+        <w:pStyle w:val="Heading3"/>
+        <w:rPr>
+          <w:sz w:val="22"/>
+          <w:szCs w:val="22"/>
+        </w:rPr>
+      </w:pPr>
+      <w:r>
+        <w:rPr>
+          <w:sz w:val="22"/>
+          <w:szCs w:val="22"/>
+        </w:rPr>
+        <w:t>RESULTS</w:t>
+      </w:r>
+    </w:p>
+    <w:p>
+      <w:pPr>
+        <w:spacing w:after="160" w:line="259" w:lineRule="auto"/>
+        <w:rPr>
+          <w:rFonts w:asciiTheme="minorHAnsi" w:eastAsiaTheme="majorEastAsia" w:hAnsiTheme="minorHAnsi" w:cstheme="minorHAnsi"/>
           <w:color w:val="000000" w:themeColor="text1"/>
           <w:sz w:val="20"/>
           <w:szCs w:val="20"/>
         </w:rPr>
-        <w:t xml:space="preserve">Explain how you used AI to check for security vulnerabilities, validate payment flows, or follow industry standards. Did AI help you identify potential risks or suggest </w:t>
-      </w:r>
-      <w:proofErr w:type="gramStart"/>
-      <w:r>
-        <w:rPr>
-          <w:rFonts w:asciiTheme="minorHAnsi" w:hAnsiTheme="minorHAnsi" w:cstheme="minorHAnsi"/>
-          <w:i/>
-          <w:iCs/>
+      </w:pPr>
+      <w:r>
+        <w:rPr>
+          <w:rFonts w:asciiTheme="minorHAnsi" w:eastAsiaTheme="majorEastAsia" w:hAnsiTheme="minorHAnsi" w:cstheme="minorHAnsi"/>
           <w:color w:val="000000" w:themeColor="text1"/>
           <w:sz w:val="20"/>
           <w:szCs w:val="20"/>
         </w:rPr>
-        <w:t>improvements?</w:t>
-      </w:r>
-      <w:r>
-        <w:rPr>
-          <w:rFonts w:asciiTheme="minorHAnsi" w:hAnsiTheme="minorHAnsi" w:cstheme="minorHAnsi"/>
-          <w:i/>
-          <w:iCs/>
-          <w:color w:val="000000" w:themeColor="text1"/>
-          <w:sz w:val="18"/>
-          <w:szCs w:val="18"/>
-        </w:rPr>
-        <w:t>.</w:t>
-      </w:r>
-      <w:proofErr w:type="gramEnd"/>
-      <w:r>
-        <w:rPr>
-          <w:rFonts w:asciiTheme="minorHAnsi" w:hAnsiTheme="minorHAnsi" w:cstheme="minorHAnsi"/>
-          <w:i/>
-          <w:iCs/>
-          <w:color w:val="000000" w:themeColor="text1"/>
-          <w:sz w:val="18"/>
-          <w:szCs w:val="18"/>
-        </w:rPr>
-        <w:t> </w:t>
+        <w:t>Describe if the output works as intended, how it was tested, and any remaining issues.</w:t>
       </w:r>
     </w:p>
     <w:tbl>
@@ -14408,130 +15547,284 @@
           </w:tcPr>
           <w:p>
             <w:pPr>
-              <w:rPr>
-                <w:rFonts w:asciiTheme="minorHAnsi" w:hAnsiTheme="minorHAnsi" w:cstheme="minorHAnsi"/>
+              <w:numPr>
+                <w:ilvl w:val="0"/>
+                <w:numId w:val="50"/>
+              </w:numPr>
+              <w:rPr>
+                <w:rFonts w:asciiTheme="minorHAnsi" w:hAnsiTheme="minorHAnsi" w:cstheme="minorHAnsi"/>
+                <w:sz w:val="20"/>
+                <w:szCs w:val="20"/>
+                <w:lang w:val="en-US"/>
+              </w:rPr>
+            </w:pPr>
+            <w:r>
+              <w:rPr>
+                <w:rFonts w:asciiTheme="minorHAnsi" w:hAnsiTheme="minorHAnsi" w:cstheme="minorHAnsi"/>
+                <w:sz w:val="20"/>
+                <w:szCs w:val="20"/>
+                <w:lang w:val="en-US"/>
+              </w:rPr>
+              <w:t>MySQL-backed wallet with </w:t>
+            </w:r>
+            <w:proofErr w:type="spellStart"/>
+            <w:r>
+              <w:rPr>
+                <w:rFonts w:asciiTheme="minorHAnsi" w:hAnsiTheme="minorHAnsi" w:cstheme="minorHAnsi"/>
+                <w:sz w:val="20"/>
+                <w:szCs w:val="20"/>
+                <w:lang w:val="en-US"/>
+              </w:rPr>
+              <w:t>wallet_accounts</w:t>
+            </w:r>
+            <w:proofErr w:type="spellEnd"/>
+            <w:r>
+              <w:rPr>
+                <w:rFonts w:asciiTheme="minorHAnsi" w:hAnsiTheme="minorHAnsi" w:cstheme="minorHAnsi"/>
+                <w:sz w:val="20"/>
+                <w:szCs w:val="20"/>
+                <w:lang w:val="en-US"/>
+              </w:rPr>
+              <w:t> and </w:t>
+            </w:r>
+            <w:proofErr w:type="spellStart"/>
+            <w:r>
+              <w:rPr>
+                <w:rFonts w:asciiTheme="minorHAnsi" w:hAnsiTheme="minorHAnsi" w:cstheme="minorHAnsi"/>
+                <w:sz w:val="20"/>
+                <w:szCs w:val="20"/>
+                <w:lang w:val="en-US"/>
+              </w:rPr>
+              <w:t>wallet_transactions</w:t>
+            </w:r>
+            <w:proofErr w:type="spellEnd"/>
+            <w:r>
+              <w:rPr>
+                <w:rFonts w:asciiTheme="minorHAnsi" w:hAnsiTheme="minorHAnsi" w:cstheme="minorHAnsi"/>
+                <w:sz w:val="20"/>
+                <w:szCs w:val="20"/>
+                <w:lang w:val="en-US"/>
+              </w:rPr>
+              <w:t> is initialized on demand (</w:t>
+            </w:r>
+            <w:proofErr w:type="spellStart"/>
+            <w:r>
+              <w:rPr>
+                <w:rFonts w:asciiTheme="minorHAnsi" w:hAnsiTheme="minorHAnsi" w:cstheme="minorHAnsi"/>
+                <w:sz w:val="20"/>
+                <w:szCs w:val="20"/>
+                <w:lang w:val="en-US"/>
+              </w:rPr>
+              <w:t>ensureSchema</w:t>
+            </w:r>
+            <w:proofErr w:type="spellEnd"/>
+            <w:r>
+              <w:rPr>
+                <w:rFonts w:asciiTheme="minorHAnsi" w:hAnsiTheme="minorHAnsi" w:cstheme="minorHAnsi"/>
+                <w:sz w:val="20"/>
+                <w:szCs w:val="20"/>
+                <w:lang w:val="en-US"/>
+              </w:rPr>
+              <w:t>).</w:t>
+            </w:r>
+          </w:p>
+          <w:p>
+            <w:pPr>
+              <w:numPr>
+                <w:ilvl w:val="0"/>
+                <w:numId w:val="50"/>
+              </w:numPr>
+              <w:rPr>
+                <w:rFonts w:asciiTheme="minorHAnsi" w:hAnsiTheme="minorHAnsi" w:cstheme="minorHAnsi"/>
+                <w:sz w:val="20"/>
+                <w:szCs w:val="20"/>
+                <w:lang w:val="en-US"/>
+              </w:rPr>
+            </w:pPr>
+            <w:r>
+              <w:rPr>
+                <w:rFonts w:asciiTheme="minorHAnsi" w:hAnsiTheme="minorHAnsi" w:cstheme="minorHAnsi"/>
+                <w:sz w:val="20"/>
+                <w:szCs w:val="20"/>
+                <w:lang w:val="en-US"/>
+              </w:rPr>
+              <w:t>Top-up paths:</w:t>
+            </w:r>
+          </w:p>
+          <w:p>
+            <w:pPr>
+              <w:numPr>
+                <w:ilvl w:val="1"/>
+                <w:numId w:val="50"/>
+              </w:numPr>
+              <w:rPr>
+                <w:rFonts w:asciiTheme="minorHAnsi" w:hAnsiTheme="minorHAnsi" w:cstheme="minorHAnsi"/>
+                <w:sz w:val="20"/>
+                <w:szCs w:val="20"/>
+                <w:lang w:val="en-US"/>
+              </w:rPr>
+            </w:pPr>
+            <w:r>
+              <w:rPr>
+                <w:rFonts w:asciiTheme="minorHAnsi" w:hAnsiTheme="minorHAnsi" w:cstheme="minorHAnsi"/>
+                <w:sz w:val="20"/>
+                <w:szCs w:val="20"/>
+                <w:lang w:val="en-US"/>
+              </w:rPr>
+              <w:t>Card/Bank: synchronous credit via </w:t>
+            </w:r>
+            <w:proofErr w:type="spellStart"/>
+            <w:r>
+              <w:rPr>
+                <w:rFonts w:asciiTheme="minorHAnsi" w:hAnsiTheme="minorHAnsi" w:cstheme="minorHAnsi"/>
+                <w:sz w:val="20"/>
+                <w:szCs w:val="20"/>
+                <w:lang w:val="en-US"/>
+              </w:rPr>
+              <w:t>Wallet.topup</w:t>
+            </w:r>
+            <w:proofErr w:type="spellEnd"/>
+            <w:r>
+              <w:rPr>
+                <w:rFonts w:asciiTheme="minorHAnsi" w:hAnsiTheme="minorHAnsi" w:cstheme="minorHAnsi"/>
+                <w:sz w:val="20"/>
+                <w:szCs w:val="20"/>
+                <w:lang w:val="en-US"/>
+              </w:rPr>
+              <w:t>, immediate success flash.</w:t>
+            </w:r>
+          </w:p>
+          <w:p>
+            <w:pPr>
+              <w:numPr>
+                <w:ilvl w:val="1"/>
+                <w:numId w:val="50"/>
+              </w:numPr>
+              <w:rPr>
+                <w:rFonts w:asciiTheme="minorHAnsi" w:hAnsiTheme="minorHAnsi" w:cstheme="minorHAnsi"/>
+                <w:sz w:val="20"/>
+                <w:szCs w:val="20"/>
+                <w:lang w:val="en-US"/>
+              </w:rPr>
+            </w:pPr>
+            <w:r>
+              <w:rPr>
+                <w:rFonts w:asciiTheme="minorHAnsi" w:hAnsiTheme="minorHAnsi" w:cstheme="minorHAnsi"/>
+                <w:sz w:val="20"/>
+                <w:szCs w:val="20"/>
+                <w:lang w:val="en-US"/>
+              </w:rPr>
+              <w:t>PayPal: create order → capture → validate amount/</w:t>
+            </w:r>
+            <w:proofErr w:type="spellStart"/>
+            <w:r>
+              <w:rPr>
+                <w:rFonts w:asciiTheme="minorHAnsi" w:hAnsiTheme="minorHAnsi" w:cstheme="minorHAnsi"/>
+                <w:sz w:val="20"/>
+                <w:szCs w:val="20"/>
+                <w:lang w:val="en-US"/>
+              </w:rPr>
+              <w:t>orderId</w:t>
+            </w:r>
+            <w:proofErr w:type="spellEnd"/>
+            <w:r>
+              <w:rPr>
+                <w:rFonts w:asciiTheme="minorHAnsi" w:hAnsiTheme="minorHAnsi" w:cstheme="minorHAnsi"/>
+                <w:sz w:val="20"/>
+                <w:szCs w:val="20"/>
+                <w:lang w:val="en-US"/>
+              </w:rPr>
+              <w:t xml:space="preserve"> → credit wallet → respond JSON; button rendered only after valid amount.</w:t>
+            </w:r>
+          </w:p>
+          <w:p>
+            <w:pPr>
+              <w:numPr>
+                <w:ilvl w:val="1"/>
+                <w:numId w:val="50"/>
+              </w:numPr>
+              <w:rPr>
+                <w:rFonts w:asciiTheme="minorHAnsi" w:hAnsiTheme="minorHAnsi" w:cstheme="minorHAnsi"/>
+                <w:sz w:val="20"/>
+                <w:szCs w:val="20"/>
+                <w:lang w:val="en-US"/>
+              </w:rPr>
+            </w:pPr>
+            <w:r>
+              <w:rPr>
+                <w:rFonts w:asciiTheme="minorHAnsi" w:hAnsiTheme="minorHAnsi" w:cstheme="minorHAnsi"/>
+                <w:sz w:val="20"/>
+                <w:szCs w:val="20"/>
+                <w:lang w:val="en-US"/>
+              </w:rPr>
+              <w:t>NETS QR: start sets pending amount, SSE/poll marks paid, finalize credits wallet and redirects back to checkout.</w:t>
+            </w:r>
+          </w:p>
+          <w:p>
+            <w:pPr>
+              <w:numPr>
+                <w:ilvl w:val="0"/>
+                <w:numId w:val="50"/>
+              </w:numPr>
+              <w:rPr>
+                <w:rFonts w:asciiTheme="minorHAnsi" w:hAnsiTheme="minorHAnsi" w:cstheme="minorHAnsi"/>
+                <w:sz w:val="20"/>
+                <w:szCs w:val="20"/>
+                <w:lang w:val="en-US"/>
+              </w:rPr>
+            </w:pPr>
+            <w:r>
+              <w:rPr>
+                <w:rFonts w:asciiTheme="minorHAnsi" w:hAnsiTheme="minorHAnsi" w:cstheme="minorHAnsi"/>
+                <w:sz w:val="20"/>
+                <w:szCs w:val="20"/>
+                <w:lang w:val="en-US"/>
+              </w:rPr>
+              <w:lastRenderedPageBreak/>
+              <w:t>Checkout wallet payment: /wallet/pay debits atomically; returns clear errors for invalid amount or insufficient balance and records a debit transaction.</w:t>
+            </w:r>
+          </w:p>
+          <w:p>
+            <w:pPr>
+              <w:numPr>
+                <w:ilvl w:val="0"/>
+                <w:numId w:val="50"/>
+              </w:numPr>
+              <w:rPr>
+                <w:rFonts w:asciiTheme="minorHAnsi" w:hAnsiTheme="minorHAnsi" w:cstheme="minorHAnsi"/>
+                <w:sz w:val="20"/>
+                <w:szCs w:val="20"/>
+                <w:lang w:val="en-US"/>
+              </w:rPr>
+            </w:pPr>
+            <w:r>
+              <w:rPr>
+                <w:rFonts w:asciiTheme="minorHAnsi" w:hAnsiTheme="minorHAnsi" w:cstheme="minorHAnsi"/>
+                <w:sz w:val="20"/>
+                <w:szCs w:val="20"/>
+                <w:lang w:val="en-US"/>
+              </w:rPr>
+              <w:t>Tested manually in sandbox: balances update correctly, duplicate capture guarded, insufficient funds blocked; session flags cleared after success. Remaining gap: dispute/chargeback handling deferred as out of scope.</w:t>
+            </w:r>
+          </w:p>
+          <w:p>
+            <w:pPr>
+              <w:rPr>
+                <w:rFonts w:asciiTheme="minorHAnsi" w:hAnsiTheme="minorHAnsi" w:cstheme="minorHAnsi"/>
+                <w:sz w:val="20"/>
+                <w:szCs w:val="20"/>
+                <w:lang w:val="en-US"/>
+              </w:rPr>
+            </w:pPr>
+          </w:p>
+          <w:p>
+            <w:pPr>
+              <w:spacing w:after="160" w:line="259" w:lineRule="auto"/>
+              <w:rPr>
+                <w:rFonts w:asciiTheme="minorHAnsi" w:eastAsiaTheme="majorEastAsia" w:hAnsiTheme="minorHAnsi" w:cstheme="minorHAnsi"/>
                 <w:color w:val="000000" w:themeColor="text1"/>
-                <w:sz w:val="22"/>
-                <w:szCs w:val="22"/>
-              </w:rPr>
-            </w:pPr>
-            <w:r>
-              <w:rPr>
-                <w:rFonts w:asciiTheme="minorHAnsi" w:hAnsiTheme="minorHAnsi" w:cstheme="minorHAnsi"/>
-                <w:color w:val="000000" w:themeColor="text1"/>
-                <w:sz w:val="22"/>
-                <w:szCs w:val="22"/>
-              </w:rPr>
-              <w:t xml:space="preserve">to make the payment feature more secure, </w:t>
-            </w:r>
-            <w:proofErr w:type="spellStart"/>
-            <w:r>
-              <w:rPr>
-                <w:rFonts w:asciiTheme="minorHAnsi" w:hAnsiTheme="minorHAnsi" w:cstheme="minorHAnsi"/>
-                <w:color w:val="000000" w:themeColor="text1"/>
-                <w:sz w:val="22"/>
-                <w:szCs w:val="22"/>
-              </w:rPr>
-              <w:t>i</w:t>
-            </w:r>
-            <w:proofErr w:type="spellEnd"/>
-            <w:r>
-              <w:rPr>
-                <w:rFonts w:asciiTheme="minorHAnsi" w:hAnsiTheme="minorHAnsi" w:cstheme="minorHAnsi"/>
-                <w:color w:val="000000" w:themeColor="text1"/>
-                <w:sz w:val="22"/>
-                <w:szCs w:val="22"/>
-              </w:rPr>
-              <w:t xml:space="preserve"> made sure my system does not rely only on frontend success messages. </w:t>
-            </w:r>
-            <w:proofErr w:type="spellStart"/>
-            <w:r>
-              <w:rPr>
-                <w:rFonts w:asciiTheme="minorHAnsi" w:hAnsiTheme="minorHAnsi" w:cstheme="minorHAnsi"/>
-                <w:color w:val="000000" w:themeColor="text1"/>
-                <w:sz w:val="22"/>
-                <w:szCs w:val="22"/>
-              </w:rPr>
-              <w:t>genai</w:t>
-            </w:r>
-            <w:proofErr w:type="spellEnd"/>
-            <w:r>
-              <w:rPr>
-                <w:rFonts w:asciiTheme="minorHAnsi" w:hAnsiTheme="minorHAnsi" w:cstheme="minorHAnsi"/>
-                <w:color w:val="000000" w:themeColor="text1"/>
-                <w:sz w:val="22"/>
-                <w:szCs w:val="22"/>
-              </w:rPr>
-              <w:t xml:space="preserve"> suggested that payment confirmation should come from the payment provider’s response, such as </w:t>
-            </w:r>
-            <w:proofErr w:type="spellStart"/>
-            <w:r>
-              <w:rPr>
-                <w:rFonts w:asciiTheme="minorHAnsi" w:hAnsiTheme="minorHAnsi" w:cstheme="minorHAnsi"/>
-                <w:color w:val="000000" w:themeColor="text1"/>
-                <w:sz w:val="22"/>
-                <w:szCs w:val="22"/>
-              </w:rPr>
-              <w:t>paypal</w:t>
-            </w:r>
-            <w:proofErr w:type="spellEnd"/>
-            <w:r>
-              <w:rPr>
-                <w:rFonts w:asciiTheme="minorHAnsi" w:hAnsiTheme="minorHAnsi" w:cstheme="minorHAnsi"/>
-                <w:color w:val="000000" w:themeColor="text1"/>
-                <w:sz w:val="22"/>
-                <w:szCs w:val="22"/>
-              </w:rPr>
-              <w:t xml:space="preserve"> or stripe, before updating any order or payment status. </w:t>
-            </w:r>
-            <w:proofErr w:type="spellStart"/>
-            <w:r>
-              <w:rPr>
-                <w:rFonts w:asciiTheme="minorHAnsi" w:hAnsiTheme="minorHAnsi" w:cstheme="minorHAnsi"/>
-                <w:color w:val="000000" w:themeColor="text1"/>
-                <w:sz w:val="22"/>
-                <w:szCs w:val="22"/>
-              </w:rPr>
-              <w:t>i</w:t>
-            </w:r>
-            <w:proofErr w:type="spellEnd"/>
-            <w:r>
-              <w:rPr>
-                <w:rFonts w:asciiTheme="minorHAnsi" w:hAnsiTheme="minorHAnsi" w:cstheme="minorHAnsi"/>
-                <w:color w:val="000000" w:themeColor="text1"/>
-                <w:sz w:val="22"/>
-                <w:szCs w:val="22"/>
-              </w:rPr>
-              <w:t xml:space="preserve"> also added checks to prevent the same payment or refund from being processed more than once. this helped ensure that failed or cancelled payments do not accidentally get marked as successful.</w:t>
-            </w:r>
-          </w:p>
-          <w:p>
-            <w:pPr>
-              <w:rPr>
-                <w:rFonts w:asciiTheme="minorHAnsi" w:hAnsiTheme="minorHAnsi" w:cstheme="minorHAnsi"/>
-                <w:color w:val="000000" w:themeColor="text1"/>
-                <w:sz w:val="22"/>
-                <w:szCs w:val="22"/>
-              </w:rPr>
-            </w:pPr>
-          </w:p>
-          <w:p>
-            <w:pPr>
-              <w:rPr>
-                <w:rFonts w:asciiTheme="minorHAnsi" w:hAnsiTheme="minorHAnsi" w:cstheme="minorHAnsi"/>
-                <w:color w:val="000000" w:themeColor="text1"/>
-                <w:sz w:val="22"/>
-                <w:szCs w:val="22"/>
-              </w:rPr>
-            </w:pPr>
-          </w:p>
-          <w:p>
-            <w:pPr>
-              <w:rPr>
-                <w:rFonts w:asciiTheme="minorHAnsi" w:hAnsiTheme="minorHAnsi" w:cstheme="minorHAnsi"/>
-                <w:color w:val="000000" w:themeColor="text1"/>
-                <w:sz w:val="22"/>
-                <w:szCs w:val="22"/>
+                <w:sz w:val="20"/>
+                <w:szCs w:val="20"/>
               </w:rPr>
             </w:pPr>
           </w:p>
@@ -14540,6 +15833,358 @@
     </w:tbl>
     <w:p>
       <w:pPr>
+        <w:pStyle w:val="Heading1"/>
+        <w:rPr>
+          <w:rFonts w:asciiTheme="minorHAnsi" w:hAnsiTheme="minorHAnsi" w:cstheme="minorHAnsi"/>
+        </w:rPr>
+      </w:pPr>
+      <w:r>
+        <w:rPr>
+          <w:rFonts w:asciiTheme="minorHAnsi" w:hAnsiTheme="minorHAnsi" w:cstheme="minorHAnsi"/>
+        </w:rPr>
+        <w:lastRenderedPageBreak/>
+        <w:t>Screenshots of the Payment Process Flow</w:t>
+      </w:r>
+    </w:p>
+    <w:p>
+      <w:pPr>
+        <w:jc w:val="both"/>
+        <w:rPr>
+          <w:rFonts w:asciiTheme="minorHAnsi" w:hAnsiTheme="minorHAnsi" w:cstheme="minorHAnsi"/>
+          <w:sz w:val="22"/>
+          <w:szCs w:val="22"/>
+        </w:rPr>
+      </w:pPr>
+      <w:r>
+        <w:rPr>
+          <w:rFonts w:asciiTheme="minorHAnsi" w:hAnsiTheme="minorHAnsi" w:cstheme="minorHAnsi"/>
+          <w:sz w:val="22"/>
+          <w:szCs w:val="22"/>
+        </w:rPr>
+        <w:t>In this section, you should i</w:t>
+      </w:r>
+      <w:r>
+        <w:rPr>
+          <w:rFonts w:asciiTheme="minorHAnsi" w:hAnsiTheme="minorHAnsi" w:cstheme="minorHAnsi"/>
+          <w:sz w:val="22"/>
+          <w:szCs w:val="22"/>
+        </w:rPr>
+        <w:t xml:space="preserve">nclude clear screenshots </w:t>
+      </w:r>
+      <w:r>
+        <w:rPr>
+          <w:rFonts w:asciiTheme="minorHAnsi" w:hAnsiTheme="minorHAnsi" w:cstheme="minorHAnsi"/>
+          <w:sz w:val="22"/>
+          <w:szCs w:val="22"/>
+        </w:rPr>
+        <w:t xml:space="preserve">of your application </w:t>
+      </w:r>
+      <w:r>
+        <w:rPr>
+          <w:rFonts w:asciiTheme="minorHAnsi" w:hAnsiTheme="minorHAnsi" w:cstheme="minorHAnsi"/>
+          <w:sz w:val="22"/>
+          <w:szCs w:val="22"/>
+        </w:rPr>
+        <w:t>that illustrate each step of the payment process in your application, from initiating a payment to receiving confirmation. These visuals should demonstrate the user experience and help explain how the payment feature works within your app.</w:t>
+      </w:r>
+    </w:p>
+    <w:p>
+      <w:pPr>
+        <w:rPr>
+          <w:rFonts w:asciiTheme="minorHAnsi" w:hAnsiTheme="minorHAnsi" w:cstheme="minorHAnsi"/>
+          <w:sz w:val="22"/>
+          <w:szCs w:val="22"/>
+        </w:rPr>
+      </w:pPr>
+      <w:r>
+        <w:rPr>
+          <w:rFonts w:asciiTheme="minorHAnsi" w:hAnsiTheme="minorHAnsi" w:cstheme="minorHAnsi"/>
+          <w:noProof/>
+          <w:sz w:val="22"/>
+          <w:szCs w:val="22"/>
+        </w:rPr>
+        <w:drawing>
+          <wp:inline distT="0" distB="0" distL="0" distR="0" wp14:anchorId="40A52B50" wp14:editId="53D69759">
+            <wp:extent cx="2569139" cy="1182954"/>
+            <wp:effectExtent l="0" t="0" r="3175" b="0"/>
+            <wp:docPr id="1756747256" name="Picture 8"/>
+            <wp:cNvGraphicFramePr>
+              <a:graphicFrameLocks xmlns:a="http://schemas.openxmlformats.org/drawingml/2006/main" noChangeAspect="1"/>
+            </wp:cNvGraphicFramePr>
+            <a:graphic xmlns:a="http://schemas.openxmlformats.org/drawingml/2006/main">
+              <a:graphicData uri="http://schemas.openxmlformats.org/drawingml/2006/picture">
+                <pic:pic xmlns:pic="http://schemas.openxmlformats.org/drawingml/2006/picture">
+                  <pic:nvPicPr>
+                    <pic:cNvPr id="1756747256" name="Picture 8"/>
+                    <pic:cNvPicPr/>
+                  </pic:nvPicPr>
+                  <pic:blipFill>
+                    <a:blip r:embed="rId19" cstate="print">
+                      <a:extLst>
+                        <a:ext uri="{28A0092B-C50C-407E-A947-70E740481C1C}">
+                          <a14:useLocalDpi xmlns:a14="http://schemas.microsoft.com/office/drawing/2010/main" val="0"/>
+                        </a:ext>
+                      </a:extLst>
+                    </a:blip>
+                    <a:stretch>
+                      <a:fillRect/>
+                    </a:stretch>
+                  </pic:blipFill>
+                  <pic:spPr>
+                    <a:xfrm>
+                      <a:off x="0" y="0"/>
+                      <a:ext cx="2577113" cy="1186626"/>
+                    </a:xfrm>
+                    <a:prstGeom prst="rect">
+                      <a:avLst/>
+                    </a:prstGeom>
+                  </pic:spPr>
+                </pic:pic>
+              </a:graphicData>
+            </a:graphic>
+          </wp:inline>
+        </w:drawing>
+      </w:r>
+    </w:p>
+    <w:p>
+      <w:pPr>
+        <w:rPr>
+          <w:rFonts w:asciiTheme="minorHAnsi" w:hAnsiTheme="minorHAnsi" w:cstheme="minorHAnsi"/>
+          <w:sz w:val="22"/>
+          <w:szCs w:val="22"/>
+        </w:rPr>
+      </w:pPr>
+    </w:p>
+    <w:p>
+      <w:pPr>
+        <w:rPr>
+          <w:rFonts w:asciiTheme="minorHAnsi" w:hAnsiTheme="minorHAnsi" w:cstheme="minorHAnsi"/>
+          <w:sz w:val="22"/>
+          <w:szCs w:val="22"/>
+        </w:rPr>
+      </w:pPr>
+      <w:r>
+        <w:rPr>
+          <w:rFonts w:asciiTheme="minorHAnsi" w:hAnsiTheme="minorHAnsi" w:cstheme="minorHAnsi"/>
+          <w:noProof/>
+          <w:sz w:val="22"/>
+          <w:szCs w:val="22"/>
+        </w:rPr>
+        <w:drawing>
+          <wp:inline distT="0" distB="0" distL="0" distR="0" wp14:anchorId="08758966" wp14:editId="05A98817">
+            <wp:extent cx="2852039" cy="1528081"/>
+            <wp:effectExtent l="0" t="0" r="5715" b="0"/>
+            <wp:docPr id="2105307315" name="Picture 12"/>
+            <wp:cNvGraphicFramePr>
+              <a:graphicFrameLocks xmlns:a="http://schemas.openxmlformats.org/drawingml/2006/main" noChangeAspect="1"/>
+            </wp:cNvGraphicFramePr>
+            <a:graphic xmlns:a="http://schemas.openxmlformats.org/drawingml/2006/main">
+              <a:graphicData uri="http://schemas.openxmlformats.org/drawingml/2006/picture">
+                <pic:pic xmlns:pic="http://schemas.openxmlformats.org/drawingml/2006/picture">
+                  <pic:nvPicPr>
+                    <pic:cNvPr id="2105307315" name="Picture 2105307315"/>
+                    <pic:cNvPicPr/>
+                  </pic:nvPicPr>
+                  <pic:blipFill>
+                    <a:blip r:embed="rId20" cstate="print">
+                      <a:extLst>
+                        <a:ext uri="{28A0092B-C50C-407E-A947-70E740481C1C}">
+                          <a14:useLocalDpi xmlns:a14="http://schemas.microsoft.com/office/drawing/2010/main" val="0"/>
+                        </a:ext>
+                      </a:extLst>
+                    </a:blip>
+                    <a:stretch>
+                      <a:fillRect/>
+                    </a:stretch>
+                  </pic:blipFill>
+                  <pic:spPr>
+                    <a:xfrm>
+                      <a:off x="0" y="0"/>
+                      <a:ext cx="2859597" cy="1532131"/>
+                    </a:xfrm>
+                    <a:prstGeom prst="rect">
+                      <a:avLst/>
+                    </a:prstGeom>
+                  </pic:spPr>
+                </pic:pic>
+              </a:graphicData>
+            </a:graphic>
+          </wp:inline>
+        </w:drawing>
+      </w:r>
+    </w:p>
+    <w:p>
+      <w:pPr>
+        <w:rPr>
+          <w:rFonts w:asciiTheme="minorHAnsi" w:hAnsiTheme="minorHAnsi" w:cstheme="minorHAnsi"/>
+          <w:sz w:val="22"/>
+          <w:szCs w:val="22"/>
+        </w:rPr>
+      </w:pPr>
+    </w:p>
+    <w:p>
+      <w:pPr>
+        <w:rPr>
+          <w:rFonts w:asciiTheme="minorHAnsi" w:hAnsiTheme="minorHAnsi" w:cstheme="minorHAnsi"/>
+          <w:sz w:val="22"/>
+          <w:szCs w:val="22"/>
+        </w:rPr>
+      </w:pPr>
+    </w:p>
+    <w:p>
+      <w:pPr>
+        <w:rPr>
+          <w:rFonts w:asciiTheme="minorHAnsi" w:hAnsiTheme="minorHAnsi" w:cstheme="minorHAnsi"/>
+          <w:sz w:val="22"/>
+          <w:szCs w:val="22"/>
+        </w:rPr>
+      </w:pPr>
+      <w:r>
+        <w:rPr>
+          <w:rFonts w:asciiTheme="minorHAnsi" w:hAnsiTheme="minorHAnsi" w:cstheme="minorHAnsi"/>
+          <w:noProof/>
+          <w:sz w:val="22"/>
+          <w:szCs w:val="22"/>
+        </w:rPr>
+        <w:drawing>
+          <wp:inline distT="0" distB="0" distL="0" distR="0" wp14:anchorId="1E078616" wp14:editId="4768419A">
+            <wp:extent cx="2473108" cy="2917533"/>
+            <wp:effectExtent l="0" t="0" r="3810" b="0"/>
+            <wp:docPr id="991867073" name="Picture 14"/>
+            <wp:cNvGraphicFramePr>
+              <a:graphicFrameLocks xmlns:a="http://schemas.openxmlformats.org/drawingml/2006/main" noChangeAspect="1"/>
+            </wp:cNvGraphicFramePr>
+            <a:graphic xmlns:a="http://schemas.openxmlformats.org/drawingml/2006/main">
+              <a:graphicData uri="http://schemas.openxmlformats.org/drawingml/2006/picture">
+                <pic:pic xmlns:pic="http://schemas.openxmlformats.org/drawingml/2006/picture">
+                  <pic:nvPicPr>
+                    <pic:cNvPr id="991867073" name="Picture 991867073"/>
+                    <pic:cNvPicPr/>
+                  </pic:nvPicPr>
+                  <pic:blipFill>
+                    <a:blip r:embed="rId21" cstate="print">
+                      <a:extLst>
+                        <a:ext uri="{28A0092B-C50C-407E-A947-70E740481C1C}">
+                          <a14:useLocalDpi xmlns:a14="http://schemas.microsoft.com/office/drawing/2010/main" val="0"/>
+                        </a:ext>
+                      </a:extLst>
+                    </a:blip>
+                    <a:stretch>
+                      <a:fillRect/>
+                    </a:stretch>
+                  </pic:blipFill>
+                  <pic:spPr>
+                    <a:xfrm>
+                      <a:off x="0" y="0"/>
+                      <a:ext cx="2487571" cy="2934596"/>
+                    </a:xfrm>
+                    <a:prstGeom prst="rect">
+                      <a:avLst/>
+                    </a:prstGeom>
+                  </pic:spPr>
+                </pic:pic>
+              </a:graphicData>
+            </a:graphic>
+          </wp:inline>
+        </w:drawing>
+      </w:r>
+    </w:p>
+    <w:p>
+      <w:pPr>
+        <w:rPr>
+          <w:rFonts w:asciiTheme="minorHAnsi" w:hAnsiTheme="minorHAnsi" w:cstheme="minorHAnsi"/>
+          <w:sz w:val="22"/>
+          <w:szCs w:val="22"/>
+        </w:rPr>
+      </w:pPr>
+    </w:p>
+    <w:p>
+      <w:pPr>
+        <w:rPr>
+          <w:rFonts w:asciiTheme="minorHAnsi" w:hAnsiTheme="minorHAnsi" w:cstheme="minorHAnsi"/>
+          <w:sz w:val="22"/>
+          <w:szCs w:val="22"/>
+        </w:rPr>
+      </w:pPr>
+      <w:r>
+        <w:rPr>
+          <w:rFonts w:asciiTheme="minorHAnsi" w:hAnsiTheme="minorHAnsi" w:cstheme="minorHAnsi"/>
+          <w:noProof/>
+          <w:sz w:val="22"/>
+          <w:szCs w:val="22"/>
+        </w:rPr>
+        <w:lastRenderedPageBreak/>
+        <w:drawing>
+          <wp:inline distT="0" distB="0" distL="0" distR="0" wp14:anchorId="4267E2E3" wp14:editId="4E6658C4">
+            <wp:extent cx="4099632" cy="1633766"/>
+            <wp:effectExtent l="0" t="0" r="0" b="5080"/>
+            <wp:docPr id="1177950346" name="Picture 15"/>
+            <wp:cNvGraphicFramePr>
+              <a:graphicFrameLocks xmlns:a="http://schemas.openxmlformats.org/drawingml/2006/main" noChangeAspect="1"/>
+            </wp:cNvGraphicFramePr>
+            <a:graphic xmlns:a="http://schemas.openxmlformats.org/drawingml/2006/main">
+              <a:graphicData uri="http://schemas.openxmlformats.org/drawingml/2006/picture">
+                <pic:pic xmlns:pic="http://schemas.openxmlformats.org/drawingml/2006/picture">
+                  <pic:nvPicPr>
+                    <pic:cNvPr id="1177950346" name="Picture 1177950346"/>
+                    <pic:cNvPicPr/>
+                  </pic:nvPicPr>
+                  <pic:blipFill>
+                    <a:blip r:embed="rId22" cstate="print">
+                      <a:extLst>
+                        <a:ext uri="{28A0092B-C50C-407E-A947-70E740481C1C}">
+                          <a14:useLocalDpi xmlns:a14="http://schemas.microsoft.com/office/drawing/2010/main" val="0"/>
+                        </a:ext>
+                      </a:extLst>
+                    </a:blip>
+                    <a:stretch>
+                      <a:fillRect/>
+                    </a:stretch>
+                  </pic:blipFill>
+                  <pic:spPr>
+                    <a:xfrm>
+                      <a:off x="0" y="0"/>
+                      <a:ext cx="4126026" cy="1644285"/>
+                    </a:xfrm>
+                    <a:prstGeom prst="rect">
+                      <a:avLst/>
+                    </a:prstGeom>
+                  </pic:spPr>
+                </pic:pic>
+              </a:graphicData>
+            </a:graphic>
+          </wp:inline>
+        </w:drawing>
+      </w:r>
+    </w:p>
+    <w:p>
+      <w:pPr>
+        <w:pStyle w:val="Heading1"/>
+        <w:rPr>
+          <w:rFonts w:asciiTheme="minorHAnsi" w:hAnsiTheme="minorHAnsi" w:cstheme="minorHAnsi"/>
+        </w:rPr>
+      </w:pPr>
+      <w:r>
+        <w:rPr>
+          <w:rFonts w:asciiTheme="minorHAnsi" w:hAnsiTheme="minorHAnsi" w:cstheme="minorHAnsi"/>
+        </w:rPr>
+        <w:t>Reflection on the use of GenAI</w:t>
+      </w:r>
+      <w:r>
+        <w:rPr>
+          <w:rFonts w:asciiTheme="minorHAnsi" w:hAnsiTheme="minorHAnsi" w:cstheme="minorHAnsi"/>
+        </w:rPr>
+        <w:t xml:space="preserve"> </w:t>
+      </w:r>
+      <w:r>
+        <w:rPr>
+          <w:rFonts w:asciiTheme="minorHAnsi" w:hAnsiTheme="minorHAnsi" w:cstheme="minorHAnsi"/>
+        </w:rPr>
+        <w:t>for Enabling Payments</w:t>
+      </w:r>
+    </w:p>
+    <w:p>
+      <w:pPr>
         <w:rPr>
           <w:rFonts w:asciiTheme="minorHAnsi" w:hAnsiTheme="minorHAnsi" w:cstheme="minorHAnsi"/>
           <w:color w:val="000000" w:themeColor="text1"/>
@@ -14547,6 +16192,65 @@
           <w:szCs w:val="22"/>
         </w:rPr>
       </w:pPr>
+      <w:r>
+        <w:rPr>
+          <w:rFonts w:asciiTheme="minorHAnsi" w:hAnsiTheme="minorHAnsi" w:cstheme="minorHAnsi"/>
+          <w:color w:val="000000" w:themeColor="text1"/>
+          <w:sz w:val="22"/>
+          <w:szCs w:val="22"/>
+        </w:rPr>
+        <w:t>Focus on how you engaged with generative AI as a learning partner while implementing payment functionality.</w:t>
+      </w:r>
+      <w:r>
+        <w:rPr>
+          <w:rFonts w:asciiTheme="minorHAnsi" w:hAnsiTheme="minorHAnsi" w:cstheme="minorHAnsi"/>
+          <w:color w:val="000000" w:themeColor="text1"/>
+          <w:sz w:val="22"/>
+          <w:szCs w:val="22"/>
+        </w:rPr>
+        <w:t xml:space="preserve"> </w:t>
+      </w:r>
+    </w:p>
+    <w:p>
+      <w:pPr>
+        <w:rPr>
+          <w:rFonts w:asciiTheme="minorHAnsi" w:hAnsiTheme="minorHAnsi" w:cstheme="minorHAnsi"/>
+          <w:color w:val="000000" w:themeColor="text1"/>
+          <w:sz w:val="22"/>
+          <w:szCs w:val="22"/>
+        </w:rPr>
+      </w:pPr>
+      <w:r>
+        <w:rPr>
+          <w:rFonts w:asciiTheme="minorHAnsi" w:hAnsiTheme="minorHAnsi" w:cstheme="minorHAnsi"/>
+          <w:b/>
+          <w:bCs/>
+          <w:color w:val="000000" w:themeColor="text1"/>
+          <w:sz w:val="22"/>
+          <w:szCs w:val="22"/>
+          <w:highlight w:val="yellow"/>
+        </w:rPr>
+        <w:t>Your responses should include specific examples from your code to demonstrate critical thinking, testing, and ethical awareness in your use of AI.</w:t>
+      </w:r>
+    </w:p>
+    <w:p>
+      <w:pPr>
+        <w:rPr>
+          <w:rFonts w:asciiTheme="minorHAnsi" w:hAnsiTheme="minorHAnsi" w:cstheme="minorHAnsi"/>
+          <w:color w:val="000000" w:themeColor="text1"/>
+          <w:sz w:val="22"/>
+          <w:szCs w:val="22"/>
+        </w:rPr>
+      </w:pPr>
+      <w:r>
+        <w:rPr>
+          <w:rFonts w:asciiTheme="minorHAnsi" w:hAnsiTheme="minorHAnsi" w:cstheme="minorHAnsi"/>
+          <w:color w:val="000000" w:themeColor="text1"/>
+          <w:sz w:val="22"/>
+          <w:szCs w:val="22"/>
+        </w:rPr>
+        <w:t> </w:t>
+      </w:r>
     </w:p>
     <w:p>
       <w:pPr>
@@ -14573,7 +16277,7 @@
           <w:sz w:val="22"/>
           <w:szCs w:val="22"/>
         </w:rPr>
-        <w:t>How did you test and validate the payment functionality with the help of GenAI?</w:t>
+        <w:t>How did you use GenAI to understand payment integration requirements?</w:t>
       </w:r>
     </w:p>
     <w:p>
@@ -14597,7 +16301,7 @@
           <w:sz w:val="20"/>
           <w:szCs w:val="20"/>
         </w:rPr>
-        <w:t>Describe your process for testing the payment feature. Did you use AI to generate test cases, debug errors, or verify that transactions were processed correctly? What changes did you make based on AI feedback?</w:t>
+        <w:t>Describe how you used AI tools to research payment solutions, clarify requirements, or explore best practices for secure payment processing. What resources or guidance did AI provide that shaped your approach?</w:t>
       </w:r>
     </w:p>
     <w:tbl>
@@ -14621,145 +16325,72 @@
                 <w:color w:val="000000" w:themeColor="text1"/>
                 <w:sz w:val="22"/>
                 <w:szCs w:val="22"/>
-              </w:rPr>
-            </w:pPr>
-            <w:proofErr w:type="spellStart"/>
+                <w:lang w:val="en-US"/>
+              </w:rPr>
+            </w:pPr>
             <w:r>
               <w:rPr>
                 <w:rFonts w:asciiTheme="minorHAnsi" w:hAnsiTheme="minorHAnsi" w:cstheme="minorHAnsi"/>
                 <w:color w:val="000000" w:themeColor="text1"/>
                 <w:sz w:val="22"/>
                 <w:szCs w:val="22"/>
-              </w:rPr>
-              <w:t>i</w:t>
-            </w:r>
-            <w:proofErr w:type="spellEnd"/>
+                <w:lang w:val="en-US"/>
+              </w:rPr>
+              <w:t xml:space="preserve">I asked GenAI to walk me through how Stripe, PayPal, NETS, and my own wallet should work from start to finish. It explained the steps: create the payment, let the user act, get </w:t>
+            </w:r>
+            <w:proofErr w:type="gramStart"/>
             <w:r>
               <w:rPr>
                 <w:rFonts w:asciiTheme="minorHAnsi" w:hAnsiTheme="minorHAnsi" w:cstheme="minorHAnsi"/>
                 <w:color w:val="000000" w:themeColor="text1"/>
                 <w:sz w:val="22"/>
                 <w:szCs w:val="22"/>
-              </w:rPr>
-              <w:t xml:space="preserve"> tested the payment functionality using sandbox and test modes provided by the payment </w:t>
-            </w:r>
+                <w:lang w:val="en-US"/>
+              </w:rPr>
+              <w:t>a confirmation</w:t>
+            </w:r>
+            <w:proofErr w:type="gramEnd"/>
             <w:r>
               <w:rPr>
                 <w:rFonts w:asciiTheme="minorHAnsi" w:hAnsiTheme="minorHAnsi" w:cstheme="minorHAnsi"/>
                 <w:color w:val="000000" w:themeColor="text1"/>
                 <w:sz w:val="22"/>
                 <w:szCs w:val="22"/>
-              </w:rPr>
-              <w:t xml:space="preserve">platforms, such as </w:t>
-            </w:r>
-            <w:proofErr w:type="spellStart"/>
+                <w:lang w:val="en-US"/>
+              </w:rPr>
+              <w:t xml:space="preserve"> from the provider, and only then update my records. It also explained that payment status and order status are different things, so I kept Stripe intent IDs and PayPal order or capture IDs in their own fields and left the order status separate. From that, I understood that a refund can happen without deleting the order, and the order can keep moving even if </w:t>
+            </w:r>
+            <w:proofErr w:type="gramStart"/>
             <w:r>
               <w:rPr>
                 <w:rFonts w:asciiTheme="minorHAnsi" w:hAnsiTheme="minorHAnsi" w:cstheme="minorHAnsi"/>
                 <w:color w:val="000000" w:themeColor="text1"/>
                 <w:sz w:val="22"/>
                 <w:szCs w:val="22"/>
-              </w:rPr>
-              <w:t>paypal</w:t>
-            </w:r>
-            <w:proofErr w:type="spellEnd"/>
+                <w:lang w:val="en-US"/>
+              </w:rPr>
+              <w:t>a payment</w:t>
+            </w:r>
+            <w:proofErr w:type="gramEnd"/>
             <w:r>
               <w:rPr>
                 <w:rFonts w:asciiTheme="minorHAnsi" w:hAnsiTheme="minorHAnsi" w:cstheme="minorHAnsi"/>
                 <w:color w:val="000000" w:themeColor="text1"/>
                 <w:sz w:val="22"/>
                 <w:szCs w:val="22"/>
-              </w:rPr>
-              <w:t xml:space="preserve"> sandbox and stripe test mode. </w:t>
-            </w:r>
-            <w:proofErr w:type="spellStart"/>
-            <w:r>
+                <w:lang w:val="en-US"/>
+              </w:rPr>
+              <w:t xml:space="preserve"> is later reversed.</w:t>
+            </w:r>
+          </w:p>
+          <w:p>
+            <w:pPr>
               <w:rPr>
                 <w:rFonts w:asciiTheme="minorHAnsi" w:hAnsiTheme="minorHAnsi" w:cstheme="minorHAnsi"/>
                 <w:color w:val="000000" w:themeColor="text1"/>
                 <w:sz w:val="22"/>
                 <w:szCs w:val="22"/>
-              </w:rPr>
-              <w:t>genai</w:t>
-            </w:r>
-            <w:proofErr w:type="spellEnd"/>
-            <w:r>
-              <w:rPr>
-                <w:rFonts w:asciiTheme="minorHAnsi" w:hAnsiTheme="minorHAnsi" w:cstheme="minorHAnsi"/>
-                <w:color w:val="000000" w:themeColor="text1"/>
-                <w:sz w:val="22"/>
-                <w:szCs w:val="22"/>
-              </w:rPr>
-              <w:t xml:space="preserve"> helped suggest different test scenarios, including successful payments, cancelled payments, and refunds. </w:t>
-            </w:r>
-            <w:proofErr w:type="spellStart"/>
-            <w:r>
-              <w:rPr>
-                <w:rFonts w:asciiTheme="minorHAnsi" w:hAnsiTheme="minorHAnsi" w:cstheme="minorHAnsi"/>
-                <w:color w:val="000000" w:themeColor="text1"/>
-                <w:sz w:val="22"/>
-                <w:szCs w:val="22"/>
-              </w:rPr>
-              <w:t>i</w:t>
-            </w:r>
-            <w:proofErr w:type="spellEnd"/>
-            <w:r>
-              <w:rPr>
-                <w:rFonts w:asciiTheme="minorHAnsi" w:hAnsiTheme="minorHAnsi" w:cstheme="minorHAnsi"/>
-                <w:color w:val="000000" w:themeColor="text1"/>
-                <w:sz w:val="22"/>
-                <w:szCs w:val="22"/>
-              </w:rPr>
-              <w:t xml:space="preserve"> checked that after each test, the payment status and order status were updated correctly. when issues occurred, </w:t>
-            </w:r>
-            <w:proofErr w:type="spellStart"/>
-            <w:r>
-              <w:rPr>
-                <w:rFonts w:asciiTheme="minorHAnsi" w:hAnsiTheme="minorHAnsi" w:cstheme="minorHAnsi"/>
-                <w:color w:val="000000" w:themeColor="text1"/>
-                <w:sz w:val="22"/>
-                <w:szCs w:val="22"/>
-              </w:rPr>
-              <w:t>i</w:t>
-            </w:r>
-            <w:proofErr w:type="spellEnd"/>
-            <w:r>
-              <w:rPr>
-                <w:rFonts w:asciiTheme="minorHAnsi" w:hAnsiTheme="minorHAnsi" w:cstheme="minorHAnsi"/>
-                <w:color w:val="000000" w:themeColor="text1"/>
-                <w:sz w:val="22"/>
-                <w:szCs w:val="22"/>
-              </w:rPr>
-              <w:t xml:space="preserve"> used ai guidance to adjust my logic so that updates only happen after confirmed payment responses.</w:t>
-            </w:r>
-          </w:p>
-          <w:p>
-            <w:pPr>
-              <w:rPr>
-                <w:rFonts w:asciiTheme="minorHAnsi" w:hAnsiTheme="minorHAnsi" w:cstheme="minorHAnsi"/>
-                <w:color w:val="000000" w:themeColor="text1"/>
-                <w:sz w:val="22"/>
-                <w:szCs w:val="22"/>
-              </w:rPr>
-            </w:pPr>
-          </w:p>
-          <w:p>
-            <w:pPr>
-              <w:rPr>
-                <w:rFonts w:asciiTheme="minorHAnsi" w:hAnsiTheme="minorHAnsi" w:cstheme="minorHAnsi"/>
-                <w:color w:val="000000" w:themeColor="text1"/>
-                <w:sz w:val="22"/>
-                <w:szCs w:val="22"/>
-              </w:rPr>
-            </w:pPr>
-          </w:p>
-          <w:p>
-            <w:pPr>
-              <w:rPr>
-                <w:rFonts w:asciiTheme="minorHAnsi" w:hAnsiTheme="minorHAnsi" w:cstheme="minorHAnsi"/>
-                <w:color w:val="000000" w:themeColor="text1"/>
-                <w:sz w:val="22"/>
-                <w:szCs w:val="22"/>
+                <w:lang w:val="en-US"/>
               </w:rPr>
             </w:pPr>
           </w:p>
@@ -14775,6 +16406,15 @@
           <w:szCs w:val="22"/>
         </w:rPr>
       </w:pPr>
+      <w:r>
+        <w:rPr>
+          <w:rFonts w:asciiTheme="minorHAnsi" w:hAnsiTheme="minorHAnsi" w:cstheme="minorHAnsi"/>
+          <w:color w:val="000000" w:themeColor="text1"/>
+          <w:sz w:val="22"/>
+          <w:szCs w:val="22"/>
+        </w:rPr>
+        <w:t> </w:t>
+      </w:r>
     </w:p>
     <w:p>
       <w:pPr>
@@ -14801,7 +16441,7 @@
           <w:sz w:val="22"/>
           <w:szCs w:val="22"/>
         </w:rPr>
-        <w:t>What limitations or risks did you notice in the AI’s suggestions for payment integration?</w:t>
+        <w:t>What challenges did you face when enabling payments, and how did GenAI help you address them?</w:t>
       </w:r>
     </w:p>
     <w:p>
@@ -14825,7 +16465,7 @@
           <w:sz w:val="20"/>
           <w:szCs w:val="20"/>
         </w:rPr>
-        <w:t>Critically evaluate the AI’s responses. Did it ever suggest insecure, outdated, or non-compliant solutions? How did you identify and address these issues?</w:t>
+        <w:t>Reflect on any technical, security, or design challenges you encountered while implementing payments. How did you use AI to troubleshoot, generate code, or find solutions? Provide examples.</w:t>
       </w:r>
     </w:p>
     <w:tbl>
@@ -14849,6 +16489,7 @@
                 <w:color w:val="000000" w:themeColor="text1"/>
                 <w:sz w:val="22"/>
                 <w:szCs w:val="22"/>
+                <w:lang w:val="en-US"/>
               </w:rPr>
             </w:pPr>
             <w:r>
@@ -14857,106 +16498,30 @@
                 <w:color w:val="000000" w:themeColor="text1"/>
                 <w:sz w:val="22"/>
                 <w:szCs w:val="22"/>
-              </w:rPr>
-              <w:t> </w:t>
-            </w:r>
-            <w:r>
+                <w:lang w:val="en-US"/>
+              </w:rPr>
+              <w:t>I struggled because each payment path behaves differently. Stripe can be asynchronous, PayPal can be approved but not captured, NETS needs polling, and the wallet deducts immediately. GenAI suggested a simple pattern: mark things as pending, then verify, then apply. I saved pending info in the session and only marked paid after checking the amounts and IDs on the server. GenAI’s sample code did not match my callback style, so I rewrote the ideas to fit my controllers and MySQL transactions instead of copying them directly.</w:t>
+            </w:r>
+          </w:p>
+          <w:p>
+            <w:pPr>
               <w:rPr>
                 <w:rFonts w:asciiTheme="minorHAnsi" w:hAnsiTheme="minorHAnsi" w:cstheme="minorHAnsi"/>
                 <w:color w:val="000000" w:themeColor="text1"/>
                 <w:sz w:val="22"/>
                 <w:szCs w:val="22"/>
-              </w:rPr>
-              <w:t xml:space="preserve">some of the ai suggestions were too general and could not be used directly in my project. if </w:t>
-            </w:r>
-            <w:proofErr w:type="spellStart"/>
-            <w:r>
+                <w:lang w:val="en-US"/>
+              </w:rPr>
+            </w:pPr>
+          </w:p>
+          <w:p>
+            <w:pPr>
               <w:rPr>
                 <w:rFonts w:asciiTheme="minorHAnsi" w:hAnsiTheme="minorHAnsi" w:cstheme="minorHAnsi"/>
                 <w:color w:val="000000" w:themeColor="text1"/>
                 <w:sz w:val="22"/>
                 <w:szCs w:val="22"/>
-              </w:rPr>
-              <w:t>i</w:t>
-            </w:r>
-            <w:proofErr w:type="spellEnd"/>
-            <w:r>
-              <w:rPr>
-                <w:rFonts w:asciiTheme="minorHAnsi" w:hAnsiTheme="minorHAnsi" w:cstheme="minorHAnsi"/>
-                <w:color w:val="000000" w:themeColor="text1"/>
-                <w:sz w:val="22"/>
-                <w:szCs w:val="22"/>
-              </w:rPr>
-              <w:t xml:space="preserve"> followed them exactly, they would not match my existing controller structure. also, some suggestions did not fully consider real-world limitations, such as nets refund restrictions in the </w:t>
-            </w:r>
-            <w:proofErr w:type="spellStart"/>
-            <w:r>
-              <w:rPr>
-                <w:rFonts w:asciiTheme="minorHAnsi" w:hAnsiTheme="minorHAnsi" w:cstheme="minorHAnsi"/>
-                <w:color w:val="000000" w:themeColor="text1"/>
-                <w:sz w:val="22"/>
-                <w:szCs w:val="22"/>
-              </w:rPr>
-              <w:t>uat</w:t>
-            </w:r>
-            <w:proofErr w:type="spellEnd"/>
-            <w:r>
-              <w:rPr>
-                <w:rFonts w:asciiTheme="minorHAnsi" w:hAnsiTheme="minorHAnsi" w:cstheme="minorHAnsi"/>
-                <w:color w:val="000000" w:themeColor="text1"/>
-                <w:sz w:val="22"/>
-                <w:szCs w:val="22"/>
-              </w:rPr>
-              <w:t xml:space="preserve"> environment. </w:t>
-            </w:r>
-            <w:proofErr w:type="spellStart"/>
-            <w:r>
-              <w:rPr>
-                <w:rFonts w:asciiTheme="minorHAnsi" w:hAnsiTheme="minorHAnsi" w:cstheme="minorHAnsi"/>
-                <w:color w:val="000000" w:themeColor="text1"/>
-                <w:sz w:val="22"/>
-                <w:szCs w:val="22"/>
-              </w:rPr>
-              <w:t>i</w:t>
-            </w:r>
-            <w:proofErr w:type="spellEnd"/>
-            <w:r>
-              <w:rPr>
-                <w:rFonts w:asciiTheme="minorHAnsi" w:hAnsiTheme="minorHAnsi" w:cstheme="minorHAnsi"/>
-                <w:color w:val="000000" w:themeColor="text1"/>
-                <w:sz w:val="22"/>
-                <w:szCs w:val="22"/>
-              </w:rPr>
-              <w:t xml:space="preserve"> identified these issues by comparing the ai suggestions with my own code and testing results, and </w:t>
-            </w:r>
-            <w:proofErr w:type="spellStart"/>
-            <w:r>
-              <w:rPr>
-                <w:rFonts w:asciiTheme="minorHAnsi" w:hAnsiTheme="minorHAnsi" w:cstheme="minorHAnsi"/>
-                <w:color w:val="000000" w:themeColor="text1"/>
-                <w:sz w:val="22"/>
-                <w:szCs w:val="22"/>
-              </w:rPr>
-              <w:t>i</w:t>
-            </w:r>
-            <w:proofErr w:type="spellEnd"/>
-            <w:r>
-              <w:rPr>
-                <w:rFonts w:asciiTheme="minorHAnsi" w:hAnsiTheme="minorHAnsi" w:cstheme="minorHAnsi"/>
-                <w:color w:val="000000" w:themeColor="text1"/>
-                <w:sz w:val="22"/>
-                <w:szCs w:val="22"/>
-              </w:rPr>
-              <w:t xml:space="preserve"> adjusted the implementation where needed.</w:t>
-            </w:r>
-          </w:p>
-          <w:p>
-            <w:pPr>
-              <w:rPr>
-                <w:rFonts w:asciiTheme="minorHAnsi" w:hAnsiTheme="minorHAnsi" w:cstheme="minorHAnsi"/>
-                <w:color w:val="000000" w:themeColor="text1"/>
-                <w:sz w:val="22"/>
-                <w:szCs w:val="22"/>
+                <w:lang w:val="en-US"/>
               </w:rPr>
             </w:pPr>
           </w:p>
@@ -14977,13 +16542,20 @@
       <w:pPr>
         <w:rPr>
           <w:rFonts w:asciiTheme="minorHAnsi" w:hAnsiTheme="minorHAnsi" w:cstheme="minorHAnsi"/>
-          <w:b/>
-          <w:bCs/>
           <w:color w:val="000000" w:themeColor="text1"/>
           <w:sz w:val="22"/>
           <w:szCs w:val="22"/>
         </w:rPr>
       </w:pPr>
+      <w:r>
+        <w:rPr>
+          <w:rFonts w:asciiTheme="minorHAnsi" w:hAnsiTheme="minorHAnsi" w:cstheme="minorHAnsi"/>
+          <w:color w:val="000000" w:themeColor="text1"/>
+          <w:sz w:val="22"/>
+          <w:szCs w:val="22"/>
+        </w:rPr>
+        <w:t>   </w:t>
+      </w:r>
     </w:p>
     <w:p>
       <w:pPr>
@@ -14999,7 +16571,6 @@
           <w:color w:val="000000" w:themeColor="text1"/>
           <w:sz w:val="22"/>
           <w:szCs w:val="22"/>
-          <w:lang w:val="en-SG"/>
         </w:rPr>
       </w:pPr>
       <w:r>
@@ -15010,21 +16581,20 @@
           <w:color w:val="000000" w:themeColor="text1"/>
           <w:sz w:val="22"/>
           <w:szCs w:val="22"/>
-          <w:lang w:val="en-SG"/>
-        </w:rPr>
-        <w:t>How did you balance AI assistance with your own learning and decision-making?</w:t>
-      </w:r>
-    </w:p>
-    <w:p>
-      <w:pPr>
-        <w:rPr>
-          <w:rFonts w:asciiTheme="minorHAnsi" w:hAnsiTheme="minorHAnsi" w:cstheme="minorHAnsi"/>
-          <w:b/>
-          <w:bCs/>
+        </w:rPr>
+        <w:t>How did you ensure the payment feature was secure and reliable?</w:t>
+      </w:r>
+    </w:p>
+    <w:p>
+      <w:pPr>
+        <w:spacing w:after="240"/>
+        <w:rPr>
+          <w:rFonts w:asciiTheme="minorHAnsi" w:hAnsiTheme="minorHAnsi" w:cstheme="minorHAnsi"/>
+          <w:i/>
+          <w:iCs/>
           <w:color w:val="000000" w:themeColor="text1"/>
-          <w:sz w:val="22"/>
-          <w:szCs w:val="22"/>
-          <w:lang w:val="en-SG"/>
+          <w:sz w:val="18"/>
+          <w:szCs w:val="18"/>
         </w:rPr>
       </w:pPr>
       <w:r>
@@ -15035,9 +16605,43 @@
           <w:color w:val="000000" w:themeColor="text1"/>
           <w:sz w:val="20"/>
           <w:szCs w:val="20"/>
-          <w:lang w:val="en-SG"/>
-        </w:rPr>
-        <w:t>Discuss how you ensured that using AI enhanced your understanding of payment systems, rather than just providing answers. What steps did you take to independently review, test, or adapt AI-generated solutions?</w:t>
+        </w:rPr>
+        <w:t xml:space="preserve">Explain how you used AI to check for security vulnerabilities, validate payment flows, or follow industry standards. Did AI help you identify potential risks or suggest </w:t>
+      </w:r>
+      <w:proofErr w:type="gramStart"/>
+      <w:r>
+        <w:rPr>
+          <w:rFonts w:asciiTheme="minorHAnsi" w:hAnsiTheme="minorHAnsi" w:cstheme="minorHAnsi"/>
+          <w:i/>
+          <w:iCs/>
+          <w:color w:val="000000" w:themeColor="text1"/>
+          <w:sz w:val="20"/>
+          <w:szCs w:val="20"/>
+        </w:rPr>
+        <w:t>improvements?</w:t>
+      </w:r>
+      <w:r>
+        <w:rPr>
+          <w:rFonts w:asciiTheme="minorHAnsi" w:hAnsiTheme="minorHAnsi" w:cstheme="minorHAnsi"/>
+          <w:i/>
+          <w:iCs/>
+          <w:color w:val="000000" w:themeColor="text1"/>
+          <w:sz w:val="18"/>
+          <w:szCs w:val="18"/>
+        </w:rPr>
+        <w:t>.</w:t>
+      </w:r>
+      <w:proofErr w:type="gramEnd"/>
+      <w:r>
+        <w:rPr>
+          <w:rFonts w:asciiTheme="minorHAnsi" w:hAnsiTheme="minorHAnsi" w:cstheme="minorHAnsi"/>
+          <w:i/>
+          <w:iCs/>
+          <w:color w:val="000000" w:themeColor="text1"/>
+          <w:sz w:val="18"/>
+          <w:szCs w:val="18"/>
+        </w:rPr>
+        <w:t> </w:t>
       </w:r>
     </w:p>
     <w:tbl>
@@ -15061,147 +16665,46 @@
                 <w:color w:val="000000" w:themeColor="text1"/>
                 <w:sz w:val="22"/>
                 <w:szCs w:val="22"/>
-              </w:rPr>
-            </w:pPr>
-            <w:proofErr w:type="spellStart"/>
+                <w:lang w:val="en-US"/>
+              </w:rPr>
+            </w:pPr>
             <w:r>
               <w:rPr>
                 <w:rFonts w:asciiTheme="minorHAnsi" w:hAnsiTheme="minorHAnsi" w:cstheme="minorHAnsi"/>
                 <w:color w:val="000000" w:themeColor="text1"/>
                 <w:sz w:val="22"/>
                 <w:szCs w:val="22"/>
-              </w:rPr>
-              <w:t>i</w:t>
-            </w:r>
-            <w:proofErr w:type="spellEnd"/>
+                <w:lang w:val="en-US"/>
+              </w:rPr>
+              <w:t xml:space="preserve">For security, GenAI kept reminding me not to trust the browser. I only accept a Stripe payment if the server sees status succeeded. I only accept PayPal after the server sees a completed capture. NETS must be marked paid on the server after a successful enquiry. Wallet debits check the balance inside a database transaction so two requests cannot spend the same money. I also use </w:t>
+            </w:r>
             <w:r>
               <w:rPr>
                 <w:rFonts w:asciiTheme="minorHAnsi" w:hAnsiTheme="minorHAnsi" w:cstheme="minorHAnsi"/>
                 <w:color w:val="000000" w:themeColor="text1"/>
                 <w:sz w:val="22"/>
                 <w:szCs w:val="22"/>
-              </w:rPr>
-              <w:t xml:space="preserve"> used </w:t>
-            </w:r>
-            <w:proofErr w:type="spellStart"/>
-            <w:r>
+                <w:lang w:val="en-US"/>
+              </w:rPr>
+              <w:lastRenderedPageBreak/>
+              <w:t>unique references to avoid double processing, and I wrote down that webhooks will be added later while NETS refunds stay manual in the sandbox.</w:t>
+            </w:r>
+          </w:p>
+          <w:p>
+            <w:pPr>
               <w:rPr>
                 <w:rFonts w:asciiTheme="minorHAnsi" w:hAnsiTheme="minorHAnsi" w:cstheme="minorHAnsi"/>
                 <w:color w:val="000000" w:themeColor="text1"/>
                 <w:sz w:val="22"/>
                 <w:szCs w:val="22"/>
-              </w:rPr>
-              <w:t>genai</w:t>
-            </w:r>
-            <w:proofErr w:type="spellEnd"/>
-            <w:r>
-              <w:rPr>
-                <w:rFonts w:asciiTheme="minorHAnsi" w:hAnsiTheme="minorHAnsi" w:cstheme="minorHAnsi"/>
-                <w:color w:val="000000" w:themeColor="text1"/>
-                <w:sz w:val="22"/>
-                <w:szCs w:val="22"/>
-              </w:rPr>
-              <w:t xml:space="preserve"> as a guide to understand concepts and possible approaches, but </w:t>
-            </w:r>
-            <w:proofErr w:type="spellStart"/>
-            <w:r>
-              <w:rPr>
-                <w:rFonts w:asciiTheme="minorHAnsi" w:hAnsiTheme="minorHAnsi" w:cstheme="minorHAnsi"/>
-                <w:color w:val="000000" w:themeColor="text1"/>
-                <w:sz w:val="22"/>
-                <w:szCs w:val="22"/>
-              </w:rPr>
-              <w:t>i</w:t>
-            </w:r>
-            <w:proofErr w:type="spellEnd"/>
-            <w:r>
-              <w:rPr>
-                <w:rFonts w:asciiTheme="minorHAnsi" w:hAnsiTheme="minorHAnsi" w:cstheme="minorHAnsi"/>
-                <w:color w:val="000000" w:themeColor="text1"/>
-                <w:sz w:val="22"/>
-                <w:szCs w:val="22"/>
-              </w:rPr>
-              <w:t xml:space="preserve"> did not rely on it blindly. after getting suggestions, </w:t>
-            </w:r>
-            <w:proofErr w:type="spellStart"/>
-            <w:r>
-              <w:rPr>
-                <w:rFonts w:asciiTheme="minorHAnsi" w:hAnsiTheme="minorHAnsi" w:cstheme="minorHAnsi"/>
-                <w:color w:val="000000" w:themeColor="text1"/>
-                <w:sz w:val="22"/>
-                <w:szCs w:val="22"/>
-              </w:rPr>
-              <w:t>i</w:t>
-            </w:r>
-            <w:proofErr w:type="spellEnd"/>
-            <w:r>
-              <w:rPr>
-                <w:rFonts w:asciiTheme="minorHAnsi" w:hAnsiTheme="minorHAnsi" w:cstheme="minorHAnsi"/>
-                <w:color w:val="000000" w:themeColor="text1"/>
-                <w:sz w:val="22"/>
-                <w:szCs w:val="22"/>
-              </w:rPr>
-              <w:t xml:space="preserve"> reviewed my own code and decided how to apply the ideas properly. </w:t>
-            </w:r>
-            <w:proofErr w:type="spellStart"/>
-            <w:r>
-              <w:rPr>
-                <w:rFonts w:asciiTheme="minorHAnsi" w:hAnsiTheme="minorHAnsi" w:cstheme="minorHAnsi"/>
-                <w:color w:val="000000" w:themeColor="text1"/>
-                <w:sz w:val="22"/>
-                <w:szCs w:val="22"/>
-              </w:rPr>
-              <w:t>i</w:t>
-            </w:r>
-            <w:proofErr w:type="spellEnd"/>
-            <w:r>
-              <w:rPr>
-                <w:rFonts w:asciiTheme="minorHAnsi" w:hAnsiTheme="minorHAnsi" w:cstheme="minorHAnsi"/>
-                <w:color w:val="000000" w:themeColor="text1"/>
-                <w:sz w:val="22"/>
-                <w:szCs w:val="22"/>
-              </w:rPr>
-              <w:t xml:space="preserve"> tested each change myself and only kept what worked correctly in my system. this helped me learn how payment systems work instead of just copying code, and </w:t>
-            </w:r>
-            <w:proofErr w:type="spellStart"/>
-            <w:r>
-              <w:rPr>
-                <w:rFonts w:asciiTheme="minorHAnsi" w:hAnsiTheme="minorHAnsi" w:cstheme="minorHAnsi"/>
-                <w:color w:val="000000" w:themeColor="text1"/>
-                <w:sz w:val="22"/>
-                <w:szCs w:val="22"/>
-              </w:rPr>
-              <w:t>i</w:t>
-            </w:r>
-            <w:proofErr w:type="spellEnd"/>
-            <w:r>
-              <w:rPr>
-                <w:rFonts w:asciiTheme="minorHAnsi" w:hAnsiTheme="minorHAnsi" w:cstheme="minorHAnsi"/>
-                <w:color w:val="000000" w:themeColor="text1"/>
-                <w:sz w:val="22"/>
-                <w:szCs w:val="22"/>
-              </w:rPr>
-              <w:t xml:space="preserve"> documented limitations such as manual nets refunds instead of forcing incomplete solutions.</w:t>
-            </w:r>
-          </w:p>
-          <w:p>
-            <w:pPr>
-              <w:rPr>
-                <w:rFonts w:asciiTheme="minorHAnsi" w:hAnsiTheme="minorHAnsi" w:cstheme="minorHAnsi"/>
-                <w:b/>
-                <w:bCs/>
-                <w:color w:val="000000" w:themeColor="text1"/>
-                <w:sz w:val="22"/>
-                <w:szCs w:val="22"/>
-              </w:rPr>
-            </w:pPr>
-          </w:p>
-          <w:p>
-            <w:pPr>
-              <w:rPr>
-                <w:rFonts w:asciiTheme="minorHAnsi" w:hAnsiTheme="minorHAnsi" w:cstheme="minorHAnsi"/>
-                <w:b/>
-                <w:bCs/>
+                <w:lang w:val="en-US"/>
+              </w:rPr>
+            </w:pPr>
+          </w:p>
+          <w:p>
+            <w:pPr>
+              <w:rPr>
+                <w:rFonts w:asciiTheme="minorHAnsi" w:hAnsiTheme="minorHAnsi" w:cstheme="minorHAnsi"/>
                 <w:color w:val="000000" w:themeColor="text1"/>
                 <w:sz w:val="22"/>
                 <w:szCs w:val="22"/>
@@ -15215,6 +16718,21 @@
       <w:pPr>
         <w:rPr>
           <w:rFonts w:asciiTheme="minorHAnsi" w:hAnsiTheme="minorHAnsi" w:cstheme="minorHAnsi"/>
+          <w:color w:val="000000" w:themeColor="text1"/>
+          <w:sz w:val="22"/>
+          <w:szCs w:val="22"/>
+        </w:rPr>
+      </w:pPr>
+    </w:p>
+    <w:p>
+      <w:pPr>
+        <w:pStyle w:val="ListParagraph"/>
+        <w:numPr>
+          <w:ilvl w:val="0"/>
+          <w:numId w:val="8"/>
+        </w:numPr>
+        <w:rPr>
+          <w:rFonts w:asciiTheme="minorHAnsi" w:hAnsiTheme="minorHAnsi" w:cstheme="minorHAnsi"/>
           <w:b/>
           <w:bCs/>
           <w:color w:val="000000" w:themeColor="text1"/>
@@ -15222,9 +16740,7 @@
           <w:szCs w:val="22"/>
         </w:rPr>
       </w:pPr>
-    </w:p>
-    <w:p>
-      <w:pPr>
+      <w:r>
         <w:rPr>
           <w:rFonts w:asciiTheme="minorHAnsi" w:hAnsiTheme="minorHAnsi" w:cstheme="minorHAnsi"/>
           <w:b/>
@@ -15233,11 +16749,404 @@
           <w:sz w:val="22"/>
           <w:szCs w:val="22"/>
         </w:rPr>
+        <w:t>How did you test and validate the payment functionality with the help of GenAI?</w:t>
+      </w:r>
+    </w:p>
+    <w:p>
+      <w:pPr>
+        <w:spacing w:after="240"/>
+        <w:rPr>
+          <w:rFonts w:asciiTheme="minorHAnsi" w:hAnsiTheme="minorHAnsi" w:cstheme="minorHAnsi"/>
+          <w:i/>
+          <w:iCs/>
+          <w:color w:val="000000" w:themeColor="text1"/>
+          <w:sz w:val="18"/>
+          <w:szCs w:val="18"/>
+        </w:rPr>
+      </w:pPr>
+      <w:r>
+        <w:rPr>
+          <w:rFonts w:asciiTheme="minorHAnsi" w:hAnsiTheme="minorHAnsi" w:cstheme="minorHAnsi"/>
+          <w:i/>
+          <w:iCs/>
+          <w:color w:val="000000" w:themeColor="text1"/>
+          <w:sz w:val="20"/>
+          <w:szCs w:val="20"/>
+        </w:rPr>
+        <w:t>Describe your process for testing the payment feature. Did you use AI to generate test cases, debug errors, or verify that transactions were processed correctly? What changes did you make based on AI feedback?</w:t>
+      </w:r>
+    </w:p>
+    <w:tbl>
+      <w:tblPr>
+        <w:tblStyle w:val="TableGrid"/>
+        <w:tblW w:w="0" w:type="auto"/>
+        <w:tblLook w:val="04A0" w:firstRow="1" w:lastRow="0" w:firstColumn="1" w:lastColumn="0" w:noHBand="0" w:noVBand="1"/>
+      </w:tblPr>
+      <w:tblGrid>
+        <w:gridCol w:w="9016"/>
+      </w:tblGrid>
+      <w:tr>
+        <w:tc>
+          <w:tcPr>
+            <w:tcW w:w="9016" w:type="dxa"/>
+          </w:tcPr>
+          <w:p>
+            <w:pPr>
+              <w:rPr>
+                <w:rFonts w:asciiTheme="minorHAnsi" w:hAnsiTheme="minorHAnsi" w:cstheme="minorHAnsi"/>
+                <w:color w:val="000000" w:themeColor="text1"/>
+                <w:sz w:val="22"/>
+                <w:szCs w:val="22"/>
+                <w:lang w:val="en-US"/>
+              </w:rPr>
+            </w:pPr>
+            <w:r>
+              <w:rPr>
+                <w:rFonts w:asciiTheme="minorHAnsi" w:hAnsiTheme="minorHAnsi" w:cstheme="minorHAnsi"/>
+                <w:color w:val="000000" w:themeColor="text1"/>
+                <w:sz w:val="22"/>
+                <w:szCs w:val="22"/>
+                <w:lang w:val="en-US"/>
+              </w:rPr>
+              <w:t xml:space="preserve">Testing was guided by an AI-made checklist. I tried Stripe success, 3DS required, and card decline. I tried PayPal approve and PayPal cancel. I tried NETS paid and still waiting. I tried wallet payments with enough balance and with not enough balance. I also tested refunds where they are allowed. In Stripe Test Mode, PayPal Sandbox, and the NETS simulator, I checked that only confirmed payments flip the paid flag and failures leave the order unpaid with clear messages. When Stripe returned requires payment method after redirect, I added a </w:t>
+            </w:r>
+            <w:proofErr w:type="spellStart"/>
+            <w:r>
+              <w:rPr>
+                <w:rFonts w:asciiTheme="minorHAnsi" w:hAnsiTheme="minorHAnsi" w:cstheme="minorHAnsi"/>
+                <w:color w:val="000000" w:themeColor="text1"/>
+                <w:sz w:val="22"/>
+                <w:szCs w:val="22"/>
+                <w:lang w:val="en-US"/>
+              </w:rPr>
+              <w:t>retrievePaymentIntent</w:t>
+            </w:r>
+            <w:proofErr w:type="spellEnd"/>
+            <w:r>
+              <w:rPr>
+                <w:rFonts w:asciiTheme="minorHAnsi" w:hAnsiTheme="minorHAnsi" w:cstheme="minorHAnsi"/>
+                <w:color w:val="000000" w:themeColor="text1"/>
+                <w:sz w:val="22"/>
+                <w:szCs w:val="22"/>
+                <w:lang w:val="en-US"/>
+              </w:rPr>
+              <w:t xml:space="preserve">. After PayPal </w:t>
+            </w:r>
+            <w:proofErr w:type="gramStart"/>
+            <w:r>
+              <w:rPr>
+                <w:rFonts w:asciiTheme="minorHAnsi" w:hAnsiTheme="minorHAnsi" w:cstheme="minorHAnsi"/>
+                <w:color w:val="000000" w:themeColor="text1"/>
+                <w:sz w:val="22"/>
+                <w:szCs w:val="22"/>
+                <w:lang w:val="en-US"/>
+              </w:rPr>
+              <w:t>capture</w:t>
+            </w:r>
+            <w:proofErr w:type="gramEnd"/>
+            <w:r>
+              <w:rPr>
+                <w:rFonts w:asciiTheme="minorHAnsi" w:hAnsiTheme="minorHAnsi" w:cstheme="minorHAnsi"/>
+                <w:color w:val="000000" w:themeColor="text1"/>
+                <w:sz w:val="22"/>
+                <w:szCs w:val="22"/>
+                <w:lang w:val="en-US"/>
+              </w:rPr>
+              <w:t>, I clear session flags so old data does not linger.</w:t>
+            </w:r>
+          </w:p>
+          <w:p>
+            <w:pPr>
+              <w:rPr>
+                <w:rFonts w:asciiTheme="minorHAnsi" w:hAnsiTheme="minorHAnsi" w:cstheme="minorHAnsi"/>
+                <w:color w:val="000000" w:themeColor="text1"/>
+                <w:sz w:val="22"/>
+                <w:szCs w:val="22"/>
+                <w:lang w:val="en-US"/>
+              </w:rPr>
+            </w:pPr>
+          </w:p>
+          <w:p>
+            <w:pPr>
+              <w:rPr>
+                <w:rFonts w:asciiTheme="minorHAnsi" w:hAnsiTheme="minorHAnsi" w:cstheme="minorHAnsi"/>
+                <w:color w:val="000000" w:themeColor="text1"/>
+                <w:sz w:val="22"/>
+                <w:szCs w:val="22"/>
+              </w:rPr>
+            </w:pPr>
+          </w:p>
+        </w:tc>
+      </w:tr>
+    </w:tbl>
+    <w:p>
+      <w:pPr>
+        <w:rPr>
+          <w:rFonts w:asciiTheme="minorHAnsi" w:hAnsiTheme="minorHAnsi" w:cstheme="minorHAnsi"/>
+          <w:color w:val="000000" w:themeColor="text1"/>
+          <w:sz w:val="22"/>
+          <w:szCs w:val="22"/>
+        </w:rPr>
+      </w:pPr>
+    </w:p>
+    <w:p>
+      <w:pPr>
+        <w:pStyle w:val="ListParagraph"/>
+        <w:numPr>
+          <w:ilvl w:val="0"/>
+          <w:numId w:val="8"/>
+        </w:numPr>
+        <w:rPr>
+          <w:rFonts w:asciiTheme="minorHAnsi" w:hAnsiTheme="minorHAnsi" w:cstheme="minorHAnsi"/>
+          <w:b/>
+          <w:bCs/>
+          <w:color w:val="000000" w:themeColor="text1"/>
+          <w:sz w:val="22"/>
+          <w:szCs w:val="22"/>
+        </w:rPr>
+      </w:pPr>
+      <w:r>
+        <w:rPr>
+          <w:rFonts w:asciiTheme="minorHAnsi" w:hAnsiTheme="minorHAnsi" w:cstheme="minorHAnsi"/>
+          <w:b/>
+          <w:bCs/>
+          <w:color w:val="000000" w:themeColor="text1"/>
+          <w:sz w:val="22"/>
+          <w:szCs w:val="22"/>
+        </w:rPr>
+        <w:t>What limitations or risks did you notice in the AI’s suggestions for payment integration?</w:t>
+      </w:r>
+    </w:p>
+    <w:p>
+      <w:pPr>
+        <w:spacing w:after="240"/>
+        <w:rPr>
+          <w:rFonts w:asciiTheme="minorHAnsi" w:hAnsiTheme="minorHAnsi" w:cstheme="minorHAnsi"/>
+          <w:i/>
+          <w:iCs/>
+          <w:color w:val="000000" w:themeColor="text1"/>
+          <w:sz w:val="18"/>
+          <w:szCs w:val="18"/>
+        </w:rPr>
+      </w:pPr>
+      <w:r>
+        <w:rPr>
+          <w:rFonts w:asciiTheme="minorHAnsi" w:hAnsiTheme="minorHAnsi" w:cstheme="minorHAnsi"/>
+          <w:i/>
+          <w:iCs/>
+          <w:color w:val="000000" w:themeColor="text1"/>
+          <w:sz w:val="20"/>
+          <w:szCs w:val="20"/>
+        </w:rPr>
+        <w:t>Critically evaluate the AI’s responses. Did it ever suggest insecure, outdated, or non-compliant solutions? How did you identify and address these issues?</w:t>
+      </w:r>
+    </w:p>
+    <w:tbl>
+      <w:tblPr>
+        <w:tblStyle w:val="TableGrid"/>
+        <w:tblW w:w="0" w:type="auto"/>
+        <w:tblLook w:val="04A0" w:firstRow="1" w:lastRow="0" w:firstColumn="1" w:lastColumn="0" w:noHBand="0" w:noVBand="1"/>
+      </w:tblPr>
+      <w:tblGrid>
+        <w:gridCol w:w="9016"/>
+      </w:tblGrid>
+      <w:tr>
+        <w:tc>
+          <w:tcPr>
+            <w:tcW w:w="9016" w:type="dxa"/>
+          </w:tcPr>
+          <w:p>
+            <w:pPr>
+              <w:rPr>
+                <w:rFonts w:asciiTheme="minorHAnsi" w:hAnsiTheme="minorHAnsi" w:cstheme="minorHAnsi"/>
+                <w:color w:val="000000" w:themeColor="text1"/>
+                <w:sz w:val="22"/>
+                <w:szCs w:val="22"/>
+                <w:lang w:val="en-US"/>
+              </w:rPr>
+            </w:pPr>
+            <w:r>
+              <w:rPr>
+                <w:rFonts w:asciiTheme="minorHAnsi" w:hAnsiTheme="minorHAnsi" w:cstheme="minorHAnsi"/>
+                <w:color w:val="000000" w:themeColor="text1"/>
+                <w:sz w:val="22"/>
+                <w:szCs w:val="22"/>
+                <w:lang w:val="en-US"/>
+              </w:rPr>
+              <w:t>Some AI suggestions were too generic or assumed webhooks and ORMs I do not use. One idea was automatic NETS refunds, but the sandbox does not support that, so I kept refunds manual and wrote that down as a limit. Some examples trusted the client after a frontend success callback; I replaced those with server-side checks and amount matching. By comparing AI advice with actual docs and the simulator, I avoided adding features that would not work in my setup.</w:t>
+            </w:r>
+          </w:p>
+          <w:p>
+            <w:pPr>
+              <w:rPr>
+                <w:rFonts w:asciiTheme="minorHAnsi" w:hAnsiTheme="minorHAnsi" w:cstheme="minorHAnsi"/>
+                <w:color w:val="000000" w:themeColor="text1"/>
+                <w:sz w:val="22"/>
+                <w:szCs w:val="22"/>
+                <w:lang w:val="en-US"/>
+              </w:rPr>
+            </w:pPr>
+          </w:p>
+        </w:tc>
+      </w:tr>
+    </w:tbl>
+    <w:p>
+      <w:pPr>
+        <w:rPr>
+          <w:rFonts w:asciiTheme="minorHAnsi" w:hAnsiTheme="minorHAnsi" w:cstheme="minorHAnsi"/>
+          <w:b/>
+          <w:bCs/>
+          <w:color w:val="000000" w:themeColor="text1"/>
+          <w:sz w:val="22"/>
+          <w:szCs w:val="22"/>
+        </w:rPr>
+      </w:pPr>
+    </w:p>
+    <w:p>
+      <w:pPr>
+        <w:pStyle w:val="ListParagraph"/>
+        <w:numPr>
+          <w:ilvl w:val="0"/>
+          <w:numId w:val="8"/>
+        </w:numPr>
+        <w:rPr>
+          <w:rFonts w:asciiTheme="minorHAnsi" w:hAnsiTheme="minorHAnsi" w:cstheme="minorHAnsi"/>
+          <w:b/>
+          <w:bCs/>
+          <w:color w:val="000000" w:themeColor="text1"/>
+          <w:sz w:val="22"/>
+          <w:szCs w:val="22"/>
+          <w:lang w:val="en-SG"/>
+        </w:rPr>
+      </w:pPr>
+      <w:r>
+        <w:rPr>
+          <w:rFonts w:asciiTheme="minorHAnsi" w:hAnsiTheme="minorHAnsi" w:cstheme="minorHAnsi"/>
+          <w:b/>
+          <w:bCs/>
+          <w:color w:val="000000" w:themeColor="text1"/>
+          <w:sz w:val="22"/>
+          <w:szCs w:val="22"/>
+          <w:lang w:val="en-SG"/>
+        </w:rPr>
+        <w:t>How did you balance AI assistance with your own learning and decision-making?</w:t>
+      </w:r>
+    </w:p>
+    <w:p>
+      <w:pPr>
+        <w:rPr>
+          <w:rFonts w:asciiTheme="minorHAnsi" w:hAnsiTheme="minorHAnsi" w:cstheme="minorHAnsi"/>
+          <w:b/>
+          <w:bCs/>
+          <w:color w:val="000000" w:themeColor="text1"/>
+          <w:sz w:val="22"/>
+          <w:szCs w:val="22"/>
+          <w:lang w:val="en-SG"/>
+        </w:rPr>
+      </w:pPr>
+      <w:r>
+        <w:rPr>
+          <w:rFonts w:asciiTheme="minorHAnsi" w:hAnsiTheme="minorHAnsi" w:cstheme="minorHAnsi"/>
+          <w:i/>
+          <w:iCs/>
+          <w:color w:val="000000" w:themeColor="text1"/>
+          <w:sz w:val="20"/>
+          <w:szCs w:val="20"/>
+          <w:lang w:val="en-SG"/>
+        </w:rPr>
+        <w:t>Discuss how you ensured that using AI enhanced your understanding of payment systems, rather than just providing answers. What steps did you take to independently review, test, or adapt AI-generated solutions?</w:t>
+      </w:r>
+    </w:p>
+    <w:tbl>
+      <w:tblPr>
+        <w:tblStyle w:val="TableGrid"/>
+        <w:tblW w:w="0" w:type="auto"/>
+        <w:tblLook w:val="04A0" w:firstRow="1" w:lastRow="0" w:firstColumn="1" w:lastColumn="0" w:noHBand="0" w:noVBand="1"/>
+      </w:tblPr>
+      <w:tblGrid>
+        <w:gridCol w:w="9016"/>
+      </w:tblGrid>
+      <w:tr>
+        <w:tc>
+          <w:tcPr>
+            <w:tcW w:w="9016" w:type="dxa"/>
+          </w:tcPr>
+          <w:p>
+            <w:pPr>
+              <w:rPr>
+                <w:rFonts w:asciiTheme="minorHAnsi" w:hAnsiTheme="minorHAnsi" w:cstheme="minorHAnsi"/>
+                <w:color w:val="000000" w:themeColor="text1"/>
+                <w:sz w:val="22"/>
+                <w:szCs w:val="22"/>
+              </w:rPr>
+            </w:pPr>
+            <w:r>
+              <w:rPr>
+                <w:rFonts w:asciiTheme="minorHAnsi" w:hAnsiTheme="minorHAnsi" w:cstheme="minorHAnsi"/>
+                <w:color w:val="000000" w:themeColor="text1"/>
+                <w:sz w:val="22"/>
+                <w:szCs w:val="22"/>
+              </w:rPr>
+              <w:t xml:space="preserve">I </w:t>
+            </w:r>
+            <w:r>
+              <w:rPr>
+                <w:rFonts w:asciiTheme="minorHAnsi" w:hAnsiTheme="minorHAnsi" w:cstheme="minorHAnsi"/>
+                <w:color w:val="000000" w:themeColor="text1"/>
+                <w:sz w:val="22"/>
+                <w:szCs w:val="22"/>
+              </w:rPr>
+              <w:t xml:space="preserve">treated GenAI as a reviewer, not a copy tool. I took its ideas, checked them against Stripe, PayPal, and NETS documentation, then implemented the smallest safe changes and tested them. If AI advice and real </w:t>
+            </w:r>
+            <w:r>
+              <w:rPr>
+                <w:rFonts w:asciiTheme="minorHAnsi" w:hAnsiTheme="minorHAnsi" w:cstheme="minorHAnsi"/>
+                <w:color w:val="000000" w:themeColor="text1"/>
+                <w:sz w:val="22"/>
+                <w:szCs w:val="22"/>
+              </w:rPr>
+              <w:t>behaviour</w:t>
+            </w:r>
+            <w:r>
+              <w:rPr>
+                <w:rFonts w:asciiTheme="minorHAnsi" w:hAnsiTheme="minorHAnsi" w:cstheme="minorHAnsi"/>
+                <w:color w:val="000000" w:themeColor="text1"/>
+                <w:sz w:val="22"/>
+                <w:szCs w:val="22"/>
+              </w:rPr>
+              <w:t xml:space="preserve"> disagreed, I trusted the docs and what I saw in tests. I kept notes about what is missing, like webhooks and NETS refunds, so I know the current limits. This way I learned why payment state must be separated, why amount checks matter, and why wallet changes must be transactional, instead of just pasting code.</w:t>
+            </w:r>
+          </w:p>
+        </w:tc>
+      </w:tr>
+    </w:tbl>
+    <w:p>
+      <w:pPr>
+        <w:rPr>
+          <w:rFonts w:asciiTheme="minorHAnsi" w:hAnsiTheme="minorHAnsi" w:cstheme="minorHAnsi"/>
+          <w:b/>
+          <w:bCs/>
+          <w:color w:val="000000" w:themeColor="text1"/>
+          <w:sz w:val="22"/>
+          <w:szCs w:val="22"/>
+        </w:rPr>
+      </w:pPr>
+    </w:p>
+    <w:p>
+      <w:pPr>
+        <w:rPr>
+          <w:rFonts w:asciiTheme="minorHAnsi" w:hAnsiTheme="minorHAnsi" w:cstheme="minorHAnsi"/>
+          <w:b/>
+          <w:bCs/>
+          <w:color w:val="000000" w:themeColor="text1"/>
+          <w:sz w:val="22"/>
+          <w:szCs w:val="22"/>
+        </w:rPr>
       </w:pPr>
     </w:p>
     <w:sectPr>
-      <w:headerReference w:type="default" r:id="rId16"/>
-      <w:footerReference w:type="default" r:id="rId17"/>
+      <w:headerReference w:type="default" r:id="rId23"/>
+      <w:footerReference w:type="default" r:id="rId24"/>
       <w:pgSz w:w="11906" w:h="16838"/>
       <w:pgMar w:top="1440" w:right="1440" w:bottom="1440" w:left="1440" w:header="708" w:footer="708" w:gutter="0"/>
       <w:cols w:space="708"/>
@@ -15917,6 +17826,268 @@
     </w:lvl>
   </w:abstractNum>
   <w:abstractNum w:abstractNumId="1" w15:restartNumberingAfterBreak="0">
+    <w:nsid w:val="011369DE"/>
+    <w:multiLevelType w:val="multilevel"/>
+    <w:tmpl w:val="93107570"/>
+    <w:lvl w:ilvl="0">
+      <w:start w:val="1"/>
+      <w:numFmt w:val="decimal"/>
+      <w:lvlText w:val="%1."/>
+      <w:lvlJc w:val="left"/>
+      <w:pPr>
+        <w:tabs>
+          <w:tab w:val="num" w:pos="720"/>
+        </w:tabs>
+        <w:ind w:left="720" w:hanging="360"/>
+      </w:pPr>
+    </w:lvl>
+    <w:lvl w:ilvl="1" w:tentative="1">
+      <w:start w:val="1"/>
+      <w:numFmt w:val="decimal"/>
+      <w:lvlText w:val="%2."/>
+      <w:lvlJc w:val="left"/>
+      <w:pPr>
+        <w:tabs>
+          <w:tab w:val="num" w:pos="1440"/>
+        </w:tabs>
+        <w:ind w:left="1440" w:hanging="360"/>
+      </w:pPr>
+    </w:lvl>
+    <w:lvl w:ilvl="2" w:tentative="1">
+      <w:start w:val="1"/>
+      <w:numFmt w:val="decimal"/>
+      <w:lvlText w:val="%3."/>
+      <w:lvlJc w:val="left"/>
+      <w:pPr>
+        <w:tabs>
+          <w:tab w:val="num" w:pos="2160"/>
+        </w:tabs>
+        <w:ind w:left="2160" w:hanging="360"/>
+      </w:pPr>
+    </w:lvl>
+    <w:lvl w:ilvl="3" w:tentative="1">
+      <w:start w:val="1"/>
+      <w:numFmt w:val="decimal"/>
+      <w:lvlText w:val="%4."/>
+      <w:lvlJc w:val="left"/>
+      <w:pPr>
+        <w:tabs>
+          <w:tab w:val="num" w:pos="2880"/>
+        </w:tabs>
+        <w:ind w:left="2880" w:hanging="360"/>
+      </w:pPr>
+    </w:lvl>
+    <w:lvl w:ilvl="4" w:tentative="1">
+      <w:start w:val="1"/>
+      <w:numFmt w:val="decimal"/>
+      <w:lvlText w:val="%5."/>
+      <w:lvlJc w:val="left"/>
+      <w:pPr>
+        <w:tabs>
+          <w:tab w:val="num" w:pos="3600"/>
+        </w:tabs>
+        <w:ind w:left="3600" w:hanging="360"/>
+      </w:pPr>
+    </w:lvl>
+    <w:lvl w:ilvl="5" w:tentative="1">
+      <w:start w:val="1"/>
+      <w:numFmt w:val="decimal"/>
+      <w:lvlText w:val="%6."/>
+      <w:lvlJc w:val="left"/>
+      <w:pPr>
+        <w:tabs>
+          <w:tab w:val="num" w:pos="4320"/>
+        </w:tabs>
+        <w:ind w:left="4320" w:hanging="360"/>
+      </w:pPr>
+    </w:lvl>
+    <w:lvl w:ilvl="6" w:tentative="1">
+      <w:start w:val="1"/>
+      <w:numFmt w:val="decimal"/>
+      <w:lvlText w:val="%7."/>
+      <w:lvlJc w:val="left"/>
+      <w:pPr>
+        <w:tabs>
+          <w:tab w:val="num" w:pos="5040"/>
+        </w:tabs>
+        <w:ind w:left="5040" w:hanging="360"/>
+      </w:pPr>
+    </w:lvl>
+    <w:lvl w:ilvl="7" w:tentative="1">
+      <w:start w:val="1"/>
+      <w:numFmt w:val="decimal"/>
+      <w:lvlText w:val="%8."/>
+      <w:lvlJc w:val="left"/>
+      <w:pPr>
+        <w:tabs>
+          <w:tab w:val="num" w:pos="5760"/>
+        </w:tabs>
+        <w:ind w:left="5760" w:hanging="360"/>
+      </w:pPr>
+    </w:lvl>
+    <w:lvl w:ilvl="8" w:tentative="1">
+      <w:start w:val="1"/>
+      <w:numFmt w:val="decimal"/>
+      <w:lvlText w:val="%9."/>
+      <w:lvlJc w:val="left"/>
+      <w:pPr>
+        <w:tabs>
+          <w:tab w:val="num" w:pos="6480"/>
+        </w:tabs>
+        <w:ind w:left="6480" w:hanging="360"/>
+      </w:pPr>
+    </w:lvl>
+  </w:abstractNum>
+  <w:abstractNum w:abstractNumId="2" w15:restartNumberingAfterBreak="0">
+    <w:nsid w:val="03440963"/>
+    <w:multiLevelType w:val="multilevel"/>
+    <w:tmpl w:val="851C28E4"/>
+    <w:lvl w:ilvl="0">
+      <w:start w:val="1"/>
+      <w:numFmt w:val="bullet"/>
+      <w:lvlText w:val=""/>
+      <w:lvlJc w:val="left"/>
+      <w:pPr>
+        <w:tabs>
+          <w:tab w:val="num" w:pos="720"/>
+        </w:tabs>
+        <w:ind w:left="720" w:hanging="360"/>
+      </w:pPr>
+      <w:rPr>
+        <w:rFonts w:ascii="Symbol" w:hAnsi="Symbol" w:hint="default"/>
+        <w:sz w:val="20"/>
+      </w:rPr>
+    </w:lvl>
+    <w:lvl w:ilvl="1" w:tentative="1">
+      <w:start w:val="1"/>
+      <w:numFmt w:val="bullet"/>
+      <w:lvlText w:val=""/>
+      <w:lvlJc w:val="left"/>
+      <w:pPr>
+        <w:tabs>
+          <w:tab w:val="num" w:pos="1440"/>
+        </w:tabs>
+        <w:ind w:left="1440" w:hanging="360"/>
+      </w:pPr>
+      <w:rPr>
+        <w:rFonts w:ascii="Symbol" w:hAnsi="Symbol" w:hint="default"/>
+        <w:sz w:val="20"/>
+      </w:rPr>
+    </w:lvl>
+    <w:lvl w:ilvl="2" w:tentative="1">
+      <w:start w:val="1"/>
+      <w:numFmt w:val="bullet"/>
+      <w:lvlText w:val=""/>
+      <w:lvlJc w:val="left"/>
+      <w:pPr>
+        <w:tabs>
+          <w:tab w:val="num" w:pos="2160"/>
+        </w:tabs>
+        <w:ind w:left="2160" w:hanging="360"/>
+      </w:pPr>
+      <w:rPr>
+        <w:rFonts w:ascii="Symbol" w:hAnsi="Symbol" w:hint="default"/>
+        <w:sz w:val="20"/>
+      </w:rPr>
+    </w:lvl>
+    <w:lvl w:ilvl="3" w:tentative="1">
+      <w:start w:val="1"/>
+      <w:numFmt w:val="bullet"/>
+      <w:lvlText w:val=""/>
+      <w:lvlJc w:val="left"/>
+      <w:pPr>
+        <w:tabs>
+          <w:tab w:val="num" w:pos="2880"/>
+        </w:tabs>
+        <w:ind w:left="2880" w:hanging="360"/>
+      </w:pPr>
+      <w:rPr>
+        <w:rFonts w:ascii="Symbol" w:hAnsi="Symbol" w:hint="default"/>
+        <w:sz w:val="20"/>
+      </w:rPr>
+    </w:lvl>
+    <w:lvl w:ilvl="4" w:tentative="1">
+      <w:start w:val="1"/>
+      <w:numFmt w:val="bullet"/>
+      <w:lvlText w:val=""/>
+      <w:lvlJc w:val="left"/>
+      <w:pPr>
+        <w:tabs>
+          <w:tab w:val="num" w:pos="3600"/>
+        </w:tabs>
+        <w:ind w:left="3600" w:hanging="360"/>
+      </w:pPr>
+      <w:rPr>
+        <w:rFonts w:ascii="Symbol" w:hAnsi="Symbol" w:hint="default"/>
+        <w:sz w:val="20"/>
+      </w:rPr>
+    </w:lvl>
+    <w:lvl w:ilvl="5" w:tentative="1">
+      <w:start w:val="1"/>
+      <w:numFmt w:val="bullet"/>
+      <w:lvlText w:val=""/>
+      <w:lvlJc w:val="left"/>
+      <w:pPr>
+        <w:tabs>
+          <w:tab w:val="num" w:pos="4320"/>
+        </w:tabs>
+        <w:ind w:left="4320" w:hanging="360"/>
+      </w:pPr>
+      <w:rPr>
+        <w:rFonts w:ascii="Symbol" w:hAnsi="Symbol" w:hint="default"/>
+        <w:sz w:val="20"/>
+      </w:rPr>
+    </w:lvl>
+    <w:lvl w:ilvl="6" w:tentative="1">
+      <w:start w:val="1"/>
+      <w:numFmt w:val="bullet"/>
+      <w:lvlText w:val=""/>
+      <w:lvlJc w:val="left"/>
+      <w:pPr>
+        <w:tabs>
+          <w:tab w:val="num" w:pos="5040"/>
+        </w:tabs>
+        <w:ind w:left="5040" w:hanging="360"/>
+      </w:pPr>
+      <w:rPr>
+        <w:rFonts w:ascii="Symbol" w:hAnsi="Symbol" w:hint="default"/>
+        <w:sz w:val="20"/>
+      </w:rPr>
+    </w:lvl>
+    <w:lvl w:ilvl="7" w:tentative="1">
+      <w:start w:val="1"/>
+      <w:numFmt w:val="bullet"/>
+      <w:lvlText w:val=""/>
+      <w:lvlJc w:val="left"/>
+      <w:pPr>
+        <w:tabs>
+          <w:tab w:val="num" w:pos="5760"/>
+        </w:tabs>
+        <w:ind w:left="5760" w:hanging="360"/>
+      </w:pPr>
+      <w:rPr>
+        <w:rFonts w:ascii="Symbol" w:hAnsi="Symbol" w:hint="default"/>
+        <w:sz w:val="20"/>
+      </w:rPr>
+    </w:lvl>
+    <w:lvl w:ilvl="8" w:tentative="1">
+      <w:start w:val="1"/>
+      <w:numFmt w:val="bullet"/>
+      <w:lvlText w:val=""/>
+      <w:lvlJc w:val="left"/>
+      <w:pPr>
+        <w:tabs>
+          <w:tab w:val="num" w:pos="6480"/>
+        </w:tabs>
+        <w:ind w:left="6480" w:hanging="360"/>
+      </w:pPr>
+      <w:rPr>
+        <w:rFonts w:ascii="Symbol" w:hAnsi="Symbol" w:hint="default"/>
+        <w:sz w:val="20"/>
+      </w:rPr>
+    </w:lvl>
+  </w:abstractNum>
+  <w:abstractNum w:abstractNumId="3" w15:restartNumberingAfterBreak="0">
     <w:nsid w:val="0503757F"/>
     <w:multiLevelType w:val="hybridMultilevel"/>
     <w:tmpl w:val="C7FCADD2"/>
@@ -16029,7 +18200,7 @@
       </w:rPr>
     </w:lvl>
   </w:abstractNum>
-  <w:abstractNum w:abstractNumId="2" w15:restartNumberingAfterBreak="0">
+  <w:abstractNum w:abstractNumId="4" w15:restartNumberingAfterBreak="0">
     <w:nsid w:val="05BC37EC"/>
     <w:multiLevelType w:val="hybridMultilevel"/>
     <w:tmpl w:val="1BA0103C"/>
@@ -16142,7 +18313,156 @@
       </w:rPr>
     </w:lvl>
   </w:abstractNum>
-  <w:abstractNum w:abstractNumId="3" w15:restartNumberingAfterBreak="0">
+  <w:abstractNum w:abstractNumId="5" w15:restartNumberingAfterBreak="0">
+    <w:nsid w:val="08D61D5C"/>
+    <w:multiLevelType w:val="multilevel"/>
+    <w:tmpl w:val="1B887DB0"/>
+    <w:lvl w:ilvl="0">
+      <w:start w:val="1"/>
+      <w:numFmt w:val="bullet"/>
+      <w:lvlText w:val=""/>
+      <w:lvlJc w:val="left"/>
+      <w:pPr>
+        <w:tabs>
+          <w:tab w:val="num" w:pos="720"/>
+        </w:tabs>
+        <w:ind w:left="720" w:hanging="360"/>
+      </w:pPr>
+      <w:rPr>
+        <w:rFonts w:ascii="Symbol" w:hAnsi="Symbol" w:hint="default"/>
+        <w:sz w:val="20"/>
+      </w:rPr>
+    </w:lvl>
+    <w:lvl w:ilvl="1" w:tentative="1">
+      <w:start w:val="1"/>
+      <w:numFmt w:val="bullet"/>
+      <w:lvlText w:val=""/>
+      <w:lvlJc w:val="left"/>
+      <w:pPr>
+        <w:tabs>
+          <w:tab w:val="num" w:pos="1440"/>
+        </w:tabs>
+        <w:ind w:left="1440" w:hanging="360"/>
+      </w:pPr>
+      <w:rPr>
+        <w:rFonts w:ascii="Symbol" w:hAnsi="Symbol" w:hint="default"/>
+        <w:sz w:val="20"/>
+      </w:rPr>
+    </w:lvl>
+    <w:lvl w:ilvl="2" w:tentative="1">
+      <w:start w:val="1"/>
+      <w:numFmt w:val="bullet"/>
+      <w:lvlText w:val=""/>
+      <w:lvlJc w:val="left"/>
+      <w:pPr>
+        <w:tabs>
+          <w:tab w:val="num" w:pos="2160"/>
+        </w:tabs>
+        <w:ind w:left="2160" w:hanging="360"/>
+      </w:pPr>
+      <w:rPr>
+        <w:rFonts w:ascii="Symbol" w:hAnsi="Symbol" w:hint="default"/>
+        <w:sz w:val="20"/>
+      </w:rPr>
+    </w:lvl>
+    <w:lvl w:ilvl="3" w:tentative="1">
+      <w:start w:val="1"/>
+      <w:numFmt w:val="bullet"/>
+      <w:lvlText w:val=""/>
+      <w:lvlJc w:val="left"/>
+      <w:pPr>
+        <w:tabs>
+          <w:tab w:val="num" w:pos="2880"/>
+        </w:tabs>
+        <w:ind w:left="2880" w:hanging="360"/>
+      </w:pPr>
+      <w:rPr>
+        <w:rFonts w:ascii="Symbol" w:hAnsi="Symbol" w:hint="default"/>
+        <w:sz w:val="20"/>
+      </w:rPr>
+    </w:lvl>
+    <w:lvl w:ilvl="4" w:tentative="1">
+      <w:start w:val="1"/>
+      <w:numFmt w:val="bullet"/>
+      <w:lvlText w:val=""/>
+      <w:lvlJc w:val="left"/>
+      <w:pPr>
+        <w:tabs>
+          <w:tab w:val="num" w:pos="3600"/>
+        </w:tabs>
+        <w:ind w:left="3600" w:hanging="360"/>
+      </w:pPr>
+      <w:rPr>
+        <w:rFonts w:ascii="Symbol" w:hAnsi="Symbol" w:hint="default"/>
+        <w:sz w:val="20"/>
+      </w:rPr>
+    </w:lvl>
+    <w:lvl w:ilvl="5" w:tentative="1">
+      <w:start w:val="1"/>
+      <w:numFmt w:val="bullet"/>
+      <w:lvlText w:val=""/>
+      <w:lvlJc w:val="left"/>
+      <w:pPr>
+        <w:tabs>
+          <w:tab w:val="num" w:pos="4320"/>
+        </w:tabs>
+        <w:ind w:left="4320" w:hanging="360"/>
+      </w:pPr>
+      <w:rPr>
+        <w:rFonts w:ascii="Symbol" w:hAnsi="Symbol" w:hint="default"/>
+        <w:sz w:val="20"/>
+      </w:rPr>
+    </w:lvl>
+    <w:lvl w:ilvl="6" w:tentative="1">
+      <w:start w:val="1"/>
+      <w:numFmt w:val="bullet"/>
+      <w:lvlText w:val=""/>
+      <w:lvlJc w:val="left"/>
+      <w:pPr>
+        <w:tabs>
+          <w:tab w:val="num" w:pos="5040"/>
+        </w:tabs>
+        <w:ind w:left="5040" w:hanging="360"/>
+      </w:pPr>
+      <w:rPr>
+        <w:rFonts w:ascii="Symbol" w:hAnsi="Symbol" w:hint="default"/>
+        <w:sz w:val="20"/>
+      </w:rPr>
+    </w:lvl>
+    <w:lvl w:ilvl="7" w:tentative="1">
+      <w:start w:val="1"/>
+      <w:numFmt w:val="bullet"/>
+      <w:lvlText w:val=""/>
+      <w:lvlJc w:val="left"/>
+      <w:pPr>
+        <w:tabs>
+          <w:tab w:val="num" w:pos="5760"/>
+        </w:tabs>
+        <w:ind w:left="5760" w:hanging="360"/>
+      </w:pPr>
+      <w:rPr>
+        <w:rFonts w:ascii="Symbol" w:hAnsi="Symbol" w:hint="default"/>
+        <w:sz w:val="20"/>
+      </w:rPr>
+    </w:lvl>
+    <w:lvl w:ilvl="8" w:tentative="1">
+      <w:start w:val="1"/>
+      <w:numFmt w:val="bullet"/>
+      <w:lvlText w:val=""/>
+      <w:lvlJc w:val="left"/>
+      <w:pPr>
+        <w:tabs>
+          <w:tab w:val="num" w:pos="6480"/>
+        </w:tabs>
+        <w:ind w:left="6480" w:hanging="360"/>
+      </w:pPr>
+      <w:rPr>
+        <w:rFonts w:ascii="Symbol" w:hAnsi="Symbol" w:hint="default"/>
+        <w:sz w:val="20"/>
+      </w:rPr>
+    </w:lvl>
+  </w:abstractNum>
+  <w:abstractNum w:abstractNumId="6" w15:restartNumberingAfterBreak="0">
     <w:nsid w:val="08FD7E82"/>
     <w:multiLevelType w:val="multilevel"/>
     <w:tmpl w:val="1DACAF2C"/>
@@ -16291,7 +18611,7 @@
       </w:rPr>
     </w:lvl>
   </w:abstractNum>
-  <w:abstractNum w:abstractNumId="4" w15:restartNumberingAfterBreak="0">
+  <w:abstractNum w:abstractNumId="7" w15:restartNumberingAfterBreak="0">
     <w:nsid w:val="0B9619EF"/>
     <w:multiLevelType w:val="multilevel"/>
     <w:tmpl w:val="2C32C616"/>
@@ -16440,7 +18760,7 @@
       </w:rPr>
     </w:lvl>
   </w:abstractNum>
-  <w:abstractNum w:abstractNumId="5" w15:restartNumberingAfterBreak="0">
+  <w:abstractNum w:abstractNumId="8" w15:restartNumberingAfterBreak="0">
     <w:nsid w:val="0DA5379E"/>
     <w:multiLevelType w:val="multilevel"/>
     <w:tmpl w:val="B83692D6"/>
@@ -16589,7 +18909,418 @@
       </w:rPr>
     </w:lvl>
   </w:abstractNum>
-  <w:abstractNum w:abstractNumId="6" w15:restartNumberingAfterBreak="0">
+  <w:abstractNum w:abstractNumId="9" w15:restartNumberingAfterBreak="0">
+    <w:nsid w:val="0FCA7B51"/>
+    <w:multiLevelType w:val="multilevel"/>
+    <w:tmpl w:val="38C68410"/>
+    <w:lvl w:ilvl="0">
+      <w:start w:val="1"/>
+      <w:numFmt w:val="bullet"/>
+      <w:lvlText w:val=""/>
+      <w:lvlJc w:val="left"/>
+      <w:pPr>
+        <w:tabs>
+          <w:tab w:val="num" w:pos="720"/>
+        </w:tabs>
+        <w:ind w:left="720" w:hanging="360"/>
+      </w:pPr>
+      <w:rPr>
+        <w:rFonts w:ascii="Symbol" w:hAnsi="Symbol" w:hint="default"/>
+        <w:sz w:val="20"/>
+      </w:rPr>
+    </w:lvl>
+    <w:lvl w:ilvl="1" w:tentative="1">
+      <w:start w:val="1"/>
+      <w:numFmt w:val="bullet"/>
+      <w:lvlText w:val=""/>
+      <w:lvlJc w:val="left"/>
+      <w:pPr>
+        <w:tabs>
+          <w:tab w:val="num" w:pos="1440"/>
+        </w:tabs>
+        <w:ind w:left="1440" w:hanging="360"/>
+      </w:pPr>
+      <w:rPr>
+        <w:rFonts w:ascii="Symbol" w:hAnsi="Symbol" w:hint="default"/>
+        <w:sz w:val="20"/>
+      </w:rPr>
+    </w:lvl>
+    <w:lvl w:ilvl="2" w:tentative="1">
+      <w:start w:val="1"/>
+      <w:numFmt w:val="bullet"/>
+      <w:lvlText w:val=""/>
+      <w:lvlJc w:val="left"/>
+      <w:pPr>
+        <w:tabs>
+          <w:tab w:val="num" w:pos="2160"/>
+        </w:tabs>
+        <w:ind w:left="2160" w:hanging="360"/>
+      </w:pPr>
+      <w:rPr>
+        <w:rFonts w:ascii="Symbol" w:hAnsi="Symbol" w:hint="default"/>
+        <w:sz w:val="20"/>
+      </w:rPr>
+    </w:lvl>
+    <w:lvl w:ilvl="3" w:tentative="1">
+      <w:start w:val="1"/>
+      <w:numFmt w:val="bullet"/>
+      <w:lvlText w:val=""/>
+      <w:lvlJc w:val="left"/>
+      <w:pPr>
+        <w:tabs>
+          <w:tab w:val="num" w:pos="2880"/>
+        </w:tabs>
+        <w:ind w:left="2880" w:hanging="360"/>
+      </w:pPr>
+      <w:rPr>
+        <w:rFonts w:ascii="Symbol" w:hAnsi="Symbol" w:hint="default"/>
+        <w:sz w:val="20"/>
+      </w:rPr>
+    </w:lvl>
+    <w:lvl w:ilvl="4" w:tentative="1">
+      <w:start w:val="1"/>
+      <w:numFmt w:val="bullet"/>
+      <w:lvlText w:val=""/>
+      <w:lvlJc w:val="left"/>
+      <w:pPr>
+        <w:tabs>
+          <w:tab w:val="num" w:pos="3600"/>
+        </w:tabs>
+        <w:ind w:left="3600" w:hanging="360"/>
+      </w:pPr>
+      <w:rPr>
+        <w:rFonts w:ascii="Symbol" w:hAnsi="Symbol" w:hint="default"/>
+        <w:sz w:val="20"/>
+      </w:rPr>
+    </w:lvl>
+    <w:lvl w:ilvl="5" w:tentative="1">
+      <w:start w:val="1"/>
+      <w:numFmt w:val="bullet"/>
+      <w:lvlText w:val=""/>
+      <w:lvlJc w:val="left"/>
+      <w:pPr>
+        <w:tabs>
+          <w:tab w:val="num" w:pos="4320"/>
+        </w:tabs>
+        <w:ind w:left="4320" w:hanging="360"/>
+      </w:pPr>
+      <w:rPr>
+        <w:rFonts w:ascii="Symbol" w:hAnsi="Symbol" w:hint="default"/>
+        <w:sz w:val="20"/>
+      </w:rPr>
+    </w:lvl>
+    <w:lvl w:ilvl="6" w:tentative="1">
+      <w:start w:val="1"/>
+      <w:numFmt w:val="bullet"/>
+      <w:lvlText w:val=""/>
+      <w:lvlJc w:val="left"/>
+      <w:pPr>
+        <w:tabs>
+          <w:tab w:val="num" w:pos="5040"/>
+        </w:tabs>
+        <w:ind w:left="5040" w:hanging="360"/>
+      </w:pPr>
+      <w:rPr>
+        <w:rFonts w:ascii="Symbol" w:hAnsi="Symbol" w:hint="default"/>
+        <w:sz w:val="20"/>
+      </w:rPr>
+    </w:lvl>
+    <w:lvl w:ilvl="7" w:tentative="1">
+      <w:start w:val="1"/>
+      <w:numFmt w:val="bullet"/>
+      <w:lvlText w:val=""/>
+      <w:lvlJc w:val="left"/>
+      <w:pPr>
+        <w:tabs>
+          <w:tab w:val="num" w:pos="5760"/>
+        </w:tabs>
+        <w:ind w:left="5760" w:hanging="360"/>
+      </w:pPr>
+      <w:rPr>
+        <w:rFonts w:ascii="Symbol" w:hAnsi="Symbol" w:hint="default"/>
+        <w:sz w:val="20"/>
+      </w:rPr>
+    </w:lvl>
+    <w:lvl w:ilvl="8" w:tentative="1">
+      <w:start w:val="1"/>
+      <w:numFmt w:val="bullet"/>
+      <w:lvlText w:val=""/>
+      <w:lvlJc w:val="left"/>
+      <w:pPr>
+        <w:tabs>
+          <w:tab w:val="num" w:pos="6480"/>
+        </w:tabs>
+        <w:ind w:left="6480" w:hanging="360"/>
+      </w:pPr>
+      <w:rPr>
+        <w:rFonts w:ascii="Symbol" w:hAnsi="Symbol" w:hint="default"/>
+        <w:sz w:val="20"/>
+      </w:rPr>
+    </w:lvl>
+  </w:abstractNum>
+  <w:abstractNum w:abstractNumId="10" w15:restartNumberingAfterBreak="0">
+    <w:nsid w:val="14303B66"/>
+    <w:multiLevelType w:val="multilevel"/>
+    <w:tmpl w:val="F698BAE8"/>
+    <w:lvl w:ilvl="0">
+      <w:start w:val="1"/>
+      <w:numFmt w:val="decimal"/>
+      <w:lvlText w:val="%1."/>
+      <w:lvlJc w:val="left"/>
+      <w:pPr>
+        <w:tabs>
+          <w:tab w:val="num" w:pos="720"/>
+        </w:tabs>
+        <w:ind w:left="720" w:hanging="360"/>
+      </w:pPr>
+    </w:lvl>
+    <w:lvl w:ilvl="1" w:tentative="1">
+      <w:start w:val="1"/>
+      <w:numFmt w:val="decimal"/>
+      <w:lvlText w:val="%2."/>
+      <w:lvlJc w:val="left"/>
+      <w:pPr>
+        <w:tabs>
+          <w:tab w:val="num" w:pos="1440"/>
+        </w:tabs>
+        <w:ind w:left="1440" w:hanging="360"/>
+      </w:pPr>
+    </w:lvl>
+    <w:lvl w:ilvl="2" w:tentative="1">
+      <w:start w:val="1"/>
+      <w:numFmt w:val="decimal"/>
+      <w:lvlText w:val="%3."/>
+      <w:lvlJc w:val="left"/>
+      <w:pPr>
+        <w:tabs>
+          <w:tab w:val="num" w:pos="2160"/>
+        </w:tabs>
+        <w:ind w:left="2160" w:hanging="360"/>
+      </w:pPr>
+    </w:lvl>
+    <w:lvl w:ilvl="3" w:tentative="1">
+      <w:start w:val="1"/>
+      <w:numFmt w:val="decimal"/>
+      <w:lvlText w:val="%4."/>
+      <w:lvlJc w:val="left"/>
+      <w:pPr>
+        <w:tabs>
+          <w:tab w:val="num" w:pos="2880"/>
+        </w:tabs>
+        <w:ind w:left="2880" w:hanging="360"/>
+      </w:pPr>
+    </w:lvl>
+    <w:lvl w:ilvl="4" w:tentative="1">
+      <w:start w:val="1"/>
+      <w:numFmt w:val="decimal"/>
+      <w:lvlText w:val="%5."/>
+      <w:lvlJc w:val="left"/>
+      <w:pPr>
+        <w:tabs>
+          <w:tab w:val="num" w:pos="3600"/>
+        </w:tabs>
+        <w:ind w:left="3600" w:hanging="360"/>
+      </w:pPr>
+    </w:lvl>
+    <w:lvl w:ilvl="5" w:tentative="1">
+      <w:start w:val="1"/>
+      <w:numFmt w:val="decimal"/>
+      <w:lvlText w:val="%6."/>
+      <w:lvlJc w:val="left"/>
+      <w:pPr>
+        <w:tabs>
+          <w:tab w:val="num" w:pos="4320"/>
+        </w:tabs>
+        <w:ind w:left="4320" w:hanging="360"/>
+      </w:pPr>
+    </w:lvl>
+    <w:lvl w:ilvl="6" w:tentative="1">
+      <w:start w:val="1"/>
+      <w:numFmt w:val="decimal"/>
+      <w:lvlText w:val="%7."/>
+      <w:lvlJc w:val="left"/>
+      <w:pPr>
+        <w:tabs>
+          <w:tab w:val="num" w:pos="5040"/>
+        </w:tabs>
+        <w:ind w:left="5040" w:hanging="360"/>
+      </w:pPr>
+    </w:lvl>
+    <w:lvl w:ilvl="7" w:tentative="1">
+      <w:start w:val="1"/>
+      <w:numFmt w:val="decimal"/>
+      <w:lvlText w:val="%8."/>
+      <w:lvlJc w:val="left"/>
+      <w:pPr>
+        <w:tabs>
+          <w:tab w:val="num" w:pos="5760"/>
+        </w:tabs>
+        <w:ind w:left="5760" w:hanging="360"/>
+      </w:pPr>
+    </w:lvl>
+    <w:lvl w:ilvl="8" w:tentative="1">
+      <w:start w:val="1"/>
+      <w:numFmt w:val="decimal"/>
+      <w:lvlText w:val="%9."/>
+      <w:lvlJc w:val="left"/>
+      <w:pPr>
+        <w:tabs>
+          <w:tab w:val="num" w:pos="6480"/>
+        </w:tabs>
+        <w:ind w:left="6480" w:hanging="360"/>
+      </w:pPr>
+    </w:lvl>
+  </w:abstractNum>
+  <w:abstractNum w:abstractNumId="11" w15:restartNumberingAfterBreak="0">
+    <w:nsid w:val="18BC0A5E"/>
+    <w:multiLevelType w:val="multilevel"/>
+    <w:tmpl w:val="B00674E2"/>
+    <w:lvl w:ilvl="0">
+      <w:start w:val="1"/>
+      <w:numFmt w:val="bullet"/>
+      <w:lvlText w:val=""/>
+      <w:lvlJc w:val="left"/>
+      <w:pPr>
+        <w:tabs>
+          <w:tab w:val="num" w:pos="720"/>
+        </w:tabs>
+        <w:ind w:left="720" w:hanging="360"/>
+      </w:pPr>
+      <w:rPr>
+        <w:rFonts w:ascii="Symbol" w:hAnsi="Symbol" w:hint="default"/>
+        <w:sz w:val="20"/>
+      </w:rPr>
+    </w:lvl>
+    <w:lvl w:ilvl="1" w:tentative="1">
+      <w:start w:val="1"/>
+      <w:numFmt w:val="bullet"/>
+      <w:lvlText w:val=""/>
+      <w:lvlJc w:val="left"/>
+      <w:pPr>
+        <w:tabs>
+          <w:tab w:val="num" w:pos="1440"/>
+        </w:tabs>
+        <w:ind w:left="1440" w:hanging="360"/>
+      </w:pPr>
+      <w:rPr>
+        <w:rFonts w:ascii="Symbol" w:hAnsi="Symbol" w:hint="default"/>
+        <w:sz w:val="20"/>
+      </w:rPr>
+    </w:lvl>
+    <w:lvl w:ilvl="2" w:tentative="1">
+      <w:start w:val="1"/>
+      <w:numFmt w:val="bullet"/>
+      <w:lvlText w:val=""/>
+      <w:lvlJc w:val="left"/>
+      <w:pPr>
+        <w:tabs>
+          <w:tab w:val="num" w:pos="2160"/>
+        </w:tabs>
+        <w:ind w:left="2160" w:hanging="360"/>
+      </w:pPr>
+      <w:rPr>
+        <w:rFonts w:ascii="Symbol" w:hAnsi="Symbol" w:hint="default"/>
+        <w:sz w:val="20"/>
+      </w:rPr>
+    </w:lvl>
+    <w:lvl w:ilvl="3" w:tentative="1">
+      <w:start w:val="1"/>
+      <w:numFmt w:val="bullet"/>
+      <w:lvlText w:val=""/>
+      <w:lvlJc w:val="left"/>
+      <w:pPr>
+        <w:tabs>
+          <w:tab w:val="num" w:pos="2880"/>
+        </w:tabs>
+        <w:ind w:left="2880" w:hanging="360"/>
+      </w:pPr>
+      <w:rPr>
+        <w:rFonts w:ascii="Symbol" w:hAnsi="Symbol" w:hint="default"/>
+        <w:sz w:val="20"/>
+      </w:rPr>
+    </w:lvl>
+    <w:lvl w:ilvl="4" w:tentative="1">
+      <w:start w:val="1"/>
+      <w:numFmt w:val="bullet"/>
+      <w:lvlText w:val=""/>
+      <w:lvlJc w:val="left"/>
+      <w:pPr>
+        <w:tabs>
+          <w:tab w:val="num" w:pos="3600"/>
+        </w:tabs>
+        <w:ind w:left="3600" w:hanging="360"/>
+      </w:pPr>
+      <w:rPr>
+        <w:rFonts w:ascii="Symbol" w:hAnsi="Symbol" w:hint="default"/>
+        <w:sz w:val="20"/>
+      </w:rPr>
+    </w:lvl>
+    <w:lvl w:ilvl="5" w:tentative="1">
+      <w:start w:val="1"/>
+      <w:numFmt w:val="bullet"/>
+      <w:lvlText w:val=""/>
+      <w:lvlJc w:val="left"/>
+      <w:pPr>
+        <w:tabs>
+          <w:tab w:val="num" w:pos="4320"/>
+        </w:tabs>
+        <w:ind w:left="4320" w:hanging="360"/>
+      </w:pPr>
+      <w:rPr>
+        <w:rFonts w:ascii="Symbol" w:hAnsi="Symbol" w:hint="default"/>
+        <w:sz w:val="20"/>
+      </w:rPr>
+    </w:lvl>
+    <w:lvl w:ilvl="6" w:tentative="1">
+      <w:start w:val="1"/>
+      <w:numFmt w:val="bullet"/>
+      <w:lvlText w:val=""/>
+      <w:lvlJc w:val="left"/>
+      <w:pPr>
+        <w:tabs>
+          <w:tab w:val="num" w:pos="5040"/>
+        </w:tabs>
+        <w:ind w:left="5040" w:hanging="360"/>
+      </w:pPr>
+      <w:rPr>
+        <w:rFonts w:ascii="Symbol" w:hAnsi="Symbol" w:hint="default"/>
+        <w:sz w:val="20"/>
+      </w:rPr>
+    </w:lvl>
+    <w:lvl w:ilvl="7" w:tentative="1">
+      <w:start w:val="1"/>
+      <w:numFmt w:val="bullet"/>
+      <w:lvlText w:val=""/>
+      <w:lvlJc w:val="left"/>
+      <w:pPr>
+        <w:tabs>
+          <w:tab w:val="num" w:pos="5760"/>
+        </w:tabs>
+        <w:ind w:left="5760" w:hanging="360"/>
+      </w:pPr>
+      <w:rPr>
+        <w:rFonts w:ascii="Symbol" w:hAnsi="Symbol" w:hint="default"/>
+        <w:sz w:val="20"/>
+      </w:rPr>
+    </w:lvl>
+    <w:lvl w:ilvl="8" w:tentative="1">
+      <w:start w:val="1"/>
+      <w:numFmt w:val="bullet"/>
+      <w:lvlText w:val=""/>
+      <w:lvlJc w:val="left"/>
+      <w:pPr>
+        <w:tabs>
+          <w:tab w:val="num" w:pos="6480"/>
+        </w:tabs>
+        <w:ind w:left="6480" w:hanging="360"/>
+      </w:pPr>
+      <w:rPr>
+        <w:rFonts w:ascii="Symbol" w:hAnsi="Symbol" w:hint="default"/>
+        <w:sz w:val="20"/>
+      </w:rPr>
+    </w:lvl>
+  </w:abstractNum>
+  <w:abstractNum w:abstractNumId="12" w15:restartNumberingAfterBreak="0">
     <w:nsid w:val="18F22928"/>
     <w:multiLevelType w:val="hybridMultilevel"/>
     <w:tmpl w:val="32A08FEC"/>
@@ -16702,7 +19433,7 @@
       </w:rPr>
     </w:lvl>
   </w:abstractNum>
-  <w:abstractNum w:abstractNumId="7" w15:restartNumberingAfterBreak="0">
+  <w:abstractNum w:abstractNumId="13" w15:restartNumberingAfterBreak="0">
     <w:nsid w:val="1B6B04D3"/>
     <w:multiLevelType w:val="hybridMultilevel"/>
     <w:tmpl w:val="A97C993C"/>
@@ -16815,7 +19546,7 @@
       </w:rPr>
     </w:lvl>
   </w:abstractNum>
-  <w:abstractNum w:abstractNumId="8" w15:restartNumberingAfterBreak="0">
+  <w:abstractNum w:abstractNumId="14" w15:restartNumberingAfterBreak="0">
     <w:nsid w:val="1B831BAD"/>
     <w:multiLevelType w:val="hybridMultilevel"/>
     <w:tmpl w:val="C0BEF384"/>
@@ -16928,7 +19659,7 @@
       </w:rPr>
     </w:lvl>
   </w:abstractNum>
-  <w:abstractNum w:abstractNumId="9" w15:restartNumberingAfterBreak="0">
+  <w:abstractNum w:abstractNumId="15" w15:restartNumberingAfterBreak="0">
     <w:nsid w:val="1C3D7FDC"/>
     <w:multiLevelType w:val="hybridMultilevel"/>
     <w:tmpl w:val="E8C8BF1E"/>
@@ -17041,7 +19772,7 @@
       </w:rPr>
     </w:lvl>
   </w:abstractNum>
-  <w:abstractNum w:abstractNumId="10" w15:restartNumberingAfterBreak="0">
+  <w:abstractNum w:abstractNumId="16" w15:restartNumberingAfterBreak="0">
     <w:nsid w:val="1DB0108E"/>
     <w:multiLevelType w:val="hybridMultilevel"/>
     <w:tmpl w:val="9E107976"/>
@@ -17154,7 +19885,7 @@
       </w:rPr>
     </w:lvl>
   </w:abstractNum>
-  <w:abstractNum w:abstractNumId="11" w15:restartNumberingAfterBreak="0">
+  <w:abstractNum w:abstractNumId="17" w15:restartNumberingAfterBreak="0">
     <w:nsid w:val="1F56611D"/>
     <w:multiLevelType w:val="hybridMultilevel"/>
     <w:tmpl w:val="A4CE2640"/>
@@ -17267,7 +19998,7 @@
       </w:rPr>
     </w:lvl>
   </w:abstractNum>
-  <w:abstractNum w:abstractNumId="12" w15:restartNumberingAfterBreak="0">
+  <w:abstractNum w:abstractNumId="18" w15:restartNumberingAfterBreak="0">
     <w:nsid w:val="26606004"/>
     <w:multiLevelType w:val="hybridMultilevel"/>
     <w:tmpl w:val="656AF67C"/>
@@ -17380,7 +20111,7 @@
       </w:rPr>
     </w:lvl>
   </w:abstractNum>
-  <w:abstractNum w:abstractNumId="13" w15:restartNumberingAfterBreak="0">
+  <w:abstractNum w:abstractNumId="19" w15:restartNumberingAfterBreak="0">
     <w:nsid w:val="29D91C08"/>
     <w:multiLevelType w:val="hybridMultilevel"/>
     <w:tmpl w:val="48985BC2"/>
@@ -17493,7 +20224,7 @@
       </w:rPr>
     </w:lvl>
   </w:abstractNum>
-  <w:abstractNum w:abstractNumId="14" w15:restartNumberingAfterBreak="0">
+  <w:abstractNum w:abstractNumId="20" w15:restartNumberingAfterBreak="0">
     <w:nsid w:val="2AF6642F"/>
     <w:multiLevelType w:val="hybridMultilevel"/>
     <w:tmpl w:val="54F0F22C"/>
@@ -17606,7 +20337,7 @@
       </w:rPr>
     </w:lvl>
   </w:abstractNum>
-  <w:abstractNum w:abstractNumId="15" w15:restartNumberingAfterBreak="0">
+  <w:abstractNum w:abstractNumId="21" w15:restartNumberingAfterBreak="0">
     <w:nsid w:val="2B61519B"/>
     <w:multiLevelType w:val="hybridMultilevel"/>
     <w:tmpl w:val="FBDA72E0"/>
@@ -17719,7 +20450,7 @@
       </w:rPr>
     </w:lvl>
   </w:abstractNum>
-  <w:abstractNum w:abstractNumId="16" w15:restartNumberingAfterBreak="0">
+  <w:abstractNum w:abstractNumId="22" w15:restartNumberingAfterBreak="0">
     <w:nsid w:val="2F5B6617"/>
     <w:multiLevelType w:val="hybridMultilevel"/>
     <w:tmpl w:val="267255DC"/>
@@ -17832,7 +20563,7 @@
       </w:rPr>
     </w:lvl>
   </w:abstractNum>
-  <w:abstractNum w:abstractNumId="17" w15:restartNumberingAfterBreak="0">
+  <w:abstractNum w:abstractNumId="23" w15:restartNumberingAfterBreak="0">
     <w:nsid w:val="2FD42547"/>
     <w:multiLevelType w:val="hybridMultilevel"/>
     <w:tmpl w:val="AF20E288"/>
@@ -17945,7 +20676,156 @@
       </w:rPr>
     </w:lvl>
   </w:abstractNum>
-  <w:abstractNum w:abstractNumId="18" w15:restartNumberingAfterBreak="0">
+  <w:abstractNum w:abstractNumId="24" w15:restartNumberingAfterBreak="0">
+    <w:nsid w:val="32547FDA"/>
+    <w:multiLevelType w:val="multilevel"/>
+    <w:tmpl w:val="60F4EAD4"/>
+    <w:lvl w:ilvl="0">
+      <w:start w:val="1"/>
+      <w:numFmt w:val="bullet"/>
+      <w:lvlText w:val=""/>
+      <w:lvlJc w:val="left"/>
+      <w:pPr>
+        <w:tabs>
+          <w:tab w:val="num" w:pos="720"/>
+        </w:tabs>
+        <w:ind w:left="720" w:hanging="360"/>
+      </w:pPr>
+      <w:rPr>
+        <w:rFonts w:ascii="Symbol" w:hAnsi="Symbol" w:hint="default"/>
+        <w:sz w:val="20"/>
+      </w:rPr>
+    </w:lvl>
+    <w:lvl w:ilvl="1" w:tentative="1">
+      <w:start w:val="1"/>
+      <w:numFmt w:val="bullet"/>
+      <w:lvlText w:val=""/>
+      <w:lvlJc w:val="left"/>
+      <w:pPr>
+        <w:tabs>
+          <w:tab w:val="num" w:pos="1440"/>
+        </w:tabs>
+        <w:ind w:left="1440" w:hanging="360"/>
+      </w:pPr>
+      <w:rPr>
+        <w:rFonts w:ascii="Symbol" w:hAnsi="Symbol" w:hint="default"/>
+        <w:sz w:val="20"/>
+      </w:rPr>
+    </w:lvl>
+    <w:lvl w:ilvl="2" w:tentative="1">
+      <w:start w:val="1"/>
+      <w:numFmt w:val="bullet"/>
+      <w:lvlText w:val=""/>
+      <w:lvlJc w:val="left"/>
+      <w:pPr>
+        <w:tabs>
+          <w:tab w:val="num" w:pos="2160"/>
+        </w:tabs>
+        <w:ind w:left="2160" w:hanging="360"/>
+      </w:pPr>
+      <w:rPr>
+        <w:rFonts w:ascii="Symbol" w:hAnsi="Symbol" w:hint="default"/>
+        <w:sz w:val="20"/>
+      </w:rPr>
+    </w:lvl>
+    <w:lvl w:ilvl="3" w:tentative="1">
+      <w:start w:val="1"/>
+      <w:numFmt w:val="bullet"/>
+      <w:lvlText w:val=""/>
+      <w:lvlJc w:val="left"/>
+      <w:pPr>
+        <w:tabs>
+          <w:tab w:val="num" w:pos="2880"/>
+        </w:tabs>
+        <w:ind w:left="2880" w:hanging="360"/>
+      </w:pPr>
+      <w:rPr>
+        <w:rFonts w:ascii="Symbol" w:hAnsi="Symbol" w:hint="default"/>
+        <w:sz w:val="20"/>
+      </w:rPr>
+    </w:lvl>
+    <w:lvl w:ilvl="4" w:tentative="1">
+      <w:start w:val="1"/>
+      <w:numFmt w:val="bullet"/>
+      <w:lvlText w:val=""/>
+      <w:lvlJc w:val="left"/>
+      <w:pPr>
+        <w:tabs>
+          <w:tab w:val="num" w:pos="3600"/>
+        </w:tabs>
+        <w:ind w:left="3600" w:hanging="360"/>
+      </w:pPr>
+      <w:rPr>
+        <w:rFonts w:ascii="Symbol" w:hAnsi="Symbol" w:hint="default"/>
+        <w:sz w:val="20"/>
+      </w:rPr>
+    </w:lvl>
+    <w:lvl w:ilvl="5" w:tentative="1">
+      <w:start w:val="1"/>
+      <w:numFmt w:val="bullet"/>
+      <w:lvlText w:val=""/>
+      <w:lvlJc w:val="left"/>
+      <w:pPr>
+        <w:tabs>
+          <w:tab w:val="num" w:pos="4320"/>
+        </w:tabs>
+        <w:ind w:left="4320" w:hanging="360"/>
+      </w:pPr>
+      <w:rPr>
+        <w:rFonts w:ascii="Symbol" w:hAnsi="Symbol" w:hint="default"/>
+        <w:sz w:val="20"/>
+      </w:rPr>
+    </w:lvl>
+    <w:lvl w:ilvl="6" w:tentative="1">
+      <w:start w:val="1"/>
+      <w:numFmt w:val="bullet"/>
+      <w:lvlText w:val=""/>
+      <w:lvlJc w:val="left"/>
+      <w:pPr>
+        <w:tabs>
+          <w:tab w:val="num" w:pos="5040"/>
+        </w:tabs>
+        <w:ind w:left="5040" w:hanging="360"/>
+      </w:pPr>
+      <w:rPr>
+        <w:rFonts w:ascii="Symbol" w:hAnsi="Symbol" w:hint="default"/>
+        <w:sz w:val="20"/>
+      </w:rPr>
+    </w:lvl>
+    <w:lvl w:ilvl="7" w:tentative="1">
+      <w:start w:val="1"/>
+      <w:numFmt w:val="bullet"/>
+      <w:lvlText w:val=""/>
+      <w:lvlJc w:val="left"/>
+      <w:pPr>
+        <w:tabs>
+          <w:tab w:val="num" w:pos="5760"/>
+        </w:tabs>
+        <w:ind w:left="5760" w:hanging="360"/>
+      </w:pPr>
+      <w:rPr>
+        <w:rFonts w:ascii="Symbol" w:hAnsi="Symbol" w:hint="default"/>
+        <w:sz w:val="20"/>
+      </w:rPr>
+    </w:lvl>
+    <w:lvl w:ilvl="8" w:tentative="1">
+      <w:start w:val="1"/>
+      <w:numFmt w:val="bullet"/>
+      <w:lvlText w:val=""/>
+      <w:lvlJc w:val="left"/>
+      <w:pPr>
+        <w:tabs>
+          <w:tab w:val="num" w:pos="6480"/>
+        </w:tabs>
+        <w:ind w:left="6480" w:hanging="360"/>
+      </w:pPr>
+      <w:rPr>
+        <w:rFonts w:ascii="Symbol" w:hAnsi="Symbol" w:hint="default"/>
+        <w:sz w:val="20"/>
+      </w:rPr>
+    </w:lvl>
+  </w:abstractNum>
+  <w:abstractNum w:abstractNumId="25" w15:restartNumberingAfterBreak="0">
     <w:nsid w:val="3848673D"/>
     <w:multiLevelType w:val="hybridMultilevel"/>
     <w:tmpl w:val="D624DE48"/>
@@ -18058,7 +20938,7 @@
       </w:rPr>
     </w:lvl>
   </w:abstractNum>
-  <w:abstractNum w:abstractNumId="19" w15:restartNumberingAfterBreak="0">
+  <w:abstractNum w:abstractNumId="26" w15:restartNumberingAfterBreak="0">
     <w:nsid w:val="39884CD2"/>
     <w:multiLevelType w:val="hybridMultilevel"/>
     <w:tmpl w:val="9FAAE076"/>
@@ -18171,7 +21051,7 @@
       </w:rPr>
     </w:lvl>
   </w:abstractNum>
-  <w:abstractNum w:abstractNumId="20" w15:restartNumberingAfterBreak="0">
+  <w:abstractNum w:abstractNumId="27" w15:restartNumberingAfterBreak="0">
     <w:nsid w:val="3EA15622"/>
     <w:multiLevelType w:val="hybridMultilevel"/>
     <w:tmpl w:val="3604AA70"/>
@@ -18284,7 +21164,7 @@
       </w:rPr>
     </w:lvl>
   </w:abstractNum>
-  <w:abstractNum w:abstractNumId="21" w15:restartNumberingAfterBreak="0">
+  <w:abstractNum w:abstractNumId="28" w15:restartNumberingAfterBreak="0">
     <w:nsid w:val="408C6981"/>
     <w:multiLevelType w:val="hybridMultilevel"/>
     <w:tmpl w:val="AAAAB4C2"/>
@@ -18397,7 +21277,7 @@
       </w:rPr>
     </w:lvl>
   </w:abstractNum>
-  <w:abstractNum w:abstractNumId="22" w15:restartNumberingAfterBreak="0">
+  <w:abstractNum w:abstractNumId="29" w15:restartNumberingAfterBreak="0">
     <w:nsid w:val="408E4F49"/>
     <w:multiLevelType w:val="hybridMultilevel"/>
     <w:tmpl w:val="BE6E0FB8"/>
@@ -18510,7 +21390,7 @@
       </w:rPr>
     </w:lvl>
   </w:abstractNum>
-  <w:abstractNum w:abstractNumId="23" w15:restartNumberingAfterBreak="0">
+  <w:abstractNum w:abstractNumId="30" w15:restartNumberingAfterBreak="0">
     <w:nsid w:val="41E41316"/>
     <w:multiLevelType w:val="multilevel"/>
     <w:tmpl w:val="AA10B74C"/>
@@ -18659,7 +21539,7 @@
       </w:rPr>
     </w:lvl>
   </w:abstractNum>
-  <w:abstractNum w:abstractNumId="24" w15:restartNumberingAfterBreak="0">
+  <w:abstractNum w:abstractNumId="31" w15:restartNumberingAfterBreak="0">
     <w:nsid w:val="42ED519D"/>
     <w:multiLevelType w:val="multilevel"/>
     <w:tmpl w:val="60843310"/>
@@ -18808,7 +21688,7 @@
       </w:rPr>
     </w:lvl>
   </w:abstractNum>
-  <w:abstractNum w:abstractNumId="25" w15:restartNumberingAfterBreak="0">
+  <w:abstractNum w:abstractNumId="32" w15:restartNumberingAfterBreak="0">
     <w:nsid w:val="43A143C7"/>
     <w:multiLevelType w:val="hybridMultilevel"/>
     <w:tmpl w:val="DCCE8166"/>
@@ -18921,7 +21801,7 @@
       </w:rPr>
     </w:lvl>
   </w:abstractNum>
-  <w:abstractNum w:abstractNumId="26" w15:restartNumberingAfterBreak="0">
+  <w:abstractNum w:abstractNumId="33" w15:restartNumberingAfterBreak="0">
     <w:nsid w:val="4CA47DB8"/>
     <w:multiLevelType w:val="hybridMultilevel"/>
     <w:tmpl w:val="7F0C7192"/>
@@ -19034,7 +21914,7 @@
       </w:rPr>
     </w:lvl>
   </w:abstractNum>
-  <w:abstractNum w:abstractNumId="27" w15:restartNumberingAfterBreak="0">
+  <w:abstractNum w:abstractNumId="34" w15:restartNumberingAfterBreak="0">
     <w:nsid w:val="4D521642"/>
     <w:multiLevelType w:val="hybridMultilevel"/>
     <w:tmpl w:val="4BF8D668"/>
@@ -19147,7 +22027,7 @@
       </w:rPr>
     </w:lvl>
   </w:abstractNum>
-  <w:abstractNum w:abstractNumId="28" w15:restartNumberingAfterBreak="0">
+  <w:abstractNum w:abstractNumId="35" w15:restartNumberingAfterBreak="0">
     <w:nsid w:val="560A1228"/>
     <w:multiLevelType w:val="hybridMultilevel"/>
     <w:tmpl w:val="23EA53DA"/>
@@ -19236,7 +22116,7 @@
       </w:pPr>
     </w:lvl>
   </w:abstractNum>
-  <w:abstractNum w:abstractNumId="29" w15:restartNumberingAfterBreak="0">
+  <w:abstractNum w:abstractNumId="36" w15:restartNumberingAfterBreak="0">
     <w:nsid w:val="566651BA"/>
     <w:multiLevelType w:val="multilevel"/>
     <w:tmpl w:val="37644CF6"/>
@@ -19385,7 +22265,7 @@
       </w:rPr>
     </w:lvl>
   </w:abstractNum>
-  <w:abstractNum w:abstractNumId="30" w15:restartNumberingAfterBreak="0">
+  <w:abstractNum w:abstractNumId="37" w15:restartNumberingAfterBreak="0">
     <w:nsid w:val="570775AB"/>
     <w:multiLevelType w:val="multilevel"/>
     <w:tmpl w:val="FF48FE6E"/>
@@ -19534,7 +22414,305 @@
       </w:rPr>
     </w:lvl>
   </w:abstractNum>
-  <w:abstractNum w:abstractNumId="31" w15:restartNumberingAfterBreak="0">
+  <w:abstractNum w:abstractNumId="38" w15:restartNumberingAfterBreak="0">
+    <w:nsid w:val="577143D1"/>
+    <w:multiLevelType w:val="multilevel"/>
+    <w:tmpl w:val="F05E0A60"/>
+    <w:lvl w:ilvl="0">
+      <w:start w:val="1"/>
+      <w:numFmt w:val="bullet"/>
+      <w:lvlText w:val=""/>
+      <w:lvlJc w:val="left"/>
+      <w:pPr>
+        <w:tabs>
+          <w:tab w:val="num" w:pos="720"/>
+        </w:tabs>
+        <w:ind w:left="720" w:hanging="360"/>
+      </w:pPr>
+      <w:rPr>
+        <w:rFonts w:ascii="Symbol" w:hAnsi="Symbol" w:hint="default"/>
+        <w:sz w:val="20"/>
+      </w:rPr>
+    </w:lvl>
+    <w:lvl w:ilvl="1">
+      <w:start w:val="1"/>
+      <w:numFmt w:val="bullet"/>
+      <w:lvlText w:val=""/>
+      <w:lvlJc w:val="left"/>
+      <w:pPr>
+        <w:tabs>
+          <w:tab w:val="num" w:pos="1440"/>
+        </w:tabs>
+        <w:ind w:left="1440" w:hanging="360"/>
+      </w:pPr>
+      <w:rPr>
+        <w:rFonts w:ascii="Symbol" w:hAnsi="Symbol" w:hint="default"/>
+        <w:sz w:val="20"/>
+      </w:rPr>
+    </w:lvl>
+    <w:lvl w:ilvl="2" w:tentative="1">
+      <w:start w:val="1"/>
+      <w:numFmt w:val="bullet"/>
+      <w:lvlText w:val=""/>
+      <w:lvlJc w:val="left"/>
+      <w:pPr>
+        <w:tabs>
+          <w:tab w:val="num" w:pos="2160"/>
+        </w:tabs>
+        <w:ind w:left="2160" w:hanging="360"/>
+      </w:pPr>
+      <w:rPr>
+        <w:rFonts w:ascii="Symbol" w:hAnsi="Symbol" w:hint="default"/>
+        <w:sz w:val="20"/>
+      </w:rPr>
+    </w:lvl>
+    <w:lvl w:ilvl="3" w:tentative="1">
+      <w:start w:val="1"/>
+      <w:numFmt w:val="bullet"/>
+      <w:lvlText w:val=""/>
+      <w:lvlJc w:val="left"/>
+      <w:pPr>
+        <w:tabs>
+          <w:tab w:val="num" w:pos="2880"/>
+        </w:tabs>
+        <w:ind w:left="2880" w:hanging="360"/>
+      </w:pPr>
+      <w:rPr>
+        <w:rFonts w:ascii="Symbol" w:hAnsi="Symbol" w:hint="default"/>
+        <w:sz w:val="20"/>
+      </w:rPr>
+    </w:lvl>
+    <w:lvl w:ilvl="4" w:tentative="1">
+      <w:start w:val="1"/>
+      <w:numFmt w:val="bullet"/>
+      <w:lvlText w:val=""/>
+      <w:lvlJc w:val="left"/>
+      <w:pPr>
+        <w:tabs>
+          <w:tab w:val="num" w:pos="3600"/>
+        </w:tabs>
+        <w:ind w:left="3600" w:hanging="360"/>
+      </w:pPr>
+      <w:rPr>
+        <w:rFonts w:ascii="Symbol" w:hAnsi="Symbol" w:hint="default"/>
+        <w:sz w:val="20"/>
+      </w:rPr>
+    </w:lvl>
+    <w:lvl w:ilvl="5" w:tentative="1">
+      <w:start w:val="1"/>
+      <w:numFmt w:val="bullet"/>
+      <w:lvlText w:val=""/>
+      <w:lvlJc w:val="left"/>
+      <w:pPr>
+        <w:tabs>
+          <w:tab w:val="num" w:pos="4320"/>
+        </w:tabs>
+        <w:ind w:left="4320" w:hanging="360"/>
+      </w:pPr>
+      <w:rPr>
+        <w:rFonts w:ascii="Symbol" w:hAnsi="Symbol" w:hint="default"/>
+        <w:sz w:val="20"/>
+      </w:rPr>
+    </w:lvl>
+    <w:lvl w:ilvl="6" w:tentative="1">
+      <w:start w:val="1"/>
+      <w:numFmt w:val="bullet"/>
+      <w:lvlText w:val=""/>
+      <w:lvlJc w:val="left"/>
+      <w:pPr>
+        <w:tabs>
+          <w:tab w:val="num" w:pos="5040"/>
+        </w:tabs>
+        <w:ind w:left="5040" w:hanging="360"/>
+      </w:pPr>
+      <w:rPr>
+        <w:rFonts w:ascii="Symbol" w:hAnsi="Symbol" w:hint="default"/>
+        <w:sz w:val="20"/>
+      </w:rPr>
+    </w:lvl>
+    <w:lvl w:ilvl="7" w:tentative="1">
+      <w:start w:val="1"/>
+      <w:numFmt w:val="bullet"/>
+      <w:lvlText w:val=""/>
+      <w:lvlJc w:val="left"/>
+      <w:pPr>
+        <w:tabs>
+          <w:tab w:val="num" w:pos="5760"/>
+        </w:tabs>
+        <w:ind w:left="5760" w:hanging="360"/>
+      </w:pPr>
+      <w:rPr>
+        <w:rFonts w:ascii="Symbol" w:hAnsi="Symbol" w:hint="default"/>
+        <w:sz w:val="20"/>
+      </w:rPr>
+    </w:lvl>
+    <w:lvl w:ilvl="8" w:tentative="1">
+      <w:start w:val="1"/>
+      <w:numFmt w:val="bullet"/>
+      <w:lvlText w:val=""/>
+      <w:lvlJc w:val="left"/>
+      <w:pPr>
+        <w:tabs>
+          <w:tab w:val="num" w:pos="6480"/>
+        </w:tabs>
+        <w:ind w:left="6480" w:hanging="360"/>
+      </w:pPr>
+      <w:rPr>
+        <w:rFonts w:ascii="Symbol" w:hAnsi="Symbol" w:hint="default"/>
+        <w:sz w:val="20"/>
+      </w:rPr>
+    </w:lvl>
+  </w:abstractNum>
+  <w:abstractNum w:abstractNumId="39" w15:restartNumberingAfterBreak="0">
+    <w:nsid w:val="57D67A74"/>
+    <w:multiLevelType w:val="multilevel"/>
+    <w:tmpl w:val="E99454A8"/>
+    <w:lvl w:ilvl="0">
+      <w:start w:val="1"/>
+      <w:numFmt w:val="bullet"/>
+      <w:lvlText w:val=""/>
+      <w:lvlJc w:val="left"/>
+      <w:pPr>
+        <w:tabs>
+          <w:tab w:val="num" w:pos="720"/>
+        </w:tabs>
+        <w:ind w:left="720" w:hanging="360"/>
+      </w:pPr>
+      <w:rPr>
+        <w:rFonts w:ascii="Symbol" w:hAnsi="Symbol" w:hint="default"/>
+        <w:sz w:val="20"/>
+      </w:rPr>
+    </w:lvl>
+    <w:lvl w:ilvl="1" w:tentative="1">
+      <w:start w:val="1"/>
+      <w:numFmt w:val="bullet"/>
+      <w:lvlText w:val=""/>
+      <w:lvlJc w:val="left"/>
+      <w:pPr>
+        <w:tabs>
+          <w:tab w:val="num" w:pos="1440"/>
+        </w:tabs>
+        <w:ind w:left="1440" w:hanging="360"/>
+      </w:pPr>
+      <w:rPr>
+        <w:rFonts w:ascii="Symbol" w:hAnsi="Symbol" w:hint="default"/>
+        <w:sz w:val="20"/>
+      </w:rPr>
+    </w:lvl>
+    <w:lvl w:ilvl="2" w:tentative="1">
+      <w:start w:val="1"/>
+      <w:numFmt w:val="bullet"/>
+      <w:lvlText w:val=""/>
+      <w:lvlJc w:val="left"/>
+      <w:pPr>
+        <w:tabs>
+          <w:tab w:val="num" w:pos="2160"/>
+        </w:tabs>
+        <w:ind w:left="2160" w:hanging="360"/>
+      </w:pPr>
+      <w:rPr>
+        <w:rFonts w:ascii="Symbol" w:hAnsi="Symbol" w:hint="default"/>
+        <w:sz w:val="20"/>
+      </w:rPr>
+    </w:lvl>
+    <w:lvl w:ilvl="3" w:tentative="1">
+      <w:start w:val="1"/>
+      <w:numFmt w:val="bullet"/>
+      <w:lvlText w:val=""/>
+      <w:lvlJc w:val="left"/>
+      <w:pPr>
+        <w:tabs>
+          <w:tab w:val="num" w:pos="2880"/>
+        </w:tabs>
+        <w:ind w:left="2880" w:hanging="360"/>
+      </w:pPr>
+      <w:rPr>
+        <w:rFonts w:ascii="Symbol" w:hAnsi="Symbol" w:hint="default"/>
+        <w:sz w:val="20"/>
+      </w:rPr>
+    </w:lvl>
+    <w:lvl w:ilvl="4" w:tentative="1">
+      <w:start w:val="1"/>
+      <w:numFmt w:val="bullet"/>
+      <w:lvlText w:val=""/>
+      <w:lvlJc w:val="left"/>
+      <w:pPr>
+        <w:tabs>
+          <w:tab w:val="num" w:pos="3600"/>
+        </w:tabs>
+        <w:ind w:left="3600" w:hanging="360"/>
+      </w:pPr>
+      <w:rPr>
+        <w:rFonts w:ascii="Symbol" w:hAnsi="Symbol" w:hint="default"/>
+        <w:sz w:val="20"/>
+      </w:rPr>
+    </w:lvl>
+    <w:lvl w:ilvl="5" w:tentative="1">
+      <w:start w:val="1"/>
+      <w:numFmt w:val="bullet"/>
+      <w:lvlText w:val=""/>
+      <w:lvlJc w:val="left"/>
+      <w:pPr>
+        <w:tabs>
+          <w:tab w:val="num" w:pos="4320"/>
+        </w:tabs>
+        <w:ind w:left="4320" w:hanging="360"/>
+      </w:pPr>
+      <w:rPr>
+        <w:rFonts w:ascii="Symbol" w:hAnsi="Symbol" w:hint="default"/>
+        <w:sz w:val="20"/>
+      </w:rPr>
+    </w:lvl>
+    <w:lvl w:ilvl="6" w:tentative="1">
+      <w:start w:val="1"/>
+      <w:numFmt w:val="bullet"/>
+      <w:lvlText w:val=""/>
+      <w:lvlJc w:val="left"/>
+      <w:pPr>
+        <w:tabs>
+          <w:tab w:val="num" w:pos="5040"/>
+        </w:tabs>
+        <w:ind w:left="5040" w:hanging="360"/>
+      </w:pPr>
+      <w:rPr>
+        <w:rFonts w:ascii="Symbol" w:hAnsi="Symbol" w:hint="default"/>
+        <w:sz w:val="20"/>
+      </w:rPr>
+    </w:lvl>
+    <w:lvl w:ilvl="7" w:tentative="1">
+      <w:start w:val="1"/>
+      <w:numFmt w:val="bullet"/>
+      <w:lvlText w:val=""/>
+      <w:lvlJc w:val="left"/>
+      <w:pPr>
+        <w:tabs>
+          <w:tab w:val="num" w:pos="5760"/>
+        </w:tabs>
+        <w:ind w:left="5760" w:hanging="360"/>
+      </w:pPr>
+      <w:rPr>
+        <w:rFonts w:ascii="Symbol" w:hAnsi="Symbol" w:hint="default"/>
+        <w:sz w:val="20"/>
+      </w:rPr>
+    </w:lvl>
+    <w:lvl w:ilvl="8" w:tentative="1">
+      <w:start w:val="1"/>
+      <w:numFmt w:val="bullet"/>
+      <w:lvlText w:val=""/>
+      <w:lvlJc w:val="left"/>
+      <w:pPr>
+        <w:tabs>
+          <w:tab w:val="num" w:pos="6480"/>
+        </w:tabs>
+        <w:ind w:left="6480" w:hanging="360"/>
+      </w:pPr>
+      <w:rPr>
+        <w:rFonts w:ascii="Symbol" w:hAnsi="Symbol" w:hint="default"/>
+        <w:sz w:val="20"/>
+      </w:rPr>
+    </w:lvl>
+  </w:abstractNum>
+  <w:abstractNum w:abstractNumId="40" w15:restartNumberingAfterBreak="0">
     <w:nsid w:val="589B04DD"/>
     <w:multiLevelType w:val="hybridMultilevel"/>
     <w:tmpl w:val="9F420F22"/>
@@ -19647,7 +22825,7 @@
       </w:rPr>
     </w:lvl>
   </w:abstractNum>
-  <w:abstractNum w:abstractNumId="32" w15:restartNumberingAfterBreak="0">
+  <w:abstractNum w:abstractNumId="41" w15:restartNumberingAfterBreak="0">
     <w:nsid w:val="5A78093A"/>
     <w:multiLevelType w:val="multilevel"/>
     <w:tmpl w:val="5A78093A"/>
@@ -19760,7 +22938,120 @@
       </w:rPr>
     </w:lvl>
   </w:abstractNum>
-  <w:abstractNum w:abstractNumId="33" w15:restartNumberingAfterBreak="0">
+  <w:abstractNum w:abstractNumId="42" w15:restartNumberingAfterBreak="0">
+    <w:nsid w:val="5E5F281F"/>
+    <w:multiLevelType w:val="multilevel"/>
+    <w:tmpl w:val="B23C186A"/>
+    <w:lvl w:ilvl="0">
+      <w:start w:val="1"/>
+      <w:numFmt w:val="decimal"/>
+      <w:lvlText w:val="%1."/>
+      <w:lvlJc w:val="left"/>
+      <w:pPr>
+        <w:tabs>
+          <w:tab w:val="num" w:pos="720"/>
+        </w:tabs>
+        <w:ind w:left="720" w:hanging="360"/>
+      </w:pPr>
+    </w:lvl>
+    <w:lvl w:ilvl="1" w:tentative="1">
+      <w:start w:val="1"/>
+      <w:numFmt w:val="decimal"/>
+      <w:lvlText w:val="%2."/>
+      <w:lvlJc w:val="left"/>
+      <w:pPr>
+        <w:tabs>
+          <w:tab w:val="num" w:pos="1440"/>
+        </w:tabs>
+        <w:ind w:left="1440" w:hanging="360"/>
+      </w:pPr>
+    </w:lvl>
+    <w:lvl w:ilvl="2" w:tentative="1">
+      <w:start w:val="1"/>
+      <w:numFmt w:val="decimal"/>
+      <w:lvlText w:val="%3."/>
+      <w:lvlJc w:val="left"/>
+      <w:pPr>
+        <w:tabs>
+          <w:tab w:val="num" w:pos="2160"/>
+        </w:tabs>
+        <w:ind w:left="2160" w:hanging="360"/>
+      </w:pPr>
+    </w:lvl>
+    <w:lvl w:ilvl="3" w:tentative="1">
+      <w:start w:val="1"/>
+      <w:numFmt w:val="decimal"/>
+      <w:lvlText w:val="%4."/>
+      <w:lvlJc w:val="left"/>
+      <w:pPr>
+        <w:tabs>
+          <w:tab w:val="num" w:pos="2880"/>
+        </w:tabs>
+        <w:ind w:left="2880" w:hanging="360"/>
+      </w:pPr>
+    </w:lvl>
+    <w:lvl w:ilvl="4" w:tentative="1">
+      <w:start w:val="1"/>
+      <w:numFmt w:val="decimal"/>
+      <w:lvlText w:val="%5."/>
+      <w:lvlJc w:val="left"/>
+      <w:pPr>
+        <w:tabs>
+          <w:tab w:val="num" w:pos="3600"/>
+        </w:tabs>
+        <w:ind w:left="3600" w:hanging="360"/>
+      </w:pPr>
+    </w:lvl>
+    <w:lvl w:ilvl="5" w:tentative="1">
+      <w:start w:val="1"/>
+      <w:numFmt w:val="decimal"/>
+      <w:lvlText w:val="%6."/>
+      <w:lvlJc w:val="left"/>
+      <w:pPr>
+        <w:tabs>
+          <w:tab w:val="num" w:pos="4320"/>
+        </w:tabs>
+        <w:ind w:left="4320" w:hanging="360"/>
+      </w:pPr>
+    </w:lvl>
+    <w:lvl w:ilvl="6" w:tentative="1">
+      <w:start w:val="1"/>
+      <w:numFmt w:val="decimal"/>
+      <w:lvlText w:val="%7."/>
+      <w:lvlJc w:val="left"/>
+      <w:pPr>
+        <w:tabs>
+          <w:tab w:val="num" w:pos="5040"/>
+        </w:tabs>
+        <w:ind w:left="5040" w:hanging="360"/>
+      </w:pPr>
+    </w:lvl>
+    <w:lvl w:ilvl="7" w:tentative="1">
+      <w:start w:val="1"/>
+      <w:numFmt w:val="decimal"/>
+      <w:lvlText w:val="%8."/>
+      <w:lvlJc w:val="left"/>
+      <w:pPr>
+        <w:tabs>
+          <w:tab w:val="num" w:pos="5760"/>
+        </w:tabs>
+        <w:ind w:left="5760" w:hanging="360"/>
+      </w:pPr>
+    </w:lvl>
+    <w:lvl w:ilvl="8" w:tentative="1">
+      <w:start w:val="1"/>
+      <w:numFmt w:val="decimal"/>
+      <w:lvlText w:val="%9."/>
+      <w:lvlJc w:val="left"/>
+      <w:pPr>
+        <w:tabs>
+          <w:tab w:val="num" w:pos="6480"/>
+        </w:tabs>
+        <w:ind w:left="6480" w:hanging="360"/>
+      </w:pPr>
+    </w:lvl>
+  </w:abstractNum>
+  <w:abstractNum w:abstractNumId="43" w15:restartNumberingAfterBreak="0">
     <w:nsid w:val="604C2053"/>
     <w:multiLevelType w:val="hybridMultilevel"/>
     <w:tmpl w:val="C598F55E"/>
@@ -19849,7 +23140,7 @@
       </w:pPr>
     </w:lvl>
   </w:abstractNum>
-  <w:abstractNum w:abstractNumId="34" w15:restartNumberingAfterBreak="0">
+  <w:abstractNum w:abstractNumId="44" w15:restartNumberingAfterBreak="0">
     <w:nsid w:val="63A33469"/>
     <w:multiLevelType w:val="multilevel"/>
     <w:tmpl w:val="FA621722"/>
@@ -19993,7 +23284,7 @@
       </w:rPr>
     </w:lvl>
   </w:abstractNum>
-  <w:abstractNum w:abstractNumId="35" w15:restartNumberingAfterBreak="0">
+  <w:abstractNum w:abstractNumId="45" w15:restartNumberingAfterBreak="0">
     <w:nsid w:val="645D0606"/>
     <w:multiLevelType w:val="multilevel"/>
     <w:tmpl w:val="645D0606"/>
@@ -20106,7 +23397,7 @@
       </w:rPr>
     </w:lvl>
   </w:abstractNum>
-  <w:abstractNum w:abstractNumId="36" w15:restartNumberingAfterBreak="0">
+  <w:abstractNum w:abstractNumId="46" w15:restartNumberingAfterBreak="0">
     <w:nsid w:val="671B3B73"/>
     <w:multiLevelType w:val="hybridMultilevel"/>
     <w:tmpl w:val="F15E619E"/>
@@ -20219,7 +23510,7 @@
       </w:rPr>
     </w:lvl>
   </w:abstractNum>
-  <w:abstractNum w:abstractNumId="37" w15:restartNumberingAfterBreak="0">
+  <w:abstractNum w:abstractNumId="47" w15:restartNumberingAfterBreak="0">
     <w:nsid w:val="677B359E"/>
     <w:multiLevelType w:val="hybridMultilevel"/>
     <w:tmpl w:val="73249ED4"/>
@@ -20332,7 +23623,7 @@
       </w:rPr>
     </w:lvl>
   </w:abstractNum>
-  <w:abstractNum w:abstractNumId="38" w15:restartNumberingAfterBreak="0">
+  <w:abstractNum w:abstractNumId="48" w15:restartNumberingAfterBreak="0">
     <w:nsid w:val="6A2E34DA"/>
     <w:multiLevelType w:val="multilevel"/>
     <w:tmpl w:val="80688222"/>
@@ -20481,7 +23772,120 @@
       </w:rPr>
     </w:lvl>
   </w:abstractNum>
-  <w:abstractNum w:abstractNumId="39" w15:restartNumberingAfterBreak="0">
+  <w:abstractNum w:abstractNumId="49" w15:restartNumberingAfterBreak="0">
+    <w:nsid w:val="6C901675"/>
+    <w:multiLevelType w:val="multilevel"/>
+    <w:tmpl w:val="94A29EDC"/>
+    <w:lvl w:ilvl="0">
+      <w:start w:val="1"/>
+      <w:numFmt w:val="decimal"/>
+      <w:lvlText w:val="%1."/>
+      <w:lvlJc w:val="left"/>
+      <w:pPr>
+        <w:tabs>
+          <w:tab w:val="num" w:pos="720"/>
+        </w:tabs>
+        <w:ind w:left="720" w:hanging="360"/>
+      </w:pPr>
+    </w:lvl>
+    <w:lvl w:ilvl="1" w:tentative="1">
+      <w:start w:val="1"/>
+      <w:numFmt w:val="decimal"/>
+      <w:lvlText w:val="%2."/>
+      <w:lvlJc w:val="left"/>
+      <w:pPr>
+        <w:tabs>
+          <w:tab w:val="num" w:pos="1440"/>
+        </w:tabs>
+        <w:ind w:left="1440" w:hanging="360"/>
+      </w:pPr>
+    </w:lvl>
+    <w:lvl w:ilvl="2" w:tentative="1">
+      <w:start w:val="1"/>
+      <w:numFmt w:val="decimal"/>
+      <w:lvlText w:val="%3."/>
+      <w:lvlJc w:val="left"/>
+      <w:pPr>
+        <w:tabs>
+          <w:tab w:val="num" w:pos="2160"/>
+        </w:tabs>
+        <w:ind w:left="2160" w:hanging="360"/>
+      </w:pPr>
+    </w:lvl>
+    <w:lvl w:ilvl="3" w:tentative="1">
+      <w:start w:val="1"/>
+      <w:numFmt w:val="decimal"/>
+      <w:lvlText w:val="%4."/>
+      <w:lvlJc w:val="left"/>
+      <w:pPr>
+        <w:tabs>
+          <w:tab w:val="num" w:pos="2880"/>
+        </w:tabs>
+        <w:ind w:left="2880" w:hanging="360"/>
+      </w:pPr>
+    </w:lvl>
+    <w:lvl w:ilvl="4" w:tentative="1">
+      <w:start w:val="1"/>
+      <w:numFmt w:val="decimal"/>
+      <w:lvlText w:val="%5."/>
+      <w:lvlJc w:val="left"/>
+      <w:pPr>
+        <w:tabs>
+          <w:tab w:val="num" w:pos="3600"/>
+        </w:tabs>
+        <w:ind w:left="3600" w:hanging="360"/>
+      </w:pPr>
+    </w:lvl>
+    <w:lvl w:ilvl="5" w:tentative="1">
+      <w:start w:val="1"/>
+      <w:numFmt w:val="decimal"/>
+      <w:lvlText w:val="%6."/>
+      <w:lvlJc w:val="left"/>
+      <w:pPr>
+        <w:tabs>
+          <w:tab w:val="num" w:pos="4320"/>
+        </w:tabs>
+        <w:ind w:left="4320" w:hanging="360"/>
+      </w:pPr>
+    </w:lvl>
+    <w:lvl w:ilvl="6" w:tentative="1">
+      <w:start w:val="1"/>
+      <w:numFmt w:val="decimal"/>
+      <w:lvlText w:val="%7."/>
+      <w:lvlJc w:val="left"/>
+      <w:pPr>
+        <w:tabs>
+          <w:tab w:val="num" w:pos="5040"/>
+        </w:tabs>
+        <w:ind w:left="5040" w:hanging="360"/>
+      </w:pPr>
+    </w:lvl>
+    <w:lvl w:ilvl="7" w:tentative="1">
+      <w:start w:val="1"/>
+      <w:numFmt w:val="decimal"/>
+      <w:lvlText w:val="%8."/>
+      <w:lvlJc w:val="left"/>
+      <w:pPr>
+        <w:tabs>
+          <w:tab w:val="num" w:pos="5760"/>
+        </w:tabs>
+        <w:ind w:left="5760" w:hanging="360"/>
+      </w:pPr>
+    </w:lvl>
+    <w:lvl w:ilvl="8" w:tentative="1">
+      <w:start w:val="1"/>
+      <w:numFmt w:val="decimal"/>
+      <w:lvlText w:val="%9."/>
+      <w:lvlJc w:val="left"/>
+      <w:pPr>
+        <w:tabs>
+          <w:tab w:val="num" w:pos="6480"/>
+        </w:tabs>
+        <w:ind w:left="6480" w:hanging="360"/>
+      </w:pPr>
+    </w:lvl>
+  </w:abstractNum>
+  <w:abstractNum w:abstractNumId="50" w15:restartNumberingAfterBreak="0">
     <w:nsid w:val="6D9B1619"/>
     <w:multiLevelType w:val="multilevel"/>
     <w:tmpl w:val="6D9B1619"/>
@@ -20594,7 +23998,7 @@
       </w:rPr>
     </w:lvl>
   </w:abstractNum>
-  <w:abstractNum w:abstractNumId="40" w15:restartNumberingAfterBreak="0">
+  <w:abstractNum w:abstractNumId="51" w15:restartNumberingAfterBreak="0">
     <w:nsid w:val="6FEF62B6"/>
     <w:multiLevelType w:val="hybridMultilevel"/>
     <w:tmpl w:val="5E207DD8"/>
@@ -20707,7 +24111,120 @@
       </w:rPr>
     </w:lvl>
   </w:abstractNum>
-  <w:abstractNum w:abstractNumId="41" w15:restartNumberingAfterBreak="0">
+  <w:abstractNum w:abstractNumId="52" w15:restartNumberingAfterBreak="0">
+    <w:nsid w:val="718F55F8"/>
+    <w:multiLevelType w:val="multilevel"/>
+    <w:tmpl w:val="C3F64C08"/>
+    <w:lvl w:ilvl="0">
+      <w:start w:val="1"/>
+      <w:numFmt w:val="decimal"/>
+      <w:lvlText w:val="%1."/>
+      <w:lvlJc w:val="left"/>
+      <w:pPr>
+        <w:tabs>
+          <w:tab w:val="num" w:pos="720"/>
+        </w:tabs>
+        <w:ind w:left="720" w:hanging="360"/>
+      </w:pPr>
+    </w:lvl>
+    <w:lvl w:ilvl="1" w:tentative="1">
+      <w:start w:val="1"/>
+      <w:numFmt w:val="decimal"/>
+      <w:lvlText w:val="%2."/>
+      <w:lvlJc w:val="left"/>
+      <w:pPr>
+        <w:tabs>
+          <w:tab w:val="num" w:pos="1440"/>
+        </w:tabs>
+        <w:ind w:left="1440" w:hanging="360"/>
+      </w:pPr>
+    </w:lvl>
+    <w:lvl w:ilvl="2" w:tentative="1">
+      <w:start w:val="1"/>
+      <w:numFmt w:val="decimal"/>
+      <w:lvlText w:val="%3."/>
+      <w:lvlJc w:val="left"/>
+      <w:pPr>
+        <w:tabs>
+          <w:tab w:val="num" w:pos="2160"/>
+        </w:tabs>
+        <w:ind w:left="2160" w:hanging="360"/>
+      </w:pPr>
+    </w:lvl>
+    <w:lvl w:ilvl="3" w:tentative="1">
+      <w:start w:val="1"/>
+      <w:numFmt w:val="decimal"/>
+      <w:lvlText w:val="%4."/>
+      <w:lvlJc w:val="left"/>
+      <w:pPr>
+        <w:tabs>
+          <w:tab w:val="num" w:pos="2880"/>
+        </w:tabs>
+        <w:ind w:left="2880" w:hanging="360"/>
+      </w:pPr>
+    </w:lvl>
+    <w:lvl w:ilvl="4" w:tentative="1">
+      <w:start w:val="1"/>
+      <w:numFmt w:val="decimal"/>
+      <w:lvlText w:val="%5."/>
+      <w:lvlJc w:val="left"/>
+      <w:pPr>
+        <w:tabs>
+          <w:tab w:val="num" w:pos="3600"/>
+        </w:tabs>
+        <w:ind w:left="3600" w:hanging="360"/>
+      </w:pPr>
+    </w:lvl>
+    <w:lvl w:ilvl="5" w:tentative="1">
+      <w:start w:val="1"/>
+      <w:numFmt w:val="decimal"/>
+      <w:lvlText w:val="%6."/>
+      <w:lvlJc w:val="left"/>
+      <w:pPr>
+        <w:tabs>
+          <w:tab w:val="num" w:pos="4320"/>
+        </w:tabs>
+        <w:ind w:left="4320" w:hanging="360"/>
+      </w:pPr>
+    </w:lvl>
+    <w:lvl w:ilvl="6" w:tentative="1">
+      <w:start w:val="1"/>
+      <w:numFmt w:val="decimal"/>
+      <w:lvlText w:val="%7."/>
+      <w:lvlJc w:val="left"/>
+      <w:pPr>
+        <w:tabs>
+          <w:tab w:val="num" w:pos="5040"/>
+        </w:tabs>
+        <w:ind w:left="5040" w:hanging="360"/>
+      </w:pPr>
+    </w:lvl>
+    <w:lvl w:ilvl="7" w:tentative="1">
+      <w:start w:val="1"/>
+      <w:numFmt w:val="decimal"/>
+      <w:lvlText w:val="%8."/>
+      <w:lvlJc w:val="left"/>
+      <w:pPr>
+        <w:tabs>
+          <w:tab w:val="num" w:pos="5760"/>
+        </w:tabs>
+        <w:ind w:left="5760" w:hanging="360"/>
+      </w:pPr>
+    </w:lvl>
+    <w:lvl w:ilvl="8" w:tentative="1">
+      <w:start w:val="1"/>
+      <w:numFmt w:val="decimal"/>
+      <w:lvlText w:val="%9."/>
+      <w:lvlJc w:val="left"/>
+      <w:pPr>
+        <w:tabs>
+          <w:tab w:val="num" w:pos="6480"/>
+        </w:tabs>
+        <w:ind w:left="6480" w:hanging="360"/>
+      </w:pPr>
+    </w:lvl>
+  </w:abstractNum>
+  <w:abstractNum w:abstractNumId="53" w15:restartNumberingAfterBreak="0">
     <w:nsid w:val="77EC7187"/>
     <w:multiLevelType w:val="hybridMultilevel"/>
     <w:tmpl w:val="3E12A508"/>
@@ -20820,7 +24337,7 @@
       </w:rPr>
     </w:lvl>
   </w:abstractNum>
-  <w:abstractNum w:abstractNumId="42" w15:restartNumberingAfterBreak="0">
+  <w:abstractNum w:abstractNumId="54" w15:restartNumberingAfterBreak="0">
     <w:nsid w:val="78CB44C5"/>
     <w:multiLevelType w:val="multilevel"/>
     <w:tmpl w:val="78CB44C5"/>
@@ -20933,7 +24450,120 @@
       </w:rPr>
     </w:lvl>
   </w:abstractNum>
-  <w:abstractNum w:abstractNumId="43" w15:restartNumberingAfterBreak="0">
+  <w:abstractNum w:abstractNumId="55" w15:restartNumberingAfterBreak="0">
+    <w:nsid w:val="7B9B38EA"/>
+    <w:multiLevelType w:val="multilevel"/>
+    <w:tmpl w:val="33441BF2"/>
+    <w:lvl w:ilvl="0">
+      <w:start w:val="1"/>
+      <w:numFmt w:val="decimal"/>
+      <w:lvlText w:val="%1."/>
+      <w:lvlJc w:val="left"/>
+      <w:pPr>
+        <w:tabs>
+          <w:tab w:val="num" w:pos="720"/>
+        </w:tabs>
+        <w:ind w:left="720" w:hanging="360"/>
+      </w:pPr>
+    </w:lvl>
+    <w:lvl w:ilvl="1" w:tentative="1">
+      <w:start w:val="1"/>
+      <w:numFmt w:val="decimal"/>
+      <w:lvlText w:val="%2."/>
+      <w:lvlJc w:val="left"/>
+      <w:pPr>
+        <w:tabs>
+          <w:tab w:val="num" w:pos="1440"/>
+        </w:tabs>
+        <w:ind w:left="1440" w:hanging="360"/>
+      </w:pPr>
+    </w:lvl>
+    <w:lvl w:ilvl="2" w:tentative="1">
+      <w:start w:val="1"/>
+      <w:numFmt w:val="decimal"/>
+      <w:lvlText w:val="%3."/>
+      <w:lvlJc w:val="left"/>
+      <w:pPr>
+        <w:tabs>
+          <w:tab w:val="num" w:pos="2160"/>
+        </w:tabs>
+        <w:ind w:left="2160" w:hanging="360"/>
+      </w:pPr>
+    </w:lvl>
+    <w:lvl w:ilvl="3" w:tentative="1">
+      <w:start w:val="1"/>
+      <w:numFmt w:val="decimal"/>
+      <w:lvlText w:val="%4."/>
+      <w:lvlJc w:val="left"/>
+      <w:pPr>
+        <w:tabs>
+          <w:tab w:val="num" w:pos="2880"/>
+        </w:tabs>
+        <w:ind w:left="2880" w:hanging="360"/>
+      </w:pPr>
+    </w:lvl>
+    <w:lvl w:ilvl="4" w:tentative="1">
+      <w:start w:val="1"/>
+      <w:numFmt w:val="decimal"/>
+      <w:lvlText w:val="%5."/>
+      <w:lvlJc w:val="left"/>
+      <w:pPr>
+        <w:tabs>
+          <w:tab w:val="num" w:pos="3600"/>
+        </w:tabs>
+        <w:ind w:left="3600" w:hanging="360"/>
+      </w:pPr>
+    </w:lvl>
+    <w:lvl w:ilvl="5" w:tentative="1">
+      <w:start w:val="1"/>
+      <w:numFmt w:val="decimal"/>
+      <w:lvlText w:val="%6."/>
+      <w:lvlJc w:val="left"/>
+      <w:pPr>
+        <w:tabs>
+          <w:tab w:val="num" w:pos="4320"/>
+        </w:tabs>
+        <w:ind w:left="4320" w:hanging="360"/>
+      </w:pPr>
+    </w:lvl>
+    <w:lvl w:ilvl="6" w:tentative="1">
+      <w:start w:val="1"/>
+      <w:numFmt w:val="decimal"/>
+      <w:lvlText w:val="%7."/>
+      <w:lvlJc w:val="left"/>
+      <w:pPr>
+        <w:tabs>
+          <w:tab w:val="num" w:pos="5040"/>
+        </w:tabs>
+        <w:ind w:left="5040" w:hanging="360"/>
+      </w:pPr>
+    </w:lvl>
+    <w:lvl w:ilvl="7" w:tentative="1">
+      <w:start w:val="1"/>
+      <w:numFmt w:val="decimal"/>
+      <w:lvlText w:val="%8."/>
+      <w:lvlJc w:val="left"/>
+      <w:pPr>
+        <w:tabs>
+          <w:tab w:val="num" w:pos="5760"/>
+        </w:tabs>
+        <w:ind w:left="5760" w:hanging="360"/>
+      </w:pPr>
+    </w:lvl>
+    <w:lvl w:ilvl="8" w:tentative="1">
+      <w:start w:val="1"/>
+      <w:numFmt w:val="decimal"/>
+      <w:lvlText w:val="%9."/>
+      <w:lvlJc w:val="left"/>
+      <w:pPr>
+        <w:tabs>
+          <w:tab w:val="num" w:pos="6480"/>
+        </w:tabs>
+        <w:ind w:left="6480" w:hanging="360"/>
+      </w:pPr>
+    </w:lvl>
+  </w:abstractNum>
+  <w:abstractNum w:abstractNumId="56" w15:restartNumberingAfterBreak="0">
     <w:nsid w:val="7D266D37"/>
     <w:multiLevelType w:val="hybridMultilevel"/>
     <w:tmpl w:val="524A4352"/>
@@ -21047,136 +24677,175 @@
     </w:lvl>
   </w:abstractNum>
   <w:num w:numId="1" w16cid:durableId="2098091743">
-    <w:abstractNumId w:val="32"/>
+    <w:abstractNumId w:val="41"/>
   </w:num>
   <w:num w:numId="2" w16cid:durableId="1477721924">
+    <w:abstractNumId w:val="45"/>
+  </w:num>
+  <w:num w:numId="3" w16cid:durableId="671179154">
+    <w:abstractNumId w:val="50"/>
+  </w:num>
+  <w:num w:numId="4" w16cid:durableId="1504053822">
+    <w:abstractNumId w:val="54"/>
+  </w:num>
+  <w:num w:numId="5" w16cid:durableId="1557928818">
+    <w:abstractNumId w:val="15"/>
+  </w:num>
+  <w:num w:numId="6" w16cid:durableId="1480537614">
+    <w:abstractNumId w:val="43"/>
+  </w:num>
+  <w:num w:numId="7" w16cid:durableId="29839110">
+    <w:abstractNumId w:val="51"/>
+  </w:num>
+  <w:num w:numId="8" w16cid:durableId="927664438">
     <w:abstractNumId w:val="35"/>
   </w:num>
-  <w:num w:numId="3" w16cid:durableId="671179154">
-    <w:abstractNumId w:val="39"/>
-  </w:num>
-  <w:num w:numId="4" w16cid:durableId="1504053822">
-    <w:abstractNumId w:val="42"/>
-  </w:num>
-  <w:num w:numId="5" w16cid:durableId="1557928818">
-    <w:abstractNumId w:val="9"/>
-  </w:num>
-  <w:num w:numId="6" w16cid:durableId="1480537614">
-    <w:abstractNumId w:val="33"/>
-  </w:num>
-  <w:num w:numId="7" w16cid:durableId="29839110">
-    <w:abstractNumId w:val="40"/>
-  </w:num>
-  <w:num w:numId="8" w16cid:durableId="927664438">
-    <w:abstractNumId w:val="28"/>
-  </w:num>
   <w:num w:numId="9" w16cid:durableId="1476336876">
-    <w:abstractNumId w:val="16"/>
+    <w:abstractNumId w:val="22"/>
   </w:num>
   <w:num w:numId="10" w16cid:durableId="888079837">
-    <w:abstractNumId w:val="6"/>
+    <w:abstractNumId w:val="12"/>
   </w:num>
   <w:num w:numId="11" w16cid:durableId="1399133531">
-    <w:abstractNumId w:val="41"/>
+    <w:abstractNumId w:val="53"/>
   </w:num>
   <w:num w:numId="12" w16cid:durableId="565334340">
-    <w:abstractNumId w:val="24"/>
+    <w:abstractNumId w:val="31"/>
   </w:num>
   <w:num w:numId="13" w16cid:durableId="1615090848">
     <w:abstractNumId w:val="0"/>
   </w:num>
   <w:num w:numId="14" w16cid:durableId="1364868480">
+    <w:abstractNumId w:val="20"/>
+  </w:num>
+  <w:num w:numId="15" w16cid:durableId="1145926130">
+    <w:abstractNumId w:val="19"/>
+  </w:num>
+  <w:num w:numId="16" w16cid:durableId="1032459683">
+    <w:abstractNumId w:val="23"/>
+  </w:num>
+  <w:num w:numId="17" w16cid:durableId="1834953979">
+    <w:abstractNumId w:val="48"/>
+  </w:num>
+  <w:num w:numId="18" w16cid:durableId="447315385">
+    <w:abstractNumId w:val="44"/>
+  </w:num>
+  <w:num w:numId="19" w16cid:durableId="2033650318">
+    <w:abstractNumId w:val="18"/>
+  </w:num>
+  <w:num w:numId="20" w16cid:durableId="1638146059">
+    <w:abstractNumId w:val="56"/>
+  </w:num>
+  <w:num w:numId="21" w16cid:durableId="432752940">
+    <w:abstractNumId w:val="47"/>
+  </w:num>
+  <w:num w:numId="22" w16cid:durableId="1857037448">
+    <w:abstractNumId w:val="6"/>
+  </w:num>
+  <w:num w:numId="23" w16cid:durableId="1089422521">
+    <w:abstractNumId w:val="37"/>
+  </w:num>
+  <w:num w:numId="24" w16cid:durableId="448279094">
+    <w:abstractNumId w:val="4"/>
+  </w:num>
+  <w:num w:numId="25" w16cid:durableId="882404817">
+    <w:abstractNumId w:val="33"/>
+  </w:num>
+  <w:num w:numId="26" w16cid:durableId="1928489943">
+    <w:abstractNumId w:val="40"/>
+  </w:num>
+  <w:num w:numId="27" w16cid:durableId="292836397">
+    <w:abstractNumId w:val="3"/>
+  </w:num>
+  <w:num w:numId="28" w16cid:durableId="985426795">
+    <w:abstractNumId w:val="28"/>
+  </w:num>
+  <w:num w:numId="29" w16cid:durableId="2110194903">
+    <w:abstractNumId w:val="46"/>
+  </w:num>
+  <w:num w:numId="30" w16cid:durableId="898785744">
+    <w:abstractNumId w:val="29"/>
+  </w:num>
+  <w:num w:numId="31" w16cid:durableId="691301997">
     <w:abstractNumId w:val="14"/>
   </w:num>
-  <w:num w:numId="15" w16cid:durableId="1145926130">
+  <w:num w:numId="32" w16cid:durableId="1800224323">
+    <w:abstractNumId w:val="32"/>
+  </w:num>
+  <w:num w:numId="33" w16cid:durableId="1794787013">
+    <w:abstractNumId w:val="26"/>
+  </w:num>
+  <w:num w:numId="34" w16cid:durableId="492843331">
+    <w:abstractNumId w:val="16"/>
+  </w:num>
+  <w:num w:numId="35" w16cid:durableId="313221787">
+    <w:abstractNumId w:val="17"/>
+  </w:num>
+  <w:num w:numId="36" w16cid:durableId="1282299407">
+    <w:abstractNumId w:val="8"/>
+  </w:num>
+  <w:num w:numId="37" w16cid:durableId="958950912">
+    <w:abstractNumId w:val="34"/>
+  </w:num>
+  <w:num w:numId="38" w16cid:durableId="1528718733">
+    <w:abstractNumId w:val="7"/>
+  </w:num>
+  <w:num w:numId="39" w16cid:durableId="658850497">
     <w:abstractNumId w:val="13"/>
   </w:num>
-  <w:num w:numId="16" w16cid:durableId="1032459683">
-    <w:abstractNumId w:val="17"/>
+  <w:num w:numId="40" w16cid:durableId="1147013878">
+    <w:abstractNumId w:val="27"/>
   </w:num>
-  <w:num w:numId="17" w16cid:durableId="1834953979">
+  <w:num w:numId="41" w16cid:durableId="806436531">
+    <w:abstractNumId w:val="21"/>
+  </w:num>
+  <w:num w:numId="42" w16cid:durableId="1008026093">
+    <w:abstractNumId w:val="30"/>
+  </w:num>
+  <w:num w:numId="43" w16cid:durableId="2137942122">
+    <w:abstractNumId w:val="36"/>
+  </w:num>
+  <w:num w:numId="44" w16cid:durableId="480198411">
+    <w:abstractNumId w:val="25"/>
+  </w:num>
+  <w:num w:numId="45" w16cid:durableId="5786808">
+    <w:abstractNumId w:val="9"/>
+  </w:num>
+  <w:num w:numId="46" w16cid:durableId="740443534">
+    <w:abstractNumId w:val="5"/>
+  </w:num>
+  <w:num w:numId="47" w16cid:durableId="897057172">
+    <w:abstractNumId w:val="24"/>
+  </w:num>
+  <w:num w:numId="48" w16cid:durableId="646395126">
+    <w:abstractNumId w:val="39"/>
+  </w:num>
+  <w:num w:numId="49" w16cid:durableId="766509772">
+    <w:abstractNumId w:val="11"/>
+  </w:num>
+  <w:num w:numId="50" w16cid:durableId="969822637">
     <w:abstractNumId w:val="38"/>
   </w:num>
-  <w:num w:numId="18" w16cid:durableId="447315385">
-    <w:abstractNumId w:val="34"/>
+  <w:num w:numId="51" w16cid:durableId="2039156763">
+    <w:abstractNumId w:val="49"/>
   </w:num>
-  <w:num w:numId="19" w16cid:durableId="2033650318">
-    <w:abstractNumId w:val="12"/>
+  <w:num w:numId="52" w16cid:durableId="1706439781">
+    <w:abstractNumId w:val="10"/>
   </w:num>
-  <w:num w:numId="20" w16cid:durableId="1638146059">
-    <w:abstractNumId w:val="43"/>
+  <w:num w:numId="53" w16cid:durableId="1193419496">
+    <w:abstractNumId w:val="55"/>
   </w:num>
-  <w:num w:numId="21" w16cid:durableId="432752940">
-    <w:abstractNumId w:val="37"/>
-  </w:num>
-  <w:num w:numId="22" w16cid:durableId="1857037448">
-    <w:abstractNumId w:val="3"/>
-  </w:num>
-  <w:num w:numId="23" w16cid:durableId="1089422521">
-    <w:abstractNumId w:val="30"/>
-  </w:num>
-  <w:num w:numId="24" w16cid:durableId="448279094">
-    <w:abstractNumId w:val="2"/>
-  </w:num>
-  <w:num w:numId="25" w16cid:durableId="882404817">
-    <w:abstractNumId w:val="26"/>
-  </w:num>
-  <w:num w:numId="26" w16cid:durableId="1928489943">
-    <w:abstractNumId w:val="31"/>
-  </w:num>
-  <w:num w:numId="27" w16cid:durableId="292836397">
+  <w:num w:numId="54" w16cid:durableId="1598320338">
     <w:abstractNumId w:val="1"/>
   </w:num>
-  <w:num w:numId="28" w16cid:durableId="985426795">
-    <w:abstractNumId w:val="21"/>
+  <w:num w:numId="55" w16cid:durableId="126707946">
+    <w:abstractNumId w:val="42"/>
   </w:num>
-  <w:num w:numId="29" w16cid:durableId="2110194903">
-    <w:abstractNumId w:val="36"/>
+  <w:num w:numId="56" w16cid:durableId="281310485">
+    <w:abstractNumId w:val="52"/>
   </w:num>
-  <w:num w:numId="30" w16cid:durableId="898785744">
-    <w:abstractNumId w:val="22"/>
-  </w:num>
-  <w:num w:numId="31" w16cid:durableId="691301997">
-    <w:abstractNumId w:val="8"/>
-  </w:num>
-  <w:num w:numId="32" w16cid:durableId="1800224323">
-    <w:abstractNumId w:val="25"/>
-  </w:num>
-  <w:num w:numId="33" w16cid:durableId="1794787013">
-    <w:abstractNumId w:val="19"/>
-  </w:num>
-  <w:num w:numId="34" w16cid:durableId="492843331">
-    <w:abstractNumId w:val="10"/>
-  </w:num>
-  <w:num w:numId="35" w16cid:durableId="313221787">
-    <w:abstractNumId w:val="11"/>
-  </w:num>
-  <w:num w:numId="36" w16cid:durableId="1282299407">
-    <w:abstractNumId w:val="5"/>
-  </w:num>
-  <w:num w:numId="37" w16cid:durableId="958950912">
-    <w:abstractNumId w:val="27"/>
-  </w:num>
-  <w:num w:numId="38" w16cid:durableId="1528718733">
-    <w:abstractNumId w:val="4"/>
-  </w:num>
-  <w:num w:numId="39" w16cid:durableId="658850497">
-    <w:abstractNumId w:val="7"/>
-  </w:num>
-  <w:num w:numId="40" w16cid:durableId="1147013878">
-    <w:abstractNumId w:val="20"/>
-  </w:num>
-  <w:num w:numId="41" w16cid:durableId="806436531">
-    <w:abstractNumId w:val="15"/>
-  </w:num>
-  <w:num w:numId="42" w16cid:durableId="1008026093">
-    <w:abstractNumId w:val="23"/>
-  </w:num>
-  <w:num w:numId="43" w16cid:durableId="2137942122">
-    <w:abstractNumId w:val="29"/>
-  </w:num>
-  <w:num w:numId="44" w16cid:durableId="480198411">
-    <w:abstractNumId w:val="18"/>
+  <w:num w:numId="57" w16cid:durableId="367529201">
+    <w:abstractNumId w:val="2"/>
   </w:num>
   <w:numIdMacAtCleanup w:val="8"/>
 </w:numbering>
@@ -21657,7 +25326,6 @@
   <w:style w:type="character" w:default="1" w:styleId="DefaultParagraphFont">
     <w:name w:val="Default Paragraph Font"/>
     <w:uiPriority w:val="1"/>
-    <w:semiHidden/>
     <w:unhideWhenUsed/>
   </w:style>
   <w:style w:type="table" w:default="1" w:styleId="TableNormal">
@@ -21987,6 +25655,18 @@
     <w:basedOn w:val="DefaultParagraphFont"/>
     <w:rsid w:val="00D9115A"/>
   </w:style>
+  <w:style w:type="paragraph" w:customStyle="1" w:styleId="text-size-chat">
+    <w:name w:val="text-size-chat"/>
+    <w:basedOn w:val="Normal"/>
+    <w:rsid w:val="00882A74"/>
+    <w:pPr>
+      <w:spacing w:before="100" w:beforeAutospacing="1" w:after="100" w:afterAutospacing="1"/>
+    </w:pPr>
+    <w:rPr>
+      <w:rFonts w:eastAsia="Times New Roman"/>
+      <w:lang w:val="en-US"/>
+    </w:rPr>
+  </w:style>
 </w:styles>
 </file>
 
